--- a/research/drafts/working-draft.docx
+++ b/research/drafts/working-draft.docx
@@ -534,7 +534,29 @@
         <w:rPr>
           <w:b w:val="0"/>
         </w:rPr>
+        <w:t xml:space="preserve">Конкретный пример распределения этих задач представлен в учебном описании комплекса «БЭС-КФ». В нём автономная навигационная система включает обработку поступающих сведений, прогнозирование обстановки и подготовку манёвра; отдельно выделены оптическое наблюдение, управление движением, контроль технических средств и дистанционный пульт. Некоторые элементы предусмотрены как опциональные при наличии на судне равнозначных средств [11, с. 11–13]. Такая организация показывает, что оценка ситуации и выполнение управляющей команды могут относиться к разным подсистемам. При использовании этого примера следует учитывать его происхождение: учебный материал объясняет структуру конкретного комплекса, а фактическая комплектация рассматриваемого судна устанавливается по его документации.</w:t>
+      </w:r>
+    </w:p>
+    <w:p>
+      <w:pPr>
+        <w:pStyle w:val="BodyText"/>
+      </w:pPr>
+      <w:r>
+        <w:rPr>
+          <w:b w:val="0"/>
+        </w:rPr>
         <w:t xml:space="preserve">Первое звено связано с получением сведений о собственном судне, окружающем движении и районе плавания. Для оценки навигационной ситуации нужны данные о положении и движении судна, обнаруженных объектах, гидрографических условиях и ограничениях маршрута. Кодекс предусматривает доступность необходимых навигационных данных, их представление в машиночитаемом виде для автономной системы и непрерывное наблюдение за информацией, требуемой для безопасного плавания [1, с. 39–40]. При последующем изучении российских и японских проектов необходимо установить, какие данные фактически получает система и как они поступают к человеку, участвующему в управлении.</w:t>
+      </w:r>
+    </w:p>
+    <w:p>
+      <w:pPr>
+        <w:pStyle w:val="BodyText"/>
+      </w:pPr>
+      <w:r>
+        <w:rPr>
+          <w:b w:val="0"/>
+        </w:rPr>
+        <w:t xml:space="preserve">В учебном разделе о технических средствах среди источников навигационных данных названы радиолокационная станция (РЛС), автоматическая идентификационная система (АИС), гирокомпас, лаг, эхолот и средства наблюдения за состоянием судна. Дополнительно рассматриваются глобальная навигационная спутниковая система (ГНСС), инерциальные и оптические средства [12, с. 3–4]. Для анализа узкости этот перечень целесообразно распределить по решаемым задачам: определение места собственного судна, оценка его движения, наблюдение внешних объектов и контроль доступных средств управления. Обоснование состава оборудования должно связывать эти задачи с условиями плавания. Перечень приборов сам по себе не устанавливает точность оценки опасности и своевременность реакции системы.</w:t>
       </w:r>
     </w:p>
     <w:p>
@@ -556,6 +578,17 @@
         <w:rPr>
           <w:b w:val="0"/>
         </w:rPr>
+        <w:t xml:space="preserve">Описание информационных потоков «БЭС-КФ» позволяет различить данные для автоматической обработки и сведения, представляемые человеку. Оптическая подсистема передаёт информацию об обнаруженных объектах в машиночитаемом виде в навигационную систему, а обработанное видеоизображение — на средства отображения на мостике и дистанционном пульте. Также описано использование сведений оптического наблюдения, АИС и РЛС для анализа работы системы [13, с. 39–40]. Поэтому при сравнении проектов необходимо установить, как наблюдения связываются с одной целью и как учитывается их несогласованность. Передача изображения оператору и формирование данных для алгоритма являются различными задачами, которые требуют собственной проверки.</w:t>
+      </w:r>
+    </w:p>
+    <w:p>
+      <w:pPr>
+        <w:pStyle w:val="BodyText"/>
+      </w:pPr>
+      <w:r>
+        <w:rPr>
+          <w:b w:val="0"/>
+        </w:rPr>
         <w:t xml:space="preserve">Обнаружение объекта представляет собой часть более широкой задачи понимания обстановки. В определении ситуационной осведомлённости Кодекс объединяет восприятие окружающей среды и состояния значимых систем, понимание смысла полученных сведений и прогнозирование будущего состояния. Для навигационной системы предусмотрен непрерывный анализ текущей ситуации с учётом её возможностей и режима работы [1, с. 10, 40]. В узкости это позволяет поставить три разных вопроса: обнаружен ли объект, какое значение он имеет для движения судна и какую опасность может представлять при дальнейшем сближении.</w:t>
       </w:r>
     </w:p>
@@ -589,6 +622,17 @@
         <w:rPr>
           <w:b w:val="0"/>
         </w:rPr>
+        <w:t xml:space="preserve">В учебном изложении управления по маршруту выбор пути отделён от его исполнения: маршрут задаётся заранее, а система использует данные о месте, курсе и скорости для проводки судна. Там же различаются удержание линии маршрута и движение к очередной путевой точке при допустимом отклонении от линии [14, с. 58–59]. Для темы исследования это даёт основание отдельно проверять точность следования заданному пути и способность изменить движение при появлении опасности. Успешное выполнение заранее подготовленного маршрута ещё не показывает, что система самостоятельно обнаружила препятствие, оценила последствия манёвра и выбрала допустимое решение в узкости.</w:t>
+      </w:r>
+    </w:p>
+    <w:p>
+      <w:pPr>
+        <w:pStyle w:val="BodyText"/>
+      </w:pPr>
+      <w:r>
+        <w:rPr>
+          <w:b w:val="0"/>
+        </w:rPr>
         <w:t xml:space="preserve">Выбранное действие должно быть передано средствам управления движением и проверено по фактическому результату. В функциональной схеме это отдельные задачи: формирование управляющего воздействия и наблюдение за изменением положения и движения судна. Кодекс предусматривает исполнение маршрута в установленных пределах допустимого отклонения, непрерывное наблюдение за ходом рейса и предупреждение капитана при обстоятельствах, требующих отклонения от плана. Согласование автономной навигационной системы с другими судовыми системами должно предотвращать противоречащие друг другу команды [1, с. 39, 41]. При сравнении проектов поэтому необходимо различать расчёт манёвра, его исполнение и контроль того, что требуемый результат достигнут.</w:t>
       </w:r>
     </w:p>
@@ -611,7 +655,29 @@
         <w:rPr>
           <w:b w:val="0"/>
         </w:rPr>
+        <w:t xml:space="preserve">Передача управления требует определённого порядка изменения полномочий. В учебном описании «БЭС-КФ» приведён пример переключателя на мостике, позволяющего физически отключить автономную навигационную систему от исполнительных устройств при переходе к ручному режиму [15, с. 9]. Этот пример относится к конкретной организации управления на судне с экипажем. При рассмотрении каждого проекта необходимо выяснять, кто инициирует переход, как подтверждается принятие управления и какие данные доступны принимающему его человеку. Возможность переключения должна оцениваться вместе с состоянием судна и обстановкой в момент перехода; наличие органа переключения не определяет само по себе безопасность процедуры.</w:t>
+      </w:r>
+    </w:p>
+    <w:p>
+      <w:pPr>
+        <w:pStyle w:val="BodyText"/>
+      </w:pPr>
+      <w:r>
+        <w:rPr>
+          <w:b w:val="0"/>
+        </w:rPr>
         <w:t xml:space="preserve">Отказы и выход за допустимые условия должны рассматриваться вместе с нормальной работой. Кодекс различает ухудшение состояния отдельной функции и выход судна в целом за его эксплуатационные границы. При таком выходе предусматривается заранее определённое резервное состояние — fallback state — и действия для безопасного перехода в него и восстановления работы. Эти действия должны быть проверяемыми и оценёнными с точки зрения риска; они не должны приводить к неприемлемой опасности для людей, других судов, инфраструктуры и морской среды [1, с. 21]. Поэтому остановку или удержание положения нельзя заранее объявить пригодной реакцией для любой узкости. В рамках исследования нужно проверить, какие последствия предполагаемое резервное действие имеет в рассматриваемой ситуации.</w:t>
+      </w:r>
+    </w:p>
+    <w:p>
+      <w:pPr>
+        <w:pStyle w:val="BodyText"/>
+      </w:pPr>
+      <w:r>
+        <w:rPr>
+          <w:b w:val="0"/>
+        </w:rPr>
+        <w:t xml:space="preserve">Контроль достоверности данных связан и с кибербезопасностью. В учебном материале среди признаков нарушения работы перечислены неполный анализ поступающих сведений, прерывание связи и несоответствие модели окружающей обстановки действительности [16, с. 23–24]. Для исследования эти признаки задают вопросы к диагностике: как система обнаруживает несогласованность и какие функции остаются доступными после неё? Указанный симптом сам по себе не доказывает кибератаку, поскольку необходимо установить причину нарушения. Поэтому в сценарном анализе следует отдельно задавать наблюдаемое ухудшение данных, возможную причину и предусмотренное действие, не приписывая системе подтверждённых возможностей защиты без соответствующих документов.</w:t>
       </w:r>
     </w:p>
     <w:p>
@@ -1701,6 +1767,72 @@
           <w:b w:val="0"/>
         </w:rPr>
         <w:t xml:space="preserve">(дата обращения: 09.10.2026).</w:t>
+      </w:r>
+    </w:p>
+    <w:p>
+      <w:pPr>
+        <w:pStyle w:val="BodyText"/>
+      </w:pPr>
+      <w:r>
+        <w:rPr>
+          <w:b w:val="0"/>
+        </w:rPr>
+        <w:t xml:space="preserve">11 Раздел 2. Принципы организации структуры МАНС : учебный материал [Электронный ресурс]. — [Б. м. : б. и.], [б. г.]. — 24 с. — PDF-файл, предоставленный автором ВКР 09.10.2026.</w:t>
+      </w:r>
+    </w:p>
+    <w:p>
+      <w:pPr>
+        <w:pStyle w:val="BodyText"/>
+      </w:pPr>
+      <w:r>
+        <w:rPr>
+          <w:b w:val="0"/>
+        </w:rPr>
+        <w:t xml:space="preserve">12 Раздел 4. Технические средства судовождения МАНС : учебный материал [Электронный ресурс]. — [Б. м. : б. и.], [б. г.]. — 25 с. — PDF-файл, предоставленный автором ВКР 09.10.2026.</w:t>
+      </w:r>
+    </w:p>
+    <w:p>
+      <w:pPr>
+        <w:pStyle w:val="BodyText"/>
+      </w:pPr>
+      <w:r>
+        <w:rPr>
+          <w:b w:val="0"/>
+        </w:rPr>
+        <w:t xml:space="preserve">13 Раздел 5. Информационные потоки МАНС : учебный материал [Электронный ресурс]. — [Б. м. : б. и.], [б. г.]. — 49 с. — PDF-файл, предоставленный автором ВКР 09.10.2026.</w:t>
+      </w:r>
+    </w:p>
+    <w:p>
+      <w:pPr>
+        <w:pStyle w:val="BodyText"/>
+      </w:pPr>
+      <w:r>
+        <w:rPr>
+          <w:b w:val="0"/>
+        </w:rPr>
+        <w:t xml:space="preserve">14 Раздел 3. Математические основы средств автономности судна : учебный материал [Электронный ресурс]. — [Б. м. : б. и.], [б. г.]. — 69 с. — PDF-файл, предоставленный автором ВКР 09.10.2026.</w:t>
+      </w:r>
+    </w:p>
+    <w:p>
+      <w:pPr>
+        <w:pStyle w:val="BodyText"/>
+      </w:pPr>
+      <w:r>
+        <w:rPr>
+          <w:b w:val="0"/>
+        </w:rPr>
+        <w:t xml:space="preserve">15 Раздел 8. Управление МАНС : учебный материал [Электронный ресурс]. — [Б. м. : б. и.], [б. г.]. — 18 с. — PDF-файл, предоставленный автором ВКР 09.10.2026.</w:t>
+      </w:r>
+    </w:p>
+    <w:p>
+      <w:pPr>
+        <w:pStyle w:val="BodyText"/>
+      </w:pPr>
+      <w:r>
+        <w:rPr>
+          <w:b w:val="0"/>
+        </w:rPr>
+        <w:t xml:space="preserve">16 Раздел 7. Кибербезопасность : учебный материал [Электронный ресурс]. — [Б. м. : б. и.], [б. г.]. — 35 с. — PDF-файл, предоставленный автором ВКР 09.10.2026.</w:t>
       </w:r>
     </w:p>
     <w:bookmarkEnd w:id="39"/>

--- a/research/drafts/working-draft.docx
+++ b/research/drafts/working-draft.docx
@@ -1,35 +1,2648 @@
 
 <file path=word/document.xml><?xml version="1.0" encoding="utf-8"?>
-<w:document xmlns:w="http://schemas.openxmlformats.org/wordprocessingml/2006/main" xmlns:m="http://schemas.openxmlformats.org/officeDocument/2006/math" xmlns:r="http://schemas.openxmlformats.org/officeDocument/2006/relationships" xmlns:o="urn:schemas-microsoft-com:office:office" xmlns:v="urn:schemas-microsoft-com:vml" xmlns:w10="urn:schemas-microsoft-com:office:word" xmlns:a="http://schemas.openxmlformats.org/drawingml/2006/main" xmlns:pic="http://schemas.openxmlformats.org/drawingml/2006/picture" xmlns:wp="http://schemas.openxmlformats.org/drawingml/2006/wordprocessingDrawing">
+<w:document xmlns:wpc="http://schemas.microsoft.com/office/word/2010/wordprocessingCanvas" xmlns:cx="http://schemas.microsoft.com/office/drawing/2014/chartex" xmlns:mc="http://schemas.openxmlformats.org/markup-compatibility/2006" xmlns:o="urn:schemas-microsoft-com:office:office" xmlns:r="http://schemas.openxmlformats.org/officeDocument/2006/relationships" xmlns:m="http://schemas.openxmlformats.org/officeDocument/2006/math" xmlns:v="urn:schemas-microsoft-com:vml" xmlns:wp14="http://schemas.microsoft.com/office/word/2010/wordprocessingDrawing" xmlns:wp="http://schemas.openxmlformats.org/drawingml/2006/wordprocessingDrawing" xmlns:w10="urn:schemas-microsoft-com:office:word" xmlns:w="http://schemas.openxmlformats.org/wordprocessingml/2006/main" xmlns:w14="http://schemas.microsoft.com/office/word/2010/wordml" xmlns:w15="http://schemas.microsoft.com/office/word/2012/wordml" xmlns:w16se="http://schemas.microsoft.com/office/word/2015/wordml/symex" xmlns:wpg="http://schemas.microsoft.com/office/word/2010/wordprocessingGroup" xmlns:wpi="http://schemas.microsoft.com/office/word/2010/wordprocessingInk" xmlns:wne="http://schemas.microsoft.com/office/word/2006/wordml" xmlns:wps="http://schemas.microsoft.com/office/word/2010/wordprocessingShape" mc:Ignorable="w14 w15 w16se wp14">
   <w:body>
-    <w:bookmarkStart w:id="24" w:name="X381a4be41f3d8a6f408f003d821cb6cd7048639"/>
     <w:p>
       <w:pPr>
-        <w:pStyle w:val="Heading1"/>
-        <w:pageBreakBefore w:val="0"/>
-      </w:pPr>
+        <w:pStyle w:val="VKRTitlePage"/>
+        <w:spacing w:after="0" w:line="276" w:lineRule="auto"/>
+        <w:jc w:val="center"/>
+        <w:rPr>
+          <w:rFonts w:ascii="Times New Roman" w:eastAsia="Times New Roman" w:hAnsi="Times New Roman" w:cs="Times New Roman"/>
+          <w:sz w:val="20"/>
+          <w:szCs w:val="20"/>
+          <w:lang w:eastAsia="ru-RU"/>
+        </w:rPr>
+      </w:pPr>
+      <w:r>
+        <w:rPr>
+          <w:rFonts w:ascii="Times New Roman" w:eastAsia="Times New Roman" w:hAnsi="Times New Roman" w:cs="Times New Roman"/>
+          <w:noProof/>
+          <w:sz w:val="20"/>
+          <w:szCs w:val="20"/>
+          <w:lang w:eastAsia="ru-RU"/>
+        </w:rPr>
+        <w:drawing>
+          <wp:inline distT="0" distB="0" distL="0" distR="0" wp14:anchorId="7AE73D87" wp14:editId="1430576F">
+            <wp:extent cx="534670" cy="534670"/>
+            <wp:effectExtent l="0" t="0" r="0" b="0"/>
+            <wp:docPr id="1" name="Рисунок 1" descr="Описание: гумрф новое лого"/>
+            <wp:cNvGraphicFramePr>
+              <a:graphicFrameLocks xmlns:a="http://schemas.openxmlformats.org/drawingml/2006/main" noChangeAspect="1"/>
+            </wp:cNvGraphicFramePr>
+            <a:graphic xmlns:a="http://schemas.openxmlformats.org/drawingml/2006/main">
+              <a:graphicData uri="http://schemas.openxmlformats.org/drawingml/2006/picture">
+                <pic:pic xmlns:pic="http://schemas.openxmlformats.org/drawingml/2006/picture">
+                  <pic:nvPicPr>
+                    <pic:cNvPr id="0" name="Picture 3" descr="Описание: гумрф новое лого"/>
+                    <pic:cNvPicPr>
+                      <a:picLocks noChangeAspect="1" noChangeArrowheads="1"/>
+                    </pic:cNvPicPr>
+                  </pic:nvPicPr>
+                  <pic:blipFill>
+                    <a:blip r:embed="rId4" cstate="print">
+                      <a:extLst>
+                        <a:ext uri="{28A0092B-C50C-407E-A947-70E740481C1C}">
+                          <a14:useLocalDpi xmlns:a14="http://schemas.microsoft.com/office/drawing/2010/main" val="0"/>
+                        </a:ext>
+                      </a:extLst>
+                    </a:blip>
+                    <a:srcRect/>
+                    <a:stretch>
+                      <a:fillRect/>
+                    </a:stretch>
+                  </pic:blipFill>
+                  <pic:spPr bwMode="auto">
+                    <a:xfrm>
+                      <a:off x="0" y="0"/>
+                      <a:ext cx="534670" cy="534670"/>
+                    </a:xfrm>
+                    <a:prstGeom prst="rect">
+                      <a:avLst/>
+                    </a:prstGeom>
+                    <a:noFill/>
+                    <a:ln>
+                      <a:noFill/>
+                    </a:ln>
+                  </pic:spPr>
+                </pic:pic>
+              </a:graphicData>
+            </a:graphic>
+          </wp:inline>
+        </w:drawing>
+      </w:r>
+    </w:p>
+    <w:p>
+      <w:pPr>
+        <w:pStyle w:val="VKRTitlePage"/>
+        <w:keepNext/>
+        <w:spacing w:after="0" w:line="276" w:lineRule="auto"/>
+        <w:jc w:val="center"/>
+        <w:outlineLvl w:val="8"/>
+        <w:rPr>
+          <w:rFonts w:ascii="Times New Roman" w:eastAsia="Times New Roman" w:hAnsi="Times New Roman" w:cs="Times New Roman"/>
+          <w:b/>
+          <w:sz w:val="20"/>
+          <w:szCs w:val="20"/>
+          <w:lang w:eastAsia="ru-RU"/>
+        </w:rPr>
+      </w:pPr>
+      <w:r>
+        <w:rPr>
+          <w:rFonts w:ascii="Times New Roman" w:eastAsia="Times New Roman" w:hAnsi="Times New Roman" w:cs="Times New Roman"/>
+          <w:b/>
+          <w:sz w:val="20"/>
+          <w:szCs w:val="20"/>
+          <w:lang w:eastAsia="ru-RU"/>
+        </w:rPr>
+        <w:t>ФЕДЕРАЛЬНОЕ АГЕНТСТВО МОРСКОГО И РЕЧНОГО ТРАНСПОРТА</w:t>
+      </w:r>
+    </w:p>
+    <w:p>
+      <w:pPr>
+        <w:pStyle w:val="VKRTitlePage"/>
+        <w:widowControl w:val="0"/>
+        <w:autoSpaceDE w:val="0"/>
+        <w:autoSpaceDN w:val="0"/>
+        <w:adjustRightInd w:val="0"/>
+        <w:spacing w:after="0" w:line="276" w:lineRule="auto"/>
+        <w:rPr>
+          <w:rFonts w:ascii="Times New Roman" w:eastAsia="Times New Roman" w:hAnsi="Times New Roman" w:cs="Times New Roman"/>
+          <w:b/>
+          <w:sz w:val="16"/>
+          <w:szCs w:val="16"/>
+          <w:lang w:eastAsia="ru-RU"/>
+        </w:rPr>
+      </w:pPr>
+    </w:p>
+    <w:p>
+      <w:pPr>
+        <w:pStyle w:val="VKRTitlePage"/>
+        <w:widowControl w:val="0"/>
+        <w:autoSpaceDE w:val="0"/>
+        <w:autoSpaceDN w:val="0"/>
+        <w:adjustRightInd w:val="0"/>
+        <w:spacing w:after="0" w:line="276" w:lineRule="auto"/>
+        <w:jc w:val="center"/>
+        <w:rPr>
+          <w:rFonts w:ascii="Times New Roman" w:eastAsia="Times New Roman" w:hAnsi="Times New Roman" w:cs="Times New Roman"/>
+          <w:b/>
+          <w:sz w:val="20"/>
+          <w:szCs w:val="20"/>
+          <w:lang w:eastAsia="ru-RU"/>
+        </w:rPr>
+      </w:pPr>
+      <w:r>
+        <w:rPr>
+          <w:rFonts w:ascii="Times New Roman" w:eastAsia="Times New Roman" w:hAnsi="Times New Roman" w:cs="Times New Roman"/>
+          <w:b/>
+          <w:sz w:val="20"/>
+          <w:szCs w:val="20"/>
+          <w:lang w:eastAsia="ru-RU"/>
+        </w:rPr>
+        <w:t>Федеральное государственное бюджетное образовательное учреждение высшего образования</w:t>
+      </w:r>
+    </w:p>
+    <w:p>
+      <w:pPr>
+        <w:pStyle w:val="VKRTitlePage"/>
+        <w:keepNext/>
+        <w:spacing w:after="0" w:line="276" w:lineRule="auto"/>
+        <w:jc w:val="center"/>
+        <w:outlineLvl w:val="8"/>
+        <w:rPr>
+          <w:rFonts w:ascii="Times New Roman" w:eastAsia="Times New Roman" w:hAnsi="Times New Roman" w:cs="Times New Roman"/>
+          <w:b/>
+          <w:sz w:val="20"/>
+          <w:szCs w:val="20"/>
+          <w:lang w:eastAsia="ru-RU"/>
+        </w:rPr>
+      </w:pPr>
+      <w:r>
+        <w:rPr>
+          <w:rFonts w:ascii="Times New Roman" w:eastAsia="Times New Roman" w:hAnsi="Times New Roman" w:cs="Times New Roman"/>
+          <w:b/>
+          <w:sz w:val="20"/>
+          <w:szCs w:val="20"/>
+          <w:lang w:eastAsia="ru-RU"/>
+        </w:rPr>
+        <w:t>«Государственный университет морского и речного флота имени адмирала С.О. Макарова»</w:t>
+      </w:r>
+    </w:p>
+    <w:p>
+      <w:pPr>
+        <w:pStyle w:val="VKRTitlePage"/>
+        <w:widowControl w:val="0"/>
+        <w:autoSpaceDE w:val="0"/>
+        <w:autoSpaceDN w:val="0"/>
+        <w:adjustRightInd w:val="0"/>
+        <w:spacing w:after="0" w:line="276" w:lineRule="auto"/>
+        <w:jc w:val="center"/>
+        <w:rPr>
+          <w:rFonts w:ascii="Times New Roman" w:eastAsia="Times New Roman" w:hAnsi="Times New Roman" w:cs="Times New Roman"/>
+          <w:b/>
+          <w:sz w:val="20"/>
+          <w:szCs w:val="20"/>
+          <w:lang w:eastAsia="ru-RU"/>
+        </w:rPr>
+      </w:pPr>
+      <w:r>
+        <w:rPr>
+          <w:rFonts w:ascii="Times New Roman" w:eastAsia="Times New Roman" w:hAnsi="Times New Roman" w:cs="Times New Roman"/>
+          <w:b/>
+          <w:sz w:val="20"/>
+          <w:szCs w:val="20"/>
+          <w:lang w:eastAsia="ru-RU"/>
+        </w:rPr>
+        <w:t>(ФГБОУ ВО «ГУМРФ имени адмирала С.О. Макарова»)</w:t>
+      </w:r>
+    </w:p>
+    <w:p>
+      <w:pPr>
+        <w:pStyle w:val="VKRTitlePage"/>
+        <w:spacing w:after="0" w:line="276" w:lineRule="auto"/>
+        <w:jc w:val="center"/>
+        <w:rPr>
+          <w:rFonts w:ascii="Times New Roman" w:eastAsia="Times New Roman" w:hAnsi="Times New Roman" w:cs="Times New Roman"/>
+          <w:b/>
+          <w:sz w:val="20"/>
+          <w:szCs w:val="20"/>
+          <w:lang w:eastAsia="ru-RU"/>
+        </w:rPr>
+      </w:pPr>
+    </w:p>
+    <w:p>
+      <w:pPr>
+        <w:pStyle w:val="VKRTitlePage"/>
+        <w:autoSpaceDE w:val="0"/>
+        <w:autoSpaceDN w:val="0"/>
+        <w:adjustRightInd w:val="0"/>
+        <w:spacing w:after="0" w:line="276" w:lineRule="auto"/>
+        <w:jc w:val="both"/>
+        <w:rPr>
+          <w:rFonts w:ascii="Times New Roman" w:eastAsia="Times New Roman" w:hAnsi="Times New Roman" w:cs="Times New Roman"/>
+          <w:color w:val="000000"/>
+          <w:sz w:val="24"/>
+          <w:szCs w:val="24"/>
+          <w:lang w:eastAsia="ru-RU"/>
+        </w:rPr>
+      </w:pPr>
+      <w:r>
+        <w:rPr>
+          <w:rFonts w:ascii="Times New Roman" w:eastAsia="Times New Roman" w:hAnsi="Times New Roman" w:cs="Times New Roman"/>
+          <w:color w:val="000000"/>
+          <w:sz w:val="24"/>
+          <w:szCs w:val="24"/>
+          <w:lang w:eastAsia="ru-RU"/>
+        </w:rPr>
+        <w:t xml:space="preserve">Институт (факультет) </w:t>
+      </w:r>
+      <w:r>
+        <w:rPr>
+          <w:rFonts w:ascii="Times New Roman" w:eastAsia="Times New Roman" w:hAnsi="Times New Roman" w:cs="Times New Roman"/>
+          <w:color w:val="000000"/>
+          <w:sz w:val="24"/>
+          <w:szCs w:val="24"/>
+          <w:u w:val="single"/>
+          <w:lang w:eastAsia="ru-RU"/>
+        </w:rPr>
+        <w:tab/>
+      </w:r>
+      <w:r>
+        <w:rPr>
+          <w:rFonts w:ascii="Times New Roman" w:eastAsia="Times New Roman" w:hAnsi="Times New Roman" w:cs="Times New Roman"/>
+          <w:color w:val="000000"/>
+          <w:sz w:val="24"/>
+          <w:szCs w:val="24"/>
+          <w:u w:val="single"/>
+          <w:lang w:eastAsia="ru-RU"/>
+        </w:rPr>
+        <w:tab/>
+      </w:r>
+      <w:r>
+        <w:rPr>
+          <w:rFonts w:ascii="Times New Roman" w:eastAsia="Times New Roman" w:hAnsi="Times New Roman" w:cs="Times New Roman"/>
+          <w:color w:val="000000"/>
+          <w:sz w:val="24"/>
+          <w:szCs w:val="24"/>
+          <w:u w:val="single"/>
+          <w:lang w:eastAsia="ru-RU"/>
+        </w:rPr>
+        <w:tab/>
+      </w:r>
+      <w:r>
+        <w:rPr>
+          <w:rFonts w:ascii="Times New Roman" w:eastAsia="Times New Roman" w:hAnsi="Times New Roman" w:cs="Times New Roman"/>
+          <w:color w:val="000000"/>
+          <w:sz w:val="24"/>
+          <w:szCs w:val="24"/>
+          <w:u w:val="single"/>
+          <w:lang w:eastAsia="ru-RU"/>
+        </w:rPr>
+        <w:tab/>
+      </w:r>
+      <w:r>
+        <w:rPr>
+          <w:rFonts w:ascii="Times New Roman" w:eastAsia="Times New Roman" w:hAnsi="Times New Roman" w:cs="Times New Roman"/>
+          <w:color w:val="000000"/>
+          <w:sz w:val="24"/>
+          <w:szCs w:val="24"/>
+          <w:u w:val="single"/>
+          <w:lang w:eastAsia="ru-RU"/>
+        </w:rPr>
+        <w:tab/>
+      </w:r>
+      <w:r>
+        <w:rPr>
+          <w:rFonts w:ascii="Times New Roman" w:eastAsia="Times New Roman" w:hAnsi="Times New Roman" w:cs="Times New Roman"/>
+          <w:color w:val="000000"/>
+          <w:sz w:val="24"/>
+          <w:szCs w:val="24"/>
+          <w:u w:val="single"/>
+          <w:lang w:eastAsia="ru-RU"/>
+        </w:rPr>
+        <w:tab/>
+      </w:r>
+      <w:r>
+        <w:rPr>
+          <w:rFonts w:ascii="Times New Roman" w:eastAsia="Times New Roman" w:hAnsi="Times New Roman" w:cs="Times New Roman"/>
+          <w:color w:val="000000"/>
+          <w:sz w:val="24"/>
+          <w:szCs w:val="24"/>
+          <w:u w:val="single"/>
+          <w:lang w:eastAsia="ru-RU"/>
+        </w:rPr>
+        <w:tab/>
+      </w:r>
+      <w:r>
+        <w:rPr>
+          <w:rFonts w:ascii="Times New Roman" w:eastAsia="Times New Roman" w:hAnsi="Times New Roman" w:cs="Times New Roman"/>
+          <w:color w:val="000000"/>
+          <w:sz w:val="24"/>
+          <w:szCs w:val="24"/>
+          <w:u w:val="single"/>
+          <w:lang w:eastAsia="ru-RU"/>
+        </w:rPr>
+        <w:tab/>
+      </w:r>
+      <w:r>
+        <w:rPr>
+          <w:rFonts w:ascii="Times New Roman" w:eastAsia="Times New Roman" w:hAnsi="Times New Roman" w:cs="Times New Roman"/>
+          <w:color w:val="000000"/>
+          <w:sz w:val="24"/>
+          <w:szCs w:val="24"/>
+          <w:u w:val="single"/>
+          <w:lang w:eastAsia="ru-RU"/>
+        </w:rPr>
+        <w:tab/>
+      </w:r>
+    </w:p>
+    <w:p>
+      <w:pPr>
+        <w:pStyle w:val="VKRTitlePage"/>
+        <w:autoSpaceDE w:val="0"/>
+        <w:autoSpaceDN w:val="0"/>
+        <w:adjustRightInd w:val="0"/>
+        <w:spacing w:after="0" w:line="276" w:lineRule="auto"/>
+        <w:jc w:val="both"/>
+        <w:rPr>
+          <w:rFonts w:ascii="Times New Roman" w:eastAsia="Times New Roman" w:hAnsi="Times New Roman" w:cs="Times New Roman"/>
+          <w:color w:val="000000"/>
+          <w:sz w:val="24"/>
+          <w:szCs w:val="24"/>
+          <w:lang w:eastAsia="ru-RU"/>
+        </w:rPr>
+      </w:pPr>
+      <w:r>
+        <w:rPr>
+          <w:rFonts w:ascii="Times New Roman" w:eastAsia="Times New Roman" w:hAnsi="Times New Roman" w:cs="Times New Roman"/>
+          <w:color w:val="000000"/>
+          <w:sz w:val="24"/>
+          <w:szCs w:val="24"/>
+          <w:lang w:eastAsia="ru-RU"/>
+        </w:rPr>
+        <w:t xml:space="preserve">Кафедра </w:t>
+      </w:r>
+      <w:r>
+        <w:rPr>
+          <w:rFonts w:ascii="Times New Roman" w:eastAsia="Times New Roman" w:hAnsi="Times New Roman" w:cs="Times New Roman"/>
+          <w:color w:val="000000"/>
+          <w:sz w:val="24"/>
+          <w:szCs w:val="24"/>
+          <w:u w:val="single"/>
+          <w:lang w:eastAsia="ru-RU"/>
+        </w:rPr>
+        <w:tab/>
+      </w:r>
+      <w:r>
+        <w:rPr>
+          <w:rFonts w:ascii="Times New Roman" w:eastAsia="Times New Roman" w:hAnsi="Times New Roman" w:cs="Times New Roman"/>
+          <w:color w:val="000000"/>
+          <w:sz w:val="24"/>
+          <w:szCs w:val="24"/>
+          <w:u w:val="single"/>
+          <w:lang w:eastAsia="ru-RU"/>
+        </w:rPr>
+        <w:tab/>
+      </w:r>
+      <w:r>
+        <w:rPr>
+          <w:rFonts w:ascii="Times New Roman" w:eastAsia="Times New Roman" w:hAnsi="Times New Roman" w:cs="Times New Roman"/>
+          <w:color w:val="000000"/>
+          <w:sz w:val="24"/>
+          <w:szCs w:val="24"/>
+          <w:u w:val="single"/>
+          <w:lang w:eastAsia="ru-RU"/>
+        </w:rPr>
+        <w:tab/>
+      </w:r>
+      <w:r>
+        <w:rPr>
+          <w:rFonts w:ascii="Times New Roman" w:eastAsia="Times New Roman" w:hAnsi="Times New Roman" w:cs="Times New Roman"/>
+          <w:color w:val="000000"/>
+          <w:sz w:val="24"/>
+          <w:szCs w:val="24"/>
+          <w:u w:val="single"/>
+          <w:lang w:eastAsia="ru-RU"/>
+        </w:rPr>
+        <w:tab/>
+      </w:r>
+      <w:r>
+        <w:rPr>
+          <w:rFonts w:ascii="Times New Roman" w:eastAsia="Times New Roman" w:hAnsi="Times New Roman" w:cs="Times New Roman"/>
+          <w:color w:val="000000"/>
+          <w:sz w:val="24"/>
+          <w:szCs w:val="24"/>
+          <w:u w:val="single"/>
+          <w:lang w:eastAsia="ru-RU"/>
+        </w:rPr>
+        <w:tab/>
+      </w:r>
+      <w:r>
+        <w:rPr>
+          <w:rFonts w:ascii="Times New Roman" w:eastAsia="Times New Roman" w:hAnsi="Times New Roman" w:cs="Times New Roman"/>
+          <w:color w:val="000000"/>
+          <w:sz w:val="24"/>
+          <w:szCs w:val="24"/>
+          <w:u w:val="single"/>
+          <w:lang w:eastAsia="ru-RU"/>
+        </w:rPr>
+        <w:tab/>
+      </w:r>
+      <w:r>
+        <w:rPr>
+          <w:rFonts w:ascii="Times New Roman" w:eastAsia="Times New Roman" w:hAnsi="Times New Roman" w:cs="Times New Roman"/>
+          <w:color w:val="000000"/>
+          <w:sz w:val="24"/>
+          <w:szCs w:val="24"/>
+          <w:u w:val="single"/>
+          <w:lang w:eastAsia="ru-RU"/>
+        </w:rPr>
+        <w:tab/>
+      </w:r>
+      <w:r>
+        <w:rPr>
+          <w:rFonts w:ascii="Times New Roman" w:eastAsia="Times New Roman" w:hAnsi="Times New Roman" w:cs="Times New Roman"/>
+          <w:color w:val="000000"/>
+          <w:sz w:val="24"/>
+          <w:szCs w:val="24"/>
+          <w:u w:val="single"/>
+          <w:lang w:eastAsia="ru-RU"/>
+        </w:rPr>
+        <w:tab/>
+      </w:r>
+      <w:r>
+        <w:rPr>
+          <w:rFonts w:ascii="Times New Roman" w:eastAsia="Times New Roman" w:hAnsi="Times New Roman" w:cs="Times New Roman"/>
+          <w:color w:val="000000"/>
+          <w:sz w:val="24"/>
+          <w:szCs w:val="24"/>
+          <w:u w:val="single"/>
+          <w:lang w:eastAsia="ru-RU"/>
+        </w:rPr>
+        <w:tab/>
+      </w:r>
+      <w:r>
+        <w:rPr>
+          <w:rFonts w:ascii="Times New Roman" w:eastAsia="Times New Roman" w:hAnsi="Times New Roman" w:cs="Times New Roman"/>
+          <w:color w:val="000000"/>
+          <w:sz w:val="24"/>
+          <w:szCs w:val="24"/>
+          <w:u w:val="single"/>
+          <w:lang w:eastAsia="ru-RU"/>
+        </w:rPr>
+        <w:tab/>
+      </w:r>
+      <w:r>
+        <w:rPr>
+          <w:rFonts w:ascii="Times New Roman" w:eastAsia="Times New Roman" w:hAnsi="Times New Roman" w:cs="Times New Roman"/>
+          <w:color w:val="000000"/>
+          <w:sz w:val="24"/>
+          <w:szCs w:val="24"/>
+          <w:u w:val="single"/>
+          <w:lang w:eastAsia="ru-RU"/>
+        </w:rPr>
+        <w:tab/>
+      </w:r>
+      <w:r>
+        <w:rPr>
+          <w:rFonts w:ascii="Times New Roman" w:eastAsia="Times New Roman" w:hAnsi="Times New Roman" w:cs="Times New Roman"/>
+          <w:color w:val="000000"/>
+          <w:sz w:val="24"/>
+          <w:szCs w:val="24"/>
+          <w:u w:val="single"/>
+          <w:lang w:eastAsia="ru-RU"/>
+        </w:rPr>
+        <w:tab/>
+      </w:r>
+    </w:p>
+    <w:p>
+      <w:pPr>
+        <w:pStyle w:val="VKRTitlePage"/>
+        <w:autoSpaceDE w:val="0"/>
+        <w:autoSpaceDN w:val="0"/>
+        <w:adjustRightInd w:val="0"/>
+        <w:spacing w:after="0" w:line="276" w:lineRule="auto"/>
+        <w:jc w:val="both"/>
+        <w:rPr>
+          <w:rFonts w:ascii="Times New Roman" w:eastAsia="Times New Roman" w:hAnsi="Times New Roman" w:cs="Times New Roman"/>
+          <w:color w:val="000000"/>
+          <w:sz w:val="24"/>
+          <w:szCs w:val="24"/>
+          <w:lang w:eastAsia="ru-RU"/>
+        </w:rPr>
+      </w:pPr>
+      <w:r>
+        <w:rPr>
+          <w:rFonts w:ascii="Times New Roman" w:hAnsi="Times New Roman"/>
+          <w:b w:val="0"/>
+          <w:color w:val="000000"/>
+          <w:sz w:val="24"/>
+        </w:rPr>
+        <w:t>Направление подготовки (специальность) 26.05.05 Судовождение</w:t>
+      </w:r>
+    </w:p>
+    <w:p>
+      <w:pPr>
+        <w:pStyle w:val="VKRTitlePage"/>
+        <w:autoSpaceDE w:val="0"/>
+        <w:autoSpaceDN w:val="0"/>
+        <w:adjustRightInd w:val="0"/>
+        <w:spacing w:after="0" w:line="276" w:lineRule="auto"/>
+        <w:jc w:val="center"/>
+        <w:rPr>
+          <w:rFonts w:ascii="Times New Roman" w:eastAsia="Times New Roman" w:hAnsi="Times New Roman" w:cs="Times New Roman"/>
+          <w:color w:val="000000"/>
+          <w:sz w:val="16"/>
+          <w:szCs w:val="16"/>
+          <w:lang w:eastAsia="ru-RU"/>
+        </w:rPr>
+      </w:pPr>
+      <w:r>
+        <w:rPr>
+          <w:rFonts w:ascii="Times New Roman" w:eastAsia="Times New Roman" w:hAnsi="Times New Roman" w:cs="Times New Roman"/>
+          <w:color w:val="000000"/>
+          <w:sz w:val="16"/>
+          <w:szCs w:val="16"/>
+          <w:lang w:eastAsia="ru-RU"/>
+        </w:rPr>
+        <w:t xml:space="preserve">                                                                                             (код, наименование направления подготовки/специальности)</w:t>
+      </w:r>
+    </w:p>
+    <w:p>
+      <w:pPr>
+        <w:pStyle w:val="VKRTitlePage"/>
+        <w:autoSpaceDE w:val="0"/>
+        <w:autoSpaceDN w:val="0"/>
+        <w:adjustRightInd w:val="0"/>
+        <w:spacing w:after="0" w:line="276" w:lineRule="auto"/>
+        <w:jc w:val="both"/>
+        <w:rPr>
+          <w:rFonts w:ascii="Times New Roman" w:eastAsia="Times New Roman" w:hAnsi="Times New Roman" w:cs="Times New Roman"/>
+          <w:sz w:val="24"/>
+          <w:szCs w:val="24"/>
+          <w:lang w:eastAsia="ru-RU"/>
+        </w:rPr>
+      </w:pPr>
+      <w:r>
+        <w:rPr>
+          <w:rFonts w:ascii="Times New Roman" w:eastAsia="Times New Roman" w:hAnsi="Times New Roman" w:cs="Times New Roman"/>
+          <w:sz w:val="24"/>
+          <w:szCs w:val="24"/>
+          <w:lang w:eastAsia="ru-RU"/>
+        </w:rPr>
+        <w:t xml:space="preserve">Форма обучения </w:t>
+      </w:r>
+      <w:r>
+        <w:rPr>
+          <w:rFonts w:ascii="Times New Roman" w:eastAsia="Times New Roman" w:hAnsi="Times New Roman" w:cs="Times New Roman"/>
+          <w:sz w:val="24"/>
+          <w:szCs w:val="24"/>
+          <w:u w:val="single"/>
+          <w:lang w:eastAsia="ru-RU"/>
+        </w:rPr>
+        <w:tab/>
+      </w:r>
+      <w:r>
+        <w:rPr>
+          <w:rFonts w:ascii="Times New Roman" w:eastAsia="Times New Roman" w:hAnsi="Times New Roman" w:cs="Times New Roman"/>
+          <w:sz w:val="24"/>
+          <w:szCs w:val="24"/>
+          <w:u w:val="single"/>
+          <w:lang w:eastAsia="ru-RU"/>
+        </w:rPr>
+        <w:tab/>
+      </w:r>
+      <w:r>
+        <w:rPr>
+          <w:rFonts w:ascii="Times New Roman" w:eastAsia="Times New Roman" w:hAnsi="Times New Roman" w:cs="Times New Roman"/>
+          <w:sz w:val="24"/>
+          <w:szCs w:val="24"/>
+          <w:u w:val="single"/>
+          <w:lang w:eastAsia="ru-RU"/>
+        </w:rPr>
+        <w:tab/>
+      </w:r>
+      <w:r>
+        <w:rPr>
+          <w:rFonts w:ascii="Times New Roman" w:eastAsia="Times New Roman" w:hAnsi="Times New Roman" w:cs="Times New Roman"/>
+          <w:sz w:val="24"/>
+          <w:szCs w:val="24"/>
+          <w:u w:val="single"/>
+          <w:lang w:eastAsia="ru-RU"/>
+        </w:rPr>
+        <w:tab/>
+      </w:r>
+      <w:r>
+        <w:rPr>
+          <w:rFonts w:ascii="Times New Roman" w:eastAsia="Times New Roman" w:hAnsi="Times New Roman" w:cs="Times New Roman"/>
+          <w:sz w:val="24"/>
+          <w:szCs w:val="24"/>
+          <w:u w:val="single"/>
+          <w:lang w:eastAsia="ru-RU"/>
+        </w:rPr>
+        <w:tab/>
+      </w:r>
+      <w:r>
+        <w:rPr>
+          <w:rFonts w:ascii="Times New Roman" w:eastAsia="Times New Roman" w:hAnsi="Times New Roman" w:cs="Times New Roman"/>
+          <w:sz w:val="24"/>
+          <w:szCs w:val="24"/>
+          <w:u w:val="single"/>
+          <w:lang w:eastAsia="ru-RU"/>
+        </w:rPr>
+        <w:tab/>
+      </w:r>
+      <w:r>
+        <w:rPr>
+          <w:rFonts w:ascii="Times New Roman" w:eastAsia="Times New Roman" w:hAnsi="Times New Roman" w:cs="Times New Roman"/>
+          <w:sz w:val="24"/>
+          <w:szCs w:val="24"/>
+          <w:u w:val="single"/>
+          <w:lang w:eastAsia="ru-RU"/>
+        </w:rPr>
+        <w:tab/>
+      </w:r>
+      <w:r>
+        <w:rPr>
+          <w:rFonts w:ascii="Times New Roman" w:eastAsia="Times New Roman" w:hAnsi="Times New Roman" w:cs="Times New Roman"/>
+          <w:sz w:val="24"/>
+          <w:szCs w:val="24"/>
+          <w:u w:val="single"/>
+          <w:lang w:eastAsia="ru-RU"/>
+        </w:rPr>
+        <w:tab/>
+      </w:r>
+      <w:r>
+        <w:rPr>
+          <w:rFonts w:ascii="Times New Roman" w:eastAsia="Times New Roman" w:hAnsi="Times New Roman" w:cs="Times New Roman"/>
+          <w:sz w:val="24"/>
+          <w:szCs w:val="24"/>
+          <w:u w:val="single"/>
+          <w:lang w:eastAsia="ru-RU"/>
+        </w:rPr>
+        <w:tab/>
+      </w:r>
+      <w:r>
+        <w:rPr>
+          <w:rFonts w:ascii="Times New Roman" w:eastAsia="Times New Roman" w:hAnsi="Times New Roman" w:cs="Times New Roman"/>
+          <w:sz w:val="24"/>
+          <w:szCs w:val="24"/>
+          <w:u w:val="single"/>
+          <w:lang w:eastAsia="ru-RU"/>
+        </w:rPr>
+        <w:tab/>
+      </w:r>
+      <w:r>
+        <w:rPr>
+          <w:rFonts w:ascii="Times New Roman" w:eastAsia="Times New Roman" w:hAnsi="Times New Roman" w:cs="Times New Roman"/>
+          <w:sz w:val="24"/>
+          <w:szCs w:val="24"/>
+          <w:u w:val="single"/>
+          <w:lang w:eastAsia="ru-RU"/>
+        </w:rPr>
+        <w:tab/>
+      </w:r>
+    </w:p>
+    <w:p>
+      <w:pPr>
+        <w:pStyle w:val="VKRTitlePage"/>
+        <w:widowControl w:val="0"/>
+        <w:autoSpaceDE w:val="0"/>
+        <w:autoSpaceDN w:val="0"/>
+        <w:adjustRightInd w:val="0"/>
+        <w:spacing w:after="0" w:line="276" w:lineRule="auto"/>
+        <w:jc w:val="center"/>
+        <w:rPr>
+          <w:rFonts w:ascii="Times New Roman" w:eastAsia="Times New Roman" w:hAnsi="Times New Roman" w:cs="Times New Roman"/>
+          <w:b/>
+          <w:sz w:val="24"/>
+          <w:szCs w:val="20"/>
+          <w:lang w:eastAsia="ru-RU"/>
+        </w:rPr>
+      </w:pPr>
+    </w:p>
+    <w:p>
+      <w:pPr>
+        <w:pStyle w:val="VKRTitlePage"/>
+        <w:autoSpaceDE w:val="0"/>
+        <w:autoSpaceDN w:val="0"/>
+        <w:adjustRightInd w:val="0"/>
+        <w:spacing w:after="0" w:line="276" w:lineRule="auto"/>
+        <w:ind w:right="-141"/>
+        <w:jc w:val="right"/>
+        <w:rPr>
+          <w:rFonts w:ascii="Times New Roman" w:eastAsia="Times New Roman" w:hAnsi="Times New Roman" w:cs="Times New Roman"/>
+          <w:color w:val="000000"/>
+          <w:sz w:val="19"/>
+          <w:szCs w:val="19"/>
+          <w:lang w:eastAsia="ru-RU"/>
+        </w:rPr>
+      </w:pPr>
+      <w:r>
+        <w:rPr>
+          <w:rFonts w:ascii="Times New Roman" w:eastAsia="Times New Roman" w:hAnsi="Times New Roman" w:cs="Times New Roman"/>
+          <w:color w:val="000000"/>
+          <w:sz w:val="19"/>
+          <w:szCs w:val="19"/>
+          <w:lang w:eastAsia="ru-RU"/>
+        </w:rPr>
+        <w:t xml:space="preserve"> «К ЗАЩИТЕ ДОПУЩЕНА»</w:t>
+      </w:r>
+    </w:p>
+    <w:p>
+      <w:pPr>
+        <w:pStyle w:val="VKRTitlePage"/>
+        <w:widowControl w:val="0"/>
+        <w:autoSpaceDE w:val="0"/>
+        <w:autoSpaceDN w:val="0"/>
+        <w:adjustRightInd w:val="0"/>
+        <w:spacing w:after="0" w:line="276" w:lineRule="auto"/>
+        <w:ind w:left="3960" w:right="-109"/>
+        <w:jc w:val="right"/>
+        <w:rPr>
+          <w:rFonts w:ascii="Times New Roman" w:eastAsia="Times New Roman" w:hAnsi="Times New Roman" w:cs="Times New Roman"/>
+          <w:sz w:val="24"/>
+          <w:szCs w:val="20"/>
+          <w:lang w:eastAsia="ru-RU"/>
+        </w:rPr>
+      </w:pPr>
+      <w:r>
+        <w:rPr>
+          <w:rFonts w:ascii="Times New Roman" w:eastAsia="Times New Roman" w:hAnsi="Times New Roman" w:cs="Times New Roman"/>
+          <w:sz w:val="24"/>
+          <w:szCs w:val="20"/>
+          <w:lang w:eastAsia="ru-RU"/>
+        </w:rPr>
+        <w:t>Заведующий кафедрой</w:t>
+      </w:r>
+    </w:p>
+    <w:p>
+      <w:pPr>
+        <w:pStyle w:val="VKRTitlePage"/>
+        <w:widowControl w:val="0"/>
+        <w:autoSpaceDE w:val="0"/>
+        <w:autoSpaceDN w:val="0"/>
+        <w:adjustRightInd w:val="0"/>
+        <w:spacing w:after="0" w:line="276" w:lineRule="auto"/>
+        <w:ind w:left="3960" w:right="-109"/>
+        <w:jc w:val="right"/>
+        <w:rPr>
+          <w:rFonts w:ascii="Times New Roman" w:eastAsia="Times New Roman" w:hAnsi="Times New Roman" w:cs="Times New Roman"/>
+          <w:sz w:val="24"/>
+          <w:szCs w:val="20"/>
+          <w:u w:val="single"/>
+          <w:lang w:eastAsia="ru-RU"/>
+        </w:rPr>
+      </w:pPr>
+      <w:r>
+        <w:rPr>
+          <w:rFonts w:ascii="Times New Roman" w:eastAsia="Times New Roman" w:hAnsi="Times New Roman" w:cs="Times New Roman"/>
+          <w:sz w:val="24"/>
+          <w:szCs w:val="20"/>
+          <w:u w:val="single"/>
+          <w:lang w:eastAsia="ru-RU"/>
+        </w:rPr>
+        <w:tab/>
+      </w:r>
+      <w:r>
+        <w:rPr>
+          <w:rFonts w:ascii="Times New Roman" w:eastAsia="Times New Roman" w:hAnsi="Times New Roman" w:cs="Times New Roman"/>
+          <w:sz w:val="24"/>
+          <w:szCs w:val="20"/>
+          <w:u w:val="single"/>
+          <w:lang w:eastAsia="ru-RU"/>
+        </w:rPr>
+        <w:tab/>
+      </w:r>
+      <w:r>
+        <w:rPr>
+          <w:rFonts w:ascii="Times New Roman" w:eastAsia="Times New Roman" w:hAnsi="Times New Roman" w:cs="Times New Roman"/>
+          <w:sz w:val="24"/>
+          <w:szCs w:val="20"/>
+          <w:u w:val="single"/>
+          <w:lang w:eastAsia="ru-RU"/>
+        </w:rPr>
+        <w:tab/>
+      </w:r>
+      <w:r>
+        <w:rPr>
+          <w:rFonts w:ascii="Times New Roman" w:eastAsia="Times New Roman" w:hAnsi="Times New Roman" w:cs="Times New Roman"/>
+          <w:sz w:val="24"/>
+          <w:szCs w:val="20"/>
+          <w:u w:val="single"/>
+          <w:lang w:eastAsia="ru-RU"/>
+        </w:rPr>
+        <w:tab/>
+      </w:r>
+    </w:p>
+    <w:p>
+      <w:pPr>
+        <w:pStyle w:val="VKRTitlePage"/>
+        <w:widowControl w:val="0"/>
+        <w:autoSpaceDE w:val="0"/>
+        <w:autoSpaceDN w:val="0"/>
+        <w:adjustRightInd w:val="0"/>
+        <w:spacing w:after="0" w:line="276" w:lineRule="auto"/>
+        <w:ind w:left="7200" w:right="-109" w:firstLine="720"/>
+        <w:rPr>
+          <w:rFonts w:ascii="Times New Roman" w:eastAsia="Times New Roman" w:hAnsi="Times New Roman" w:cs="Times New Roman"/>
+          <w:sz w:val="24"/>
+          <w:szCs w:val="20"/>
+          <w:lang w:eastAsia="ru-RU"/>
+        </w:rPr>
+      </w:pPr>
+      <w:r>
+        <w:rPr>
+          <w:rFonts w:ascii="Times New Roman" w:eastAsia="Times New Roman" w:hAnsi="Times New Roman" w:cs="Times New Roman"/>
+          <w:sz w:val="16"/>
+          <w:szCs w:val="16"/>
+          <w:lang w:eastAsia="ru-RU"/>
+        </w:rPr>
+        <w:t xml:space="preserve">       (подпись)</w:t>
+      </w:r>
+    </w:p>
+    <w:p>
+      <w:pPr>
+        <w:pStyle w:val="VKRTitlePage"/>
+        <w:widowControl w:val="0"/>
+        <w:autoSpaceDE w:val="0"/>
+        <w:autoSpaceDN w:val="0"/>
+        <w:adjustRightInd w:val="0"/>
+        <w:spacing w:after="0" w:line="276" w:lineRule="auto"/>
+        <w:ind w:left="3960" w:right="-109"/>
+        <w:jc w:val="right"/>
+        <w:rPr>
+          <w:rFonts w:ascii="Times New Roman" w:eastAsia="Times New Roman" w:hAnsi="Times New Roman" w:cs="Times New Roman"/>
+          <w:sz w:val="24"/>
+          <w:szCs w:val="20"/>
+          <w:u w:val="single"/>
+          <w:lang w:eastAsia="ru-RU"/>
+        </w:rPr>
+      </w:pPr>
+      <w:r>
+        <w:rPr>
+          <w:rFonts w:ascii="Times New Roman" w:eastAsia="Times New Roman" w:hAnsi="Times New Roman" w:cs="Times New Roman"/>
+          <w:sz w:val="24"/>
+          <w:szCs w:val="20"/>
+          <w:u w:val="single"/>
+          <w:lang w:eastAsia="ru-RU"/>
+        </w:rPr>
+        <w:tab/>
+      </w:r>
+      <w:r>
+        <w:rPr>
+          <w:rFonts w:ascii="Times New Roman" w:eastAsia="Times New Roman" w:hAnsi="Times New Roman" w:cs="Times New Roman"/>
+          <w:sz w:val="24"/>
+          <w:szCs w:val="20"/>
+          <w:u w:val="single"/>
+          <w:lang w:eastAsia="ru-RU"/>
+        </w:rPr>
+        <w:tab/>
+      </w:r>
+      <w:r>
+        <w:rPr>
+          <w:rFonts w:ascii="Times New Roman" w:eastAsia="Times New Roman" w:hAnsi="Times New Roman" w:cs="Times New Roman"/>
+          <w:sz w:val="24"/>
+          <w:szCs w:val="20"/>
+          <w:u w:val="single"/>
+          <w:lang w:eastAsia="ru-RU"/>
+        </w:rPr>
+        <w:tab/>
+      </w:r>
+      <w:r>
+        <w:rPr>
+          <w:rFonts w:ascii="Times New Roman" w:eastAsia="Times New Roman" w:hAnsi="Times New Roman" w:cs="Times New Roman"/>
+          <w:sz w:val="24"/>
+          <w:szCs w:val="20"/>
+          <w:u w:val="single"/>
+          <w:lang w:eastAsia="ru-RU"/>
+        </w:rPr>
+        <w:tab/>
+      </w:r>
+    </w:p>
+    <w:p>
+      <w:pPr>
+        <w:pStyle w:val="VKRTitlePage"/>
+        <w:widowControl w:val="0"/>
+        <w:autoSpaceDE w:val="0"/>
+        <w:autoSpaceDN w:val="0"/>
+        <w:adjustRightInd w:val="0"/>
+        <w:spacing w:after="0" w:line="276" w:lineRule="auto"/>
+        <w:ind w:left="7200" w:right="-109" w:firstLine="720"/>
+        <w:rPr>
+          <w:rFonts w:ascii="Times New Roman" w:eastAsia="Times New Roman" w:hAnsi="Times New Roman" w:cs="Times New Roman"/>
+          <w:sz w:val="24"/>
+          <w:szCs w:val="20"/>
+          <w:lang w:eastAsia="ru-RU"/>
+        </w:rPr>
+      </w:pPr>
+      <w:r>
+        <w:rPr>
+          <w:rFonts w:ascii="Times New Roman" w:eastAsia="Times New Roman" w:hAnsi="Times New Roman" w:cs="Times New Roman"/>
+          <w:sz w:val="16"/>
+          <w:szCs w:val="16"/>
+          <w:lang w:eastAsia="ru-RU"/>
+        </w:rPr>
+        <w:t xml:space="preserve">          (ФИО)</w:t>
+      </w:r>
+    </w:p>
+    <w:p>
+      <w:pPr>
+        <w:pStyle w:val="VKRTitlePage"/>
+        <w:widowControl w:val="0"/>
+        <w:autoSpaceDE w:val="0"/>
+        <w:autoSpaceDN w:val="0"/>
+        <w:adjustRightInd w:val="0"/>
+        <w:spacing w:after="0" w:line="276" w:lineRule="auto"/>
+        <w:ind w:left="3969" w:right="-109"/>
+        <w:jc w:val="right"/>
+        <w:rPr>
+          <w:rFonts w:ascii="Times New Roman" w:eastAsia="Times New Roman" w:hAnsi="Times New Roman" w:cs="Times New Roman"/>
+          <w:sz w:val="24"/>
+          <w:szCs w:val="20"/>
+          <w:lang w:eastAsia="ru-RU"/>
+        </w:rPr>
+      </w:pPr>
+      <w:r>
+        <w:rPr>
+          <w:rFonts w:ascii="Times New Roman" w:eastAsia="Times New Roman" w:hAnsi="Times New Roman" w:cs="Times New Roman"/>
+          <w:sz w:val="24"/>
+          <w:szCs w:val="20"/>
+          <w:u w:val="single"/>
+          <w:lang w:eastAsia="ru-RU"/>
+        </w:rPr>
+        <w:tab/>
+      </w:r>
+      <w:r>
+        <w:rPr>
+          <w:rFonts w:ascii="Times New Roman" w:eastAsia="Times New Roman" w:hAnsi="Times New Roman" w:cs="Times New Roman"/>
+          <w:sz w:val="24"/>
+          <w:szCs w:val="20"/>
+          <w:u w:val="single"/>
+          <w:lang w:eastAsia="ru-RU"/>
+        </w:rPr>
+        <w:tab/>
+      </w:r>
+      <w:r>
+        <w:rPr>
+          <w:rFonts w:ascii="Times New Roman" w:eastAsia="Times New Roman" w:hAnsi="Times New Roman" w:cs="Times New Roman"/>
+          <w:sz w:val="24"/>
+          <w:szCs w:val="20"/>
+          <w:u w:val="single"/>
+          <w:lang w:eastAsia="ru-RU"/>
+        </w:rPr>
+        <w:tab/>
+      </w:r>
+      <w:r>
+        <w:rPr>
+          <w:rFonts w:ascii="Times New Roman" w:eastAsia="Times New Roman" w:hAnsi="Times New Roman" w:cs="Times New Roman"/>
+          <w:sz w:val="24"/>
+          <w:szCs w:val="20"/>
+          <w:lang w:eastAsia="ru-RU"/>
+        </w:rPr>
+        <w:t xml:space="preserve"> 20</w:t>
+      </w:r>
+      <w:r>
+        <w:rPr>
+          <w:rFonts w:ascii="Times New Roman" w:eastAsia="Times New Roman" w:hAnsi="Times New Roman" w:cs="Times New Roman"/>
+          <w:sz w:val="24"/>
+          <w:szCs w:val="20"/>
+          <w:u w:val="single"/>
+          <w:lang w:eastAsia="ru-RU"/>
+        </w:rPr>
+        <w:tab/>
+      </w:r>
+    </w:p>
+    <w:p>
+      <w:pPr>
+        <w:pStyle w:val="VKRTitlePage"/>
+        <w:widowControl w:val="0"/>
+        <w:autoSpaceDE w:val="0"/>
+        <w:autoSpaceDN w:val="0"/>
+        <w:adjustRightInd w:val="0"/>
+        <w:spacing w:after="0" w:line="276" w:lineRule="auto"/>
+        <w:jc w:val="center"/>
+        <w:rPr>
+          <w:rFonts w:ascii="Times New Roman" w:eastAsia="Times New Roman" w:hAnsi="Times New Roman" w:cs="Times New Roman"/>
+          <w:b/>
+          <w:sz w:val="24"/>
+          <w:szCs w:val="20"/>
+          <w:lang w:eastAsia="ru-RU"/>
+        </w:rPr>
+      </w:pPr>
+    </w:p>
+    <w:p>
+      <w:pPr>
+        <w:pStyle w:val="VKRTitlePage"/>
+        <w:autoSpaceDE w:val="0"/>
+        <w:autoSpaceDN w:val="0"/>
+        <w:adjustRightInd w:val="0"/>
+        <w:spacing w:after="0" w:line="276" w:lineRule="auto"/>
+        <w:jc w:val="center"/>
+        <w:rPr>
+          <w:rFonts w:ascii="Times New Roman" w:eastAsia="Times New Roman" w:hAnsi="Times New Roman" w:cs="Times New Roman"/>
+          <w:b/>
+          <w:bCs/>
+          <w:color w:val="000000"/>
+          <w:sz w:val="28"/>
+          <w:szCs w:val="28"/>
+          <w:lang w:eastAsia="ru-RU"/>
+        </w:rPr>
+      </w:pPr>
+      <w:r>
+        <w:rPr>
+          <w:rFonts w:ascii="Times New Roman" w:eastAsia="Times New Roman" w:hAnsi="Times New Roman" w:cs="Times New Roman"/>
+          <w:b/>
+          <w:bCs/>
+          <w:color w:val="000000"/>
+          <w:sz w:val="28"/>
+          <w:szCs w:val="28"/>
+          <w:lang w:eastAsia="ru-RU"/>
+        </w:rPr>
+        <w:t>Выпускная квалификационная работа</w:t>
+      </w:r>
+    </w:p>
+    <w:p>
+      <w:pPr>
+        <w:pStyle w:val="VKRTitlePage"/>
+        <w:widowControl w:val="0"/>
+        <w:autoSpaceDE w:val="0"/>
+        <w:autoSpaceDN w:val="0"/>
+        <w:adjustRightInd w:val="0"/>
+        <w:spacing w:after="0" w:line="276" w:lineRule="auto"/>
+        <w:jc w:val="center"/>
+        <w:rPr>
+          <w:rFonts w:ascii="Times New Roman" w:eastAsia="Times New Roman" w:hAnsi="Times New Roman" w:cs="Times New Roman"/>
+          <w:b/>
+          <w:sz w:val="24"/>
+          <w:szCs w:val="20"/>
+          <w:lang w:eastAsia="ru-RU"/>
+        </w:rPr>
+      </w:pPr>
+    </w:p>
+    <w:p>
+      <w:pPr>
+        <w:pStyle w:val="VKRTitlePage"/>
+        <w:autoSpaceDE w:val="0"/>
+        <w:autoSpaceDN w:val="0"/>
+        <w:adjustRightInd w:val="0"/>
+        <w:spacing w:after="0" w:line="276" w:lineRule="auto"/>
+        <w:rPr>
+          <w:rFonts w:ascii="Times New Roman" w:eastAsia="Times New Roman" w:hAnsi="Times New Roman" w:cs="Times New Roman"/>
+          <w:color w:val="000000"/>
+          <w:sz w:val="24"/>
+          <w:szCs w:val="24"/>
+          <w:lang w:eastAsia="ru-RU"/>
+        </w:rPr>
+      </w:pPr>
+      <w:r>
+        <w:rPr>
+          <w:rFonts w:ascii="Times New Roman" w:hAnsi="Times New Roman"/>
+          <w:b w:val="0"/>
+          <w:color w:val="000000"/>
+          <w:sz w:val="24"/>
+        </w:rPr>
+        <w:t>Обучающегося Козырева Никиты Алексеевича, группа S-612</w:t>
+      </w:r>
+    </w:p>
+    <w:p>
+      <w:pPr>
+        <w:pStyle w:val="VKRTitlePage"/>
+        <w:autoSpaceDE w:val="0"/>
+        <w:autoSpaceDN w:val="0"/>
+        <w:adjustRightInd w:val="0"/>
+        <w:spacing w:after="0" w:line="276" w:lineRule="auto"/>
+        <w:jc w:val="center"/>
+        <w:rPr>
+          <w:rFonts w:ascii="Times New Roman" w:eastAsia="Times New Roman" w:hAnsi="Times New Roman" w:cs="Times New Roman"/>
+          <w:color w:val="000000"/>
+          <w:sz w:val="16"/>
+          <w:szCs w:val="16"/>
+          <w:lang w:eastAsia="ru-RU"/>
+        </w:rPr>
+      </w:pPr>
+      <w:r>
+        <w:rPr>
+          <w:rFonts w:ascii="Times New Roman" w:eastAsia="Times New Roman" w:hAnsi="Times New Roman" w:cs="Times New Roman"/>
+          <w:iCs/>
+          <w:color w:val="000000"/>
+          <w:sz w:val="16"/>
+          <w:szCs w:val="16"/>
+          <w:lang w:eastAsia="ru-RU"/>
+        </w:rPr>
+        <w:t>(фамилия, имя, отчество)</w:t>
+      </w:r>
+    </w:p>
+    <w:p>
+      <w:pPr>
+        <w:pStyle w:val="VKRTitlePage"/>
+        <w:autoSpaceDE w:val="0"/>
+        <w:autoSpaceDN w:val="0"/>
+        <w:adjustRightInd w:val="0"/>
+        <w:spacing w:after="0" w:line="276" w:lineRule="auto"/>
+        <w:rPr>
+          <w:rFonts w:ascii="Times New Roman" w:eastAsia="Times New Roman" w:hAnsi="Times New Roman" w:cs="Times New Roman"/>
+          <w:color w:val="000000"/>
+          <w:sz w:val="24"/>
+          <w:szCs w:val="24"/>
+          <w:lang w:eastAsia="ru-RU"/>
+        </w:rPr>
+      </w:pPr>
+      <w:r>
+        <w:rPr>
+          <w:rFonts w:ascii="Times New Roman" w:hAnsi="Times New Roman"/>
+          <w:b w:val="0"/>
+          <w:color w:val="000000"/>
+          <w:sz w:val="24"/>
+        </w:rPr>
+        <w:t>Вид работы: выпускная квалификационная работа специалиста</w:t>
+      </w:r>
+    </w:p>
+    <w:p>
+      <w:pPr>
+        <w:pStyle w:val="VKRTitlePage"/>
+        <w:autoSpaceDE w:val="0"/>
+        <w:autoSpaceDN w:val="0"/>
+        <w:adjustRightInd w:val="0"/>
+        <w:spacing w:after="0" w:line="276" w:lineRule="auto"/>
+        <w:jc w:val="center"/>
+        <w:rPr>
+          <w:rFonts w:ascii="Times New Roman" w:eastAsia="Times New Roman" w:hAnsi="Times New Roman" w:cs="Times New Roman"/>
+          <w:color w:val="000000"/>
+          <w:sz w:val="16"/>
+          <w:szCs w:val="16"/>
+          <w:lang w:eastAsia="ru-RU"/>
+        </w:rPr>
+      </w:pPr>
+      <w:r>
+        <w:rPr>
+          <w:rFonts w:ascii="Times New Roman" w:eastAsia="Times New Roman" w:hAnsi="Times New Roman" w:cs="Times New Roman"/>
+          <w:iCs/>
+          <w:color w:val="000000"/>
+          <w:sz w:val="16"/>
+          <w:szCs w:val="16"/>
+          <w:lang w:eastAsia="ru-RU"/>
+        </w:rPr>
+        <w:t>(выпускная квалификационная работа бакалавра, специалиста, магистра)</w:t>
+      </w:r>
+    </w:p>
+    <w:p>
+      <w:pPr>
+        <w:pStyle w:val="VKRTitlePage"/>
+        <w:widowControl w:val="0"/>
+        <w:autoSpaceDE w:val="0"/>
+        <w:autoSpaceDN w:val="0"/>
+        <w:adjustRightInd w:val="0"/>
+        <w:spacing w:after="0" w:line="276" w:lineRule="auto"/>
+        <w:jc w:val="center"/>
+        <w:rPr>
+          <w:rFonts w:ascii="Times New Roman" w:eastAsia="Times New Roman" w:hAnsi="Times New Roman" w:cs="Times New Roman"/>
+          <w:b/>
+          <w:sz w:val="24"/>
+          <w:szCs w:val="20"/>
+          <w:lang w:eastAsia="ru-RU"/>
+        </w:rPr>
+      </w:pPr>
+    </w:p>
+    <w:p>
+      <w:pPr>
+        <w:pStyle w:val="VKRTitlePage"/>
+        <w:autoSpaceDE w:val="0"/>
+        <w:autoSpaceDN w:val="0"/>
+        <w:adjustRightInd w:val="0"/>
+        <w:spacing w:after="0" w:line="276" w:lineRule="auto"/>
+        <w:jc w:val="center"/>
+        <w:rPr>
+          <w:rFonts w:ascii="Times New Roman" w:eastAsia="Times New Roman" w:hAnsi="Times New Roman" w:cs="Times New Roman"/>
+          <w:color w:val="000000"/>
+          <w:sz w:val="28"/>
+          <w:szCs w:val="28"/>
+          <w:lang w:eastAsia="ru-RU"/>
+        </w:rPr>
+      </w:pPr>
+      <w:r>
+        <w:rPr>
+          <w:rFonts w:ascii="Times New Roman" w:eastAsia="Times New Roman" w:hAnsi="Times New Roman" w:cs="Times New Roman"/>
+          <w:b/>
+          <w:bCs/>
+          <w:color w:val="000000"/>
+          <w:sz w:val="28"/>
+          <w:szCs w:val="28"/>
+          <w:lang w:eastAsia="ru-RU"/>
+        </w:rPr>
+        <w:t>Пояснительная записка</w:t>
+      </w:r>
+    </w:p>
+    <w:p>
+      <w:pPr>
+        <w:pStyle w:val="VKRTitlePage"/>
+        <w:widowControl w:val="0"/>
+        <w:autoSpaceDE w:val="0"/>
+        <w:autoSpaceDN w:val="0"/>
+        <w:adjustRightInd w:val="0"/>
+        <w:spacing w:after="0" w:line="276" w:lineRule="auto"/>
+        <w:jc w:val="center"/>
+        <w:rPr>
+          <w:rFonts w:ascii="Times New Roman" w:eastAsia="Times New Roman" w:hAnsi="Times New Roman" w:cs="Times New Roman"/>
+          <w:b/>
+          <w:sz w:val="24"/>
+          <w:szCs w:val="20"/>
+          <w:lang w:eastAsia="ru-RU"/>
+        </w:rPr>
+      </w:pPr>
+    </w:p>
+    <w:p>
+      <w:pPr>
+        <w:pStyle w:val="VKRTitlePage"/>
+        <w:autoSpaceDE w:val="0"/>
+        <w:autoSpaceDN w:val="0"/>
+        <w:adjustRightInd w:val="0"/>
+        <w:spacing w:after="0" w:line="276" w:lineRule="auto"/>
+        <w:rPr>
+          <w:rFonts w:ascii="Times New Roman" w:eastAsia="Times New Roman" w:hAnsi="Times New Roman" w:cs="Times New Roman"/>
+          <w:color w:val="000000"/>
+          <w:sz w:val="28"/>
+          <w:szCs w:val="28"/>
+          <w:lang w:eastAsia="ru-RU"/>
+        </w:rPr>
+      </w:pPr>
+      <w:r>
+        <w:rPr>
+          <w:rFonts w:ascii="Times New Roman" w:hAnsi="Times New Roman"/>
+          <w:b w:val="0"/>
+          <w:color w:val="000000"/>
+          <w:sz w:val="28"/>
+        </w:rPr>
+        <w:t>Тема: Исследование и анализ применения технологий автономного судовождения (MASS) при плавании в узкостях и перспективы их внедрения на морском флоте</w:t>
+      </w:r>
+    </w:p>
+    <w:p>
+      <w:pPr>
+        <w:pStyle w:val="VKRTitlePage"/>
+        <w:autoSpaceDE w:val="0"/>
+        <w:autoSpaceDN w:val="0"/>
+        <w:adjustRightInd w:val="0"/>
+        <w:spacing w:after="0" w:line="276" w:lineRule="auto"/>
+        <w:jc w:val="center"/>
+        <w:rPr>
+          <w:rFonts w:ascii="Times New Roman" w:eastAsia="Times New Roman" w:hAnsi="Times New Roman" w:cs="Times New Roman"/>
+          <w:color w:val="000000"/>
+          <w:sz w:val="16"/>
+          <w:szCs w:val="16"/>
+          <w:lang w:eastAsia="ru-RU"/>
+        </w:rPr>
+      </w:pPr>
+      <w:r>
+        <w:rPr>
+          <w:rFonts w:ascii="Times New Roman" w:eastAsia="Times New Roman" w:hAnsi="Times New Roman" w:cs="Times New Roman"/>
+          <w:iCs/>
+          <w:color w:val="000000"/>
+          <w:sz w:val="16"/>
+          <w:szCs w:val="16"/>
+          <w:lang w:eastAsia="ru-RU"/>
+        </w:rPr>
+        <w:t>(полное название темы квалификационной работы, в соответствии с приказом об утверждении тематики ВКР)</w:t>
+      </w:r>
+    </w:p>
+    <w:p>
+      <w:pPr>
+        <w:pStyle w:val="VKRTitlePage"/>
+        <w:widowControl w:val="0"/>
+        <w:autoSpaceDE w:val="0"/>
+        <w:autoSpaceDN w:val="0"/>
+        <w:adjustRightInd w:val="0"/>
+        <w:spacing w:after="0" w:line="276" w:lineRule="auto"/>
+        <w:jc w:val="center"/>
+        <w:rPr>
+          <w:rFonts w:ascii="Times New Roman" w:eastAsia="Times New Roman" w:hAnsi="Times New Roman" w:cs="Times New Roman"/>
+          <w:b/>
+          <w:sz w:val="24"/>
+          <w:szCs w:val="20"/>
+          <w:lang w:eastAsia="ru-RU"/>
+        </w:rPr>
+      </w:pPr>
+    </w:p>
+    <w:p>
+      <w:pPr>
+        <w:pStyle w:val="VKRTitlePage"/>
+        <w:autoSpaceDE w:val="0"/>
+        <w:autoSpaceDN w:val="0"/>
+        <w:adjustRightInd w:val="0"/>
+        <w:spacing w:after="0" w:line="276" w:lineRule="auto"/>
+        <w:rPr>
+          <w:rFonts w:ascii="Times New Roman" w:eastAsia="Times New Roman" w:hAnsi="Times New Roman" w:cs="Times New Roman"/>
+          <w:color w:val="000000"/>
+          <w:sz w:val="24"/>
+          <w:szCs w:val="24"/>
+          <w:lang w:eastAsia="ru-RU"/>
+        </w:rPr>
+      </w:pPr>
+      <w:r>
+        <w:rPr>
+          <w:rFonts w:ascii="Times New Roman" w:eastAsia="Times New Roman" w:hAnsi="Times New Roman" w:cs="Times New Roman"/>
+          <w:color w:val="000000"/>
+          <w:sz w:val="24"/>
+          <w:szCs w:val="24"/>
+          <w:lang w:eastAsia="ru-RU"/>
+        </w:rPr>
+        <w:t xml:space="preserve">Руководитель работы </w:t>
+      </w:r>
+      <w:r>
+        <w:rPr>
+          <w:rFonts w:ascii="Times New Roman" w:eastAsia="Times New Roman" w:hAnsi="Times New Roman" w:cs="Times New Roman"/>
+          <w:color w:val="000000"/>
+          <w:sz w:val="24"/>
+          <w:szCs w:val="24"/>
+          <w:u w:val="single"/>
+          <w:lang w:eastAsia="ru-RU"/>
+        </w:rPr>
+        <w:tab/>
+      </w:r>
+      <w:r>
+        <w:rPr>
+          <w:rFonts w:ascii="Times New Roman" w:eastAsia="Times New Roman" w:hAnsi="Times New Roman" w:cs="Times New Roman"/>
+          <w:color w:val="000000"/>
+          <w:sz w:val="24"/>
+          <w:szCs w:val="24"/>
+          <w:u w:val="single"/>
+          <w:lang w:eastAsia="ru-RU"/>
+        </w:rPr>
+        <w:tab/>
+      </w:r>
+      <w:r>
+        <w:rPr>
+          <w:rFonts w:ascii="Times New Roman" w:eastAsia="Times New Roman" w:hAnsi="Times New Roman" w:cs="Times New Roman"/>
+          <w:color w:val="000000"/>
+          <w:sz w:val="24"/>
+          <w:szCs w:val="24"/>
+          <w:u w:val="single"/>
+          <w:lang w:eastAsia="ru-RU"/>
+        </w:rPr>
+        <w:tab/>
+      </w:r>
+      <w:r>
+        <w:rPr>
+          <w:rFonts w:ascii="Times New Roman" w:eastAsia="Times New Roman" w:hAnsi="Times New Roman" w:cs="Times New Roman"/>
+          <w:color w:val="000000"/>
+          <w:sz w:val="24"/>
+          <w:szCs w:val="24"/>
+          <w:u w:val="single"/>
+          <w:lang w:eastAsia="ru-RU"/>
+        </w:rPr>
+        <w:tab/>
+      </w:r>
+      <w:r>
+        <w:rPr>
+          <w:rFonts w:ascii="Times New Roman" w:eastAsia="Times New Roman" w:hAnsi="Times New Roman" w:cs="Times New Roman"/>
+          <w:color w:val="000000"/>
+          <w:sz w:val="24"/>
+          <w:szCs w:val="24"/>
+          <w:u w:val="single"/>
+          <w:lang w:eastAsia="ru-RU"/>
+        </w:rPr>
+        <w:tab/>
+      </w:r>
+      <w:r>
+        <w:rPr>
+          <w:rFonts w:ascii="Times New Roman" w:eastAsia="Times New Roman" w:hAnsi="Times New Roman" w:cs="Times New Roman"/>
+          <w:color w:val="000000"/>
+          <w:sz w:val="24"/>
+          <w:szCs w:val="24"/>
+          <w:u w:val="single"/>
+          <w:lang w:eastAsia="ru-RU"/>
+        </w:rPr>
+        <w:tab/>
+      </w:r>
+      <w:r>
+        <w:rPr>
+          <w:rFonts w:ascii="Times New Roman" w:eastAsia="Times New Roman" w:hAnsi="Times New Roman" w:cs="Times New Roman"/>
+          <w:color w:val="000000"/>
+          <w:sz w:val="24"/>
+          <w:szCs w:val="24"/>
+          <w:u w:val="single"/>
+          <w:lang w:eastAsia="ru-RU"/>
+        </w:rPr>
+        <w:tab/>
+      </w:r>
+      <w:r>
+        <w:rPr>
+          <w:rFonts w:ascii="Times New Roman" w:eastAsia="Times New Roman" w:hAnsi="Times New Roman" w:cs="Times New Roman"/>
+          <w:color w:val="000000"/>
+          <w:sz w:val="24"/>
+          <w:szCs w:val="24"/>
+          <w:u w:val="single"/>
+          <w:lang w:eastAsia="ru-RU"/>
+        </w:rPr>
+        <w:tab/>
+      </w:r>
+      <w:r>
+        <w:rPr>
+          <w:rFonts w:ascii="Times New Roman" w:eastAsia="Times New Roman" w:hAnsi="Times New Roman" w:cs="Times New Roman"/>
+          <w:color w:val="000000"/>
+          <w:sz w:val="24"/>
+          <w:szCs w:val="24"/>
+          <w:u w:val="single"/>
+          <w:lang w:eastAsia="ru-RU"/>
+        </w:rPr>
+        <w:tab/>
+      </w:r>
+      <w:r>
+        <w:rPr>
+          <w:rFonts w:ascii="Times New Roman" w:eastAsia="Times New Roman" w:hAnsi="Times New Roman" w:cs="Times New Roman"/>
+          <w:color w:val="000000"/>
+          <w:sz w:val="24"/>
+          <w:szCs w:val="24"/>
+          <w:u w:val="single"/>
+          <w:lang w:eastAsia="ru-RU"/>
+        </w:rPr>
+        <w:tab/>
+      </w:r>
+    </w:p>
+    <w:p>
+      <w:pPr>
+        <w:pStyle w:val="VKRTitlePage"/>
+        <w:autoSpaceDE w:val="0"/>
+        <w:autoSpaceDN w:val="0"/>
+        <w:adjustRightInd w:val="0"/>
+        <w:spacing w:after="0" w:line="276" w:lineRule="auto"/>
+        <w:jc w:val="center"/>
+        <w:rPr>
+          <w:rFonts w:ascii="Times New Roman" w:eastAsia="Times New Roman" w:hAnsi="Times New Roman" w:cs="Times New Roman"/>
+          <w:color w:val="000000"/>
+          <w:sz w:val="16"/>
+          <w:szCs w:val="16"/>
+          <w:lang w:eastAsia="ru-RU"/>
+        </w:rPr>
+      </w:pPr>
+      <w:r>
+        <w:rPr>
+          <w:rFonts w:ascii="Times New Roman" w:eastAsia="Times New Roman" w:hAnsi="Times New Roman" w:cs="Times New Roman"/>
+          <w:iCs/>
+          <w:color w:val="000000"/>
+          <w:sz w:val="16"/>
+          <w:szCs w:val="16"/>
+          <w:lang w:eastAsia="ru-RU"/>
+        </w:rPr>
+        <w:t>(должность, подпись, фамилия, инициалы, дата)</w:t>
+      </w:r>
+    </w:p>
+    <w:p>
+      <w:pPr>
+        <w:pStyle w:val="VKRTitlePage"/>
+        <w:autoSpaceDE w:val="0"/>
+        <w:autoSpaceDN w:val="0"/>
+        <w:adjustRightInd w:val="0"/>
+        <w:spacing w:after="0" w:line="276" w:lineRule="auto"/>
+        <w:rPr>
+          <w:rFonts w:ascii="Times New Roman" w:eastAsia="Times New Roman" w:hAnsi="Times New Roman" w:cs="Times New Roman"/>
+          <w:color w:val="000000"/>
+          <w:sz w:val="24"/>
+          <w:szCs w:val="24"/>
+          <w:lang w:eastAsia="ru-RU"/>
+        </w:rPr>
+      </w:pPr>
+      <w:r>
+        <w:rPr>
+          <w:rFonts w:ascii="Times New Roman" w:eastAsia="Times New Roman" w:hAnsi="Times New Roman" w:cs="Times New Roman"/>
+          <w:color w:val="000000"/>
+          <w:sz w:val="24"/>
+          <w:szCs w:val="24"/>
+          <w:lang w:eastAsia="ru-RU"/>
+        </w:rPr>
+        <w:t xml:space="preserve">Консультант </w:t>
+      </w:r>
+      <w:r>
+        <w:rPr>
+          <w:rFonts w:ascii="Times New Roman" w:eastAsia="Times New Roman" w:hAnsi="Times New Roman" w:cs="Times New Roman"/>
+          <w:color w:val="000000"/>
+          <w:sz w:val="24"/>
+          <w:szCs w:val="24"/>
+          <w:u w:val="single"/>
+          <w:lang w:eastAsia="ru-RU"/>
+        </w:rPr>
+        <w:tab/>
+      </w:r>
+      <w:r>
+        <w:rPr>
+          <w:rFonts w:ascii="Times New Roman" w:eastAsia="Times New Roman" w:hAnsi="Times New Roman" w:cs="Times New Roman"/>
+          <w:color w:val="000000"/>
+          <w:sz w:val="24"/>
+          <w:szCs w:val="24"/>
+          <w:u w:val="single"/>
+          <w:lang w:eastAsia="ru-RU"/>
+        </w:rPr>
+        <w:tab/>
+      </w:r>
+      <w:r>
+        <w:rPr>
+          <w:rFonts w:ascii="Times New Roman" w:eastAsia="Times New Roman" w:hAnsi="Times New Roman" w:cs="Times New Roman"/>
+          <w:color w:val="000000"/>
+          <w:sz w:val="24"/>
+          <w:szCs w:val="24"/>
+          <w:u w:val="single"/>
+          <w:lang w:eastAsia="ru-RU"/>
+        </w:rPr>
+        <w:tab/>
+      </w:r>
+      <w:r>
+        <w:rPr>
+          <w:rFonts w:ascii="Times New Roman" w:eastAsia="Times New Roman" w:hAnsi="Times New Roman" w:cs="Times New Roman"/>
+          <w:color w:val="000000"/>
+          <w:sz w:val="24"/>
+          <w:szCs w:val="24"/>
+          <w:u w:val="single"/>
+          <w:lang w:eastAsia="ru-RU"/>
+        </w:rPr>
+        <w:tab/>
+      </w:r>
+      <w:r>
+        <w:rPr>
+          <w:rFonts w:ascii="Times New Roman" w:eastAsia="Times New Roman" w:hAnsi="Times New Roman" w:cs="Times New Roman"/>
+          <w:color w:val="000000"/>
+          <w:sz w:val="24"/>
+          <w:szCs w:val="24"/>
+          <w:u w:val="single"/>
+          <w:lang w:eastAsia="ru-RU"/>
+        </w:rPr>
+        <w:tab/>
+      </w:r>
+      <w:r>
+        <w:rPr>
+          <w:rFonts w:ascii="Times New Roman" w:eastAsia="Times New Roman" w:hAnsi="Times New Roman" w:cs="Times New Roman"/>
+          <w:color w:val="000000"/>
+          <w:sz w:val="24"/>
+          <w:szCs w:val="24"/>
+          <w:u w:val="single"/>
+          <w:lang w:eastAsia="ru-RU"/>
+        </w:rPr>
+        <w:tab/>
+      </w:r>
+      <w:r>
+        <w:rPr>
+          <w:rFonts w:ascii="Times New Roman" w:eastAsia="Times New Roman" w:hAnsi="Times New Roman" w:cs="Times New Roman"/>
+          <w:color w:val="000000"/>
+          <w:sz w:val="24"/>
+          <w:szCs w:val="24"/>
+          <w:u w:val="single"/>
+          <w:lang w:eastAsia="ru-RU"/>
+        </w:rPr>
+        <w:tab/>
+      </w:r>
+      <w:r>
+        <w:rPr>
+          <w:rFonts w:ascii="Times New Roman" w:eastAsia="Times New Roman" w:hAnsi="Times New Roman" w:cs="Times New Roman"/>
+          <w:color w:val="000000"/>
+          <w:sz w:val="24"/>
+          <w:szCs w:val="24"/>
+          <w:u w:val="single"/>
+          <w:lang w:eastAsia="ru-RU"/>
+        </w:rPr>
+        <w:tab/>
+      </w:r>
+      <w:r>
+        <w:rPr>
+          <w:rFonts w:ascii="Times New Roman" w:eastAsia="Times New Roman" w:hAnsi="Times New Roman" w:cs="Times New Roman"/>
+          <w:color w:val="000000"/>
+          <w:sz w:val="24"/>
+          <w:szCs w:val="24"/>
+          <w:u w:val="single"/>
+          <w:lang w:eastAsia="ru-RU"/>
+        </w:rPr>
+        <w:tab/>
+      </w:r>
+      <w:r>
+        <w:rPr>
+          <w:rFonts w:ascii="Times New Roman" w:eastAsia="Times New Roman" w:hAnsi="Times New Roman" w:cs="Times New Roman"/>
+          <w:color w:val="000000"/>
+          <w:sz w:val="24"/>
+          <w:szCs w:val="24"/>
+          <w:u w:val="single"/>
+          <w:lang w:eastAsia="ru-RU"/>
+        </w:rPr>
+        <w:tab/>
+      </w:r>
+      <w:r>
+        <w:rPr>
+          <w:rFonts w:ascii="Times New Roman" w:eastAsia="Times New Roman" w:hAnsi="Times New Roman" w:cs="Times New Roman"/>
+          <w:color w:val="000000"/>
+          <w:sz w:val="24"/>
+          <w:szCs w:val="24"/>
+          <w:u w:val="single"/>
+          <w:lang w:eastAsia="ru-RU"/>
+        </w:rPr>
+        <w:tab/>
+      </w:r>
+      <w:r>
+        <w:rPr>
+          <w:rFonts w:ascii="Times New Roman" w:eastAsia="Times New Roman" w:hAnsi="Times New Roman" w:cs="Times New Roman"/>
+          <w:color w:val="000000"/>
+          <w:sz w:val="24"/>
+          <w:szCs w:val="24"/>
+          <w:u w:val="single"/>
+          <w:lang w:eastAsia="ru-RU"/>
+        </w:rPr>
+        <w:tab/>
+      </w:r>
+    </w:p>
+    <w:p>
+      <w:pPr>
+        <w:pStyle w:val="VKRTitlePage"/>
+        <w:autoSpaceDE w:val="0"/>
+        <w:autoSpaceDN w:val="0"/>
+        <w:adjustRightInd w:val="0"/>
+        <w:spacing w:after="0" w:line="276" w:lineRule="auto"/>
+        <w:rPr>
+          <w:rFonts w:ascii="Times New Roman" w:eastAsia="Times New Roman" w:hAnsi="Times New Roman" w:cs="Times New Roman"/>
+          <w:color w:val="000000"/>
+          <w:sz w:val="16"/>
+          <w:szCs w:val="16"/>
+          <w:lang w:eastAsia="ru-RU"/>
+        </w:rPr>
+      </w:pPr>
+      <w:r>
+        <w:rPr>
+          <w:rFonts w:ascii="Times New Roman" w:eastAsia="Times New Roman" w:hAnsi="Times New Roman" w:cs="Times New Roman"/>
+          <w:iCs/>
+          <w:color w:val="000000"/>
+          <w:sz w:val="16"/>
+          <w:szCs w:val="16"/>
+          <w:lang w:eastAsia="ru-RU"/>
+        </w:rPr>
+        <w:t xml:space="preserve">   (при </w:t>
+      </w:r>
+      <w:proofErr w:type="gramStart"/>
+      <w:r>
+        <w:rPr>
+          <w:rFonts w:ascii="Times New Roman" w:eastAsia="Times New Roman" w:hAnsi="Times New Roman" w:cs="Times New Roman"/>
+          <w:iCs/>
+          <w:color w:val="000000"/>
+          <w:sz w:val="16"/>
+          <w:szCs w:val="16"/>
+          <w:lang w:eastAsia="ru-RU"/>
+        </w:rPr>
+        <w:t xml:space="preserve">наличии)   </w:t>
+      </w:r>
+      <w:proofErr w:type="gramEnd"/>
+      <w:r>
+        <w:rPr>
+          <w:rFonts w:ascii="Times New Roman" w:eastAsia="Times New Roman" w:hAnsi="Times New Roman" w:cs="Times New Roman"/>
+          <w:iCs/>
+          <w:color w:val="000000"/>
+          <w:sz w:val="16"/>
+          <w:szCs w:val="16"/>
+          <w:lang w:eastAsia="ru-RU"/>
+        </w:rPr>
+        <w:t xml:space="preserve">                                                  (должность, подпись, фамилия, инициалы, дата)</w:t>
+      </w:r>
+    </w:p>
+    <w:p>
+      <w:pPr>
+        <w:pStyle w:val="VKRTitlePage"/>
+        <w:autoSpaceDE w:val="0"/>
+        <w:autoSpaceDN w:val="0"/>
+        <w:adjustRightInd w:val="0"/>
+        <w:spacing w:after="0" w:line="276" w:lineRule="auto"/>
+        <w:rPr>
+          <w:rFonts w:ascii="Times New Roman" w:eastAsia="Times New Roman" w:hAnsi="Times New Roman" w:cs="Times New Roman"/>
+          <w:color w:val="000000"/>
+          <w:sz w:val="24"/>
+          <w:szCs w:val="24"/>
+          <w:lang w:eastAsia="ru-RU"/>
+        </w:rPr>
+      </w:pPr>
+      <w:r>
+        <w:rPr>
+          <w:rFonts w:ascii="Times New Roman" w:eastAsia="Times New Roman" w:hAnsi="Times New Roman" w:cs="Times New Roman"/>
+          <w:color w:val="000000"/>
+          <w:sz w:val="24"/>
+          <w:szCs w:val="24"/>
+          <w:lang w:eastAsia="ru-RU"/>
+        </w:rPr>
+        <w:t xml:space="preserve">Консультант </w:t>
+      </w:r>
+      <w:r>
+        <w:rPr>
+          <w:rFonts w:ascii="Times New Roman" w:eastAsia="Times New Roman" w:hAnsi="Times New Roman" w:cs="Times New Roman"/>
+          <w:color w:val="000000"/>
+          <w:sz w:val="24"/>
+          <w:szCs w:val="24"/>
+          <w:u w:val="single"/>
+          <w:lang w:eastAsia="ru-RU"/>
+        </w:rPr>
+        <w:tab/>
+      </w:r>
+      <w:r>
+        <w:rPr>
+          <w:rFonts w:ascii="Times New Roman" w:eastAsia="Times New Roman" w:hAnsi="Times New Roman" w:cs="Times New Roman"/>
+          <w:color w:val="000000"/>
+          <w:sz w:val="24"/>
+          <w:szCs w:val="24"/>
+          <w:u w:val="single"/>
+          <w:lang w:eastAsia="ru-RU"/>
+        </w:rPr>
+        <w:tab/>
+      </w:r>
+      <w:r>
+        <w:rPr>
+          <w:rFonts w:ascii="Times New Roman" w:eastAsia="Times New Roman" w:hAnsi="Times New Roman" w:cs="Times New Roman"/>
+          <w:color w:val="000000"/>
+          <w:sz w:val="24"/>
+          <w:szCs w:val="24"/>
+          <w:u w:val="single"/>
+          <w:lang w:eastAsia="ru-RU"/>
+        </w:rPr>
+        <w:tab/>
+      </w:r>
+      <w:r>
+        <w:rPr>
+          <w:rFonts w:ascii="Times New Roman" w:eastAsia="Times New Roman" w:hAnsi="Times New Roman" w:cs="Times New Roman"/>
+          <w:color w:val="000000"/>
+          <w:sz w:val="24"/>
+          <w:szCs w:val="24"/>
+          <w:u w:val="single"/>
+          <w:lang w:eastAsia="ru-RU"/>
+        </w:rPr>
+        <w:tab/>
+      </w:r>
+      <w:r>
+        <w:rPr>
+          <w:rFonts w:ascii="Times New Roman" w:eastAsia="Times New Roman" w:hAnsi="Times New Roman" w:cs="Times New Roman"/>
+          <w:color w:val="000000"/>
+          <w:sz w:val="24"/>
+          <w:szCs w:val="24"/>
+          <w:u w:val="single"/>
+          <w:lang w:eastAsia="ru-RU"/>
+        </w:rPr>
+        <w:tab/>
+      </w:r>
+      <w:r>
+        <w:rPr>
+          <w:rFonts w:ascii="Times New Roman" w:eastAsia="Times New Roman" w:hAnsi="Times New Roman" w:cs="Times New Roman"/>
+          <w:color w:val="000000"/>
+          <w:sz w:val="24"/>
+          <w:szCs w:val="24"/>
+          <w:u w:val="single"/>
+          <w:lang w:eastAsia="ru-RU"/>
+        </w:rPr>
+        <w:tab/>
+      </w:r>
+      <w:r>
+        <w:rPr>
+          <w:rFonts w:ascii="Times New Roman" w:eastAsia="Times New Roman" w:hAnsi="Times New Roman" w:cs="Times New Roman"/>
+          <w:color w:val="000000"/>
+          <w:sz w:val="24"/>
+          <w:szCs w:val="24"/>
+          <w:u w:val="single"/>
+          <w:lang w:eastAsia="ru-RU"/>
+        </w:rPr>
+        <w:tab/>
+      </w:r>
+      <w:r>
+        <w:rPr>
+          <w:rFonts w:ascii="Times New Roman" w:eastAsia="Times New Roman" w:hAnsi="Times New Roman" w:cs="Times New Roman"/>
+          <w:color w:val="000000"/>
+          <w:sz w:val="24"/>
+          <w:szCs w:val="24"/>
+          <w:u w:val="single"/>
+          <w:lang w:eastAsia="ru-RU"/>
+        </w:rPr>
+        <w:tab/>
+      </w:r>
+      <w:r>
+        <w:rPr>
+          <w:rFonts w:ascii="Times New Roman" w:eastAsia="Times New Roman" w:hAnsi="Times New Roman" w:cs="Times New Roman"/>
+          <w:color w:val="000000"/>
+          <w:sz w:val="24"/>
+          <w:szCs w:val="24"/>
+          <w:u w:val="single"/>
+          <w:lang w:eastAsia="ru-RU"/>
+        </w:rPr>
+        <w:tab/>
+      </w:r>
+      <w:r>
+        <w:rPr>
+          <w:rFonts w:ascii="Times New Roman" w:eastAsia="Times New Roman" w:hAnsi="Times New Roman" w:cs="Times New Roman"/>
+          <w:color w:val="000000"/>
+          <w:sz w:val="24"/>
+          <w:szCs w:val="24"/>
+          <w:u w:val="single"/>
+          <w:lang w:eastAsia="ru-RU"/>
+        </w:rPr>
+        <w:tab/>
+      </w:r>
+      <w:r>
+        <w:rPr>
+          <w:rFonts w:ascii="Times New Roman" w:eastAsia="Times New Roman" w:hAnsi="Times New Roman" w:cs="Times New Roman"/>
+          <w:color w:val="000000"/>
+          <w:sz w:val="24"/>
+          <w:szCs w:val="24"/>
+          <w:u w:val="single"/>
+          <w:lang w:eastAsia="ru-RU"/>
+        </w:rPr>
+        <w:tab/>
+      </w:r>
+      <w:r>
+        <w:rPr>
+          <w:rFonts w:ascii="Times New Roman" w:eastAsia="Times New Roman" w:hAnsi="Times New Roman" w:cs="Times New Roman"/>
+          <w:color w:val="000000"/>
+          <w:sz w:val="24"/>
+          <w:szCs w:val="24"/>
+          <w:u w:val="single"/>
+          <w:lang w:eastAsia="ru-RU"/>
+        </w:rPr>
+        <w:tab/>
+      </w:r>
+    </w:p>
+    <w:p>
+      <w:pPr>
+        <w:pStyle w:val="VKRTitlePage"/>
+        <w:autoSpaceDE w:val="0"/>
+        <w:autoSpaceDN w:val="0"/>
+        <w:adjustRightInd w:val="0"/>
+        <w:spacing w:after="0" w:line="276" w:lineRule="auto"/>
+        <w:jc w:val="center"/>
+        <w:rPr>
+          <w:rFonts w:ascii="Times New Roman" w:eastAsia="Times New Roman" w:hAnsi="Times New Roman" w:cs="Times New Roman"/>
+          <w:iCs/>
+          <w:color w:val="000000"/>
+          <w:sz w:val="16"/>
+          <w:szCs w:val="16"/>
+          <w:lang w:eastAsia="ru-RU"/>
+        </w:rPr>
+      </w:pPr>
+      <w:r>
+        <w:rPr>
+          <w:rFonts w:ascii="Times New Roman" w:eastAsia="Times New Roman" w:hAnsi="Times New Roman" w:cs="Times New Roman"/>
+          <w:iCs/>
+          <w:color w:val="000000"/>
+          <w:sz w:val="16"/>
+          <w:szCs w:val="16"/>
+          <w:lang w:eastAsia="ru-RU"/>
+        </w:rPr>
+        <w:t>(должность, подпись, фамилия, инициалы, дата)</w:t>
+      </w:r>
+    </w:p>
+    <w:p>
+      <w:pPr>
+        <w:pStyle w:val="VKRTitlePage"/>
+        <w:autoSpaceDE w:val="0"/>
+        <w:autoSpaceDN w:val="0"/>
+        <w:adjustRightInd w:val="0"/>
+        <w:spacing w:after="0" w:line="276" w:lineRule="auto"/>
+        <w:rPr>
+          <w:rFonts w:ascii="Times New Roman" w:eastAsia="Times New Roman" w:hAnsi="Times New Roman" w:cs="Times New Roman"/>
+          <w:color w:val="000000"/>
+          <w:sz w:val="24"/>
+          <w:szCs w:val="24"/>
+          <w:lang w:eastAsia="ru-RU"/>
+        </w:rPr>
+      </w:pPr>
+      <w:r>
+        <w:rPr>
+          <w:rFonts w:ascii="Times New Roman" w:eastAsia="Times New Roman" w:hAnsi="Times New Roman" w:cs="Times New Roman"/>
+          <w:color w:val="000000"/>
+          <w:sz w:val="24"/>
+          <w:szCs w:val="24"/>
+          <w:lang w:eastAsia="ru-RU"/>
+        </w:rPr>
+        <w:t xml:space="preserve">Обучающийся </w:t>
+      </w:r>
+      <w:r>
+        <w:rPr>
+          <w:rFonts w:ascii="Times New Roman" w:eastAsia="Times New Roman" w:hAnsi="Times New Roman" w:cs="Times New Roman"/>
+          <w:color w:val="000000"/>
+          <w:sz w:val="24"/>
+          <w:szCs w:val="24"/>
+          <w:u w:val="single"/>
+          <w:lang w:eastAsia="ru-RU"/>
+        </w:rPr>
+        <w:tab/>
+      </w:r>
+      <w:r>
+        <w:rPr>
+          <w:rFonts w:ascii="Times New Roman" w:eastAsia="Times New Roman" w:hAnsi="Times New Roman" w:cs="Times New Roman"/>
+          <w:color w:val="000000"/>
+          <w:sz w:val="24"/>
+          <w:szCs w:val="24"/>
+          <w:u w:val="single"/>
+          <w:lang w:eastAsia="ru-RU"/>
+        </w:rPr>
+        <w:tab/>
+      </w:r>
+      <w:r>
+        <w:rPr>
+          <w:rFonts w:ascii="Times New Roman" w:eastAsia="Times New Roman" w:hAnsi="Times New Roman" w:cs="Times New Roman"/>
+          <w:color w:val="000000"/>
+          <w:sz w:val="24"/>
+          <w:szCs w:val="24"/>
+          <w:u w:val="single"/>
+          <w:lang w:eastAsia="ru-RU"/>
+        </w:rPr>
+        <w:tab/>
+      </w:r>
+      <w:r>
+        <w:rPr>
+          <w:rFonts w:ascii="Times New Roman" w:eastAsia="Times New Roman" w:hAnsi="Times New Roman" w:cs="Times New Roman"/>
+          <w:color w:val="000000"/>
+          <w:sz w:val="24"/>
+          <w:szCs w:val="24"/>
+          <w:u w:val="single"/>
+          <w:lang w:eastAsia="ru-RU"/>
+        </w:rPr>
+        <w:tab/>
+      </w:r>
+      <w:r>
+        <w:rPr>
+          <w:rFonts w:ascii="Times New Roman" w:eastAsia="Times New Roman" w:hAnsi="Times New Roman" w:cs="Times New Roman"/>
+          <w:color w:val="000000"/>
+          <w:sz w:val="24"/>
+          <w:szCs w:val="24"/>
+          <w:u w:val="single"/>
+          <w:lang w:eastAsia="ru-RU"/>
+        </w:rPr>
+        <w:tab/>
+      </w:r>
+      <w:r>
+        <w:rPr>
+          <w:rFonts w:ascii="Times New Roman" w:eastAsia="Times New Roman" w:hAnsi="Times New Roman" w:cs="Times New Roman"/>
+          <w:color w:val="000000"/>
+          <w:sz w:val="24"/>
+          <w:szCs w:val="24"/>
+          <w:u w:val="single"/>
+          <w:lang w:eastAsia="ru-RU"/>
+        </w:rPr>
+        <w:tab/>
+      </w:r>
+      <w:r>
+        <w:rPr>
+          <w:rFonts w:ascii="Times New Roman" w:eastAsia="Times New Roman" w:hAnsi="Times New Roman" w:cs="Times New Roman"/>
+          <w:color w:val="000000"/>
+          <w:sz w:val="24"/>
+          <w:szCs w:val="24"/>
+          <w:u w:val="single"/>
+          <w:lang w:eastAsia="ru-RU"/>
+        </w:rPr>
+        <w:tab/>
+      </w:r>
+      <w:r>
+        <w:rPr>
+          <w:rFonts w:ascii="Times New Roman" w:eastAsia="Times New Roman" w:hAnsi="Times New Roman" w:cs="Times New Roman"/>
+          <w:color w:val="000000"/>
+          <w:sz w:val="24"/>
+          <w:szCs w:val="24"/>
+          <w:u w:val="single"/>
+          <w:lang w:eastAsia="ru-RU"/>
+        </w:rPr>
+        <w:tab/>
+      </w:r>
+      <w:r>
+        <w:rPr>
+          <w:rFonts w:ascii="Times New Roman" w:eastAsia="Times New Roman" w:hAnsi="Times New Roman" w:cs="Times New Roman"/>
+          <w:color w:val="000000"/>
+          <w:sz w:val="24"/>
+          <w:szCs w:val="24"/>
+          <w:u w:val="single"/>
+          <w:lang w:eastAsia="ru-RU"/>
+        </w:rPr>
+        <w:tab/>
+      </w:r>
+      <w:r>
+        <w:rPr>
+          <w:rFonts w:ascii="Times New Roman" w:eastAsia="Times New Roman" w:hAnsi="Times New Roman" w:cs="Times New Roman"/>
+          <w:color w:val="000000"/>
+          <w:sz w:val="24"/>
+          <w:szCs w:val="24"/>
+          <w:u w:val="single"/>
+          <w:lang w:eastAsia="ru-RU"/>
+        </w:rPr>
+        <w:tab/>
+      </w:r>
+      <w:r>
+        <w:rPr>
+          <w:rFonts w:ascii="Times New Roman" w:eastAsia="Times New Roman" w:hAnsi="Times New Roman" w:cs="Times New Roman"/>
+          <w:color w:val="000000"/>
+          <w:sz w:val="24"/>
+          <w:szCs w:val="24"/>
+          <w:u w:val="single"/>
+          <w:lang w:eastAsia="ru-RU"/>
+        </w:rPr>
+        <w:tab/>
+      </w:r>
+    </w:p>
+    <w:p>
+      <w:pPr>
+        <w:pStyle w:val="VKRTitlePage"/>
+        <w:autoSpaceDE w:val="0"/>
+        <w:autoSpaceDN w:val="0"/>
+        <w:adjustRightInd w:val="0"/>
+        <w:spacing w:after="0" w:line="276" w:lineRule="auto"/>
+        <w:jc w:val="center"/>
+        <w:rPr>
+          <w:rFonts w:ascii="Times New Roman" w:eastAsia="Times New Roman" w:hAnsi="Times New Roman" w:cs="Times New Roman"/>
+          <w:color w:val="000000"/>
+          <w:sz w:val="16"/>
+          <w:szCs w:val="16"/>
+          <w:lang w:eastAsia="ru-RU"/>
+        </w:rPr>
+      </w:pPr>
+      <w:r>
+        <w:rPr>
+          <w:rFonts w:ascii="Times New Roman" w:eastAsia="Times New Roman" w:hAnsi="Times New Roman" w:cs="Times New Roman"/>
+          <w:iCs/>
+          <w:color w:val="000000"/>
+          <w:sz w:val="16"/>
+          <w:szCs w:val="16"/>
+          <w:lang w:eastAsia="ru-RU"/>
+        </w:rPr>
+        <w:t>(подпись, фамилия, инициалы, дата)</w:t>
+      </w:r>
+    </w:p>
+    <w:p>
+      <w:pPr>
+        <w:pStyle w:val="VKRTitlePage"/>
+        <w:widowControl w:val="0"/>
+        <w:autoSpaceDE w:val="0"/>
+        <w:autoSpaceDN w:val="0"/>
+        <w:adjustRightInd w:val="0"/>
+        <w:spacing w:after="0" w:line="276" w:lineRule="auto"/>
+        <w:jc w:val="center"/>
+        <w:rPr>
+          <w:rFonts w:ascii="Times New Roman" w:eastAsia="Times New Roman" w:hAnsi="Times New Roman" w:cs="Times New Roman"/>
+          <w:b/>
+          <w:sz w:val="24"/>
+          <w:szCs w:val="20"/>
+          <w:lang w:eastAsia="ru-RU"/>
+        </w:rPr>
+      </w:pPr>
+    </w:p>
+    <w:p>
+      <w:pPr>
+        <w:pStyle w:val="VKRTitlePage"/>
+        <w:spacing w:after="0" w:line="276" w:lineRule="auto"/>
+        <w:jc w:val="center"/>
+        <w:rPr>
+          <w:rFonts w:ascii="Times New Roman" w:eastAsia="Times New Roman" w:hAnsi="Times New Roman" w:cs="Times New Roman"/>
+          <w:sz w:val="24"/>
+          <w:szCs w:val="24"/>
+          <w:lang w:eastAsia="ru-RU"/>
+        </w:rPr>
+      </w:pPr>
+      <w:r>
+        <w:rPr>
+          <w:rFonts w:ascii="Times New Roman" w:eastAsia="Times New Roman" w:hAnsi="Times New Roman" w:cs="Times New Roman"/>
+          <w:sz w:val="24"/>
+          <w:szCs w:val="24"/>
+          <w:lang w:eastAsia="ru-RU"/>
+        </w:rPr>
+        <w:t>Санкт-Петербург</w:t>
+      </w:r>
+    </w:p>
+    <w:p>
+      <w:pPr>
+        <w:pStyle w:val="VKRTitlePage"/>
+        <w:spacing w:after="0" w:line="276" w:lineRule="auto"/>
+        <w:jc w:val="center"/>
+        <w:rPr>
+          <w:rFonts w:ascii="Times New Roman" w:eastAsia="Times New Roman" w:hAnsi="Times New Roman" w:cs="Times New Roman"/>
+          <w:sz w:val="24"/>
+          <w:szCs w:val="24"/>
+          <w:lang w:eastAsia="ru-RU"/>
+        </w:rPr>
+      </w:pPr>
+      <w:r>
+        <w:rPr>
+          <w:rFonts w:ascii="Times New Roman" w:hAnsi="Times New Roman"/>
+          <w:b w:val="0"/>
+          <w:color w:val="000000"/>
+          <w:sz w:val="24"/>
+        </w:rPr>
+        <w:t>2026</w:t>
+      </w:r>
+    </w:p>
+    <w:p>
+      <w:pPr>
+        <w:pStyle w:val="VKRFrontHeading"/>
+      </w:pPr>
+      <w:r>
+        <w:t>СОДЕРЖАНИЕ</w:t>
+      </w:r>
+    </w:p>
+    <w:p>
+      <w:pPr>
+        <w:pStyle w:val="VKRTOCEntry"/>
+      </w:pPr>
+      <w:r>
+        <w:fldChar w:fldCharType="begin"/>
+      </w:r>
+      <w:r>
+        <w:instrText xml:space="preserve"> TOC \o "1-2" \h \z \u </w:instrText>
+      </w:r>
+      <w:r>
+        <w:fldChar w:fldCharType="separate"/>
+      </w:r>
+      <w:hyperlink w:anchor="VKRSection0">
+        <w:r>
+          <w:t>Перечень сокращений</w:t>
+        </w:r>
+      </w:hyperlink>
+      <w:r>
+        <w:tab/>
+      </w:r>
+      <w:fldSimple w:instr="PAGEREF VKRSection0 \h">
+        <w:r>
+          <w:t>3</w:t>
+        </w:r>
+      </w:fldSimple>
+    </w:p>
+    <w:p>
+      <w:pPr>
+        <w:pStyle w:val="VKRTOCEntry"/>
+      </w:pPr>
+      <w:hyperlink w:anchor="VKRSection1">
+        <w:r>
+          <w:t>Введение</w:t>
+        </w:r>
+      </w:hyperlink>
+      <w:r>
+        <w:tab/>
+      </w:r>
+      <w:fldSimple w:instr="PAGEREF VKRSection1 \h">
+        <w:r>
+          <w:t>4</w:t>
+        </w:r>
+      </w:fldSimple>
+    </w:p>
+    <w:p>
+      <w:pPr>
+        <w:pStyle w:val="VKRTOCEntry"/>
+      </w:pPr>
+      <w:hyperlink w:anchor="VKRSection2">
+        <w:r>
+          <w:t>1 Теоретические и нормативные основы автономного судовождения при плавании в узкостях</w:t>
+        </w:r>
+      </w:hyperlink>
+      <w:r>
+        <w:tab/>
+      </w:r>
+      <w:fldSimple w:instr="PAGEREF VKRSection2 \h">
+        <w:r>
+          <w:t>7</w:t>
+        </w:r>
+      </w:fldSimple>
+    </w:p>
+    <w:p>
+      <w:pPr>
+        <w:pStyle w:val="VKRTOCEntry"/>
+        <w:tabs>
+          <w:tab w:pos="9071" w:val="right" w:leader="dot"/>
+        </w:tabs>
+        <w:ind w:left="283"/>
+      </w:pPr>
+      <w:hyperlink w:anchor="VKRSection3">
+        <w:r>
+          <w:t>1.1 Понятия, режимы управления и участие человека</w:t>
+        </w:r>
+      </w:hyperlink>
+      <w:r>
+        <w:tab/>
+      </w:r>
+      <w:fldSimple w:instr="PAGEREF VKRSection3 \h">
+        <w:r>
+          <w:t>7</w:t>
+        </w:r>
+      </w:fldSimple>
+    </w:p>
+    <w:p>
+      <w:pPr>
+        <w:pStyle w:val="VKRTOCEntry"/>
+        <w:tabs>
+          <w:tab w:pos="9071" w:val="right" w:leader="dot"/>
+        </w:tabs>
+        <w:ind w:left="283"/>
+      </w:pPr>
+      <w:hyperlink w:anchor="VKRSection4">
+        <w:r>
+          <w:t>1.2 Основные элементы технической системы</w:t>
+        </w:r>
+      </w:hyperlink>
+      <w:r>
+        <w:tab/>
+      </w:r>
+      <w:fldSimple w:instr="PAGEREF VKRSection4 \h">
+        <w:r>
+          <w:t>10</w:t>
+        </w:r>
+      </w:fldSimple>
+    </w:p>
+    <w:p>
+      <w:pPr>
+        <w:pStyle w:val="VKRTOCEntry"/>
+        <w:tabs>
+          <w:tab w:pos="9071" w:val="right" w:leader="dot"/>
+        </w:tabs>
+        <w:ind w:left="283"/>
+      </w:pPr>
+      <w:hyperlink w:anchor="VKRSection5">
+        <w:r>
+          <w:t>1.3 Особенности плавания в узкостях</w:t>
+        </w:r>
+      </w:hyperlink>
+      <w:r>
+        <w:tab/>
+      </w:r>
+      <w:fldSimple w:instr="PAGEREF VKRSection5 \h">
+        <w:r>
+          <w:t>16</w:t>
+        </w:r>
+      </w:fldSimple>
+    </w:p>
+    <w:p>
+      <w:pPr>
+        <w:pStyle w:val="VKRTOCEntry"/>
+        <w:tabs>
+          <w:tab w:pos="9071" w:val="right" w:leader="dot"/>
+        </w:tabs>
+        <w:ind w:left="283"/>
+      </w:pPr>
+      <w:hyperlink w:anchor="VKRSection6">
+        <w:r>
+          <w:t>1.4 Нормативные требования и границы разрешённых режимов</w:t>
+        </w:r>
+      </w:hyperlink>
+      <w:r>
+        <w:tab/>
+      </w:r>
+      <w:fldSimple w:instr="PAGEREF VKRSection6 \h">
+        <w:r>
+          <w:t>19</w:t>
+        </w:r>
+      </w:fldSimple>
+    </w:p>
+    <w:p>
+      <w:pPr>
+        <w:pStyle w:val="VKRTOCEntry"/>
+      </w:pPr>
+      <w:hyperlink w:anchor="VKRSection7">
+        <w:r>
+          <w:t>2 Российский и зарубежный опыт применения технологий автономного судовождения</w:t>
+        </w:r>
+      </w:hyperlink>
+      <w:r>
+        <w:tab/>
+      </w:r>
+      <w:fldSimple w:instr="PAGEREF VKRSection7 \h">
+        <w:r>
+          <w:t>22</w:t>
+        </w:r>
+      </w:fldSimple>
+    </w:p>
+    <w:p>
+      <w:pPr>
+        <w:pStyle w:val="VKRTOCEntry"/>
+        <w:tabs>
+          <w:tab w:pos="9071" w:val="right" w:leader="dot"/>
+        </w:tabs>
+        <w:ind w:left="283"/>
+      </w:pPr>
+      <w:hyperlink w:anchor="VKRSection8">
+        <w:r>
+          <w:t>2.1 Документированные этапы российских проектов</w:t>
+        </w:r>
+      </w:hyperlink>
+      <w:r>
+        <w:tab/>
+      </w:r>
+      <w:fldSimple w:instr="PAGEREF VKRSection8 \h">
+        <w:r>
+          <w:t>22</w:t>
+        </w:r>
+      </w:fldSimple>
+    </w:p>
+    <w:p>
+      <w:pPr>
+        <w:pStyle w:val="VKRTOCEntry"/>
+        <w:tabs>
+          <w:tab w:pos="9071" w:val="right" w:leader="dot"/>
+        </w:tabs>
+        <w:ind w:left="283"/>
+      </w:pPr>
+      <w:hyperlink w:anchor="VKRSection9">
+        <w:r>
+          <w:t>2.2 Функции комплекса и распределение управления</w:t>
+        </w:r>
+      </w:hyperlink>
+      <w:r>
+        <w:tab/>
+      </w:r>
+      <w:fldSimple w:instr="PAGEREF VKRSection9 \h">
+        <w:r>
+          <w:t>23</w:t>
+        </w:r>
+      </w:fldSimple>
+    </w:p>
+    <w:p>
+      <w:pPr>
+        <w:pStyle w:val="VKRTOCEntry"/>
+        <w:tabs>
+          <w:tab w:pos="9071" w:val="right" w:leader="dot"/>
+        </w:tabs>
+        <w:ind w:left="283"/>
+      </w:pPr>
+      <w:hyperlink w:anchor="VKRSection10">
+        <w:r>
+          <w:t>2.3 Условия проверки и значение для плавания в узкостях</w:t>
+        </w:r>
+      </w:hyperlink>
+      <w:r>
+        <w:tab/>
+      </w:r>
+      <w:fldSimple w:instr="PAGEREF VKRSection10 \h">
+        <w:r>
+          <w:t>24</w:t>
+        </w:r>
+      </w:fldSimple>
+    </w:p>
+    <w:p>
+      <w:pPr>
+        <w:pStyle w:val="VKRTOCEntry"/>
+      </w:pPr>
+      <w:hyperlink w:anchor="VKRSection11">
+        <w:r>
+          <w:t>Список использованных источников</w:t>
+        </w:r>
+      </w:hyperlink>
+      <w:r>
+        <w:tab/>
+      </w:r>
+      <w:fldSimple w:instr="PAGEREF VKRSection11 \h">
+        <w:r>
+          <w:t>26</w:t>
+        </w:r>
+      </w:fldSimple>
+      <w:r>
+        <w:fldChar w:fldCharType="end"/>
+      </w:r>
+    </w:p>
+    <w:p>
+      <w:pPr>
+        <w:pStyle w:val="VKRStructuralHeading"/>
+      </w:pPr>
+      <w:bookmarkStart w:id="1000" w:name="VKRSection0"/>
+      <w:r>
+        <w:t>ПЕРЕЧЕНЬ СОКРАЩЕНИЙ</w:t>
+      </w:r>
+      <w:bookmarkEnd w:id="1000"/>
+    </w:p>
+    <w:p>
+      <w:pPr>
+        <w:pStyle w:val="VKRAbbreviation"/>
+      </w:pPr>
+      <w:r>
+        <w:t>ММО</w:t>
+        <w:tab/>
+        <w:t>Международная морская организация</w:t>
+      </w:r>
+    </w:p>
+    <w:p>
+      <w:pPr>
+        <w:pStyle w:val="VKRAbbreviation"/>
+      </w:pPr>
+      <w:r>
+        <w:t>MASS</w:t>
+        <w:tab/>
+        <w:t>Maritime Autonomous Surface Ship — морское автономное надводное судно</w:t>
+      </w:r>
+    </w:p>
+    <w:p>
+      <w:pPr>
+        <w:pStyle w:val="VKRAbbreviation"/>
+      </w:pPr>
+      <w:r>
+        <w:t>РЛС</w:t>
+        <w:tab/>
+        <w:t>радиолокационная станция</w:t>
+      </w:r>
+    </w:p>
+    <w:p>
+      <w:pPr>
+        <w:pStyle w:val="VKRAbbreviation"/>
+      </w:pPr>
+      <w:r>
+        <w:t>АИС</w:t>
+        <w:tab/>
+        <w:t>автоматическая идентификационная система</w:t>
+      </w:r>
+    </w:p>
+    <w:p>
+      <w:pPr>
+        <w:pStyle w:val="VKRAbbreviation"/>
+      </w:pPr>
+      <w:r>
+        <w:t>ГНСС</w:t>
+        <w:tab/>
+        <w:t>глобальная навигационная спутниковая система</w:t>
+      </w:r>
+    </w:p>
+    <w:p>
+      <w:pPr>
+        <w:pStyle w:val="VKRAbbreviation"/>
+      </w:pPr>
+      <w:r>
+        <w:t>МППСС-72</w:t>
+        <w:tab/>
+        <w:t>Международные правила предупреждения столкновений судов в море 1972 года</w:t>
+      </w:r>
+    </w:p>
+    <w:bookmarkStart w:id="20" w:name="введение"/>
+    <w:p>
+      <w:pPr>
+        <w:pStyle w:val="VKRStructuralHeading"/>
+        <w:pageBreakBefore/>
+      </w:pPr>
+      <w:bookmarkStart w:id="1001" w:name="VKRSection1"/>
       <w:r>
         <w:rPr>
           <w:rFonts w:ascii="Times New Roman" w:hAnsi="Times New Roman"/>
           <w:color w:val="000000"/>
           <w:sz w:val="28"/>
         </w:rPr>
-        <w:t>1 ТЕОРЕТИЧЕСКИЕ И НОРМАТИВНЫЕ ОСНОВЫ АВТОНОМНОГО СУДОВОЖДЕНИЯ ПРИ ПЛАВАНИИ В УЗКОСТЯХ</w:t>
-      </w:r>
+        <w:t>ВВЕДЕНИЕ</w:t>
+      </w:r>
+      <w:bookmarkEnd w:id="1001"/>
     </w:p>
-    <w:bookmarkStart w:id="20" w:name="Xdad6f52ab5828a7ff9addc932cc1a3c09c46013"/>
     <w:p>
       <w:pPr>
-        <w:pStyle w:val="Heading2"/>
-      </w:pPr>
+        <w:pStyle w:val="FirstParagraph"/>
+      </w:pPr>
+      <w:r>
+        <w:rPr>
+          <w:b w:val="0"/>
+        </w:rPr>
+        <w:t xml:space="preserve">Развитие автономного судовождения ставит перед морским флотом вопрос о том, какие задачи управления судном могут выполняться технической системой и при каких условиях сохраняется безопасность плавания. Международная морская организация (ММО) рассматривает морское автономное надводное судно — Maritime Autonomous Surface Ship (MASS) — как судно, способное в различной степени действовать независимо от участия человека. Принятый в 2026 году Кодекс безопасности MASS связывает применение автономных функций с установленными эксплуатационными границами, возможностью контроля и заранее определёнными действиями при нарушении условий работы [1, с. 9, 20–24]. Поэтому анализ автономности требует рассматривать не только состав оборудования, но и распределение задач между судовой системой, экипажем и береговым оператором.</w:t>
+      </w:r>
+    </w:p>
+    <w:p>
+      <w:pPr>
+        <w:pStyle w:val="BodyText"/>
+      </w:pPr>
+      <w:r>
+        <w:rPr>
+          <w:b w:val="0"/>
+        </w:rPr>
+        <w:t xml:space="preserve">Особое значение эта задача приобретает при плавании в узкостях. Ограниченное пространство связывает выбор траектории с глубинами, маневренными характеристиками судна и движением других участников. Согласно Руководству ММО по планированию рейса, на критических участках необходимо учитывать минимальный запас воды под килем, увеличение осадки из-за просадки и крена, особенности циркуляции и влияние течений [5, п. 3.2.2.1–3.2.2.5]. Для автономной системы эти условия образуют взаимосвязанную задачу: обнаружить опасность, определить её значение для дальнейшего движения и выбрать действие, допустимое в имеющемся пространстве.</w:t>
+      </w:r>
+    </w:p>
+    <w:p>
+      <w:pPr>
+        <w:pStyle w:val="BodyText"/>
+      </w:pPr>
+      <w:r>
+        <w:rPr>
+          <w:b w:val="0"/>
+        </w:rPr>
+        <w:t xml:space="preserve">В настоящей работе основное внимание уделяется обнаружению опасности и пониманию навигационной обстановки. Получение данных о цели ещё не означает, что система правильно определила характер ситуации. Необходимо установить положение и движение объектов, оценить доступный путь, учесть ограничения судна и спрогнозировать последствия решения. Кодекс MASS описывает ситуационную осведомлённость через восприятие элементов окружающей обстановки, понимание их значения и прогнозирование последующего состояния [1, с. 10]. Эта последовательность позволяет рассматривать автономное судовождение как совокупность связанных функций, применимость которых должна оцениваться для определённых условий плавания.</w:t>
+      </w:r>
+    </w:p>
+    <w:p>
+      <w:pPr>
+        <w:pStyle w:val="BodyText"/>
+      </w:pPr>
+      <w:r>
+        <w:rPr>
+          <w:b w:val="0"/>
+        </w:rPr>
+        <w:t xml:space="preserve">При изучении российских проектов важно различать наличие автономного комплекса и фактически разрешённый режим его использования. Например, в сообщении разработчика о паромах «Маршал Рокоссовский» и «Генерал Черняховский» от 3 октября 2023 года для узкостей и входа в порт описан ручной режим с поддержкой принятия решений, а дистанционное управление отнесено к плаванию в море [7]. Это сообщение характеризует заявленное распределение управления в конкретных проектах и на указанную дату. Оно не устанавливает общий запрет автономного плавания в узкостях, но показывает необходимость отдельно проверять условия применения каждой функции. Аналогичный подход требуется при обращении к зарубежному опыту: сведения о демонстрации технологии следует сопоставлять с районом, режимом управления и доступными материалами испытаний.</w:t>
+      </w:r>
+    </w:p>
+    <w:p>
+      <w:pPr>
+        <w:pStyle w:val="BodyText"/>
+      </w:pPr>
+      <w:r>
+        <w:rPr>
+          <w:b w:val="0"/>
+        </w:rPr>
+        <w:t xml:space="preserve">Цель выпускной квалификационной работы — определить условия и ограничения применения технологий автономного судовождения при плавании в узкостях и обосновать направления их внедрения на морском флоте на основе анализа нормативных требований, документированных проектов и навигационных ситуаций.</w:t>
+      </w:r>
+    </w:p>
+    <w:p>
+      <w:pPr>
+        <w:pStyle w:val="BodyText"/>
+      </w:pPr>
+      <w:r>
+        <w:rPr>
+          <w:b w:val="0"/>
+        </w:rPr>
+        <w:t xml:space="preserve">Объект исследования — применение технологий автономного судовождения на морских судах. Предмет исследования — функции обнаружения опасности, оценки навигационной обстановки и управления движением в условиях ограниченного пространства, а также условия распределения управления между системой и человеком.</w:t>
+      </w:r>
+    </w:p>
+    <w:p>
+      <w:pPr>
+        <w:pStyle w:val="BodyText"/>
+      </w:pPr>
+      <w:r>
+        <w:rPr>
+          <w:b w:val="0"/>
+        </w:rPr>
+        <w:t xml:space="preserve">Для достижения цели поставлены следующие задачи:</w:t>
+      </w:r>
+    </w:p>
+    <w:p>
+      <w:pPr>
+        <w:pStyle w:val="Compact"/>
+        <w:numPr>
+          <w:ilvl w:val="0"/>
+          <w:numId w:val="1001"/>
+        </w:numPr>
+      </w:pPr>
+      <w:r>
+        <w:rPr>
+          <w:b w:val="0"/>
+        </w:rPr>
+        <w:t xml:space="preserve">Уточнить основные понятия автономного судовождения, состав технической системы и нормативные требования, значимые для плавания в узкостях.</w:t>
+      </w:r>
+    </w:p>
+    <w:p>
+      <w:pPr>
+        <w:pStyle w:val="Compact"/>
+        <w:numPr>
+          <w:ilvl w:val="0"/>
+          <w:numId w:val="1001"/>
+        </w:numPr>
+      </w:pPr>
+      <w:r>
+        <w:rPr>
+          <w:b w:val="0"/>
+        </w:rPr>
+        <w:t xml:space="preserve">Рассмотреть документированные российские проекты, затем зарубежные решения, включая японский опыт, и сопоставить подтверждённые функции и условия их применения.</w:t>
+      </w:r>
+    </w:p>
+    <w:p>
+      <w:pPr>
+        <w:pStyle w:val="Compact"/>
+        <w:numPr>
+          <w:ilvl w:val="0"/>
+          <w:numId w:val="1001"/>
+        </w:numPr>
+      </w:pPr>
+      <w:r>
+        <w:rPr>
+          <w:b w:val="0"/>
+        </w:rPr>
+        <w:t xml:space="preserve">Проанализировать типовые навигационные ситуации и нарушения работы системы, определив требования к обнаружению опасности, оценке обстановки, выбору действия и передаче управления.</w:t>
+      </w:r>
+    </w:p>
+    <w:p>
+      <w:pPr>
+        <w:pStyle w:val="Compact"/>
+        <w:numPr>
+          <w:ilvl w:val="0"/>
+          <w:numId w:val="1001"/>
+        </w:numPr>
+      </w:pPr>
+      <w:r>
+        <w:rPr>
+          <w:b w:val="0"/>
+        </w:rPr>
+        <w:t xml:space="preserve">Обосновать направления внедрения технологий на морском флоте и рассмотреть их применимость к одному району плавания в качестве иллюстративного примера.</w:t>
+      </w:r>
+    </w:p>
+    <w:p>
+      <w:pPr>
+        <w:pStyle w:val="FirstParagraph"/>
+      </w:pPr>
+      <w:r>
+        <w:rPr>
+          <w:b w:val="0"/>
+        </w:rPr>
+        <w:t xml:space="preserve">Методическую основу составляют анализ нормативных документов и технических публикаций, сравнительное рассмотрение проектов и качественный сценарный анализ. Сопоставление проводится по функции системы, режиму управления, условиям плавания и характеру подтверждающих сведений. Документальное требование, сообщение участника проекта и аналитическое предположение рассматриваются раздельно. При отсутствии исходных данных о судне или районе численные характеристики безопасного манёвра не назначаются произвольно.</w:t>
+      </w:r>
+    </w:p>
+    <w:p>
+      <w:pPr>
+        <w:pStyle w:val="BodyText"/>
+      </w:pPr>
+      <w:r>
+        <w:rPr>
+          <w:b w:val="0"/>
+        </w:rPr>
+        <w:t xml:space="preserve">Исследование строится от общих принципов к условиям применения. Первый раздел формирует терминологическую и нормативную основу. Второй посвящён российским проектам и последующему сопоставлению с зарубежным опытом. В третьем разделе предусматривается анализ навигационных ситуаций в узкостях; в четвёртом — рассмотрение перспектив внедрения и районного примера. Практическая направленность работы состоит в систематизации условий, которые необходимо проверить при оценке пригодности автономных функций для конкретного участка плавания.</w:t>
+      </w:r>
+    </w:p>
+    <w:bookmarkEnd w:id="20"/>
+    <w:bookmarkStart w:id="25" w:name="X381a4be41f3d8a6f408f003d821cb6cd7048639"/>
+    <w:p>
+      <w:pPr>
+        <w:pStyle w:val="Heading1"/>
+        <w:pageBreakBefore/>
+      </w:pPr>
+      <w:bookmarkStart w:id="1002" w:name="VKRSection2"/>
       <w:r>
         <w:rPr>
           <w:rFonts w:ascii="Times New Roman" w:hAnsi="Times New Roman"/>
           <w:color w:val="000000"/>
           <w:sz w:val="28"/>
         </w:rPr>
+        <w:t>1 ТЕОРЕТИЧЕСКИЕ И НОРМАТИВНЫЕ ОСНОВЫ АВТОНОМНОГО СУДОВОЖДЕНИЯ ПРИ ПЛАВАНИИ В УЗКОСТЯХ</w:t>
+      </w:r>
+      <w:bookmarkEnd w:id="1002"/>
+    </w:p>
+    <w:bookmarkStart w:id="21" w:name="Xdad6f52ab5828a7ff9addc932cc1a3c09c46013"/>
+    <w:p>
+      <w:pPr>
+        <w:pStyle w:val="Heading2"/>
+      </w:pPr>
+      <w:bookmarkStart w:id="1003" w:name="VKRSection3"/>
+      <w:r>
+        <w:rPr>
+          <w:rFonts w:ascii="Times New Roman" w:hAnsi="Times New Roman"/>
+          <w:color w:val="000000"/>
+          <w:sz w:val="28"/>
+        </w:rPr>
         <w:t xml:space="preserve">1.1 Понятия, режимы управления и участие человека</w:t>
       </w:r>
+      <w:bookmarkEnd w:id="1003"/>
     </w:p>
     <w:p>
       <w:pPr>
@@ -104,7 +2717,7 @@
     </w:p>
     <w:tbl>
       <w:tblPr>
-        <w:tblStyle w:val="Table"/>
+        <w:tblStyle w:val="TableGrid"/>
         <w:tblW w:type="pct" w:w="5000"/>
         <w:jc w:val="left"/>
         <w:tblLayout w:type="fixed"/>
@@ -117,8 +2730,8 @@
       </w:tblGrid>
       <w:tr>
         <w:trPr>
-          <w:tblHeader w:val="on"/>
           <w:tblHeader w:val="true"/>
+          <w:cantSplit/>
         </w:trPr>
         <w:tc>
           <w:tcPr>
@@ -126,7 +2739,6 @@
           </w:tcPr>
           <w:p>
             <w:pPr>
-              <w:pStyle w:val="Compact"/>
               <w:spacing w:line="240" w:lineRule="auto" w:before="0" w:after="0"/>
               <w:ind w:firstLine="0"/>
               <w:jc w:val="left"/>
@@ -147,7 +2759,6 @@
           </w:tcPr>
           <w:p>
             <w:pPr>
-              <w:pStyle w:val="Compact"/>
               <w:spacing w:line="240" w:lineRule="auto" w:before="0" w:after="0"/>
               <w:ind w:firstLine="0"/>
               <w:jc w:val="left"/>
@@ -168,7 +2779,6 @@
           </w:tcPr>
           <w:p>
             <w:pPr>
-              <w:pStyle w:val="Compact"/>
               <w:spacing w:line="240" w:lineRule="auto" w:before="0" w:after="0"/>
               <w:ind w:firstLine="0"/>
               <w:jc w:val="left"/>
@@ -185,13 +2795,15 @@
         </w:tc>
       </w:tr>
       <w:tr>
+        <w:trPr>
+          <w:cantSplit/>
+        </w:trPr>
         <w:tc>
           <w:tcPr>
             <w:tcW w:type="dxa" w:w="1304"/>
           </w:tcPr>
           <w:p>
             <w:pPr>
-              <w:pStyle w:val="Compact"/>
               <w:spacing w:line="240" w:lineRule="auto" w:before="0" w:after="0"/>
               <w:ind w:firstLine="0"/>
               <w:jc w:val="left"/>
@@ -212,7 +2824,6 @@
           </w:tcPr>
           <w:p>
             <w:pPr>
-              <w:pStyle w:val="Compact"/>
               <w:spacing w:line="240" w:lineRule="auto" w:before="0" w:after="0"/>
               <w:ind w:firstLine="0"/>
               <w:jc w:val="left"/>
@@ -233,7 +2844,6 @@
           </w:tcPr>
           <w:p>
             <w:pPr>
-              <w:pStyle w:val="Compact"/>
               <w:spacing w:line="240" w:lineRule="auto" w:before="0" w:after="0"/>
               <w:ind w:firstLine="0"/>
               <w:jc w:val="left"/>
@@ -250,13 +2860,15 @@
         </w:tc>
       </w:tr>
       <w:tr>
+        <w:trPr>
+          <w:cantSplit/>
+        </w:trPr>
         <w:tc>
           <w:tcPr>
             <w:tcW w:type="dxa" w:w="1304"/>
           </w:tcPr>
           <w:p>
             <w:pPr>
-              <w:pStyle w:val="Compact"/>
               <w:spacing w:line="240" w:lineRule="auto" w:before="0" w:after="0"/>
               <w:ind w:firstLine="0"/>
               <w:jc w:val="left"/>
@@ -277,7 +2889,6 @@
           </w:tcPr>
           <w:p>
             <w:pPr>
-              <w:pStyle w:val="Compact"/>
               <w:spacing w:line="240" w:lineRule="auto" w:before="0" w:after="0"/>
               <w:ind w:firstLine="0"/>
               <w:jc w:val="left"/>
@@ -298,7 +2909,6 @@
           </w:tcPr>
           <w:p>
             <w:pPr>
-              <w:pStyle w:val="Compact"/>
               <w:spacing w:line="240" w:lineRule="auto" w:before="0" w:after="0"/>
               <w:ind w:firstLine="0"/>
               <w:jc w:val="left"/>
@@ -315,13 +2925,15 @@
         </w:tc>
       </w:tr>
       <w:tr>
+        <w:trPr>
+          <w:cantSplit/>
+        </w:trPr>
         <w:tc>
           <w:tcPr>
             <w:tcW w:type="dxa" w:w="1304"/>
           </w:tcPr>
           <w:p>
             <w:pPr>
-              <w:pStyle w:val="Compact"/>
               <w:spacing w:line="240" w:lineRule="auto" w:before="0" w:after="0"/>
               <w:ind w:firstLine="0"/>
               <w:jc w:val="left"/>
@@ -342,7 +2954,6 @@
           </w:tcPr>
           <w:p>
             <w:pPr>
-              <w:pStyle w:val="Compact"/>
               <w:spacing w:line="240" w:lineRule="auto" w:before="0" w:after="0"/>
               <w:ind w:firstLine="0"/>
               <w:jc w:val="left"/>
@@ -363,7 +2974,6 @@
           </w:tcPr>
           <w:p>
             <w:pPr>
-              <w:pStyle w:val="Compact"/>
               <w:spacing w:line="240" w:lineRule="auto" w:before="0" w:after="0"/>
               <w:ind w:firstLine="0"/>
               <w:jc w:val="left"/>
@@ -380,13 +2990,15 @@
         </w:tc>
       </w:tr>
       <w:tr>
+        <w:trPr>
+          <w:cantSplit/>
+        </w:trPr>
         <w:tc>
           <w:tcPr>
             <w:tcW w:type="dxa" w:w="1304"/>
           </w:tcPr>
           <w:p>
             <w:pPr>
-              <w:pStyle w:val="Compact"/>
               <w:spacing w:line="240" w:lineRule="auto" w:before="0" w:after="0"/>
               <w:ind w:firstLine="0"/>
               <w:jc w:val="left"/>
@@ -407,7 +3019,6 @@
           </w:tcPr>
           <w:p>
             <w:pPr>
-              <w:pStyle w:val="Compact"/>
               <w:spacing w:line="240" w:lineRule="auto" w:before="0" w:after="0"/>
               <w:ind w:firstLine="0"/>
               <w:jc w:val="left"/>
@@ -428,7 +3039,6 @@
           </w:tcPr>
           <w:p>
             <w:pPr>
-              <w:pStyle w:val="Compact"/>
               <w:spacing w:line="240" w:lineRule="auto" w:before="0" w:after="0"/>
               <w:ind w:firstLine="0"/>
               <w:jc w:val="left"/>
@@ -500,12 +3110,13 @@
         <w:t xml:space="preserve">Для дальнейшего исследования принимается следующий порядок описания проектов: выполняемая функция, режим управления, участие человека, допустимые условия и действие при выходе за эти условия. Такой порядок позволит сопоставлять российские и зарубежные разработки по содержанию их работы. Обнаружение опасности и понимание обстановки будут рассматриваться отдельно от исполнения манёвра: наличие средств управления движением ещё не показывает, на какой информации основано решение об изменении курса или скорости.</w:t>
       </w:r>
     </w:p>
-    <w:bookmarkEnd w:id="20"/>
-    <w:bookmarkStart w:id="21" w:name="основные-элементы-технической-системы"/>
+    <w:bookmarkEnd w:id="21"/>
+    <w:bookmarkStart w:id="22" w:name="основные-элементы-технической-системы"/>
     <w:p>
       <w:pPr>
         <w:pStyle w:val="Heading2"/>
       </w:pPr>
+      <w:bookmarkStart w:id="1004" w:name="VKRSection4"/>
       <w:r>
         <w:rPr>
           <w:rFonts w:ascii="Times New Roman" w:hAnsi="Times New Roman"/>
@@ -514,6 +3125,7 @@
         </w:rPr>
         <w:t xml:space="preserve">1.2 Основные элементы технической системы</w:t>
       </w:r>
+      <w:bookmarkEnd w:id="1004"/>
     </w:p>
     <w:p>
       <w:pPr>
@@ -691,12 +3303,13 @@
         <w:t xml:space="preserve">Завершающий элемент связан с регистрацией данных и возможностью объяснить ход работы системы. Кодекс предусматривает ведение записей, позволяющих восстановить операции MASS, включая дистанционное управление и автоматизированное принятие решений. Для технических систем также предусмотрены испытания и валидация, включающие моделирование, проверку компонентов, интеграционные и системные испытания [1, с. 24]. Эти положения определяют вопросы к доказательствам работоспособности проекта: какие входные данные были получены, какое решение принято, как оно исполнено и чем подтверждён результат. В последующих разделах такая проверка позволит отделять описание функций от сведений об их испытаниях и применимости в узкостях.</w:t>
       </w:r>
     </w:p>
-    <w:bookmarkEnd w:id="21"/>
-    <w:bookmarkStart w:id="22" w:name="особенности-плавания-в-узкостях"/>
+    <w:bookmarkEnd w:id="22"/>
+    <w:bookmarkStart w:id="23" w:name="особенности-плавания-в-узкостях"/>
     <w:p>
       <w:pPr>
         <w:pStyle w:val="Heading2"/>
       </w:pPr>
+      <w:bookmarkStart w:id="1005" w:name="VKRSection5"/>
       <w:r>
         <w:rPr>
           <w:rFonts w:ascii="Times New Roman" w:hAnsi="Times New Roman"/>
@@ -705,6 +3318,7 @@
         </w:rPr>
         <w:t xml:space="preserve">1.3 Особенности плавания в узкостях</w:t>
       </w:r>
+      <w:bookmarkEnd w:id="1005"/>
     </w:p>
     <w:p>
       <w:pPr>
@@ -805,12 +3419,13 @@
         <w:t xml:space="preserve">Таким образом, описание узкости для настоящего исследования включает геометрию пути и глубины, характеристики судна, движение других участников, видимость и гидрометеорологические условия, связь с берегом и доступные действия при ухудшении обстановки. Дальнейшее сравнение будет строиться по этим условиям. Прохождение маршрута в открытом море, подтверждённое источником, необходимо отличать от выполнения навигационных задач в узкости, даже если оба участка входят в один рейс.</w:t>
       </w:r>
     </w:p>
-    <w:bookmarkEnd w:id="22"/>
-    <w:bookmarkStart w:id="23" w:name="Xe5e5bc2f85bda039cae810321abad93f268cc24"/>
+    <w:bookmarkEnd w:id="23"/>
+    <w:bookmarkStart w:id="24" w:name="Xe5e5bc2f85bda039cae810321abad93f268cc24"/>
     <w:p>
       <w:pPr>
         <w:pStyle w:val="Heading2"/>
       </w:pPr>
+      <w:bookmarkStart w:id="1006" w:name="VKRSection6"/>
       <w:r>
         <w:rPr>
           <w:rFonts w:ascii="Times New Roman" w:hAnsi="Times New Roman"/>
@@ -819,6 +3434,7 @@
         </w:rPr>
         <w:t xml:space="preserve">1.4 Нормативные требования и границы разрешённых режимов</w:t>
       </w:r>
+      <w:bookmarkEnd w:id="1006"/>
     </w:p>
     <w:p>
       <w:pPr>
@@ -908,13 +3524,15 @@
         <w:t xml:space="preserve">В дальнейшем нормативный анализ будет оформлен как связь между требованием, навигационной функцией, условиями её использования и подтверждением. Такая связь нужна, чтобы не смешивать наличие разработки, разрешение испытания, сертификацию отдельного режима и доказательство пригодности для узкости. При отсутствии первичного документа об условиях одобрения соответствующее утверждение будет обозначаться как сообщение участника проекта. Окончательная оценка российского нормативного блока должна учитывать действующие национальные документы и ограничения разрешённых режимов.</w:t>
       </w:r>
     </w:p>
-    <w:bookmarkEnd w:id="23"/>
     <w:bookmarkEnd w:id="24"/>
-    <w:bookmarkStart w:id="28" w:name="X7d461e5545e37f02f20229538d89742f1704e62"/>
+    <w:bookmarkEnd w:id="25"/>
+    <w:bookmarkStart w:id="29" w:name="X7d461e5545e37f02f20229538d89742f1704e62"/>
     <w:p>
       <w:pPr>
         <w:pStyle w:val="Heading1"/>
-      </w:pPr>
+        <w:pageBreakBefore/>
+      </w:pPr>
+      <w:bookmarkStart w:id="1007" w:name="VKRSection7"/>
       <w:r>
         <w:rPr>
           <w:rFonts w:ascii="Times New Roman" w:hAnsi="Times New Roman"/>
@@ -923,12 +3541,14 @@
         </w:rPr>
         <w:t>2 РОССИЙСКИЙ И ЗАРУБЕЖНЫЙ ОПЫТ ПРИМЕНЕНИЯ ТЕХНОЛОГИЙ АВТОНОМНОГО СУДОВОЖДЕНИЯ</w:t>
       </w:r>
+      <w:bookmarkEnd w:id="1007"/>
     </w:p>
-    <w:bookmarkStart w:id="25" w:name="X276ba426ad5c9154452377aee069e1ec895b2e6"/>
+    <w:bookmarkStart w:id="26" w:name="X276ba426ad5c9154452377aee069e1ec895b2e6"/>
     <w:p>
       <w:pPr>
         <w:pStyle w:val="Heading2"/>
       </w:pPr>
+      <w:bookmarkStart w:id="1008" w:name="VKRSection8"/>
       <w:r>
         <w:rPr>
           <w:rFonts w:ascii="Times New Roman" w:hAnsi="Times New Roman"/>
@@ -937,6 +3557,7 @@
         </w:rPr>
         <w:t xml:space="preserve">2.1 Документированные этапы российских проектов</w:t>
       </w:r>
+      <w:bookmarkEnd w:id="1008"/>
     </w:p>
     <w:p>
       <w:pPr>
@@ -993,12 +3614,13 @@
         <w:t xml:space="preserve">Перечисленные этапы позволяют выделить разные предметы проверки: отдельное испытание режима, внедрение комплекса на морских грузопассажирских паромах и конкретную операцию маломерного безэкипажного судна. Для исследования узкостей важно сохранить это различие. Само увеличение числа применений технологии не показывает, что одна и та же система получила одинаковые возможности и разрешения для всех типов судов и участков плавания.</w:t>
       </w:r>
     </w:p>
-    <w:bookmarkEnd w:id="25"/>
-    <w:bookmarkStart w:id="26" w:name="X31f499202676bc2e662c48b99c6ec9e69a7adc9"/>
+    <w:bookmarkEnd w:id="26"/>
+    <w:bookmarkStart w:id="27" w:name="X31f499202676bc2e662c48b99c6ec9e69a7adc9"/>
     <w:p>
       <w:pPr>
         <w:pStyle w:val="Heading2"/>
       </w:pPr>
+      <w:bookmarkStart w:id="1009" w:name="VKRSection9"/>
       <w:r>
         <w:rPr>
           <w:rFonts w:ascii="Times New Roman" w:hAnsi="Times New Roman"/>
@@ -1007,6 +3629,7 @@
         </w:rPr>
         <w:t xml:space="preserve">2.2 Функции комплекса и распределение управления</w:t>
       </w:r>
+      <w:bookmarkEnd w:id="1009"/>
     </w:p>
     <w:p>
       <w:pPr>
@@ -1052,12 +3675,13 @@
         <w:t xml:space="preserve">Маломерный катер представляет иной вариант распределения задач. В сентябрьской публикации 2026 года основной режим описан как автономный, а дистанционное управление — как доступный вариант при нештатной ситуации [10]. При дальнейшем анализе необходимо установить, как контролировалась навигационная обстановка, какие события должны были вызывать вмешательство и какие ограничения были предусмотрены для рейса. Поскольку опубликованное сообщение не раскрывает полный протокол операции, эти вопросы пока нельзя считать проверенными.</w:t>
       </w:r>
     </w:p>
-    <w:bookmarkEnd w:id="26"/>
-    <w:bookmarkStart w:id="27" w:name="X57c16efd36f69961fb85aca4e5ad3b831522765"/>
+    <w:bookmarkEnd w:id="27"/>
+    <w:bookmarkStart w:id="28" w:name="X57c16efd36f69961fb85aca4e5ad3b831522765"/>
     <w:p>
       <w:pPr>
         <w:pStyle w:val="Heading2"/>
       </w:pPr>
+      <w:bookmarkStart w:id="1010" w:name="VKRSection10"/>
       <w:r>
         <w:rPr>
           <w:rFonts w:ascii="Times New Roman" w:hAnsi="Times New Roman"/>
@@ -1066,6 +3690,7 @@
         </w:rPr>
         <w:t xml:space="preserve">2.3 Условия проверки и значение для плавания в узкостях</w:t>
       </w:r>
+      <w:bookmarkEnd w:id="1010"/>
     </w:p>
     <w:p>
       <w:pPr>
@@ -1096,7 +3721,7 @@
     </w:p>
     <w:tbl>
       <w:tblPr>
-        <w:tblStyle w:val="Table"/>
+        <w:tblStyle w:val="TableGrid"/>
         <w:tblW w:type="pct" w:w="5000"/>
         <w:jc w:val="left"/>
         <w:tblLayout w:type="fixed"/>
@@ -1109,8 +3734,8 @@
       </w:tblGrid>
       <w:tr>
         <w:trPr>
-          <w:tblHeader w:val="on"/>
           <w:tblHeader w:val="true"/>
+          <w:cantSplit/>
         </w:trPr>
         <w:tc>
           <w:tcPr>
@@ -1118,7 +3743,6 @@
           </w:tcPr>
           <w:p>
             <w:pPr>
-              <w:pStyle w:val="Compact"/>
               <w:spacing w:line="240" w:lineRule="auto" w:before="0" w:after="0"/>
               <w:ind w:firstLine="0"/>
               <w:jc w:val="left"/>
@@ -1139,7 +3763,6 @@
           </w:tcPr>
           <w:p>
             <w:pPr>
-              <w:pStyle w:val="Compact"/>
               <w:spacing w:line="240" w:lineRule="auto" w:before="0" w:after="0"/>
               <w:ind w:firstLine="0"/>
               <w:jc w:val="left"/>
@@ -1160,7 +3783,6 @@
           </w:tcPr>
           <w:p>
             <w:pPr>
-              <w:pStyle w:val="Compact"/>
               <w:spacing w:line="240" w:lineRule="auto" w:before="0" w:after="0"/>
               <w:ind w:firstLine="0"/>
               <w:jc w:val="left"/>
@@ -1177,13 +3799,15 @@
         </w:tc>
       </w:tr>
       <w:tr>
+        <w:trPr>
+          <w:cantSplit/>
+        </w:trPr>
         <w:tc>
           <w:tcPr>
             <w:tcW w:type="dxa" w:w="2835"/>
           </w:tcPr>
           <w:p>
             <w:pPr>
-              <w:pStyle w:val="Compact"/>
               <w:spacing w:line="240" w:lineRule="auto" w:before="0" w:after="0"/>
               <w:ind w:firstLine="0"/>
               <w:jc w:val="left"/>
@@ -1204,7 +3828,6 @@
           </w:tcPr>
           <w:p>
             <w:pPr>
-              <w:pStyle w:val="Compact"/>
               <w:spacing w:line="240" w:lineRule="auto" w:before="0" w:after="0"/>
               <w:ind w:firstLine="0"/>
               <w:jc w:val="left"/>
@@ -1225,7 +3848,6 @@
           </w:tcPr>
           <w:p>
             <w:pPr>
-              <w:pStyle w:val="Compact"/>
               <w:spacing w:line="240" w:lineRule="auto" w:before="0" w:after="0"/>
               <w:ind w:firstLine="0"/>
               <w:jc w:val="left"/>
@@ -1242,13 +3864,15 @@
         </w:tc>
       </w:tr>
       <w:tr>
+        <w:trPr>
+          <w:cantSplit/>
+        </w:trPr>
         <w:tc>
           <w:tcPr>
             <w:tcW w:type="dxa" w:w="2835"/>
           </w:tcPr>
           <w:p>
             <w:pPr>
-              <w:pStyle w:val="Compact"/>
               <w:spacing w:line="240" w:lineRule="auto" w:before="0" w:after="0"/>
               <w:ind w:firstLine="0"/>
               <w:jc w:val="left"/>
@@ -1269,7 +3893,6 @@
           </w:tcPr>
           <w:p>
             <w:pPr>
-              <w:pStyle w:val="Compact"/>
               <w:spacing w:line="240" w:lineRule="auto" w:before="0" w:after="0"/>
               <w:ind w:firstLine="0"/>
               <w:jc w:val="left"/>
@@ -1290,7 +3913,6 @@
           </w:tcPr>
           <w:p>
             <w:pPr>
-              <w:pStyle w:val="Compact"/>
               <w:spacing w:line="240" w:lineRule="auto" w:before="0" w:after="0"/>
               <w:ind w:firstLine="0"/>
               <w:jc w:val="left"/>
@@ -1307,13 +3929,15 @@
         </w:tc>
       </w:tr>
       <w:tr>
+        <w:trPr>
+          <w:cantSplit/>
+        </w:trPr>
         <w:tc>
           <w:tcPr>
             <w:tcW w:type="dxa" w:w="2835"/>
           </w:tcPr>
           <w:p>
             <w:pPr>
-              <w:pStyle w:val="Compact"/>
               <w:spacing w:line="240" w:lineRule="auto" w:before="0" w:after="0"/>
               <w:ind w:firstLine="0"/>
               <w:jc w:val="left"/>
@@ -1334,7 +3958,6 @@
           </w:tcPr>
           <w:p>
             <w:pPr>
-              <w:pStyle w:val="Compact"/>
               <w:spacing w:line="240" w:lineRule="auto" w:before="0" w:after="0"/>
               <w:ind w:firstLine="0"/>
               <w:jc w:val="left"/>
@@ -1355,7 +3978,6 @@
           </w:tcPr>
           <w:p>
             <w:pPr>
-              <w:pStyle w:val="Compact"/>
               <w:spacing w:line="240" w:lineRule="auto" w:before="0" w:after="0"/>
               <w:ind w:firstLine="0"/>
               <w:jc w:val="left"/>
@@ -1383,13 +4005,15 @@
         <w:t xml:space="preserve">Из рассмотренных материалов следует рабочий вывод: российские примеры требуют анализа по отдельным навигационным функциям и условиям, а не общего обозначения автономности. Для паромов опубликованный порядок управления прямо ограничивает вывод о самостоятельном прохождении узкостей. Для катера описанная операция представляет интерес как отдельный случай, однако её подробные технические условия ещё необходимо подтвердить. Эти ограничения определяют дальнейший поиск источников и не означают заранее установленной технической неспособности систем.</w:t>
       </w:r>
     </w:p>
-    <w:bookmarkEnd w:id="27"/>
     <w:bookmarkEnd w:id="28"/>
-    <w:bookmarkStart w:id="39" w:name="список-использованных-источников"/>
+    <w:bookmarkEnd w:id="29"/>
+    <w:bookmarkStart w:id="40" w:name="список-использованных-источников"/>
     <w:p>
       <w:pPr>
-        <w:pStyle w:val="Heading1"/>
-      </w:pPr>
+        <w:pStyle w:val="VKRStructuralHeading"/>
+        <w:pageBreakBefore/>
+      </w:pPr>
+      <w:bookmarkStart w:id="1011" w:name="VKRSection11"/>
       <w:r>
         <w:rPr>
           <w:rFonts w:ascii="Times New Roman" w:hAnsi="Times New Roman"/>
@@ -1398,6 +4022,7 @@
         </w:rPr>
         <w:t>СПИСОК ИСПОЛЬЗОВАННЫХ ИСТОЧНИКОВ</w:t>
       </w:r>
+      <w:bookmarkEnd w:id="1011"/>
     </w:p>
     <w:p>
       <w:pPr>
@@ -1415,7 +4040,7 @@
         </w:rPr>
         <w:t xml:space="preserve"> </w:t>
       </w:r>
-      <w:hyperlink r:id="rId29">
+      <w:hyperlink r:id="rId15">
         <w:r>
           <w:rPr>
             <w:rStyle w:val="Hyperlink"/>
@@ -1452,7 +4077,7 @@
         </w:rPr>
         <w:t xml:space="preserve"> </w:t>
       </w:r>
-      <w:hyperlink r:id="rId30">
+      <w:hyperlink r:id="rId16">
         <w:r>
           <w:rPr>
             <w:rStyle w:val="Hyperlink"/>
@@ -1489,7 +4114,7 @@
         </w:rPr>
         <w:t xml:space="preserve"> </w:t>
       </w:r>
-      <w:hyperlink r:id="rId31">
+      <w:hyperlink r:id="rId9">
         <w:r>
           <w:rPr>
             <w:rStyle w:val="Hyperlink"/>
@@ -1526,7 +4151,7 @@
         </w:rPr>
         <w:t xml:space="preserve"> </w:t>
       </w:r>
-      <w:hyperlink r:id="rId32">
+      <w:hyperlink r:id="rId8">
         <w:r>
           <w:rPr>
             <w:rStyle w:val="Hyperlink"/>
@@ -1563,7 +4188,7 @@
         </w:rPr>
         <w:t xml:space="preserve"> </w:t>
       </w:r>
-      <w:hyperlink r:id="rId33">
+      <w:hyperlink r:id="rId14">
         <w:r>
           <w:rPr>
             <w:rStyle w:val="Hyperlink"/>
@@ -1600,7 +4225,7 @@
         </w:rPr>
         <w:t xml:space="preserve"> </w:t>
       </w:r>
-      <w:hyperlink r:id="rId34">
+      <w:hyperlink r:id="rId17">
         <w:r>
           <w:rPr>
             <w:rStyle w:val="Hyperlink"/>
@@ -1637,7 +4262,7 @@
         </w:rPr>
         <w:t xml:space="preserve"> </w:t>
       </w:r>
-      <w:hyperlink r:id="rId35">
+      <w:hyperlink r:id="rId10">
         <w:r>
           <w:rPr>
             <w:rStyle w:val="Hyperlink"/>
@@ -1674,7 +4299,7 @@
         </w:rPr>
         <w:t xml:space="preserve"> </w:t>
       </w:r>
-      <w:hyperlink r:id="rId36">
+      <w:hyperlink r:id="rId13">
         <w:r>
           <w:rPr>
             <w:rStyle w:val="Hyperlink"/>
@@ -1711,7 +4336,7 @@
         </w:rPr>
         <w:t xml:space="preserve"> </w:t>
       </w:r>
-      <w:hyperlink r:id="rId37">
+      <w:hyperlink r:id="rId11">
         <w:r>
           <w:rPr>
             <w:rStyle w:val="Hyperlink"/>
@@ -1748,7 +4373,7 @@
         </w:rPr>
         <w:t xml:space="preserve"> </w:t>
       </w:r>
-      <w:hyperlink r:id="rId38">
+      <w:hyperlink r:id="rId12">
         <w:r>
           <w:rPr>
             <w:rStyle w:val="Hyperlink"/>
@@ -1835,58 +4460,53 @@
         <w:t xml:space="preserve">16 Раздел 7. Кибербезопасность : учебный материал [Электронный ресурс]. — [Б. м. : б. и.], [б. г.]. — 35 с. — PDF-файл, предоставленный автором ВКР 09.10.2026.</w:t>
       </w:r>
     </w:p>
-    <w:bookmarkEnd w:id="39"/>
+    <w:bookmarkEnd w:id="40"/>
     <w:sectPr>
-      <w:footerReference r:id="rId9" w:type="default"/>
-      <w:pgSz w:h="16838" w:w="11906"/>
-      <w:pgMar w:bottom="1134" w:footer="720" w:gutter="0" w:header="720" w:left="1701" w:right="850" w:top="1134"/>
-      <w:cols w:space="720"/>
+      <w:headerReference w:type="default" r:id="rId18"/>
+      <w:headerReference w:type="first" r:id="rId19"/>
+      <w:footerReference w:type="default" r:id="rId20"/>
+      <w:footerReference w:type="first" r:id="rId21"/>
+      <w:pgSz w:w="11906" w:h="16838"/>
+      <w:pgMar w:top="1134" w:right="850" w:bottom="1134" w:left="1701" w:header="567" w:footer="567" w:gutter="0"/>
+      <w:cols w:space="708"/>
+      <w:titlePg/>
       <w:docGrid w:linePitch="360"/>
     </w:sectPr>
   </w:body>
 </w:document>
 </file>
 
-<file path=word/comments.xml><?xml version="1.0" encoding="utf-8"?>
-<w:comments xmlns:w="http://schemas.openxmlformats.org/wordprocessingml/2006/main" xmlns:m="http://schemas.openxmlformats.org/officeDocument/2006/math" xmlns:r="http://schemas.openxmlformats.org/officeDocument/2006/relationships" xmlns:o="urn:schemas-microsoft-com:office:office" xmlns:v="urn:schemas-microsoft-com:vml" xmlns:w10="urn:schemas-microsoft-com:office:word" xmlns:a="http://schemas.openxmlformats.org/drawingml/2006/main" xmlns:pic="http://schemas.openxmlformats.org/drawingml/2006/picture" xmlns:wp="http://schemas.openxmlformats.org/drawingml/2006/wordprocessingDrawing"/>
-</file>
-
 <file path=word/footer1.xml><?xml version="1.0" encoding="utf-8"?>
 <w:ftr xmlns:m="http://schemas.openxmlformats.org/officeDocument/2006/math" xmlns:mc="http://schemas.openxmlformats.org/markup-compatibility/2006" xmlns:mo="http://schemas.microsoft.com/office/mac/office/2008/main" xmlns:mv="urn:schemas-microsoft-com:mac:vml" xmlns:o="urn:schemas-microsoft-com:office:office" xmlns:r="http://schemas.openxmlformats.org/officeDocument/2006/relationships" xmlns:v="urn:schemas-microsoft-com:vml" xmlns:w10="urn:schemas-microsoft-com:office:word" xmlns:w14="http://schemas.microsoft.com/office/word/2010/wordml" xmlns:w="http://schemas.openxmlformats.org/wordprocessingml/2006/main" xmlns:wne="http://schemas.microsoft.com/office/word/2006/wordml" xmlns:wp14="http://schemas.microsoft.com/office/word/2010/wordprocessingDrawing" xmlns:wp="http://schemas.openxmlformats.org/drawingml/2006/wordprocessingDrawing" xmlns:wpc="http://schemas.microsoft.com/office/word/2010/wordprocessingCanvas" xmlns:wpg="http://schemas.microsoft.com/office/word/2010/wordprocessingGroup" xmlns:wpi="http://schemas.microsoft.com/office/word/2010/wordprocessingInk" xmlns:wps="http://schemas.microsoft.com/office/word/2010/wordprocessingShape" mc:Ignorable="w14 wp14">
   <w:p>
     <w:pPr>
-      <w:pStyle w:val="Footer"/>
+      <w:spacing w:line="240" w:lineRule="auto"/>
       <w:ind w:firstLine="0"/>
       <w:jc w:val="center"/>
     </w:pPr>
-    <w:r>
-      <w:rPr>
-        <w:rFonts w:ascii="Times New Roman" w:hAnsi="Times New Roman"/>
-        <w:sz w:val="24"/>
-      </w:rPr>
-      <w:fldSimple w:instr="PAGE"/>
-    </w:r>
+    <w:fldSimple w:instr="PAGE">
+      <w:r>
+        <w:rPr>
+          <w:rFonts w:ascii="Times New Roman" w:hAnsi="Times New Roman"/>
+          <w:sz w:val="24"/>
+        </w:rPr>
+        <w:t>2</w:t>
+      </w:r>
+    </w:fldSimple>
   </w:p>
 </w:ftr>
 </file>
 
-<file path=word/footnotes.xml><?xml version="1.0" encoding="utf-8"?>
-<w:footnotes xmlns:w="http://schemas.openxmlformats.org/wordprocessingml/2006/main" xmlns:m="http://schemas.openxmlformats.org/officeDocument/2006/math" xmlns:r="http://schemas.openxmlformats.org/officeDocument/2006/relationships" xmlns:o="urn:schemas-microsoft-com:office:office" xmlns:v="urn:schemas-microsoft-com:vml" xmlns:w10="urn:schemas-microsoft-com:office:word" xmlns:a="http://schemas.openxmlformats.org/drawingml/2006/main" xmlns:pic="http://schemas.openxmlformats.org/drawingml/2006/picture" xmlns:wp="http://schemas.openxmlformats.org/drawingml/2006/wordprocessingDrawing">
-  <w:footnote w:type="continuationSeparator" w:id="0">
-    <w:p>
-      <w:r>
-        <w:continuationSeparator/>
-      </w:r>
-    </w:p>
-  </w:footnote>
-  <w:footnote w:type="separator" w:id="-1">
-    <w:p>
-      <w:r>
-        <w:separator/>
-      </w:r>
-    </w:p>
-  </w:footnote>
-</w:footnotes>
+<file path=word/footer2.xml><?xml version="1.0" encoding="utf-8"?>
+<w:ftr xmlns:m="http://schemas.openxmlformats.org/officeDocument/2006/math" xmlns:mc="http://schemas.openxmlformats.org/markup-compatibility/2006" xmlns:mo="http://schemas.microsoft.com/office/mac/office/2008/main" xmlns:mv="urn:schemas-microsoft-com:mac:vml" xmlns:o="urn:schemas-microsoft-com:office:office" xmlns:r="http://schemas.openxmlformats.org/officeDocument/2006/relationships" xmlns:v="urn:schemas-microsoft-com:vml" xmlns:w10="urn:schemas-microsoft-com:office:word" xmlns:w14="http://schemas.microsoft.com/office/word/2010/wordml" xmlns:w="http://schemas.openxmlformats.org/wordprocessingml/2006/main" xmlns:wne="http://schemas.microsoft.com/office/word/2006/wordml" xmlns:wp14="http://schemas.microsoft.com/office/word/2010/wordprocessingDrawing" xmlns:wp="http://schemas.openxmlformats.org/drawingml/2006/wordprocessingDrawing" xmlns:wpc="http://schemas.microsoft.com/office/word/2010/wordprocessingCanvas" xmlns:wpg="http://schemas.microsoft.com/office/word/2010/wordprocessingGroup" xmlns:wpi="http://schemas.microsoft.com/office/word/2010/wordprocessingInk" xmlns:wps="http://schemas.microsoft.com/office/word/2010/wordprocessingShape" mc:Ignorable="w14 wp14"/>
+</file>
+
+<file path=word/header1.xml><?xml version="1.0" encoding="utf-8"?>
+<w:hdr xmlns:m="http://schemas.openxmlformats.org/officeDocument/2006/math" xmlns:mc="http://schemas.openxmlformats.org/markup-compatibility/2006" xmlns:mo="http://schemas.microsoft.com/office/mac/office/2008/main" xmlns:mv="urn:schemas-microsoft-com:mac:vml" xmlns:o="urn:schemas-microsoft-com:office:office" xmlns:r="http://schemas.openxmlformats.org/officeDocument/2006/relationships" xmlns:v="urn:schemas-microsoft-com:vml" xmlns:w10="urn:schemas-microsoft-com:office:word" xmlns:w14="http://schemas.microsoft.com/office/word/2010/wordml" xmlns:w="http://schemas.openxmlformats.org/wordprocessingml/2006/main" xmlns:wne="http://schemas.microsoft.com/office/word/2006/wordml" xmlns:wp14="http://schemas.microsoft.com/office/word/2010/wordprocessingDrawing" xmlns:wp="http://schemas.openxmlformats.org/drawingml/2006/wordprocessingDrawing" xmlns:wpc="http://schemas.microsoft.com/office/word/2010/wordprocessingCanvas" xmlns:wpg="http://schemas.microsoft.com/office/word/2010/wordprocessingGroup" xmlns:wpi="http://schemas.microsoft.com/office/word/2010/wordprocessingInk" xmlns:wps="http://schemas.microsoft.com/office/word/2010/wordprocessingShape" mc:Ignorable="w14 wp14"/>
+</file>
+
+<file path=word/header2.xml><?xml version="1.0" encoding="utf-8"?>
+<w:hdr xmlns:m="http://schemas.openxmlformats.org/officeDocument/2006/math" xmlns:mc="http://schemas.openxmlformats.org/markup-compatibility/2006" xmlns:mo="http://schemas.microsoft.com/office/mac/office/2008/main" xmlns:mv="urn:schemas-microsoft-com:mac:vml" xmlns:o="urn:schemas-microsoft-com:office:office" xmlns:r="http://schemas.openxmlformats.org/officeDocument/2006/relationships" xmlns:v="urn:schemas-microsoft-com:vml" xmlns:w10="urn:schemas-microsoft-com:office:word" xmlns:w14="http://schemas.microsoft.com/office/word/2010/wordml" xmlns:w="http://schemas.openxmlformats.org/wordprocessingml/2006/main" xmlns:wne="http://schemas.microsoft.com/office/word/2006/wordml" xmlns:wp14="http://schemas.microsoft.com/office/word/2010/wordprocessingDrawing" xmlns:wp="http://schemas.openxmlformats.org/drawingml/2006/wordprocessingDrawing" xmlns:wpc="http://schemas.microsoft.com/office/word/2010/wordprocessingCanvas" xmlns:wpg="http://schemas.microsoft.com/office/word/2010/wordprocessingGroup" xmlns:wpi="http://schemas.microsoft.com/office/word/2010/wordprocessingInk" xmlns:wps="http://schemas.microsoft.com/office/word/2010/wordprocessingShape" mc:Ignorable="w14 wp14"/>
 </file>
 
 <file path=word/numbering.xml><?xml version="1.0" encoding="utf-8"?>
@@ -2132,6 +4752,91 @@
     <w:lvl w:ilvl="8">
       <w:numFmt w:val="bullet"/>
       <w:lvlText w:val=" "/>
+      <w:lvlJc w:val="left"/>
+      <w:pPr>
+        <w:ind w:left="6480" w:hanging="480"/>
+      </w:pPr>
+    </w:lvl>
+  </w:abstractNum>
+  <w:abstractNum w:abstractNumId="99411">
+    <w:nsid w:val="00A99411"/>
+    <w:multiLevelType w:val="multilevel"/>
+    <w:lvl w:ilvl="0">
+      <w:start w:val="1"/>
+      <w:numFmt w:val="decimal"/>
+      <w:lvlText w:val="%1."/>
+      <w:lvlJc w:val="left"/>
+      <w:pPr>
+        <w:ind w:left="720" w:hanging="480"/>
+      </w:pPr>
+    </w:lvl>
+    <w:lvl w:ilvl="1">
+      <w:start w:val="1"/>
+      <w:numFmt w:val="decimal"/>
+      <w:lvlText w:val="%2."/>
+      <w:lvlJc w:val="left"/>
+      <w:pPr>
+        <w:ind w:left="1440" w:hanging="480"/>
+      </w:pPr>
+    </w:lvl>
+    <w:lvl w:ilvl="2">
+      <w:start w:val="1"/>
+      <w:numFmt w:val="decimal"/>
+      <w:lvlText w:val="%3."/>
+      <w:lvlJc w:val="left"/>
+      <w:pPr>
+        <w:ind w:left="2160" w:hanging="480"/>
+      </w:pPr>
+    </w:lvl>
+    <w:lvl w:ilvl="3">
+      <w:start w:val="1"/>
+      <w:numFmt w:val="decimal"/>
+      <w:lvlText w:val="%4."/>
+      <w:lvlJc w:val="left"/>
+      <w:pPr>
+        <w:ind w:left="2880" w:hanging="480"/>
+      </w:pPr>
+    </w:lvl>
+    <w:lvl w:ilvl="4">
+      <w:start w:val="1"/>
+      <w:numFmt w:val="decimal"/>
+      <w:lvlText w:val="%5."/>
+      <w:lvlJc w:val="left"/>
+      <w:pPr>
+        <w:ind w:left="3600" w:hanging="480"/>
+      </w:pPr>
+    </w:lvl>
+    <w:lvl w:ilvl="5">
+      <w:start w:val="1"/>
+      <w:numFmt w:val="decimal"/>
+      <w:lvlText w:val="%6."/>
+      <w:lvlJc w:val="left"/>
+      <w:pPr>
+        <w:ind w:left="4320" w:hanging="480"/>
+      </w:pPr>
+    </w:lvl>
+    <w:lvl w:ilvl="6">
+      <w:start w:val="1"/>
+      <w:numFmt w:val="decimal"/>
+      <w:lvlText w:val="%7."/>
+      <w:lvlJc w:val="left"/>
+      <w:pPr>
+        <w:ind w:left="5040" w:hanging="480"/>
+      </w:pPr>
+    </w:lvl>
+    <w:lvl w:ilvl="7">
+      <w:start w:val="1"/>
+      <w:numFmt w:val="decimal"/>
+      <w:lvlText w:val="%8."/>
+      <w:lvlJc w:val="left"/>
+      <w:pPr>
+        <w:ind w:left="5760" w:hanging="480"/>
+      </w:pPr>
+    </w:lvl>
+    <w:lvl w:ilvl="8">
+      <w:start w:val="1"/>
+      <w:numFmt w:val="decimal"/>
+      <w:lvlText w:val="%9."/>
       <w:lvlJc w:val="left"/>
       <w:pPr>
         <w:ind w:left="6480" w:hanging="480"/>
@@ -2168,165 +4873,440 @@
   <w:num w:numId="1000">
     <w:abstractNumId w:val="990"/>
   </w:num>
+  <w:num w:numId="1001">
+    <w:abstractNumId w:val="99411"/>
+    <w:lvlOverride w:ilvl="0">
+      <w:startOverride w:val="1"/>
+    </w:lvlOverride>
+    <w:lvlOverride w:ilvl="1">
+      <w:startOverride w:val="1"/>
+    </w:lvlOverride>
+    <w:lvlOverride w:ilvl="2">
+      <w:startOverride w:val="1"/>
+    </w:lvlOverride>
+    <w:lvlOverride w:ilvl="3">
+      <w:startOverride w:val="1"/>
+    </w:lvlOverride>
+    <w:lvlOverride w:ilvl="4">
+      <w:startOverride w:val="1"/>
+    </w:lvlOverride>
+    <w:lvlOverride w:ilvl="5">
+      <w:startOverride w:val="1"/>
+    </w:lvlOverride>
+    <w:lvlOverride w:ilvl="6">
+      <w:startOverride w:val="1"/>
+    </w:lvlOverride>
+    <w:lvlOverride w:ilvl="7">
+      <w:startOverride w:val="1"/>
+    </w:lvlOverride>
+    <w:lvlOverride w:ilvl="8">
+      <w:startOverride w:val="1"/>
+    </w:lvlOverride>
+  </w:num>
 </w:numbering>
 </file>
 
 <file path=word/styles.xml><?xml version="1.0" encoding="utf-8"?>
-<w:styles xmlns:mc="http://schemas.openxmlformats.org/markup-compatibility/2006" xmlns:r="http://schemas.openxmlformats.org/officeDocument/2006/relationships" xmlns:w="http://schemas.openxmlformats.org/wordprocessingml/2006/main" xmlns:w14="http://schemas.microsoft.com/office/word/2010/wordml" mc:Ignorable="w14">
+<w:styles xmlns:mc="http://schemas.openxmlformats.org/markup-compatibility/2006" xmlns:r="http://schemas.openxmlformats.org/officeDocument/2006/relationships" xmlns:w="http://schemas.openxmlformats.org/wordprocessingml/2006/main" xmlns:w14="http://schemas.microsoft.com/office/word/2010/wordml" xmlns:w15="http://schemas.microsoft.com/office/word/2012/wordml" xmlns:w16se="http://schemas.microsoft.com/office/word/2015/wordml/symex" mc:Ignorable="w14 w15 w16se">
   <w:docDefaults>
     <w:rPrDefault>
       <w:rPr>
-        <w:rFonts w:asciiTheme="minorHAnsi" w:cstheme="minorBidi" w:eastAsiaTheme="minorEastAsia" w:hAnsiTheme="minorHAnsi"/>
+        <w:rFonts w:asciiTheme="minorHAnsi" w:eastAsiaTheme="minorHAnsi" w:hAnsiTheme="minorHAnsi" w:cstheme="minorBidi"/>
         <w:sz w:val="22"/>
         <w:szCs w:val="22"/>
-        <w:lang w:bidi="ar-SA" w:eastAsia="en-US" w:val="en-US"/>
+        <w:lang w:val="ru-RU" w:eastAsia="en-US" w:bidi="ar-SA"/>
       </w:rPr>
     </w:rPrDefault>
     <w:pPrDefault>
       <w:pPr>
-        <w:spacing w:after="200" w:line="276" w:lineRule="auto"/>
+        <w:spacing w:after="160" w:line="259" w:lineRule="auto"/>
       </w:pPr>
     </w:pPrDefault>
   </w:docDefaults>
-  <w:latentStyles w:count="276" w:defLockedState="0" w:defQFormat="0" w:defSemiHidden="1" w:defUIPriority="99" w:defUnhideWhenUsed="1">
-    <w:lsdException w:name="Normal" w:qFormat="1" w:semiHidden="0" w:uiPriority="0" w:unhideWhenUsed="0"/>
-    <w:lsdException w:name="heading 1" w:qFormat="1" w:semiHidden="0" w:uiPriority="9" w:unhideWhenUsed="0"/>
-    <w:lsdException w:name="heading 2" w:qFormat="1" w:uiPriority="9"/>
-    <w:lsdException w:name="heading 3" w:qFormat="1" w:uiPriority="9"/>
-    <w:lsdException w:name="heading 4" w:qFormat="1" w:uiPriority="9"/>
-    <w:lsdException w:name="heading 5" w:qFormat="1" w:uiPriority="9"/>
-    <w:lsdException w:name="heading 6" w:qFormat="1" w:uiPriority="9"/>
-    <w:lsdException w:name="heading 7" w:qFormat="1" w:uiPriority="9"/>
-    <w:lsdException w:name="heading 8" w:qFormat="1" w:uiPriority="9"/>
-    <w:lsdException w:name="heading 9" w:qFormat="1" w:uiPriority="9"/>
-    <w:lsdException w:name="toc 1" w:uiPriority="39"/>
-    <w:lsdException w:name="toc 2" w:uiPriority="39"/>
-    <w:lsdException w:name="toc 3" w:uiPriority="39"/>
-    <w:lsdException w:name="toc 4" w:uiPriority="39"/>
-    <w:lsdException w:name="toc 5" w:uiPriority="39"/>
-    <w:lsdException w:name="toc 6" w:uiPriority="39"/>
-    <w:lsdException w:name="toc 7" w:uiPriority="39"/>
-    <w:lsdException w:name="toc 8" w:uiPriority="39"/>
-    <w:lsdException w:name="toc 9" w:uiPriority="39"/>
-    <w:lsdException w:name="caption" w:qFormat="1" w:uiPriority="35"/>
-    <w:lsdException w:name="Title" w:qFormat="1" w:semiHidden="0" w:uiPriority="10" w:unhideWhenUsed="0"/>
-    <w:lsdException w:name="Default Paragraph Font" w:uiPriority="1"/>
-    <w:lsdException w:name="Subtitle" w:qFormat="1" w:semiHidden="0" w:uiPriority="11" w:unhideWhenUsed="0"/>
-    <w:lsdException w:name="Strong" w:qFormat="1" w:semiHidden="0" w:uiPriority="22" w:unhideWhenUsed="0"/>
-    <w:lsdException w:name="Emphasis" w:qFormat="1" w:semiHidden="0" w:uiPriority="20" w:unhideWhenUsed="0"/>
-    <w:lsdException w:name="Table Grid" w:semiHidden="0" w:uiPriority="59" w:unhideWhenUsed="0"/>
-    <w:lsdException w:name="Placeholder Text" w:unhideWhenUsed="0"/>
-    <w:lsdException w:name="No Spacing" w:qFormat="1" w:semiHidden="0" w:uiPriority="1" w:unhideWhenUsed="0"/>
-    <w:lsdException w:name="Light Shading" w:semiHidden="0" w:uiPriority="60" w:unhideWhenUsed="0"/>
-    <w:lsdException w:name="Light List" w:semiHidden="0" w:uiPriority="61" w:unhideWhenUsed="0"/>
-    <w:lsdException w:name="Light Grid" w:semiHidden="0" w:uiPriority="62" w:unhideWhenUsed="0"/>
-    <w:lsdException w:name="Medium Shading 1" w:semiHidden="0" w:uiPriority="63" w:unhideWhenUsed="0"/>
-    <w:lsdException w:name="Medium Shading 2" w:semiHidden="0" w:uiPriority="64" w:unhideWhenUsed="0"/>
-    <w:lsdException w:name="Medium List 1" w:semiHidden="0" w:uiPriority="65" w:unhideWhenUsed="0"/>
-    <w:lsdException w:name="Medium List 2" w:semiHidden="0" w:uiPriority="66" w:unhideWhenUsed="0"/>
-    <w:lsdException w:name="Medium Grid 1" w:semiHidden="0" w:uiPriority="67" w:unhideWhenUsed="0"/>
-    <w:lsdException w:name="Medium Grid 2" w:semiHidden="0" w:uiPriority="68" w:unhideWhenUsed="0"/>
-    <w:lsdException w:name="Medium Grid 3" w:semiHidden="0" w:uiPriority="69" w:unhideWhenUsed="0"/>
-    <w:lsdException w:name="Dark List" w:semiHidden="0" w:uiPriority="70" w:unhideWhenUsed="0"/>
-    <w:lsdException w:name="Colorful Shading" w:semiHidden="0" w:uiPriority="71" w:unhideWhenUsed="0"/>
-    <w:lsdException w:name="Colorful List" w:semiHidden="0" w:uiPriority="72" w:unhideWhenUsed="0"/>
-    <w:lsdException w:name="Colorful Grid" w:semiHidden="0" w:uiPriority="73" w:unhideWhenUsed="0"/>
-    <w:lsdException w:name="Light Shading Accent 1" w:semiHidden="0" w:uiPriority="60" w:unhideWhenUsed="0"/>
-    <w:lsdException w:name="Light List Accent 1" w:semiHidden="0" w:uiPriority="61" w:unhideWhenUsed="0"/>
-    <w:lsdException w:name="Light Grid Accent 1" w:semiHidden="0" w:uiPriority="62" w:unhideWhenUsed="0"/>
-    <w:lsdException w:name="Medium Shading 1 Accent 1" w:semiHidden="0" w:uiPriority="63" w:unhideWhenUsed="0"/>
-    <w:lsdException w:name="Medium Shading 2 Accent 1" w:semiHidden="0" w:uiPriority="64" w:unhideWhenUsed="0"/>
-    <w:lsdException w:name="Medium List 1 Accent 1" w:semiHidden="0" w:uiPriority="65" w:unhideWhenUsed="0"/>
-    <w:lsdException w:name="Revision" w:unhideWhenUsed="0"/>
-    <w:lsdException w:name="List Paragraph" w:qFormat="1" w:semiHidden="0" w:uiPriority="34" w:unhideWhenUsed="0"/>
-    <w:lsdException w:name="Quote" w:qFormat="1" w:semiHidden="0" w:uiPriority="29" w:unhideWhenUsed="0"/>
-    <w:lsdException w:name="Intense Quote" w:qFormat="1" w:semiHidden="0" w:uiPriority="30" w:unhideWhenUsed="0"/>
-    <w:lsdException w:name="Medium List 2 Accent 1" w:semiHidden="0" w:uiPriority="66" w:unhideWhenUsed="0"/>
-    <w:lsdException w:name="Medium Grid 1 Accent 1" w:semiHidden="0" w:uiPriority="67" w:unhideWhenUsed="0"/>
-    <w:lsdException w:name="Medium Grid 2 Accent 1" w:semiHidden="0" w:uiPriority="68" w:unhideWhenUsed="0"/>
-    <w:lsdException w:name="Medium Grid 3 Accent 1" w:semiHidden="0" w:uiPriority="69" w:unhideWhenUsed="0"/>
-    <w:lsdException w:name="Dark List Accent 1" w:semiHidden="0" w:uiPriority="70" w:unhideWhenUsed="0"/>
-    <w:lsdException w:name="Colorful Shading Accent 1" w:semiHidden="0" w:uiPriority="71" w:unhideWhenUsed="0"/>
-    <w:lsdException w:name="Colorful List Accent 1" w:semiHidden="0" w:uiPriority="72" w:unhideWhenUsed="0"/>
-    <w:lsdException w:name="Colorful Grid Accent 1" w:semiHidden="0" w:uiPriority="73" w:unhideWhenUsed="0"/>
-    <w:lsdException w:name="Light Shading Accent 2" w:semiHidden="0" w:uiPriority="60" w:unhideWhenUsed="0"/>
-    <w:lsdException w:name="Light List Accent 2" w:semiHidden="0" w:uiPriority="61" w:unhideWhenUsed="0"/>
-    <w:lsdException w:name="Light Grid Accent 2" w:semiHidden="0" w:uiPriority="62" w:unhideWhenUsed="0"/>
-    <w:lsdException w:name="Medium Shading 1 Accent 2" w:semiHidden="0" w:uiPriority="63" w:unhideWhenUsed="0"/>
-    <w:lsdException w:name="Medium Shading 2 Accent 2" w:semiHidden="0" w:uiPriority="64" w:unhideWhenUsed="0"/>
-    <w:lsdException w:name="Medium List 1 Accent 2" w:semiHidden="0" w:uiPriority="65" w:unhideWhenUsed="0"/>
-    <w:lsdException w:name="Medium List 2 Accent 2" w:semiHidden="0" w:uiPriority="66" w:unhideWhenUsed="0"/>
-    <w:lsdException w:name="Medium Grid 1 Accent 2" w:semiHidden="0" w:uiPriority="67" w:unhideWhenUsed="0"/>
-    <w:lsdException w:name="Medium Grid 2 Accent 2" w:semiHidden="0" w:uiPriority="68" w:unhideWhenUsed="0"/>
-    <w:lsdException w:name="Medium Grid 3 Accent 2" w:semiHidden="0" w:uiPriority="69" w:unhideWhenUsed="0"/>
-    <w:lsdException w:name="Dark List Accent 2" w:semiHidden="0" w:uiPriority="70" w:unhideWhenUsed="0"/>
-    <w:lsdException w:name="Colorful Shading Accent 2" w:semiHidden="0" w:uiPriority="71" w:unhideWhenUsed="0"/>
-    <w:lsdException w:name="Colorful List Accent 2" w:semiHidden="0" w:uiPriority="72" w:unhideWhenUsed="0"/>
-    <w:lsdException w:name="Colorful Grid Accent 2" w:semiHidden="0" w:uiPriority="73" w:unhideWhenUsed="0"/>
-    <w:lsdException w:name="Light Shading Accent 3" w:semiHidden="0" w:uiPriority="60" w:unhideWhenUsed="0"/>
-    <w:lsdException w:name="Light List Accent 3" w:semiHidden="0" w:uiPriority="61" w:unhideWhenUsed="0"/>
-    <w:lsdException w:name="Light Grid Accent 3" w:semiHidden="0" w:uiPriority="62" w:unhideWhenUsed="0"/>
-    <w:lsdException w:name="Medium Shading 1 Accent 3" w:semiHidden="0" w:uiPriority="63" w:unhideWhenUsed="0"/>
-    <w:lsdException w:name="Medium Shading 2 Accent 3" w:semiHidden="0" w:uiPriority="64" w:unhideWhenUsed="0"/>
-    <w:lsdException w:name="Medium List 1 Accent 3" w:semiHidden="0" w:uiPriority="65" w:unhideWhenUsed="0"/>
-    <w:lsdException w:name="Medium List 2 Accent 3" w:semiHidden="0" w:uiPriority="66" w:unhideWhenUsed="0"/>
-    <w:lsdException w:name="Medium Grid 1 Accent 3" w:semiHidden="0" w:uiPriority="67" w:unhideWhenUsed="0"/>
-    <w:lsdException w:name="Medium Grid 2 Accent 3" w:semiHidden="0" w:uiPriority="68" w:unhideWhenUsed="0"/>
-    <w:lsdException w:name="Medium Grid 3 Accent 3" w:semiHidden="0" w:uiPriority="69" w:unhideWhenUsed="0"/>
-    <w:lsdException w:name="Dark List Accent 3" w:semiHidden="0" w:uiPriority="70" w:unhideWhenUsed="0"/>
-    <w:lsdException w:name="Colorful Shading Accent 3" w:semiHidden="0" w:uiPriority="71" w:unhideWhenUsed="0"/>
-    <w:lsdException w:name="Colorful List Accent 3" w:semiHidden="0" w:uiPriority="72" w:unhideWhenUsed="0"/>
-    <w:lsdException w:name="Colorful Grid Accent 3" w:semiHidden="0" w:uiPriority="73" w:unhideWhenUsed="0"/>
-    <w:lsdException w:name="Light Shading Accent 4" w:semiHidden="0" w:uiPriority="60" w:unhideWhenUsed="0"/>
-    <w:lsdException w:name="Light List Accent 4" w:semiHidden="0" w:uiPriority="61" w:unhideWhenUsed="0"/>
-    <w:lsdException w:name="Light Grid Accent 4" w:semiHidden="0" w:uiPriority="62" w:unhideWhenUsed="0"/>
-    <w:lsdException w:name="Medium Shading 1 Accent 4" w:semiHidden="0" w:uiPriority="63" w:unhideWhenUsed="0"/>
-    <w:lsdException w:name="Medium Shading 2 Accent 4" w:semiHidden="0" w:uiPriority="64" w:unhideWhenUsed="0"/>
-    <w:lsdException w:name="Medium List 1 Accent 4" w:semiHidden="0" w:uiPriority="65" w:unhideWhenUsed="0"/>
-    <w:lsdException w:name="Medium List 2 Accent 4" w:semiHidden="0" w:uiPriority="66" w:unhideWhenUsed="0"/>
-    <w:lsdException w:name="Medium Grid 1 Accent 4" w:semiHidden="0" w:uiPriority="67" w:unhideWhenUsed="0"/>
-    <w:lsdException w:name="Medium Grid 2 Accent 4" w:semiHidden="0" w:uiPriority="68" w:unhideWhenUsed="0"/>
-    <w:lsdException w:name="Medium Grid 3 Accent 4" w:semiHidden="0" w:uiPriority="69" w:unhideWhenUsed="0"/>
-    <w:lsdException w:name="Dark List Accent 4" w:semiHidden="0" w:uiPriority="70" w:unhideWhenUsed="0"/>
-    <w:lsdException w:name="Colorful Shading Accent 4" w:semiHidden="0" w:uiPriority="71" w:unhideWhenUsed="0"/>
-    <w:lsdException w:name="Colorful List Accent 4" w:semiHidden="0" w:uiPriority="72" w:unhideWhenUsed="0"/>
-    <w:lsdException w:name="Colorful Grid Accent 4" w:semiHidden="0" w:uiPriority="73" w:unhideWhenUsed="0"/>
-    <w:lsdException w:name="Light Shading Accent 5" w:semiHidden="0" w:uiPriority="60" w:unhideWhenUsed="0"/>
-    <w:lsdException w:name="Light List Accent 5" w:semiHidden="0" w:uiPriority="61" w:unhideWhenUsed="0"/>
-    <w:lsdException w:name="Light Grid Accent 5" w:semiHidden="0" w:uiPriority="62" w:unhideWhenUsed="0"/>
-    <w:lsdException w:name="Medium Shading 1 Accent 5" w:semiHidden="0" w:uiPriority="63" w:unhideWhenUsed="0"/>
-    <w:lsdException w:name="Medium Shading 2 Accent 5" w:semiHidden="0" w:uiPriority="64" w:unhideWhenUsed="0"/>
-    <w:lsdException w:name="Medium List 1 Accent 5" w:semiHidden="0" w:uiPriority="65" w:unhideWhenUsed="0"/>
-    <w:lsdException w:name="Medium List 2 Accent 5" w:semiHidden="0" w:uiPriority="66" w:unhideWhenUsed="0"/>
-    <w:lsdException w:name="Medium Grid 1 Accent 5" w:semiHidden="0" w:uiPriority="67" w:unhideWhenUsed="0"/>
-    <w:lsdException w:name="Medium Grid 2 Accent 5" w:semiHidden="0" w:uiPriority="68" w:unhideWhenUsed="0"/>
-    <w:lsdException w:name="Medium Grid 3 Accent 5" w:semiHidden="0" w:uiPriority="69" w:unhideWhenUsed="0"/>
-    <w:lsdException w:name="Dark List Accent 5" w:semiHidden="0" w:uiPriority="70" w:unhideWhenUsed="0"/>
-    <w:lsdException w:name="Colorful Shading Accent 5" w:semiHidden="0" w:uiPriority="71" w:unhideWhenUsed="0"/>
-    <w:lsdException w:name="Colorful List Accent 5" w:semiHidden="0" w:uiPriority="72" w:unhideWhenUsed="0"/>
-    <w:lsdException w:name="Colorful Grid Accent 5" w:semiHidden="0" w:uiPriority="73" w:unhideWhenUsed="0"/>
-    <w:lsdException w:name="Light Shading Accent 6" w:semiHidden="0" w:uiPriority="60" w:unhideWhenUsed="0"/>
-    <w:lsdException w:name="Light List Accent 6" w:semiHidden="0" w:uiPriority="61" w:unhideWhenUsed="0"/>
-    <w:lsdException w:name="Light Grid Accent 6" w:semiHidden="0" w:uiPriority="62" w:unhideWhenUsed="0"/>
-    <w:lsdException w:name="Medium Shading 1 Accent 6" w:semiHidden="0" w:uiPriority="63" w:unhideWhenUsed="0"/>
-    <w:lsdException w:name="Medium Shading 2 Accent 6" w:semiHidden="0" w:uiPriority="64" w:unhideWhenUsed="0"/>
-    <w:lsdException w:name="Medium List 1 Accent 6" w:semiHidden="0" w:uiPriority="65" w:unhideWhenUsed="0"/>
-    <w:lsdException w:name="Medium List 2 Accent 6" w:semiHidden="0" w:uiPriority="66" w:unhideWhenUsed="0"/>
-    <w:lsdException w:name="Medium Grid 1 Accent 6" w:semiHidden="0" w:uiPriority="67" w:unhideWhenUsed="0"/>
-    <w:lsdException w:name="Medium Grid 2 Accent 6" w:semiHidden="0" w:uiPriority="68" w:unhideWhenUsed="0"/>
-    <w:lsdException w:name="Medium Grid 3 Accent 6" w:semiHidden="0" w:uiPriority="69" w:unhideWhenUsed="0"/>
-    <w:lsdException w:name="Dark List Accent 6" w:semiHidden="0" w:uiPriority="70" w:unhideWhenUsed="0"/>
-    <w:lsdException w:name="Colorful Shading Accent 6" w:semiHidden="0" w:uiPriority="71" w:unhideWhenUsed="0"/>
-    <w:lsdException w:name="Colorful List Accent 6" w:semiHidden="0" w:uiPriority="72" w:unhideWhenUsed="0"/>
-    <w:lsdException w:name="Colorful Grid Accent 6" w:semiHidden="0" w:uiPriority="73" w:unhideWhenUsed="0"/>
-    <w:lsdException w:name="Subtle Emphasis" w:qFormat="1" w:semiHidden="0" w:uiPriority="19" w:unhideWhenUsed="0"/>
-    <w:lsdException w:name="Intense Emphasis" w:qFormat="1" w:semiHidden="0" w:uiPriority="21" w:unhideWhenUsed="0"/>
-    <w:lsdException w:name="Subtle Reference" w:qFormat="1" w:semiHidden="0" w:uiPriority="31" w:unhideWhenUsed="0"/>
-    <w:lsdException w:name="Intense Reference" w:qFormat="1" w:semiHidden="0" w:uiPriority="32" w:unhideWhenUsed="0"/>
-    <w:lsdException w:name="Book Title" w:qFormat="1" w:semiHidden="0" w:uiPriority="33" w:unhideWhenUsed="0"/>
-    <w:lsdException w:name="Bibliography" w:uiPriority="37"/>
-    <w:lsdException w:name="TOC Heading" w:qFormat="1" w:uiPriority="39"/>
+  <w:latentStyles w:defLockedState="0" w:defUIPriority="99" w:defSemiHidden="0" w:defUnhideWhenUsed="0" w:defQFormat="0" w:count="371">
+    <w:lsdException w:name="Normal" w:uiPriority="0" w:qFormat="1"/>
+    <w:lsdException w:name="heading 1" w:uiPriority="9" w:qFormat="1"/>
+    <w:lsdException w:name="heading 2" w:semiHidden="1" w:uiPriority="9" w:unhideWhenUsed="1" w:qFormat="1"/>
+    <w:lsdException w:name="heading 3" w:semiHidden="1" w:uiPriority="9" w:unhideWhenUsed="1" w:qFormat="1"/>
+    <w:lsdException w:name="heading 4" w:semiHidden="1" w:uiPriority="9" w:unhideWhenUsed="1" w:qFormat="1"/>
+    <w:lsdException w:name="heading 5" w:semiHidden="1" w:uiPriority="9" w:unhideWhenUsed="1" w:qFormat="1"/>
+    <w:lsdException w:name="heading 6" w:semiHidden="1" w:uiPriority="9" w:unhideWhenUsed="1" w:qFormat="1"/>
+    <w:lsdException w:name="heading 7" w:semiHidden="1" w:uiPriority="9" w:unhideWhenUsed="1" w:qFormat="1"/>
+    <w:lsdException w:name="heading 8" w:semiHidden="1" w:uiPriority="9" w:unhideWhenUsed="1" w:qFormat="1"/>
+    <w:lsdException w:name="heading 9" w:semiHidden="1" w:uiPriority="9" w:unhideWhenUsed="1" w:qFormat="1"/>
+    <w:lsdException w:name="index 1" w:semiHidden="1" w:unhideWhenUsed="1"/>
+    <w:lsdException w:name="index 2" w:semiHidden="1" w:unhideWhenUsed="1"/>
+    <w:lsdException w:name="index 3" w:semiHidden="1" w:unhideWhenUsed="1"/>
+    <w:lsdException w:name="index 4" w:semiHidden="1" w:unhideWhenUsed="1"/>
+    <w:lsdException w:name="index 5" w:semiHidden="1" w:unhideWhenUsed="1"/>
+    <w:lsdException w:name="index 6" w:semiHidden="1" w:unhideWhenUsed="1"/>
+    <w:lsdException w:name="index 7" w:semiHidden="1" w:unhideWhenUsed="1"/>
+    <w:lsdException w:name="index 8" w:semiHidden="1" w:unhideWhenUsed="1"/>
+    <w:lsdException w:name="index 9" w:semiHidden="1" w:unhideWhenUsed="1"/>
+    <w:lsdException w:name="toc 1" w:semiHidden="1" w:uiPriority="39" w:unhideWhenUsed="1"/>
+    <w:lsdException w:name="toc 2" w:semiHidden="1" w:uiPriority="39" w:unhideWhenUsed="1"/>
+    <w:lsdException w:name="toc 3" w:semiHidden="1" w:uiPriority="39" w:unhideWhenUsed="1"/>
+    <w:lsdException w:name="toc 4" w:semiHidden="1" w:uiPriority="39" w:unhideWhenUsed="1"/>
+    <w:lsdException w:name="toc 5" w:semiHidden="1" w:uiPriority="39" w:unhideWhenUsed="1"/>
+    <w:lsdException w:name="toc 6" w:semiHidden="1" w:uiPriority="39" w:unhideWhenUsed="1"/>
+    <w:lsdException w:name="toc 7" w:semiHidden="1" w:uiPriority="39" w:unhideWhenUsed="1"/>
+    <w:lsdException w:name="toc 8" w:semiHidden="1" w:uiPriority="39" w:unhideWhenUsed="1"/>
+    <w:lsdException w:name="toc 9" w:semiHidden="1" w:uiPriority="39" w:unhideWhenUsed="1"/>
+    <w:lsdException w:name="Normal Indent" w:semiHidden="1" w:unhideWhenUsed="1"/>
+    <w:lsdException w:name="footnote text" w:semiHidden="1" w:unhideWhenUsed="1"/>
+    <w:lsdException w:name="annotation text" w:semiHidden="1" w:unhideWhenUsed="1"/>
+    <w:lsdException w:name="header" w:semiHidden="1" w:unhideWhenUsed="1"/>
+    <w:lsdException w:name="footer" w:semiHidden="1" w:unhideWhenUsed="1"/>
+    <w:lsdException w:name="index heading" w:semiHidden="1" w:unhideWhenUsed="1"/>
+    <w:lsdException w:name="caption" w:semiHidden="1" w:uiPriority="35" w:unhideWhenUsed="1" w:qFormat="1"/>
+    <w:lsdException w:name="table of figures" w:semiHidden="1" w:unhideWhenUsed="1"/>
+    <w:lsdException w:name="envelope address" w:semiHidden="1" w:unhideWhenUsed="1"/>
+    <w:lsdException w:name="envelope return" w:semiHidden="1" w:unhideWhenUsed="1"/>
+    <w:lsdException w:name="footnote reference" w:semiHidden="1" w:unhideWhenUsed="1"/>
+    <w:lsdException w:name="annotation reference" w:semiHidden="1" w:unhideWhenUsed="1"/>
+    <w:lsdException w:name="line number" w:semiHidden="1" w:unhideWhenUsed="1"/>
+    <w:lsdException w:name="page number" w:semiHidden="1" w:unhideWhenUsed="1"/>
+    <w:lsdException w:name="endnote reference" w:semiHidden="1" w:unhideWhenUsed="1"/>
+    <w:lsdException w:name="endnote text" w:semiHidden="1" w:unhideWhenUsed="1"/>
+    <w:lsdException w:name="table of authorities" w:semiHidden="1" w:unhideWhenUsed="1"/>
+    <w:lsdException w:name="macro" w:semiHidden="1" w:unhideWhenUsed="1"/>
+    <w:lsdException w:name="toa heading" w:semiHidden="1" w:unhideWhenUsed="1"/>
+    <w:lsdException w:name="List" w:semiHidden="1" w:unhideWhenUsed="1"/>
+    <w:lsdException w:name="List Bullet" w:semiHidden="1" w:unhideWhenUsed="1"/>
+    <w:lsdException w:name="List Number" w:semiHidden="1" w:unhideWhenUsed="1"/>
+    <w:lsdException w:name="List 2" w:semiHidden="1" w:unhideWhenUsed="1"/>
+    <w:lsdException w:name="List 3" w:semiHidden="1" w:unhideWhenUsed="1"/>
+    <w:lsdException w:name="List 4" w:semiHidden="1" w:unhideWhenUsed="1"/>
+    <w:lsdException w:name="List 5" w:semiHidden="1" w:unhideWhenUsed="1"/>
+    <w:lsdException w:name="List Bullet 2" w:semiHidden="1" w:unhideWhenUsed="1"/>
+    <w:lsdException w:name="List Bullet 3" w:semiHidden="1" w:unhideWhenUsed="1"/>
+    <w:lsdException w:name="List Bullet 4" w:semiHidden="1" w:unhideWhenUsed="1"/>
+    <w:lsdException w:name="List Bullet 5" w:semiHidden="1" w:unhideWhenUsed="1"/>
+    <w:lsdException w:name="List Number 2" w:semiHidden="1" w:unhideWhenUsed="1"/>
+    <w:lsdException w:name="List Number 3" w:semiHidden="1" w:unhideWhenUsed="1"/>
+    <w:lsdException w:name="List Number 4" w:semiHidden="1" w:unhideWhenUsed="1"/>
+    <w:lsdException w:name="List Number 5" w:semiHidden="1" w:unhideWhenUsed="1"/>
+    <w:lsdException w:name="Title" w:uiPriority="10" w:qFormat="1"/>
+    <w:lsdException w:name="Closing" w:semiHidden="1" w:unhideWhenUsed="1"/>
+    <w:lsdException w:name="Signature" w:semiHidden="1" w:unhideWhenUsed="1"/>
+    <w:lsdException w:name="Default Paragraph Font" w:semiHidden="1" w:uiPriority="1" w:unhideWhenUsed="1"/>
+    <w:lsdException w:name="Body Text" w:semiHidden="1" w:unhideWhenUsed="1"/>
+    <w:lsdException w:name="Body Text Indent" w:semiHidden="1" w:unhideWhenUsed="1"/>
+    <w:lsdException w:name="List Continue" w:semiHidden="1" w:unhideWhenUsed="1"/>
+    <w:lsdException w:name="List Continue 2" w:semiHidden="1" w:unhideWhenUsed="1"/>
+    <w:lsdException w:name="List Continue 3" w:semiHidden="1" w:unhideWhenUsed="1"/>
+    <w:lsdException w:name="List Continue 4" w:semiHidden="1" w:unhideWhenUsed="1"/>
+    <w:lsdException w:name="List Continue 5" w:semiHidden="1" w:unhideWhenUsed="1"/>
+    <w:lsdException w:name="Message Header" w:semiHidden="1" w:unhideWhenUsed="1"/>
+    <w:lsdException w:name="Subtitle" w:uiPriority="11" w:qFormat="1"/>
+    <w:lsdException w:name="Salutation" w:semiHidden="1" w:unhideWhenUsed="1"/>
+    <w:lsdException w:name="Date" w:semiHidden="1" w:unhideWhenUsed="1"/>
+    <w:lsdException w:name="Body Text First Indent" w:semiHidden="1" w:unhideWhenUsed="1"/>
+    <w:lsdException w:name="Body Text First Indent 2" w:semiHidden="1" w:unhideWhenUsed="1"/>
+    <w:lsdException w:name="Note Heading" w:semiHidden="1" w:unhideWhenUsed="1"/>
+    <w:lsdException w:name="Body Text 2" w:semiHidden="1" w:unhideWhenUsed="1"/>
+    <w:lsdException w:name="Body Text 3" w:semiHidden="1" w:unhideWhenUsed="1"/>
+    <w:lsdException w:name="Body Text Indent 2" w:semiHidden="1" w:unhideWhenUsed="1"/>
+    <w:lsdException w:name="Body Text Indent 3" w:semiHidden="1" w:unhideWhenUsed="1"/>
+    <w:lsdException w:name="Block Text" w:semiHidden="1" w:unhideWhenUsed="1"/>
+    <w:lsdException w:name="Hyperlink" w:semiHidden="1" w:unhideWhenUsed="1"/>
+    <w:lsdException w:name="FollowedHyperlink" w:semiHidden="1" w:unhideWhenUsed="1"/>
+    <w:lsdException w:name="Strong" w:uiPriority="22" w:qFormat="1"/>
+    <w:lsdException w:name="Emphasis" w:uiPriority="20" w:qFormat="1"/>
+    <w:lsdException w:name="Document Map" w:semiHidden="1" w:unhideWhenUsed="1"/>
+    <w:lsdException w:name="Plain Text" w:semiHidden="1" w:unhideWhenUsed="1"/>
+    <w:lsdException w:name="E-mail Signature" w:semiHidden="1" w:unhideWhenUsed="1"/>
+    <w:lsdException w:name="HTML Top of Form" w:semiHidden="1" w:unhideWhenUsed="1"/>
+    <w:lsdException w:name="HTML Bottom of Form" w:semiHidden="1" w:unhideWhenUsed="1"/>
+    <w:lsdException w:name="Normal (Web)" w:semiHidden="1" w:unhideWhenUsed="1"/>
+    <w:lsdException w:name="HTML Acronym" w:semiHidden="1" w:unhideWhenUsed="1"/>
+    <w:lsdException w:name="HTML Address" w:semiHidden="1" w:unhideWhenUsed="1"/>
+    <w:lsdException w:name="HTML Cite" w:semiHidden="1" w:unhideWhenUsed="1"/>
+    <w:lsdException w:name="HTML Code" w:semiHidden="1" w:unhideWhenUsed="1"/>
+    <w:lsdException w:name="HTML Definition" w:semiHidden="1" w:unhideWhenUsed="1"/>
+    <w:lsdException w:name="HTML Keyboard" w:semiHidden="1" w:unhideWhenUsed="1"/>
+    <w:lsdException w:name="HTML Preformatted" w:semiHidden="1" w:unhideWhenUsed="1"/>
+    <w:lsdException w:name="HTML Sample" w:semiHidden="1" w:unhideWhenUsed="1"/>
+    <w:lsdException w:name="HTML Typewriter" w:semiHidden="1" w:unhideWhenUsed="1"/>
+    <w:lsdException w:name="HTML Variable" w:semiHidden="1" w:unhideWhenUsed="1"/>
+    <w:lsdException w:name="Normal Table" w:semiHidden="1" w:unhideWhenUsed="1"/>
+    <w:lsdException w:name="annotation subject" w:semiHidden="1" w:unhideWhenUsed="1"/>
+    <w:lsdException w:name="No List" w:semiHidden="1" w:unhideWhenUsed="1"/>
+    <w:lsdException w:name="Outline List 1" w:semiHidden="1" w:unhideWhenUsed="1"/>
+    <w:lsdException w:name="Outline List 2" w:semiHidden="1" w:unhideWhenUsed="1"/>
+    <w:lsdException w:name="Outline List 3" w:semiHidden="1" w:unhideWhenUsed="1"/>
+    <w:lsdException w:name="Table Simple 1" w:semiHidden="1" w:unhideWhenUsed="1"/>
+    <w:lsdException w:name="Table Simple 2" w:semiHidden="1" w:unhideWhenUsed="1"/>
+    <w:lsdException w:name="Table Simple 3" w:semiHidden="1" w:unhideWhenUsed="1"/>
+    <w:lsdException w:name="Table Classic 1" w:semiHidden="1" w:unhideWhenUsed="1"/>
+    <w:lsdException w:name="Table Classic 2" w:semiHidden="1" w:unhideWhenUsed="1"/>
+    <w:lsdException w:name="Table Classic 3" w:semiHidden="1" w:unhideWhenUsed="1"/>
+    <w:lsdException w:name="Table Classic 4" w:semiHidden="1" w:unhideWhenUsed="1"/>
+    <w:lsdException w:name="Table Colorful 1" w:semiHidden="1" w:unhideWhenUsed="1"/>
+    <w:lsdException w:name="Table Colorful 2" w:semiHidden="1" w:unhideWhenUsed="1"/>
+    <w:lsdException w:name="Table Colorful 3" w:semiHidden="1" w:unhideWhenUsed="1"/>
+    <w:lsdException w:name="Table Columns 1" w:semiHidden="1" w:unhideWhenUsed="1"/>
+    <w:lsdException w:name="Table Columns 2" w:semiHidden="1" w:unhideWhenUsed="1"/>
+    <w:lsdException w:name="Table Columns 3" w:semiHidden="1" w:unhideWhenUsed="1"/>
+    <w:lsdException w:name="Table Columns 4" w:semiHidden="1" w:unhideWhenUsed="1"/>
+    <w:lsdException w:name="Table Columns 5" w:semiHidden="1" w:unhideWhenUsed="1"/>
+    <w:lsdException w:name="Table Grid 1" w:semiHidden="1" w:unhideWhenUsed="1"/>
+    <w:lsdException w:name="Table Grid 2" w:semiHidden="1" w:unhideWhenUsed="1"/>
+    <w:lsdException w:name="Table Grid 3" w:semiHidden="1" w:unhideWhenUsed="1"/>
+    <w:lsdException w:name="Table Grid 4" w:semiHidden="1" w:unhideWhenUsed="1"/>
+    <w:lsdException w:name="Table Grid 5" w:semiHidden="1" w:unhideWhenUsed="1"/>
+    <w:lsdException w:name="Table Grid 6" w:semiHidden="1" w:unhideWhenUsed="1"/>
+    <w:lsdException w:name="Table Grid 7" w:semiHidden="1" w:unhideWhenUsed="1"/>
+    <w:lsdException w:name="Table Grid 8" w:semiHidden="1" w:unhideWhenUsed="1"/>
+    <w:lsdException w:name="Table List 1" w:semiHidden="1" w:unhideWhenUsed="1"/>
+    <w:lsdException w:name="Table List 2" w:semiHidden="1" w:unhideWhenUsed="1"/>
+    <w:lsdException w:name="Table List 3" w:semiHidden="1" w:unhideWhenUsed="1"/>
+    <w:lsdException w:name="Table List 4" w:semiHidden="1" w:unhideWhenUsed="1"/>
+    <w:lsdException w:name="Table List 5" w:semiHidden="1" w:unhideWhenUsed="1"/>
+    <w:lsdException w:name="Table List 6" w:semiHidden="1" w:unhideWhenUsed="1"/>
+    <w:lsdException w:name="Table List 7" w:semiHidden="1" w:unhideWhenUsed="1"/>
+    <w:lsdException w:name="Table List 8" w:semiHidden="1" w:unhideWhenUsed="1"/>
+    <w:lsdException w:name="Table 3D effects 1" w:semiHidden="1" w:unhideWhenUsed="1"/>
+    <w:lsdException w:name="Table 3D effects 2" w:semiHidden="1" w:unhideWhenUsed="1"/>
+    <w:lsdException w:name="Table 3D effects 3" w:semiHidden="1" w:unhideWhenUsed="1"/>
+    <w:lsdException w:name="Table Contemporary" w:semiHidden="1" w:unhideWhenUsed="1"/>
+    <w:lsdException w:name="Table Elegant" w:semiHidden="1" w:unhideWhenUsed="1"/>
+    <w:lsdException w:name="Table Professional" w:semiHidden="1" w:unhideWhenUsed="1"/>
+    <w:lsdException w:name="Table Subtle 1" w:semiHidden="1" w:unhideWhenUsed="1"/>
+    <w:lsdException w:name="Table Subtle 2" w:semiHidden="1" w:unhideWhenUsed="1"/>
+    <w:lsdException w:name="Table Web 1" w:semiHidden="1" w:unhideWhenUsed="1"/>
+    <w:lsdException w:name="Table Web 2" w:semiHidden="1" w:unhideWhenUsed="1"/>
+    <w:lsdException w:name="Table Web 3" w:semiHidden="1" w:unhideWhenUsed="1"/>
+    <w:lsdException w:name="Balloon Text" w:semiHidden="1" w:unhideWhenUsed="1"/>
+    <w:lsdException w:name="Table Grid" w:uiPriority="39"/>
+    <w:lsdException w:name="Table Theme" w:semiHidden="1" w:unhideWhenUsed="1"/>
+    <w:lsdException w:name="Placeholder Text" w:semiHidden="1"/>
+    <w:lsdException w:name="No Spacing" w:uiPriority="1" w:qFormat="1"/>
+    <w:lsdException w:name="Light Shading" w:uiPriority="60"/>
+    <w:lsdException w:name="Light List" w:uiPriority="61"/>
+    <w:lsdException w:name="Light Grid" w:uiPriority="62"/>
+    <w:lsdException w:name="Medium Shading 1" w:uiPriority="63"/>
+    <w:lsdException w:name="Medium Shading 2" w:uiPriority="64"/>
+    <w:lsdException w:name="Medium List 1" w:uiPriority="65"/>
+    <w:lsdException w:name="Medium List 2" w:uiPriority="66"/>
+    <w:lsdException w:name="Medium Grid 1" w:uiPriority="67"/>
+    <w:lsdException w:name="Medium Grid 2" w:uiPriority="68"/>
+    <w:lsdException w:name="Medium Grid 3" w:uiPriority="69"/>
+    <w:lsdException w:name="Dark List" w:uiPriority="70"/>
+    <w:lsdException w:name="Colorful Shading" w:uiPriority="71"/>
+    <w:lsdException w:name="Colorful List" w:uiPriority="72"/>
+    <w:lsdException w:name="Colorful Grid" w:uiPriority="73"/>
+    <w:lsdException w:name="Light Shading Accent 1" w:uiPriority="60"/>
+    <w:lsdException w:name="Light List Accent 1" w:uiPriority="61"/>
+    <w:lsdException w:name="Light Grid Accent 1" w:uiPriority="62"/>
+    <w:lsdException w:name="Medium Shading 1 Accent 1" w:uiPriority="63"/>
+    <w:lsdException w:name="Medium Shading 2 Accent 1" w:uiPriority="64"/>
+    <w:lsdException w:name="Medium List 1 Accent 1" w:uiPriority="65"/>
+    <w:lsdException w:name="Revision" w:semiHidden="1"/>
+    <w:lsdException w:name="List Paragraph" w:uiPriority="34" w:qFormat="1"/>
+    <w:lsdException w:name="Quote" w:uiPriority="29" w:qFormat="1"/>
+    <w:lsdException w:name="Intense Quote" w:uiPriority="30" w:qFormat="1"/>
+    <w:lsdException w:name="Medium List 2 Accent 1" w:uiPriority="66"/>
+    <w:lsdException w:name="Medium Grid 1 Accent 1" w:uiPriority="67"/>
+    <w:lsdException w:name="Medium Grid 2 Accent 1" w:uiPriority="68"/>
+    <w:lsdException w:name="Medium Grid 3 Accent 1" w:uiPriority="69"/>
+    <w:lsdException w:name="Dark List Accent 1" w:uiPriority="70"/>
+    <w:lsdException w:name="Colorful Shading Accent 1" w:uiPriority="71"/>
+    <w:lsdException w:name="Colorful List Accent 1" w:uiPriority="72"/>
+    <w:lsdException w:name="Colorful Grid Accent 1" w:uiPriority="73"/>
+    <w:lsdException w:name="Light Shading Accent 2" w:uiPriority="60"/>
+    <w:lsdException w:name="Light List Accent 2" w:uiPriority="61"/>
+    <w:lsdException w:name="Light Grid Accent 2" w:uiPriority="62"/>
+    <w:lsdException w:name="Medium Shading 1 Accent 2" w:uiPriority="63"/>
+    <w:lsdException w:name="Medium Shading 2 Accent 2" w:uiPriority="64"/>
+    <w:lsdException w:name="Medium List 1 Accent 2" w:uiPriority="65"/>
+    <w:lsdException w:name="Medium List 2 Accent 2" w:uiPriority="66"/>
+    <w:lsdException w:name="Medium Grid 1 Accent 2" w:uiPriority="67"/>
+    <w:lsdException w:name="Medium Grid 2 Accent 2" w:uiPriority="68"/>
+    <w:lsdException w:name="Medium Grid 3 Accent 2" w:uiPriority="69"/>
+    <w:lsdException w:name="Dark List Accent 2" w:uiPriority="70"/>
+    <w:lsdException w:name="Colorful Shading Accent 2" w:uiPriority="71"/>
+    <w:lsdException w:name="Colorful List Accent 2" w:uiPriority="72"/>
+    <w:lsdException w:name="Colorful Grid Accent 2" w:uiPriority="73"/>
+    <w:lsdException w:name="Light Shading Accent 3" w:uiPriority="60"/>
+    <w:lsdException w:name="Light List Accent 3" w:uiPriority="61"/>
+    <w:lsdException w:name="Light Grid Accent 3" w:uiPriority="62"/>
+    <w:lsdException w:name="Medium Shading 1 Accent 3" w:uiPriority="63"/>
+    <w:lsdException w:name="Medium Shading 2 Accent 3" w:uiPriority="64"/>
+    <w:lsdException w:name="Medium List 1 Accent 3" w:uiPriority="65"/>
+    <w:lsdException w:name="Medium List 2 Accent 3" w:uiPriority="66"/>
+    <w:lsdException w:name="Medium Grid 1 Accent 3" w:uiPriority="67"/>
+    <w:lsdException w:name="Medium Grid 2 Accent 3" w:uiPriority="68"/>
+    <w:lsdException w:name="Medium Grid 3 Accent 3" w:uiPriority="69"/>
+    <w:lsdException w:name="Dark List Accent 3" w:uiPriority="70"/>
+    <w:lsdException w:name="Colorful Shading Accent 3" w:uiPriority="71"/>
+    <w:lsdException w:name="Colorful List Accent 3" w:uiPriority="72"/>
+    <w:lsdException w:name="Colorful Grid Accent 3" w:uiPriority="73"/>
+    <w:lsdException w:name="Light Shading Accent 4" w:uiPriority="60"/>
+    <w:lsdException w:name="Light List Accent 4" w:uiPriority="61"/>
+    <w:lsdException w:name="Light Grid Accent 4" w:uiPriority="62"/>
+    <w:lsdException w:name="Medium Shading 1 Accent 4" w:uiPriority="63"/>
+    <w:lsdException w:name="Medium Shading 2 Accent 4" w:uiPriority="64"/>
+    <w:lsdException w:name="Medium List 1 Accent 4" w:uiPriority="65"/>
+    <w:lsdException w:name="Medium List 2 Accent 4" w:uiPriority="66"/>
+    <w:lsdException w:name="Medium Grid 1 Accent 4" w:uiPriority="67"/>
+    <w:lsdException w:name="Medium Grid 2 Accent 4" w:uiPriority="68"/>
+    <w:lsdException w:name="Medium Grid 3 Accent 4" w:uiPriority="69"/>
+    <w:lsdException w:name="Dark List Accent 4" w:uiPriority="70"/>
+    <w:lsdException w:name="Colorful Shading Accent 4" w:uiPriority="71"/>
+    <w:lsdException w:name="Colorful List Accent 4" w:uiPriority="72"/>
+    <w:lsdException w:name="Colorful Grid Accent 4" w:uiPriority="73"/>
+    <w:lsdException w:name="Light Shading Accent 5" w:uiPriority="60"/>
+    <w:lsdException w:name="Light List Accent 5" w:uiPriority="61"/>
+    <w:lsdException w:name="Light Grid Accent 5" w:uiPriority="62"/>
+    <w:lsdException w:name="Medium Shading 1 Accent 5" w:uiPriority="63"/>
+    <w:lsdException w:name="Medium Shading 2 Accent 5" w:uiPriority="64"/>
+    <w:lsdException w:name="Medium List 1 Accent 5" w:uiPriority="65"/>
+    <w:lsdException w:name="Medium List 2 Accent 5" w:uiPriority="66"/>
+    <w:lsdException w:name="Medium Grid 1 Accent 5" w:uiPriority="67"/>
+    <w:lsdException w:name="Medium Grid 2 Accent 5" w:uiPriority="68"/>
+    <w:lsdException w:name="Medium Grid 3 Accent 5" w:uiPriority="69"/>
+    <w:lsdException w:name="Dark List Accent 5" w:uiPriority="70"/>
+    <w:lsdException w:name="Colorful Shading Accent 5" w:uiPriority="71"/>
+    <w:lsdException w:name="Colorful List Accent 5" w:uiPriority="72"/>
+    <w:lsdException w:name="Colorful Grid Accent 5" w:uiPriority="73"/>
+    <w:lsdException w:name="Light Shading Accent 6" w:uiPriority="60"/>
+    <w:lsdException w:name="Light List Accent 6" w:uiPriority="61"/>
+    <w:lsdException w:name="Light Grid Accent 6" w:uiPriority="62"/>
+    <w:lsdException w:name="Medium Shading 1 Accent 6" w:uiPriority="63"/>
+    <w:lsdException w:name="Medium Shading 2 Accent 6" w:uiPriority="64"/>
+    <w:lsdException w:name="Medium List 1 Accent 6" w:uiPriority="65"/>
+    <w:lsdException w:name="Medium List 2 Accent 6" w:uiPriority="66"/>
+    <w:lsdException w:name="Medium Grid 1 Accent 6" w:uiPriority="67"/>
+    <w:lsdException w:name="Medium Grid 2 Accent 6" w:uiPriority="68"/>
+    <w:lsdException w:name="Medium Grid 3 Accent 6" w:uiPriority="69"/>
+    <w:lsdException w:name="Dark List Accent 6" w:uiPriority="70"/>
+    <w:lsdException w:name="Colorful Shading Accent 6" w:uiPriority="71"/>
+    <w:lsdException w:name="Colorful List Accent 6" w:uiPriority="72"/>
+    <w:lsdException w:name="Colorful Grid Accent 6" w:uiPriority="73"/>
+    <w:lsdException w:name="Subtle Emphasis" w:uiPriority="19" w:qFormat="1"/>
+    <w:lsdException w:name="Intense Emphasis" w:uiPriority="21" w:qFormat="1"/>
+    <w:lsdException w:name="Subtle Reference" w:uiPriority="31" w:qFormat="1"/>
+    <w:lsdException w:name="Intense Reference" w:uiPriority="32" w:qFormat="1"/>
+    <w:lsdException w:name="Book Title" w:uiPriority="33" w:qFormat="1"/>
+    <w:lsdException w:name="Bibliography" w:semiHidden="1" w:uiPriority="37" w:unhideWhenUsed="1"/>
+    <w:lsdException w:name="TOC Heading" w:semiHidden="1" w:uiPriority="39" w:unhideWhenUsed="1" w:qFormat="1"/>
+    <w:lsdException w:name="Plain Table 1" w:uiPriority="41"/>
+    <w:lsdException w:name="Plain Table 2" w:uiPriority="42"/>
+    <w:lsdException w:name="Plain Table 3" w:uiPriority="43"/>
+    <w:lsdException w:name="Plain Table 4" w:uiPriority="44"/>
+    <w:lsdException w:name="Plain Table 5" w:uiPriority="45"/>
+    <w:lsdException w:name="Grid Table Light" w:uiPriority="40"/>
+    <w:lsdException w:name="Grid Table 1 Light" w:uiPriority="46"/>
+    <w:lsdException w:name="Grid Table 2" w:uiPriority="47"/>
+    <w:lsdException w:name="Grid Table 3" w:uiPriority="48"/>
+    <w:lsdException w:name="Grid Table 4" w:uiPriority="49"/>
+    <w:lsdException w:name="Grid Table 5 Dark" w:uiPriority="50"/>
+    <w:lsdException w:name="Grid Table 6 Colorful" w:uiPriority="51"/>
+    <w:lsdException w:name="Grid Table 7 Colorful" w:uiPriority="52"/>
+    <w:lsdException w:name="Grid Table 1 Light Accent 1" w:uiPriority="46"/>
+    <w:lsdException w:name="Grid Table 2 Accent 1" w:uiPriority="47"/>
+    <w:lsdException w:name="Grid Table 3 Accent 1" w:uiPriority="48"/>
+    <w:lsdException w:name="Grid Table 4 Accent 1" w:uiPriority="49"/>
+    <w:lsdException w:name="Grid Table 5 Dark Accent 1" w:uiPriority="50"/>
+    <w:lsdException w:name="Grid Table 6 Colorful Accent 1" w:uiPriority="51"/>
+    <w:lsdException w:name="Grid Table 7 Colorful Accent 1" w:uiPriority="52"/>
+    <w:lsdException w:name="Grid Table 1 Light Accent 2" w:uiPriority="46"/>
+    <w:lsdException w:name="Grid Table 2 Accent 2" w:uiPriority="47"/>
+    <w:lsdException w:name="Grid Table 3 Accent 2" w:uiPriority="48"/>
+    <w:lsdException w:name="Grid Table 4 Accent 2" w:uiPriority="49"/>
+    <w:lsdException w:name="Grid Table 5 Dark Accent 2" w:uiPriority="50"/>
+    <w:lsdException w:name="Grid Table 6 Colorful Accent 2" w:uiPriority="51"/>
+    <w:lsdException w:name="Grid Table 7 Colorful Accent 2" w:uiPriority="52"/>
+    <w:lsdException w:name="Grid Table 1 Light Accent 3" w:uiPriority="46"/>
+    <w:lsdException w:name="Grid Table 2 Accent 3" w:uiPriority="47"/>
+    <w:lsdException w:name="Grid Table 3 Accent 3" w:uiPriority="48"/>
+    <w:lsdException w:name="Grid Table 4 Accent 3" w:uiPriority="49"/>
+    <w:lsdException w:name="Grid Table 5 Dark Accent 3" w:uiPriority="50"/>
+    <w:lsdException w:name="Grid Table 6 Colorful Accent 3" w:uiPriority="51"/>
+    <w:lsdException w:name="Grid Table 7 Colorful Accent 3" w:uiPriority="52"/>
+    <w:lsdException w:name="Grid Table 1 Light Accent 4" w:uiPriority="46"/>
+    <w:lsdException w:name="Grid Table 2 Accent 4" w:uiPriority="47"/>
+    <w:lsdException w:name="Grid Table 3 Accent 4" w:uiPriority="48"/>
+    <w:lsdException w:name="Grid Table 4 Accent 4" w:uiPriority="49"/>
+    <w:lsdException w:name="Grid Table 5 Dark Accent 4" w:uiPriority="50"/>
+    <w:lsdException w:name="Grid Table 6 Colorful Accent 4" w:uiPriority="51"/>
+    <w:lsdException w:name="Grid Table 7 Colorful Accent 4" w:uiPriority="52"/>
+    <w:lsdException w:name="Grid Table 1 Light Accent 5" w:uiPriority="46"/>
+    <w:lsdException w:name="Grid Table 2 Accent 5" w:uiPriority="47"/>
+    <w:lsdException w:name="Grid Table 3 Accent 5" w:uiPriority="48"/>
+    <w:lsdException w:name="Grid Table 4 Accent 5" w:uiPriority="49"/>
+    <w:lsdException w:name="Grid Table 5 Dark Accent 5" w:uiPriority="50"/>
+    <w:lsdException w:name="Grid Table 6 Colorful Accent 5" w:uiPriority="51"/>
+    <w:lsdException w:name="Grid Table 7 Colorful Accent 5" w:uiPriority="52"/>
+    <w:lsdException w:name="Grid Table 1 Light Accent 6" w:uiPriority="46"/>
+    <w:lsdException w:name="Grid Table 2 Accent 6" w:uiPriority="47"/>
+    <w:lsdException w:name="Grid Table 3 Accent 6" w:uiPriority="48"/>
+    <w:lsdException w:name="Grid Table 4 Accent 6" w:uiPriority="49"/>
+    <w:lsdException w:name="Grid Table 5 Dark Accent 6" w:uiPriority="50"/>
+    <w:lsdException w:name="Grid Table 6 Colorful Accent 6" w:uiPriority="51"/>
+    <w:lsdException w:name="Grid Table 7 Colorful Accent 6" w:uiPriority="52"/>
+    <w:lsdException w:name="List Table 1 Light" w:uiPriority="46"/>
+    <w:lsdException w:name="List Table 2" w:uiPriority="47"/>
+    <w:lsdException w:name="List Table 3" w:uiPriority="48"/>
+    <w:lsdException w:name="List Table 4" w:uiPriority="49"/>
+    <w:lsdException w:name="List Table 5 Dark" w:uiPriority="50"/>
+    <w:lsdException w:name="List Table 6 Colorful" w:uiPriority="51"/>
+    <w:lsdException w:name="List Table 7 Colorful" w:uiPriority="52"/>
+    <w:lsdException w:name="List Table 1 Light Accent 1" w:uiPriority="46"/>
+    <w:lsdException w:name="List Table 2 Accent 1" w:uiPriority="47"/>
+    <w:lsdException w:name="List Table 3 Accent 1" w:uiPriority="48"/>
+    <w:lsdException w:name="List Table 4 Accent 1" w:uiPriority="49"/>
+    <w:lsdException w:name="List Table 5 Dark Accent 1" w:uiPriority="50"/>
+    <w:lsdException w:name="List Table 6 Colorful Accent 1" w:uiPriority="51"/>
+    <w:lsdException w:name="List Table 7 Colorful Accent 1" w:uiPriority="52"/>
+    <w:lsdException w:name="List Table 1 Light Accent 2" w:uiPriority="46"/>
+    <w:lsdException w:name="List Table 2 Accent 2" w:uiPriority="47"/>
+    <w:lsdException w:name="List Table 3 Accent 2" w:uiPriority="48"/>
+    <w:lsdException w:name="List Table 4 Accent 2" w:uiPriority="49"/>
+    <w:lsdException w:name="List Table 5 Dark Accent 2" w:uiPriority="50"/>
+    <w:lsdException w:name="List Table 6 Colorful Accent 2" w:uiPriority="51"/>
+    <w:lsdException w:name="List Table 7 Colorful Accent 2" w:uiPriority="52"/>
+    <w:lsdException w:name="List Table 1 Light Accent 3" w:uiPriority="46"/>
+    <w:lsdException w:name="List Table 2 Accent 3" w:uiPriority="47"/>
+    <w:lsdException w:name="List Table 3 Accent 3" w:uiPriority="48"/>
+    <w:lsdException w:name="List Table 4 Accent 3" w:uiPriority="49"/>
+    <w:lsdException w:name="List Table 5 Dark Accent 3" w:uiPriority="50"/>
+    <w:lsdException w:name="List Table 6 Colorful Accent 3" w:uiPriority="51"/>
+    <w:lsdException w:name="List Table 7 Colorful Accent 3" w:uiPriority="52"/>
+    <w:lsdException w:name="List Table 1 Light Accent 4" w:uiPriority="46"/>
+    <w:lsdException w:name="List Table 2 Accent 4" w:uiPriority="47"/>
+    <w:lsdException w:name="List Table 3 Accent 4" w:uiPriority="48"/>
+    <w:lsdException w:name="List Table 4 Accent 4" w:uiPriority="49"/>
+    <w:lsdException w:name="List Table 5 Dark Accent 4" w:uiPriority="50"/>
+    <w:lsdException w:name="List Table 6 Colorful Accent 4" w:uiPriority="51"/>
+    <w:lsdException w:name="List Table 7 Colorful Accent 4" w:uiPriority="52"/>
+    <w:lsdException w:name="List Table 1 Light Accent 5" w:uiPriority="46"/>
+    <w:lsdException w:name="List Table 2 Accent 5" w:uiPriority="47"/>
+    <w:lsdException w:name="List Table 3 Accent 5" w:uiPriority="48"/>
+    <w:lsdException w:name="List Table 4 Accent 5" w:uiPriority="49"/>
+    <w:lsdException w:name="List Table 5 Dark Accent 5" w:uiPriority="50"/>
+    <w:lsdException w:name="List Table 6 Colorful Accent 5" w:uiPriority="51"/>
+    <w:lsdException w:name="List Table 7 Colorful Accent 5" w:uiPriority="52"/>
+    <w:lsdException w:name="List Table 1 Light Accent 6" w:uiPriority="46"/>
+    <w:lsdException w:name="List Table 2 Accent 6" w:uiPriority="47"/>
+    <w:lsdException w:name="List Table 3 Accent 6" w:uiPriority="48"/>
+    <w:lsdException w:name="List Table 4 Accent 6" w:uiPriority="49"/>
+    <w:lsdException w:name="List Table 5 Dark Accent 6" w:uiPriority="50"/>
+    <w:lsdException w:name="List Table 6 Colorful Accent 6" w:uiPriority="51"/>
+    <w:lsdException w:name="List Table 7 Colorful Accent 6" w:uiPriority="52"/>
   </w:latentStyles>
+  <w:style w:type="paragraph" w:customStyle="1" w:styleId="VKRTitlePage">
+    <w:name w:val="VKR Title Page"/>
+    <w:pPr>
+      <w:spacing w:line="276" w:lineRule="auto" w:before="0" w:after="0"/>
+      <w:ind w:firstLine="0"/>
+    </w:pPr>
+    <w:rPr>
+      <w:rFonts w:ascii="Times New Roman" w:hAnsi="Times New Roman"/>
+      <w:sz w:val="24"/>
+    </w:rPr>
+  </w:style>
   <w:style w:default="1" w:styleId="Normal" w:type="paragraph">
     <w:name w:val="Normal"/>
     <w:qFormat/>
@@ -14328,13 +17308,88 @@
     <w:basedOn w:val="VerbatimChar"/>
     <w:rPr/>
   </w:style>
+  <w:style w:type="paragraph" w:customStyle="1" w:styleId="VKRFrontHeading">
+    <w:name w:val="VKR Front Heading"/>
+    <w:basedOn w:val="Normal"/>
+    <w:pPr>
+      <w:keepNext/>
+      <w:pageBreakBefore/>
+      <w:spacing w:before="0" w:after="280" w:line="360" w:lineRule="auto"/>
+      <w:ind w:firstLine="0"/>
+      <w:jc w:val="center"/>
+      <w:outlineLvl w:val="9"/>
+    </w:pPr>
+    <w:rPr>
+      <w:rFonts w:ascii="Times New Roman" w:hAnsi="Times New Roman"/>
+      <w:b/>
+      <w:color w:val="000000"/>
+      <w:sz w:val="28"/>
+    </w:rPr>
+  </w:style>
+  <w:style w:type="paragraph" w:customStyle="1" w:styleId="VKRStructuralHeading">
+    <w:name w:val="VKR Structural Heading"/>
+    <w:basedOn w:val="Normal"/>
+    <w:pPr>
+      <w:keepNext/>
+      <w:pageBreakBefore/>
+      <w:spacing w:before="0" w:after="280" w:line="360" w:lineRule="auto"/>
+      <w:ind w:firstLine="0"/>
+      <w:jc w:val="center"/>
+      <w:outlineLvl w:val="0"/>
+    </w:pPr>
+    <w:rPr>
+      <w:rFonts w:ascii="Times New Roman" w:hAnsi="Times New Roman"/>
+      <w:b/>
+      <w:color w:val="000000"/>
+      <w:sz w:val="28"/>
+    </w:rPr>
+  </w:style>
+  <w:style w:type="paragraph" w:customStyle="1" w:styleId="VKRTOCEntry">
+    <w:name w:val="VKR TOC Entry"/>
+    <w:basedOn w:val="Normal"/>
+    <w:pPr>
+      <w:keepLines/>
+      <w:tabs>
+        <w:tab w:pos="9354" w:val="right" w:leader="dot"/>
+      </w:tabs>
+      <w:spacing w:before="0" w:after="0" w:line="360" w:lineRule="auto"/>
+      <w:ind w:firstLine="0"/>
+      <w:jc w:val="left"/>
+      <w:outlineLvl w:val="9"/>
+    </w:pPr>
+    <w:rPr>
+      <w:rFonts w:ascii="Times New Roman" w:hAnsi="Times New Roman"/>
+      <w:b w:val="0"/>
+      <w:color w:val="000000"/>
+      <w:sz w:val="28"/>
+    </w:rPr>
+  </w:style>
+  <w:style w:type="paragraph" w:customStyle="1" w:styleId="VKRAbbreviation">
+    <w:name w:val="VKR Abbreviation"/>
+    <w:basedOn w:val="Normal"/>
+    <w:pPr>
+      <w:tabs>
+        <w:tab w:pos="1701" w:val="left"/>
+      </w:tabs>
+      <w:spacing w:before="0" w:after="0" w:line="360" w:lineRule="auto"/>
+      <w:ind w:left="1701" w:hanging="1701"/>
+      <w:jc w:val="left"/>
+      <w:outlineLvl w:val="9"/>
+    </w:pPr>
+    <w:rPr>
+      <w:rFonts w:ascii="Times New Roman" w:hAnsi="Times New Roman"/>
+      <w:b w:val="0"/>
+      <w:color w:val="000000"/>
+      <w:sz w:val="28"/>
+    </w:rPr>
+  </w:style>
 </w:styles>
 </file>
 
 <file path=word/theme/theme1.xml><?xml version="1.0" encoding="utf-8"?>
-<a:theme xmlns:a="http://schemas.openxmlformats.org/drawingml/2006/main" name="Office Theme">
+<a:theme xmlns:a="http://schemas.openxmlformats.org/drawingml/2006/main" name="Тема Office">
   <a:themeElements>
-    <a:clrScheme name="Office">
+    <a:clrScheme name="Стандартная">
       <a:dk1>
         <a:sysClr val="windowText" lastClr="000000"/>
       </a:dk1>
@@ -14342,44 +17397,44 @@
         <a:sysClr val="window" lastClr="FFFFFF"/>
       </a:lt1>
       <a:dk2>
-        <a:srgbClr val="1F497D"/>
+        <a:srgbClr val="44546A"/>
       </a:dk2>
       <a:lt2>
-        <a:srgbClr val="EEECE1"/>
+        <a:srgbClr val="E7E6E6"/>
       </a:lt2>
       <a:accent1>
-        <a:srgbClr val="4F81BD"/>
+        <a:srgbClr val="5B9BD5"/>
       </a:accent1>
       <a:accent2>
-        <a:srgbClr val="C0504D"/>
+        <a:srgbClr val="ED7D31"/>
       </a:accent2>
       <a:accent3>
-        <a:srgbClr val="9BBB59"/>
+        <a:srgbClr val="A5A5A5"/>
       </a:accent3>
       <a:accent4>
-        <a:srgbClr val="8064A2"/>
+        <a:srgbClr val="FFC000"/>
       </a:accent4>
       <a:accent5>
-        <a:srgbClr val="4BACC6"/>
+        <a:srgbClr val="4472C4"/>
       </a:accent5>
       <a:accent6>
-        <a:srgbClr val="F79646"/>
+        <a:srgbClr val="70AD47"/>
       </a:accent6>
       <a:hlink>
-        <a:srgbClr val="0000FF"/>
+        <a:srgbClr val="0563C1"/>
       </a:hlink>
       <a:folHlink>
-        <a:srgbClr val="800080"/>
+        <a:srgbClr val="954F72"/>
       </a:folHlink>
     </a:clrScheme>
-    <a:fontScheme name="Office">
+    <a:fontScheme name="Стандартная">
       <a:majorFont>
-        <a:latin typeface="Calibri"/>
+        <a:latin typeface="Calibri Light" panose="020F0302020204030204"/>
         <a:ea typeface=""/>
         <a:cs typeface=""/>
-        <a:font script="Jpan" typeface="ＭＳ ゴシック"/>
+        <a:font script="Jpan" typeface="游ゴシック Light"/>
         <a:font script="Hang" typeface="맑은 고딕"/>
-        <a:font script="Hans" typeface="宋体"/>
+        <a:font script="Hans" typeface="等线 Light"/>
         <a:font script="Hant" typeface="新細明體"/>
         <a:font script="Arab" typeface="Times New Roman"/>
         <a:font script="Hebr" typeface="Times New Roman"/>
@@ -14409,12 +17464,12 @@
         <a:font script="Geor" typeface="Sylfaen"/>
       </a:majorFont>
       <a:minorFont>
-        <a:latin typeface="Cambria"/>
+        <a:latin typeface="Calibri" panose="020F0502020204030204"/>
         <a:ea typeface=""/>
         <a:cs typeface=""/>
-        <a:font script="Jpan" typeface="ＭＳ 明朝"/>
+        <a:font script="Jpan" typeface="游明朝"/>
         <a:font script="Hang" typeface="맑은 고딕"/>
-        <a:font script="Hans" typeface="宋体"/>
+        <a:font script="Hans" typeface="等线"/>
         <a:font script="Hant" typeface="新細明體"/>
         <a:font script="Arab" typeface="Arial"/>
         <a:font script="Hebr" typeface="Arial"/>
@@ -14444,7 +17499,7 @@
         <a:font script="Geor" typeface="Sylfaen"/>
       </a:minorFont>
     </a:fontScheme>
-    <a:fmtScheme name="Office">
+    <a:fmtScheme name="Стандартная">
       <a:fillStyleLst>
         <a:solidFill>
           <a:schemeClr val="phClr"/>
@@ -14453,200 +17508,141 @@
           <a:gsLst>
             <a:gs pos="0">
               <a:schemeClr val="phClr">
-                <a:tint val="50000"/>
-                <a:satMod val="300000"/>
+                <a:lumMod val="110000"/>
+                <a:satMod val="105000"/>
+                <a:tint val="67000"/>
               </a:schemeClr>
             </a:gs>
-            <a:gs pos="35000">
+            <a:gs pos="50000">
               <a:schemeClr val="phClr">
-                <a:tint val="37000"/>
-                <a:satMod val="300000"/>
+                <a:lumMod val="105000"/>
+                <a:satMod val="103000"/>
+                <a:tint val="73000"/>
               </a:schemeClr>
             </a:gs>
             <a:gs pos="100000">
               <a:schemeClr val="phClr">
-                <a:tint val="15000"/>
-                <a:satMod val="350000"/>
+                <a:lumMod val="105000"/>
+                <a:satMod val="109000"/>
+                <a:tint val="81000"/>
               </a:schemeClr>
             </a:gs>
           </a:gsLst>
-          <a:lin ang="16200000" scaled="1"/>
+          <a:lin ang="5400000" scaled="0"/>
         </a:gradFill>
         <a:gradFill rotWithShape="1">
           <a:gsLst>
             <a:gs pos="0">
               <a:schemeClr val="phClr">
-                <a:tint val="100000"/>
+                <a:satMod val="103000"/>
+                <a:lumMod val="102000"/>
+                <a:tint val="94000"/>
+              </a:schemeClr>
+            </a:gs>
+            <a:gs pos="50000">
+              <a:schemeClr val="phClr">
+                <a:satMod val="110000"/>
+                <a:lumMod val="100000"/>
                 <a:shade val="100000"/>
-                <a:satMod val="130000"/>
               </a:schemeClr>
             </a:gs>
             <a:gs pos="100000">
               <a:schemeClr val="phClr">
-                <a:tint val="50000"/>
-                <a:shade val="100000"/>
-                <a:satMod val="350000"/>
+                <a:lumMod val="99000"/>
+                <a:satMod val="120000"/>
+                <a:shade val="78000"/>
               </a:schemeClr>
             </a:gs>
           </a:gsLst>
-          <a:lin ang="16200000" scaled="0"/>
+          <a:lin ang="5400000" scaled="0"/>
         </a:gradFill>
       </a:fillStyleLst>
       <a:lnStyleLst>
-        <a:ln w="9525" cap="flat" cmpd="sng" algn="ctr">
-          <a:solidFill>
-            <a:schemeClr val="phClr">
-              <a:shade val="95000"/>
-              <a:satMod val="105000"/>
-            </a:schemeClr>
-          </a:solidFill>
-          <a:prstDash val="solid"/>
-        </a:ln>
-        <a:ln w="25400" cap="flat" cmpd="sng" algn="ctr">
+        <a:ln w="6350" cap="flat" cmpd="sng" algn="ctr">
           <a:solidFill>
             <a:schemeClr val="phClr"/>
           </a:solidFill>
           <a:prstDash val="solid"/>
+          <a:miter lim="800000"/>
         </a:ln>
-        <a:ln w="38100" cap="flat" cmpd="sng" algn="ctr">
+        <a:ln w="12700" cap="flat" cmpd="sng" algn="ctr">
           <a:solidFill>
             <a:schemeClr val="phClr"/>
           </a:solidFill>
           <a:prstDash val="solid"/>
+          <a:miter lim="800000"/>
+        </a:ln>
+        <a:ln w="19050" cap="flat" cmpd="sng" algn="ctr">
+          <a:solidFill>
+            <a:schemeClr val="phClr"/>
+          </a:solidFill>
+          <a:prstDash val="solid"/>
+          <a:miter lim="800000"/>
         </a:ln>
       </a:lnStyleLst>
       <a:effectStyleLst>
         <a:effectStyle>
+          <a:effectLst/>
+        </a:effectStyle>
+        <a:effectStyle>
+          <a:effectLst/>
+        </a:effectStyle>
+        <a:effectStyle>
           <a:effectLst>
-            <a:outerShdw blurRad="40000" dist="20000" dir="5400000" rotWithShape="0">
+            <a:outerShdw blurRad="57150" dist="19050" dir="5400000" algn="ctr" rotWithShape="0">
               <a:srgbClr val="000000">
-                <a:alpha val="38000"/>
+                <a:alpha val="63000"/>
               </a:srgbClr>
             </a:outerShdw>
           </a:effectLst>
-        </a:effectStyle>
-        <a:effectStyle>
-          <a:effectLst>
-            <a:outerShdw blurRad="40000" dist="23000" dir="5400000" rotWithShape="0">
-              <a:srgbClr val="000000">
-                <a:alpha val="35000"/>
-              </a:srgbClr>
-            </a:outerShdw>
-          </a:effectLst>
-        </a:effectStyle>
-        <a:effectStyle>
-          <a:effectLst>
-            <a:outerShdw blurRad="40000" dist="23000" dir="5400000" rotWithShape="0">
-              <a:srgbClr val="000000">
-                <a:alpha val="35000"/>
-              </a:srgbClr>
-            </a:outerShdw>
-          </a:effectLst>
-          <a:scene3d>
-            <a:camera prst="orthographicFront">
-              <a:rot lat="0" lon="0" rev="0"/>
-            </a:camera>
-            <a:lightRig rig="threePt" dir="t">
-              <a:rot lat="0" lon="0" rev="1200000"/>
-            </a:lightRig>
-          </a:scene3d>
-          <a:sp3d>
-            <a:bevelT w="63500" h="25400"/>
-          </a:sp3d>
         </a:effectStyle>
       </a:effectStyleLst>
       <a:bgFillStyleLst>
         <a:solidFill>
           <a:schemeClr val="phClr"/>
         </a:solidFill>
+        <a:solidFill>
+          <a:schemeClr val="phClr">
+            <a:tint val="95000"/>
+            <a:satMod val="170000"/>
+          </a:schemeClr>
+        </a:solidFill>
         <a:gradFill rotWithShape="1">
           <a:gsLst>
             <a:gs pos="0">
               <a:schemeClr val="phClr">
-                <a:tint val="40000"/>
-                <a:satMod val="350000"/>
+                <a:tint val="93000"/>
+                <a:satMod val="150000"/>
+                <a:shade val="98000"/>
+                <a:lumMod val="102000"/>
               </a:schemeClr>
             </a:gs>
-            <a:gs pos="40000">
+            <a:gs pos="50000">
               <a:schemeClr val="phClr">
-                <a:tint val="45000"/>
-                <a:shade val="99000"/>
-                <a:satMod val="350000"/>
+                <a:tint val="98000"/>
+                <a:satMod val="130000"/>
+                <a:shade val="90000"/>
+                <a:lumMod val="103000"/>
               </a:schemeClr>
             </a:gs>
             <a:gs pos="100000">
               <a:schemeClr val="phClr">
-                <a:shade val="20000"/>
-                <a:satMod val="255000"/>
+                <a:shade val="63000"/>
+                <a:satMod val="120000"/>
               </a:schemeClr>
             </a:gs>
           </a:gsLst>
-          <a:path path="circle">
-            <a:fillToRect l="50000" t="-80000" r="50000" b="180000"/>
-          </a:path>
-        </a:gradFill>
-        <a:gradFill rotWithShape="1">
-          <a:gsLst>
-            <a:gs pos="0">
-              <a:schemeClr val="phClr">
-                <a:tint val="80000"/>
-                <a:satMod val="300000"/>
-              </a:schemeClr>
-            </a:gs>
-            <a:gs pos="100000">
-              <a:schemeClr val="phClr">
-                <a:shade val="30000"/>
-                <a:satMod val="200000"/>
-              </a:schemeClr>
-            </a:gs>
-          </a:gsLst>
-          <a:path path="circle">
-            <a:fillToRect l="50000" t="50000" r="50000" b="50000"/>
-          </a:path>
+          <a:lin ang="5400000" scaled="0"/>
         </a:gradFill>
       </a:bgFillStyleLst>
     </a:fmtScheme>
   </a:themeElements>
-  <a:objectDefaults>
-    <a:spDef>
-      <a:spPr/>
-      <a:bodyPr/>
-      <a:lstStyle/>
-      <a:style>
-        <a:lnRef idx="1">
-          <a:schemeClr val="accent1"/>
-        </a:lnRef>
-        <a:fillRef idx="3">
-          <a:schemeClr val="accent1"/>
-        </a:fillRef>
-        <a:effectRef idx="2">
-          <a:schemeClr val="accent1"/>
-        </a:effectRef>
-        <a:fontRef idx="minor">
-          <a:schemeClr val="lt1"/>
-        </a:fontRef>
-      </a:style>
-    </a:spDef>
-    <a:lnDef>
-      <a:spPr/>
-      <a:bodyPr/>
-      <a:lstStyle/>
-      <a:style>
-        <a:lnRef idx="2">
-          <a:schemeClr val="accent1"/>
-        </a:lnRef>
-        <a:fillRef idx="0">
-          <a:schemeClr val="accent1"/>
-        </a:fillRef>
-        <a:effectRef idx="1">
-          <a:schemeClr val="accent1"/>
-        </a:effectRef>
-        <a:fontRef idx="minor">
-          <a:schemeClr val="tx1"/>
-        </a:fontRef>
-      </a:style>
-    </a:lnDef>
-  </a:objectDefaults>
+  <a:objectDefaults/>
   <a:extraClrSchemeLst/>
+  <a:extLst>
+    <a:ext uri="{05A4C25C-085E-4340-85A3-A5531E510DB2}">
+      <thm15:themeFamily xmlns:thm15="http://schemas.microsoft.com/office/thememl/2012/main" name="Office Theme" id="{62F939B6-93AF-4DB8-9C6B-D6C7DFDC589F}" vid="{4A3C46E8-61CC-4603-A589-7422A47A8E4A}"/>
+    </a:ext>
+  </a:extLst>
 </a:theme>
 </file>
--- a/research/drafts/working-draft.docx
+++ b/research/drafts/working-draft.docx
@@ -1083,7 +1083,7 @@
           <w:color w:val="000000"/>
           <w:sz w:val="24"/>
         </w:rPr>
-        <w:t>Обучающегося Козырева Никиты Алексеевича, группа S-612</w:t>
+        <w:t>Обучающегося Козырева Никиты Алексеевича, группа С-612</w:t>
       </w:r>
     </w:p>
     <w:p>
@@ -2111,43 +2111,18 @@
     <w:p>
       <w:pPr>
         <w:pStyle w:val="VKRTOCEntry"/>
-      </w:pPr>
-      <w:r>
-        <w:fldChar w:fldCharType="begin"/>
-      </w:r>
-      <w:r>
-        <w:instrText xml:space="preserve"> TOC \o "1-2" \h \z \u </w:instrText>
-      </w:r>
-      <w:r>
-        <w:fldChar w:fldCharType="separate"/>
-      </w:r>
+        <w:ind w:right="454"/>
+      </w:pPr>
       <w:hyperlink w:anchor="VKRSection0">
         <w:r>
           <w:t>Перечень сокращений</w:t>
         </w:r>
       </w:hyperlink>
       <w:r>
+        <w:t xml:space="preserve"> </w:t>
         <w:tab/>
       </w:r>
       <w:fldSimple w:instr="PAGEREF VKRSection0 \h">
-        <w:r>
-          <w:t>3</w:t>
-        </w:r>
-      </w:fldSimple>
-    </w:p>
-    <w:p>
-      <w:pPr>
-        <w:pStyle w:val="VKRTOCEntry"/>
-      </w:pPr>
-      <w:hyperlink w:anchor="VKRSection1">
-        <w:r>
-          <w:t>Введение</w:t>
-        </w:r>
-      </w:hyperlink>
-      <w:r>
-        <w:tab/>
-      </w:r>
-      <w:fldSimple w:instr="PAGEREF VKRSection1 \h">
         <w:r>
           <w:t>4</w:t>
         </w:r>
@@ -2156,40 +2131,40 @@
     <w:p>
       <w:pPr>
         <w:pStyle w:val="VKRTOCEntry"/>
-      </w:pPr>
-      <w:hyperlink w:anchor="VKRSection2">
+        <w:ind w:right="454"/>
+      </w:pPr>
+      <w:hyperlink w:anchor="VKRSection1">
         <w:r>
-          <w:t>1 Теоретические и нормативные основы автономного судовождения при плавании в узкостях</w:t>
+          <w:t>Введение</w:t>
         </w:r>
       </w:hyperlink>
       <w:r>
+        <w:t xml:space="preserve"> </w:t>
         <w:tab/>
       </w:r>
-      <w:fldSimple w:instr="PAGEREF VKRSection2 \h">
+      <w:fldSimple w:instr="PAGEREF VKRSection1 \h">
         <w:r>
-          <w:t>7</w:t>
+          <w:t>5</w:t>
         </w:r>
       </w:fldSimple>
     </w:p>
     <w:p>
       <w:pPr>
         <w:pStyle w:val="VKRTOCEntry"/>
-        <w:tabs>
-          <w:tab w:pos="9071" w:val="right" w:leader="dot"/>
-        </w:tabs>
-        <w:ind w:left="283"/>
-      </w:pPr>
-      <w:hyperlink w:anchor="VKRSection3">
+        <w:ind w:right="454"/>
+      </w:pPr>
+      <w:hyperlink w:anchor="VKRSection2">
         <w:r>
-          <w:t>1.1 Понятия, режимы управления и участие человека</w:t>
+          <w:t>1 Теоретические основы автономного судовождения и проблемы его применения в узкостях</w:t>
         </w:r>
       </w:hyperlink>
       <w:r>
+        <w:t xml:space="preserve"> </w:t>
         <w:tab/>
       </w:r>
-      <w:fldSimple w:instr="PAGEREF VKRSection3 \h">
+      <w:fldSimple w:instr="PAGEREF VKRSection2 \h">
         <w:r>
-          <w:t>7</w:t>
+          <w:t>8</w:t>
         </w:r>
       </w:fldSimple>
     </w:p>
@@ -2199,19 +2174,20 @@
         <w:tabs>
           <w:tab w:pos="9071" w:val="right" w:leader="dot"/>
         </w:tabs>
-        <w:ind w:left="283"/>
-      </w:pPr>
-      <w:hyperlink w:anchor="VKRSection4">
+        <w:ind w:left="283" w:right="454"/>
+      </w:pPr>
+      <w:hyperlink w:anchor="VKRSection3">
         <w:r>
-          <w:t>1.2 Основные элементы технической системы</w:t>
+          <w:t>1.1 Основные понятия и режимы автономного судовождения</w:t>
         </w:r>
       </w:hyperlink>
       <w:r>
+        <w:t xml:space="preserve"> </w:t>
         <w:tab/>
       </w:r>
-      <w:fldSimple w:instr="PAGEREF VKRSection4 \h">
+      <w:fldSimple w:instr="PAGEREF VKRSection3 \h">
         <w:r>
-          <w:t>10</w:t>
+          <w:t>8</w:t>
         </w:r>
       </w:fldSimple>
     </w:p>
@@ -2221,19 +2197,20 @@
         <w:tabs>
           <w:tab w:pos="9071" w:val="right" w:leader="dot"/>
         </w:tabs>
-        <w:ind w:left="283"/>
-      </w:pPr>
-      <w:hyperlink w:anchor="VKRSection5">
+        <w:ind w:left="283" w:right="454"/>
+      </w:pPr>
+      <w:hyperlink w:anchor="VKRSection4">
         <w:r>
-          <w:t>1.3 Особенности плавания в узкостях</w:t>
+          <w:t>1.2 Понятие узкости и связанные навигационные понятия</w:t>
         </w:r>
       </w:hyperlink>
       <w:r>
+        <w:t xml:space="preserve"> </w:t>
         <w:tab/>
       </w:r>
-      <w:fldSimple w:instr="PAGEREF VKRSection5 \h">
+      <w:fldSimple w:instr="PAGEREF VKRSection4 \h">
         <w:r>
-          <w:t>16</w:t>
+          <w:t>11</w:t>
         </w:r>
       </w:fldSimple>
     </w:p>
@@ -2243,14 +2220,38 @@
         <w:tabs>
           <w:tab w:pos="9071" w:val="right" w:leader="dot"/>
         </w:tabs>
-        <w:ind w:left="283"/>
+        <w:ind w:left="283" w:right="454"/>
+      </w:pPr>
+      <w:hyperlink w:anchor="VKRSection5">
+        <w:r>
+          <w:t>1.3 Технические средства и принципы работы автономной системы судовождения</w:t>
+        </w:r>
+      </w:hyperlink>
+      <w:r>
+        <w:t xml:space="preserve"> </w:t>
+        <w:tab/>
+      </w:r>
+      <w:fldSimple w:instr="PAGEREF VKRSection5 \h">
+        <w:r>
+          <w:t>13</w:t>
+        </w:r>
+      </w:fldSimple>
+    </w:p>
+    <w:p>
+      <w:pPr>
+        <w:pStyle w:val="VKRTOCEntry"/>
+        <w:tabs>
+          <w:tab w:pos="9071" w:val="right" w:leader="dot"/>
+        </w:tabs>
+        <w:ind w:left="283" w:right="454"/>
       </w:pPr>
       <w:hyperlink w:anchor="VKRSection6">
         <w:r>
-          <w:t>1.4 Нормативные требования и границы разрешённых режимов</w:t>
+          <w:t>1.4 Основные навигационные проблемы при плавании в узкостях</w:t>
         </w:r>
       </w:hyperlink>
       <w:r>
+        <w:t xml:space="preserve"> </w:t>
         <w:tab/>
       </w:r>
       <w:fldSimple w:instr="PAGEREF VKRSection6 \h">
@@ -2262,13 +2263,18 @@
     <w:p>
       <w:pPr>
         <w:pStyle w:val="VKRTOCEntry"/>
+        <w:tabs>
+          <w:tab w:pos="9071" w:val="right" w:leader="dot"/>
+        </w:tabs>
+        <w:ind w:left="283" w:right="454"/>
       </w:pPr>
       <w:hyperlink w:anchor="VKRSection7">
         <w:r>
-          <w:t>2 Российский и зарубежный опыт применения технологий автономного судовождения</w:t>
+          <w:t>1.5 Международные требования к безопасности автономного судовождения</w:t>
         </w:r>
       </w:hyperlink>
       <w:r>
+        <w:t xml:space="preserve"> </w:t>
         <w:tab/>
       </w:r>
       <w:fldSimple w:instr="PAGEREF VKRSection7 \h">
@@ -2280,22 +2286,89 @@
     <w:p>
       <w:pPr>
         <w:pStyle w:val="VKRTOCEntry"/>
+        <w:ind w:right="454"/>
+      </w:pPr>
+      <w:hyperlink w:anchor="VKRSection8">
+        <w:r>
+          <w:t>2 Российский опыт разработки и применения технологий автономного судовождения</w:t>
+        </w:r>
+      </w:hyperlink>
+      <w:r>
+        <w:t xml:space="preserve"> </w:t>
+        <w:tab/>
+      </w:r>
+      <w:fldSimple w:instr="PAGEREF VKRSection8 \h">
+        <w:r>
+          <w:t>25</w:t>
+        </w:r>
+      </w:fldSimple>
+    </w:p>
+    <w:p>
+      <w:pPr>
+        <w:pStyle w:val="VKRTOCEntry"/>
         <w:tabs>
           <w:tab w:pos="9071" w:val="right" w:leader="dot"/>
         </w:tabs>
-        <w:ind w:left="283"/>
-      </w:pPr>
-      <w:hyperlink w:anchor="VKRSection8">
+        <w:ind w:left="283" w:right="454"/>
+      </w:pPr>
+      <w:hyperlink w:anchor="VKRSection9">
         <w:r>
-          <w:t>2.1 Документированные этапы российских проектов</w:t>
+          <w:t>2.1 Развитие автономного судовождения в России и основные проекты</w:t>
         </w:r>
       </w:hyperlink>
       <w:r>
+        <w:t xml:space="preserve"> </w:t>
         <w:tab/>
       </w:r>
-      <w:fldSimple w:instr="PAGEREF VKRSection8 \h">
+      <w:fldSimple w:instr="PAGEREF VKRSection9 \h">
         <w:r>
-          <w:t>22</w:t>
+          <w:t>25</w:t>
+        </w:r>
+      </w:fldSimple>
+    </w:p>
+    <w:p>
+      <w:pPr>
+        <w:pStyle w:val="VKRTOCEntry"/>
+        <w:tabs>
+          <w:tab w:pos="9071" w:val="right" w:leader="dot"/>
+        </w:tabs>
+        <w:ind w:left="283" w:right="454"/>
+      </w:pPr>
+      <w:hyperlink w:anchor="VKRSection10">
+        <w:r>
+          <w:t>2.2 Российские технические решения и реализованные навигационные функции</w:t>
+        </w:r>
+      </w:hyperlink>
+      <w:r>
+        <w:t xml:space="preserve"> </w:t>
+        <w:tab/>
+      </w:r>
+      <w:fldSimple w:instr="PAGEREF VKRSection10 \h">
+        <w:r>
+          <w:t>26</w:t>
+        </w:r>
+      </w:fldSimple>
+    </w:p>
+    <w:p>
+      <w:pPr>
+        <w:pStyle w:val="VKRTOCEntry"/>
+        <w:tabs>
+          <w:tab w:pos="9071" w:val="right" w:leader="dot"/>
+        </w:tabs>
+        <w:ind w:left="283" w:right="454"/>
+      </w:pPr>
+      <w:hyperlink w:anchor="VKRSection11">
+        <w:r>
+          <w:t>2.3 Испытания и эксплуатация российских систем: результаты и ограничения</w:t>
+        </w:r>
+      </w:hyperlink>
+      <w:r>
+        <w:t xml:space="preserve"> </w:t>
+        <w:tab/>
+      </w:r>
+      <w:fldSimple w:instr="PAGEREF VKRSection11 \h">
+        <w:r>
+          <w:t>27</w:t>
         </w:r>
       </w:fldSimple>
     </w:p>
@@ -2307,19 +2380,17 @@
         </w:tabs>
         <w:ind w:left="283"/>
       </w:pPr>
-      <w:hyperlink w:anchor="VKRSection9">
-        <w:r>
-          <w:t>2.2 Функции комплекса и распределение управления</w:t>
-        </w:r>
-      </w:hyperlink>
-      <w:r>
-        <w:tab/>
-      </w:r>
-      <w:fldSimple w:instr="PAGEREF VKRSection9 \h">
-        <w:r>
-          <w:t>23</w:t>
-        </w:r>
-      </w:fldSimple>
+      <w:r>
+        <w:t>2.4 Нормативные и организационные условия применения автономного судовождения в России</w:t>
+      </w:r>
+    </w:p>
+    <w:p>
+      <w:pPr>
+        <w:pStyle w:val="VKRTOCEntry"/>
+      </w:pPr>
+      <w:r>
+        <w:t>3 Анализ применимости технологий автономного судовождения при плавании в узкостях</w:t>
+      </w:r>
     </w:p>
     <w:p>
       <w:pPr>
@@ -2329,17 +2400,127 @@
         </w:tabs>
         <w:ind w:left="283"/>
       </w:pPr>
-      <w:hyperlink w:anchor="VKRSection10">
+      <w:r>
+        <w:t>3.1 Зарубежный опыт решения навигационных задач автономного судовождения на примере японских проектов</w:t>
+      </w:r>
+    </w:p>
+    <w:p>
+      <w:pPr>
+        <w:pStyle w:val="VKRTOCEntry"/>
+        <w:tabs>
+          <w:tab w:pos="9071" w:val="right" w:leader="dot"/>
+        </w:tabs>
+        <w:ind w:left="283"/>
+      </w:pPr>
+      <w:r>
+        <w:t>3.2 Критерии оценки и сопоставление российских и зарубежных решений</w:t>
+      </w:r>
+    </w:p>
+    <w:p>
+      <w:pPr>
+        <w:pStyle w:val="VKRTOCEntry"/>
+        <w:tabs>
+          <w:tab w:pos="9071" w:val="right" w:leader="dot"/>
+        </w:tabs>
+        <w:ind w:left="283"/>
+      </w:pPr>
+      <w:r>
+        <w:t>3.3 Анализ обнаружения опасностей и принятия решений в типовых ситуациях плавания в узкостях</w:t>
+      </w:r>
+    </w:p>
+    <w:p>
+      <w:pPr>
+        <w:pStyle w:val="VKRTOCEntry"/>
+        <w:tabs>
+          <w:tab w:pos="9071" w:val="right" w:leader="dot"/>
+        </w:tabs>
+        <w:ind w:left="283"/>
+      </w:pPr>
+      <w:r>
+        <w:t>3.4 Ограничения автономного управления и условия вмешательства человека</w:t>
+      </w:r>
+    </w:p>
+    <w:p>
+      <w:pPr>
+        <w:pStyle w:val="VKRTOCEntry"/>
+      </w:pPr>
+      <w:r>
+        <w:t>4 Перспективы внедрения автономного судовождения на морском флоте</w:t>
+      </w:r>
+    </w:p>
+    <w:p>
+      <w:pPr>
+        <w:pStyle w:val="VKRTOCEntry"/>
+        <w:tabs>
+          <w:tab w:pos="9071" w:val="right" w:leader="dot"/>
+        </w:tabs>
+        <w:ind w:left="283"/>
+      </w:pPr>
+      <w:r>
+        <w:t>4.1 Технические, нормативные и организационные условия внедрения</w:t>
+      </w:r>
+    </w:p>
+    <w:p>
+      <w:pPr>
+        <w:pStyle w:val="VKRTOCEntry"/>
+        <w:tabs>
+          <w:tab w:pos="9071" w:val="right" w:leader="dot"/>
+        </w:tabs>
+        <w:ind w:left="283"/>
+      </w:pPr>
+      <w:r>
+        <w:t>4.2 Перспективы перехода от традиционного к автономному судовождению и изменение роли экипажа</w:t>
+      </w:r>
+    </w:p>
+    <w:p>
+      <w:pPr>
+        <w:pStyle w:val="VKRTOCEntry"/>
+        <w:tabs>
+          <w:tab w:pos="9071" w:val="right" w:leader="dot"/>
+        </w:tabs>
+        <w:ind w:left="283"/>
+      </w:pPr>
+      <w:r>
+        <w:t>4.3 Возможная последовательность внедрения автономных функций на российском морском флоте</w:t>
+      </w:r>
+    </w:p>
+    <w:p>
+      <w:pPr>
+        <w:pStyle w:val="VKRTOCEntry"/>
+        <w:tabs>
+          <w:tab w:pos="9071" w:val="right" w:leader="dot"/>
+        </w:tabs>
+        <w:ind w:left="283"/>
+      </w:pPr>
+      <w:r>
+        <w:t>4.4 Применение результатов анализа к отдельному району плавания</w:t>
+      </w:r>
+    </w:p>
+    <w:p>
+      <w:pPr>
+        <w:pStyle w:val="VKRTOCEntry"/>
+      </w:pPr>
+      <w:r>
+        <w:t>Заключение</w:t>
+      </w:r>
+    </w:p>
+    <w:p>
+      <w:pPr>
+        <w:pStyle w:val="VKRTOCEntry"/>
+        <w:ind w:right="454"/>
+      </w:pPr>
+      <w:hyperlink w:anchor="VKRSection12">
         <w:r>
-          <w:t>2.3 Условия проверки и значение для плавания в узкостях</w:t>
+          <w:t>Список использованных источников</w:t>
         </w:r>
       </w:hyperlink>
       <w:r>
+        <w:t xml:space="preserve"> </w:t>
         <w:tab/>
       </w:r>
-      <w:fldSimple w:instr="PAGEREF VKRSection10 \h">
+      <w:fldSimple w:instr="PAGEREF VKRSection12 \h">
         <w:r>
-          <w:t>24</w:t>
+          <w:t>29</w:t>
         </w:r>
       </w:fldSimple>
     </w:p>
@@ -2347,21 +2528,8 @@
       <w:pPr>
         <w:pStyle w:val="VKRTOCEntry"/>
       </w:pPr>
-      <w:hyperlink w:anchor="VKRSection11">
-        <w:r>
-          <w:t>Список использованных источников</w:t>
-        </w:r>
-      </w:hyperlink>
-      <w:r>
-        <w:tab/>
-      </w:r>
-      <w:fldSimple w:instr="PAGEREF VKRSection11 \h">
-        <w:r>
-          <w:t>26</w:t>
-        </w:r>
-      </w:fldSimple>
-      <w:r>
-        <w:fldChar w:fldCharType="end"/>
+      <w:r>
+        <w:t>Приложения (при необходимости)</w:t>
       </w:r>
     </w:p>
     <w:p>
@@ -2399,6 +2567,26 @@
         <w:pStyle w:val="VKRAbbreviation"/>
       </w:pPr>
       <w:r>
+        <w:t>МППСС-72</w:t>
+        <w:tab/>
+        <w:t>Международные правила предупреждения столкновений судов в море 1972 года</w:t>
+      </w:r>
+    </w:p>
+    <w:p>
+      <w:pPr>
+        <w:pStyle w:val="VKRAbbreviation"/>
+      </w:pPr>
+      <w:r>
+        <w:t>ГНСС</w:t>
+        <w:tab/>
+        <w:t>глобальная навигационная спутниковая система</w:t>
+      </w:r>
+    </w:p>
+    <w:p>
+      <w:pPr>
+        <w:pStyle w:val="VKRAbbreviation"/>
+      </w:pPr>
+      <w:r>
         <w:t>РЛС</w:t>
         <w:tab/>
         <w:t>радиолокационная станция</w:t>
@@ -2412,26 +2600,6 @@
         <w:t>АИС</w:t>
         <w:tab/>
         <w:t>автоматическая идентификационная система</w:t>
-      </w:r>
-    </w:p>
-    <w:p>
-      <w:pPr>
-        <w:pStyle w:val="VKRAbbreviation"/>
-      </w:pPr>
-      <w:r>
-        <w:t>ГНСС</w:t>
-        <w:tab/>
-        <w:t>глобальная навигационная спутниковая система</w:t>
-      </w:r>
-    </w:p>
-    <w:p>
-      <w:pPr>
-        <w:pStyle w:val="VKRAbbreviation"/>
-      </w:pPr>
-      <w:r>
-        <w:t>МППСС-72</w:t>
-        <w:tab/>
-        <w:t>Международные правила предупреждения столкновений судов в море 1972 года</w:t>
       </w:r>
     </w:p>
     <w:bookmarkStart w:id="20" w:name="введение"/>
@@ -2540,7 +2708,7 @@
         <w:rPr>
           <w:b w:val="0"/>
         </w:rPr>
-        <w:t xml:space="preserve">Уточнить основные понятия автономного судовождения, состав технической системы и нормативные требования, значимые для плавания в узкостях.</w:t>
+        <w:t xml:space="preserve">Уточнить понятия автономного судовождения и узкости, принципы работы технической системы и нормативные требования, значимые для плавания в узкостях.</w:t>
       </w:r>
     </w:p>
     <w:p>
@@ -2555,7 +2723,7 @@
         <w:rPr>
           <w:b w:val="0"/>
         </w:rPr>
-        <w:t xml:space="preserve">Рассмотреть документированные российские проекты, затем зарубежные решения, включая японский опыт, и сопоставить подтверждённые функции и условия их применения.</w:t>
+        <w:t xml:space="preserve">Рассмотреть документированные российские проекты, реализованные навигационные функции и условия их применения.</w:t>
       </w:r>
     </w:p>
     <w:p>
@@ -2570,7 +2738,7 @@
         <w:rPr>
           <w:b w:val="0"/>
         </w:rPr>
-        <w:t xml:space="preserve">Проанализировать типовые навигационные ситуации и нарушения работы системы, определив требования к обнаружению опасности, оценке обстановки, выбору действия и передаче управления.</w:t>
+        <w:t xml:space="preserve">Сопоставить российские и зарубежные решения, включая японский опыт, и проанализировать типовые ситуации плавания в узкостях, определив требования к обнаружению опасности, оценке обстановки, выбору действия и передаче управления.</w:t>
       </w:r>
     </w:p>
     <w:p>
@@ -2607,11 +2775,11 @@
         <w:rPr>
           <w:b w:val="0"/>
         </w:rPr>
-        <w:t xml:space="preserve">Исследование строится от общих принципов к условиям применения. Первый раздел формирует терминологическую и нормативную основу. Второй посвящён российским проектам и последующему сопоставлению с зарубежным опытом. В третьем разделе предусматривается анализ навигационных ситуаций в узкостях; в четвёртом — рассмотрение перспектив внедрения и районного примера. Практическая направленность работы состоит в систематизации условий, которые необходимо проверить при оценке пригодности автономных функций для конкретного участка плавания.</w:t>
+        <w:t xml:space="preserve">Исследование строится от общих принципов к условиям применения. Первый раздел формирует терминологическую, техническую и нормативную основу. Второй посвящён российским проектам. В третьем разделе предусматривается сопоставление с зарубежным опытом и анализ навигационных ситуаций в узкостях; в четвёртом — рассмотрение перспектив внедрения и районного примера. Практическая направленность работы состоит в систематизации условий, которые необходимо проверить при оценке пригодности автономных функций для конкретного участка плавания.</w:t>
       </w:r>
     </w:p>
     <w:bookmarkEnd w:id="20"/>
-    <w:bookmarkStart w:id="25" w:name="X381a4be41f3d8a6f408f003d821cb6cd7048639"/>
+    <w:bookmarkStart w:id="26" w:name="X32bd3c32c28b10d1426470eb95294bd15528921"/>
     <w:p>
       <w:pPr>
         <w:pStyle w:val="Heading1"/>
@@ -2624,11 +2792,11 @@
           <w:color w:val="000000"/>
           <w:sz w:val="28"/>
         </w:rPr>
-        <w:t>1 ТЕОРЕТИЧЕСКИЕ И НОРМАТИВНЫЕ ОСНОВЫ АВТОНОМНОГО СУДОВОЖДЕНИЯ ПРИ ПЛАВАНИИ В УЗКОСТЯХ</w:t>
+        <w:t>1 ТЕОРЕТИЧЕСКИЕ ОСНОВЫ АВТОНОМНОГО СУДОВОЖДЕНИЯ И ПРОБЛЕМЫ ЕГО ПРИМЕНЕНИЯ В УЗКОСТЯХ</w:t>
       </w:r>
       <w:bookmarkEnd w:id="1002"/>
     </w:p>
-    <w:bookmarkStart w:id="21" w:name="Xdad6f52ab5828a7ff9addc932cc1a3c09c46013"/>
+    <w:bookmarkStart w:id="21" w:name="X5742fa8b645e15511acd7bdaedef35a072275e2"/>
     <w:p>
       <w:pPr>
         <w:pStyle w:val="Heading2"/>
@@ -2640,7 +2808,7 @@
           <w:color w:val="000000"/>
           <w:sz w:val="28"/>
         </w:rPr>
-        <w:t xml:space="preserve">1.1 Понятия, режимы управления и участие человека</w:t>
+        <w:t xml:space="preserve">1.1 Основные понятия и режимы автономного судовождения</w:t>
       </w:r>
       <w:bookmarkEnd w:id="1003"/>
     </w:p>
@@ -2739,6 +2907,7 @@
           </w:tcPr>
           <w:p>
             <w:pPr>
+              <w:keepNext/>
               <w:spacing w:line="240" w:lineRule="auto" w:before="0" w:after="0"/>
               <w:ind w:firstLine="0"/>
               <w:jc w:val="left"/>
@@ -2759,6 +2928,7 @@
           </w:tcPr>
           <w:p>
             <w:pPr>
+              <w:keepNext/>
               <w:spacing w:line="240" w:lineRule="auto" w:before="0" w:after="0"/>
               <w:ind w:firstLine="0"/>
               <w:jc w:val="left"/>
@@ -2779,6 +2949,7 @@
           </w:tcPr>
           <w:p>
             <w:pPr>
+              <w:keepNext/>
               <w:spacing w:line="240" w:lineRule="auto" w:before="0" w:after="0"/>
               <w:ind w:firstLine="0"/>
               <w:jc w:val="left"/>
@@ -2804,6 +2975,7 @@
           </w:tcPr>
           <w:p>
             <w:pPr>
+              <w:keepNext/>
               <w:spacing w:line="240" w:lineRule="auto" w:before="0" w:after="0"/>
               <w:ind w:firstLine="0"/>
               <w:jc w:val="left"/>
@@ -2824,6 +2996,7 @@
           </w:tcPr>
           <w:p>
             <w:pPr>
+              <w:keepNext/>
               <w:spacing w:line="240" w:lineRule="auto" w:before="0" w:after="0"/>
               <w:ind w:firstLine="0"/>
               <w:jc w:val="left"/>
@@ -2844,6 +3017,7 @@
           </w:tcPr>
           <w:p>
             <w:pPr>
+              <w:keepNext/>
               <w:spacing w:line="240" w:lineRule="auto" w:before="0" w:after="0"/>
               <w:ind w:firstLine="0"/>
               <w:jc w:val="left"/>
@@ -2869,6 +3043,7 @@
           </w:tcPr>
           <w:p>
             <w:pPr>
+              <w:keepNext/>
               <w:spacing w:line="240" w:lineRule="auto" w:before="0" w:after="0"/>
               <w:ind w:firstLine="0"/>
               <w:jc w:val="left"/>
@@ -2889,6 +3064,7 @@
           </w:tcPr>
           <w:p>
             <w:pPr>
+              <w:keepNext/>
               <w:spacing w:line="240" w:lineRule="auto" w:before="0" w:after="0"/>
               <w:ind w:firstLine="0"/>
               <w:jc w:val="left"/>
@@ -2909,6 +3085,7 @@
           </w:tcPr>
           <w:p>
             <w:pPr>
+              <w:keepNext/>
               <w:spacing w:line="240" w:lineRule="auto" w:before="0" w:after="0"/>
               <w:ind w:firstLine="0"/>
               <w:jc w:val="left"/>
@@ -2934,6 +3111,7 @@
           </w:tcPr>
           <w:p>
             <w:pPr>
+              <w:keepNext/>
               <w:spacing w:line="240" w:lineRule="auto" w:before="0" w:after="0"/>
               <w:ind w:firstLine="0"/>
               <w:jc w:val="left"/>
@@ -2954,6 +3132,7 @@
           </w:tcPr>
           <w:p>
             <w:pPr>
+              <w:keepNext/>
               <w:spacing w:line="240" w:lineRule="auto" w:before="0" w:after="0"/>
               <w:ind w:firstLine="0"/>
               <w:jc w:val="left"/>
@@ -2974,6 +3153,7 @@
           </w:tcPr>
           <w:p>
             <w:pPr>
+              <w:keepNext/>
               <w:spacing w:line="240" w:lineRule="auto" w:before="0" w:after="0"/>
               <w:ind w:firstLine="0"/>
               <w:jc w:val="left"/>
@@ -2999,6 +3179,7 @@
           </w:tcPr>
           <w:p>
             <w:pPr>
+              <w:keepNext w:val="0"/>
               <w:spacing w:line="240" w:lineRule="auto" w:before="0" w:after="0"/>
               <w:ind w:firstLine="0"/>
               <w:jc w:val="left"/>
@@ -3019,6 +3200,7 @@
           </w:tcPr>
           <w:p>
             <w:pPr>
+              <w:keepNext w:val="0"/>
               <w:spacing w:line="240" w:lineRule="auto" w:before="0" w:after="0"/>
               <w:ind w:firstLine="0"/>
               <w:jc w:val="left"/>
@@ -3039,6 +3221,7 @@
           </w:tcPr>
           <w:p>
             <w:pPr>
+              <w:keepNext w:val="0"/>
               <w:spacing w:line="240" w:lineRule="auto" w:before="0" w:after="0"/>
               <w:ind w:firstLine="0"/>
               <w:jc w:val="left"/>
@@ -3111,7 +3294,7 @@
       </w:r>
     </w:p>
     <w:bookmarkEnd w:id="21"/>
-    <w:bookmarkStart w:id="22" w:name="основные-элементы-технической-системы"/>
+    <w:bookmarkStart w:id="22" w:name="X911f6ae2ed747da53fae72a96f203123f2cf49c"/>
     <w:p>
       <w:pPr>
         <w:pStyle w:val="Heading2"/>
@@ -3123,7 +3306,7 @@
           <w:color w:val="000000"/>
           <w:sz w:val="28"/>
         </w:rPr>
-        <w:t xml:space="preserve">1.2 Основные элементы технической системы</w:t>
+        <w:t xml:space="preserve">1.2 Понятие узкости и связанные навигационные понятия</w:t>
       </w:r>
       <w:bookmarkEnd w:id="1004"/>
     </w:p>
@@ -3135,7 +3318,7 @@
         <w:rPr>
           <w:b w:val="0"/>
         </w:rPr>
-        <w:t xml:space="preserve">Навигационные функции MASS целесообразно рассматривать как последовательность получения данных, оценки ситуации, выбора действия, его исполнения и контроля результата. В настоящей работе эта последовательность используется как схема анализа технических решений. Она согласуется с выделенными в Кодексе подфункциями навигации: планированием рейса, поддержанием ситуационной осведомлённости, предотвращением столкновений и посадки на мель, выполнением маршрута и наблюдением за его выполнением [1, с. 39–41]. Схема не задаёт единственную аппаратную архитектуру судна; состав оборудования и распределение задач необходимо устанавливать по документации конкретного проекта.</w:t>
+        <w:t xml:space="preserve">В настоящей работе узкостью называется участок плавания, на котором доступное для судна пространство ограничивает выбор пути и манёвра. Это рабочее определение задаёт предмет технического анализа: система должна вести судно в допустимых границах и учитывать, какое пространство остаётся для расхождения, поворота или изменения скорости. При оценке участка ширину водной поверхности необходимо сопоставлять с глубинами, осадкой, размерами и маневренными характеристиками судна. Руководство ММО по планированию рейса предусматривает учёт этих характеристик, минимального запаса воды под килем, просадки, крена на повороте и течений [5, п. 2.1, 3.2.2.1–3.2.2.5].</w:t>
       </w:r>
     </w:p>
     <w:p>
@@ -3146,7 +3329,7 @@
         <w:rPr>
           <w:b w:val="0"/>
         </w:rPr>
-        <w:t xml:space="preserve">Конкретный пример распределения этих задач представлен в учебном описании комплекса «БЭС-КФ». В нём автономная навигационная система включает обработку поступающих сведений, прогнозирование обстановки и подготовку манёвра; отдельно выделены оптическое наблюдение, управление движением, контроль технических средств и дистанционный пульт. Некоторые элементы предусмотрены как опциональные при наличии на судне равнозначных средств [11, с. 11–13]. Такая организация показывает, что оценка ситуации и выполнение управляющей команды могут относиться к разным подсистемам. При использовании этого примера следует учитывать его происхождение: учебный материал объясняет структуру конкретного комплекса, а фактическая комплектация рассматриваемого судна устанавливается по его документации.</w:t>
+        <w:t xml:space="preserve">Термины «узкость», «узкий проход» и «фарватер» требуют разграничения между навигационным описанием участка и применением правового требования. Правило 9 Международных правил предупреждения столкновений судов в море 1972 года (МППСС-72) относится к движению в узком проходе или фарватере. Оно предусматривает движение ближе к внешней границе, находящейся с правого борта, насколько это безопасно и практически возможно, и учитывает суда, которые могут безопасно следовать только в пределах этого прохода или фарватера [18, правило 9(a)–(d), международная редакция]. Поэтому отнесение ситуации к правилу влияет на взаимодействие судов; его нельзя подменять произвольно выбранной в исследовании шириной участка.</w:t>
       </w:r>
     </w:p>
     <w:p>
@@ -3157,7 +3340,7 @@
         <w:rPr>
           <w:b w:val="0"/>
         </w:rPr>
-        <w:t xml:space="preserve">Первое звено связано с получением сведений о собственном судне, окружающем движении и районе плавания. Для оценки навигационной ситуации нужны данные о положении и движении судна, обнаруженных объектах, гидрографических условиях и ограничениях маршрута. Кодекс предусматривает доступность необходимых навигационных данных, их представление в машиночитаемом виде для автономной системы и непрерывное наблюдение за информацией, требуемой для безопасного плавания [1, с. 39–40]. При последующем изучении российских и японских проектов необходимо установить, какие данные фактически получает система и как они поступают к человеку, участвующему в управлении.</w:t>
+        <w:t xml:space="preserve">Названия «канал» и «пролив» также не заменяют описание условий судовождения. Для задачи управления необходимо установить конкретную конфигурацию пути, границы безопасных глубин, участки поворота, возможные направления движения других судов и действующие правила. В этой работе название района служит исходной характеристикой, а пригодность автономной функции оценивается по установленным навигационным ограничениям. Такой подход согласуется с требованием планировать весь переход, включая участки лоцманской проводки, и определять опасные места по доступной актуальной информации [5, п. 2.1, 3.1].</w:t>
       </w:r>
     </w:p>
     <w:p>
@@ -3168,7 +3351,7 @@
         <w:rPr>
           <w:b w:val="0"/>
         </w:rPr>
-        <w:t xml:space="preserve">В учебном разделе о технических средствах среди источников навигационных данных названы радиолокационная станция (РЛС), автоматическая идентификационная система (АИС), гирокомпас, лаг, эхолот и средства наблюдения за состоянием судна. Дополнительно рассматриваются глобальная навигационная спутниковая система (ГНСС), инерциальные и оптические средства [12, с. 3–4]. Для анализа узкости этот перечень целесообразно распределить по решаемым задачам: определение места собственного судна, оценка его движения, наблюдение внешних объектов и контроль доступных средств управления. Обоснование состава оборудования должно связывать эти задачи с условиями плавания. Перечень приборов сам по себе не устанавливает точность оценки опасности и своевременность реакции системы.</w:t>
+        <w:t xml:space="preserve">Отдельно следует различать экранирование цели препятствием и ограниченную видимость. При подходе к изгибу другое судно может быть закрыто берегом или сооружением; правило 9(f) предусматривает для таких участков особую осторожность и соответствующий звуковой сигнал. Ограниченная видимость определяется правилом 3(l) через такие условия, как туман, мгла, снегопад, сильный дождь и аналогичные причины [18, правила 3(l), 9(f), международная редакция]. Для автономной системы эти случаи задают разные условия наблюдения: в одном случае необходимо учитывать геометрически закрытый сектор, в другом — возможности средств наблюдения при ухудшении видимости.</w:t>
       </w:r>
     </w:p>
     <w:p>
@@ -3179,132 +3362,11 @@
         <w:rPr>
           <w:b w:val="0"/>
         </w:rPr>
-        <w:t xml:space="preserve">Следующее звено — проверка и объединение поступающих сведений. Данные должны позволять судить об одной и той же обстановке, хотя они могут относиться к разным моментам времени или иметь разные ограничения достоверности. Для целей анализа в этом звене следует рассматривать актуальность информации, противоречия между наблюдениями и признаки отказа источника. Основанием служат положения Кодекса о точности, целостности и качестве данных, а также о непрерывном анализе ситуации [1, с. 24, 40]. Сам факт поступления нескольких сообщений не подтверждает, что их совместное использование даёт правильную оценку опасности.</w:t>
-      </w:r>
-    </w:p>
-    <w:p>
-      <w:pPr>
-        <w:pStyle w:val="BodyText"/>
-      </w:pPr>
-      <w:r>
-        <w:rPr>
-          <w:b w:val="0"/>
-        </w:rPr>
-        <w:t xml:space="preserve">Описание информационных потоков «БЭС-КФ» позволяет различить данные для автоматической обработки и сведения, представляемые человеку. Оптическая подсистема передаёт информацию об обнаруженных объектах в машиночитаемом виде в навигационную систему, а обработанное видеоизображение — на средства отображения на мостике и дистанционном пульте. Также описано использование сведений оптического наблюдения, АИС и РЛС для анализа работы системы [13, с. 39–40]. Поэтому при сравнении проектов необходимо установить, как наблюдения связываются с одной целью и как учитывается их несогласованность. Передача изображения оператору и формирование данных для алгоритма являются различными задачами, которые требуют собственной проверки.</w:t>
-      </w:r>
-    </w:p>
-    <w:p>
-      <w:pPr>
-        <w:pStyle w:val="BodyText"/>
-      </w:pPr>
-      <w:r>
-        <w:rPr>
-          <w:b w:val="0"/>
-        </w:rPr>
-        <w:t xml:space="preserve">Обнаружение объекта представляет собой часть более широкой задачи понимания обстановки. В определении ситуационной осведомлённости Кодекс объединяет восприятие окружающей среды и состояния значимых систем, понимание смысла полученных сведений и прогнозирование будущего состояния. Для навигационной системы предусмотрен непрерывный анализ текущей ситуации с учётом её возможностей и режима работы [1, с. 10, 40]. В узкости это позволяет поставить три разных вопроса: обнаружен ли объект, какое значение он имеет для движения судна и какую опасность может представлять при дальнейшем сближении.</w:t>
-      </w:r>
-    </w:p>
-    <w:p>
-      <w:pPr>
-        <w:pStyle w:val="BodyText"/>
-      </w:pPr>
-      <w:r>
-        <w:rPr>
-          <w:b w:val="0"/>
-        </w:rPr>
-        <w:t xml:space="preserve">Различие между обнаружением и пониманием можно пояснить условной ситуацией. Система получила сведения о встречном судне на ограниченном участке пути. Для выбора действия недостаточно только отметить наличие цели: необходимо связать её движение с положением собственного судна, доступным пространством и возможными последствиями манёвра. Этот пример не является результатом испытания или модельного расчёта. Он показывает, какие исходные сведения и решения следует искать в материалах проектов при анализе способности системы поддерживать ситуационную осведомлённость.</w:t>
-      </w:r>
-    </w:p>
-    <w:p>
-      <w:pPr>
-        <w:pStyle w:val="BodyText"/>
-      </w:pPr>
-      <w:r>
-        <w:rPr>
-          <w:b w:val="0"/>
-        </w:rPr>
-        <w:t xml:space="preserve">Планирование имеет два взаимосвязанных уровня: подготовку рейсового маршрута и выбор действий в изменяющейся обстановке. Кодекс предусматривает проверку безопасности плана, возможность его пересмотра и участие капитана в утверждении плана и изменений. При предотвращении столкновения, навала или посадки на мель решения об изменении курса либо скорости должны быть своевременными и учитывать безопасные эксплуатационные пределы. Требования главы о безопасности навигации связаны также с Международными правилами предупреждения столкновений судов в море 1972 года (МППСС-72) [1, с. 38–40]. Следовательно, при изучении алгоритма необходимо проверять как основание для выбранного манёвра, так и его соответствие применимым ограничениям.</w:t>
-      </w:r>
-    </w:p>
-    <w:p>
-      <w:pPr>
-        <w:pStyle w:val="BodyText"/>
-      </w:pPr>
-      <w:r>
-        <w:rPr>
-          <w:b w:val="0"/>
-        </w:rPr>
-        <w:t xml:space="preserve">В учебном изложении управления по маршруту выбор пути отделён от его исполнения: маршрут задаётся заранее, а система использует данные о месте, курсе и скорости для проводки судна. Там же различаются удержание линии маршрута и движение к очередной путевой точке при допустимом отклонении от линии [14, с. 58–59]. Для темы исследования это даёт основание отдельно проверять точность следования заданному пути и способность изменить движение при появлении опасности. Успешное выполнение заранее подготовленного маршрута ещё не показывает, что система самостоятельно обнаружила препятствие, оценила последствия манёвра и выбрала допустимое решение в узкости.</w:t>
-      </w:r>
-    </w:p>
-    <w:p>
-      <w:pPr>
-        <w:pStyle w:val="BodyText"/>
-      </w:pPr>
-      <w:r>
-        <w:rPr>
-          <w:b w:val="0"/>
-        </w:rPr>
-        <w:t xml:space="preserve">Выбранное действие должно быть передано средствам управления движением и проверено по фактическому результату. В функциональной схеме это отдельные задачи: формирование управляющего воздействия и наблюдение за изменением положения и движения судна. Кодекс предусматривает исполнение маршрута в установленных пределах допустимого отклонения, непрерывное наблюдение за ходом рейса и предупреждение капитана при обстоятельствах, требующих отклонения от плана. Согласование автономной навигационной системы с другими судовыми системами должно предотвращать противоречащие друг другу команды [1, с. 39, 41]. При сравнении проектов поэтому необходимо различать расчёт манёвра, его исполнение и контроль того, что требуемый результат достигнут.</w:t>
-      </w:r>
-    </w:p>
-    <w:p>
-      <w:pPr>
-        <w:pStyle w:val="BodyText"/>
-      </w:pPr>
-      <w:r>
-        <w:rPr>
-          <w:b w:val="0"/>
-        </w:rPr>
-        <w:t xml:space="preserve">Связь с дистанционным оператором образует ещё одно звено системы. Для дистанционного наблюдения или управления важны пропускная способность канала, целостность данных, надёжность и задержка передачи. Кодекс предусматривает определение требований к связи для разных этапов рейса и режимов работы, контроль её качества, резервирование по результатам оценки риска и порядок действий при ухудшении либо потере связи [1, с. 41–42]. Универсальную допустимую задержку нельзя назначать в работе без исходных данных. Её значение следует обосновывать для конкретного режима и задачи, включая передачу человеку информации, необходимой для принятия управления.</w:t>
-      </w:r>
-    </w:p>
-    <w:p>
-      <w:pPr>
-        <w:pStyle w:val="BodyText"/>
-      </w:pPr>
-      <w:r>
-        <w:rPr>
-          <w:b w:val="0"/>
-        </w:rPr>
-        <w:t xml:space="preserve">Передача управления требует определённого порядка изменения полномочий. В учебном описании «БЭС-КФ» приведён пример переключателя на мостике, позволяющего физически отключить автономную навигационную систему от исполнительных устройств при переходе к ручному режиму [15, с. 9]. Этот пример относится к конкретной организации управления на судне с экипажем. При рассмотрении каждого проекта необходимо выяснять, кто инициирует переход, как подтверждается принятие управления и какие данные доступны принимающему его человеку. Возможность переключения должна оцениваться вместе с состоянием судна и обстановкой в момент перехода; наличие органа переключения не определяет само по себе безопасность процедуры.</w:t>
-      </w:r>
-    </w:p>
-    <w:p>
-      <w:pPr>
-        <w:pStyle w:val="BodyText"/>
-      </w:pPr>
-      <w:r>
-        <w:rPr>
-          <w:b w:val="0"/>
-        </w:rPr>
-        <w:t xml:space="preserve">Отказы и выход за допустимые условия должны рассматриваться вместе с нормальной работой. Кодекс различает ухудшение состояния отдельной функции и выход судна в целом за его эксплуатационные границы. При таком выходе предусматривается заранее определённое резервное состояние — fallback state — и действия для безопасного перехода в него и восстановления работы. Эти действия должны быть проверяемыми и оценёнными с точки зрения риска; они не должны приводить к неприемлемой опасности для людей, других судов, инфраструктуры и морской среды [1, с. 21]. Поэтому остановку или удержание положения нельзя заранее объявить пригодной реакцией для любой узкости. В рамках исследования нужно проверить, какие последствия предполагаемое резервное действие имеет в рассматриваемой ситуации.</w:t>
-      </w:r>
-    </w:p>
-    <w:p>
-      <w:pPr>
-        <w:pStyle w:val="BodyText"/>
-      </w:pPr>
-      <w:r>
-        <w:rPr>
-          <w:b w:val="0"/>
-        </w:rPr>
-        <w:t xml:space="preserve">Контроль достоверности данных связан и с кибербезопасностью. В учебном материале среди признаков нарушения работы перечислены неполный анализ поступающих сведений, прерывание связи и несоответствие модели окружающей обстановки действительности [16, с. 23–24]. Для исследования эти признаки задают вопросы к диагностике: как система обнаруживает несогласованность и какие функции остаются доступными после неё? Указанный симптом сам по себе не доказывает кибератаку, поскольку необходимо установить причину нарушения. Поэтому в сценарном анализе следует отдельно задавать наблюдаемое ухудшение данных, возможную причину и предусмотренное действие, не приписывая системе подтверждённых возможностей защиты без соответствующих документов.</w:t>
-      </w:r>
-    </w:p>
-    <w:p>
-      <w:pPr>
-        <w:pStyle w:val="BodyText"/>
-      </w:pPr>
-      <w:r>
-        <w:rPr>
-          <w:b w:val="0"/>
-        </w:rPr>
-        <w:t xml:space="preserve">Завершающий элемент связан с регистрацией данных и возможностью объяснить ход работы системы. Кодекс предусматривает ведение записей, позволяющих восстановить операции MASS, включая дистанционное управление и автоматизированное принятие решений. Для технических систем также предусмотрены испытания и валидация, включающие моделирование, проверку компонентов, интеграционные и системные испытания [1, с. 24]. Эти положения определяют вопросы к доказательствам работоспособности проекта: какие входные данные были получены, какое решение принято, как оно исполнено и чем подтверждён результат. В последующих разделах такая проверка позволит отделять описание функций от сведений об их испытаниях и применимости в узкостях.</w:t>
+        <w:t xml:space="preserve">Таким образом, при дальнейшем сравнении проектов узкость описывается набором условий: доступное пространство, глубины, конфигурация пути, движение участников, условия наблюдения и применимые правила. Это позволяет поставить проверяемый вопрос о каждой функции системы. Например, требуется установить, обнаруживает ли она цель после выхода из закрытого сектора и остаётся ли рассчитанный манёвр внутри безопасного пространства, а не ограничиваться указанием на наличие автоматического управления.</w:t>
       </w:r>
     </w:p>
     <w:bookmarkEnd w:id="22"/>
-    <w:bookmarkStart w:id="23" w:name="особенности-плавания-в-узкостях"/>
+    <w:bookmarkStart w:id="23" w:name="X0bc034fe7d3fd068c9294d20e2ed5a346f4d785"/>
     <w:p>
       <w:pPr>
         <w:pStyle w:val="Heading2"/>
@@ -3316,7 +3378,7 @@
           <w:color w:val="000000"/>
           <w:sz w:val="28"/>
         </w:rPr>
-        <w:t xml:space="preserve">1.3 Особенности плавания в узкостях</w:t>
+        <w:t xml:space="preserve">1.3 Технические средства и принципы работы автономной системы судовождения</w:t>
       </w:r>
       <w:bookmarkEnd w:id="1005"/>
     </w:p>
@@ -3328,7 +3390,7 @@
         <w:rPr>
           <w:b w:val="0"/>
         </w:rPr>
-        <w:t xml:space="preserve">В настоящем исследовании узкости рассматриваются как участки плавания, где доступное пространство и условия движения ограничивают выбор пути и манёвра. Такая рабочая характеристика нужна для анализа технических функций; она не устанавливает юридическую границу действия правил. Для конкретного участка необходимо отдельно выяснять применимость требований к узкому проходу или фарватеру, наличие системы разделения движения и местных правил. Например, правило 9 МППСС-72 относится к узким проходам и фарватерам, а правило 10 — к принятым ММО системам разделения движения [4].</w:t>
+        <w:t xml:space="preserve">Автономная система судовождения объединяет средства наблюдения, вычислительные модули и устройства управления движением. Между ними передаются разные данные: измеренные координаты, сведения о целях, ограничения маршрута, заданные курс и скорость, команды исполнительным механизмам. При замкнутом управлении результат действия вновь измеряется и используется для следующей команды. Такая обратная связь позволяет корректировать движение по фактическому состоянию судна [15, с. 5–6]. Функциональная последовательность включает определение собственного состояния, наблюдение за объектами, согласование данных, оценку опасности, построение движения и его исполнение. Состав оборудования и распределение вычислений зависят от проекта.</w:t>
       </w:r>
     </w:p>
     <w:p>
@@ -3339,7 +3401,7 @@
         <w:rPr>
           <w:b w:val="0"/>
         </w:rPr>
-        <w:t xml:space="preserve">Исходной задачей является определение пространства, в котором судно может двигаться безопасно. При этом одной ширины прохода недостаточно. Руководство ММО по планированию рейса предусматривает учёт допустимой осадки, маневренных характеристик судна, глубин, опасных участков и актуальной навигационной информации. План должен охватывать переход от причала до причала, включая участки лоцманской проводки [5, п. 2.1, 3.1]. Для анализа MASS это означает необходимость связывать геометрию маршрута с характеристиками определённого судна и условиями конкретного перехода.</w:t>
+        <w:t xml:space="preserve">Такое разделение согласуется с обзором архитектуры автономной навигации, опубликованным в 2025 году. Авторы связывают ситуационную осведомлённость и объединение данных датчиков с предотвращением столкновений, а принятые решения — с управлением движением и исполнительными механизмами [19, разд. 3.1, 3.4]. Обзор служит основанием для описания функциональных связей; фактическая точность и надёжность конкретного комплекса устанавливаются по его испытаниям.</w:t>
       </w:r>
     </w:p>
     <w:p>
@@ -3350,7 +3412,7 @@
         <w:rPr>
           <w:b w:val="0"/>
         </w:rPr>
-        <w:t xml:space="preserve">Ограничение по глубине следует рассматривать вместе с выбранной скоростью и манёвром. Руководство предусматривает определение минимального запаса воды под килем на критических участках, учёт увеличения осадки из-за просадки и крена при повороте, а также положения точек изменения курса с учётом циркуляции и течений [5, п. 3.2.2.1–3.2.2.5]. В работе эти положения задают перечень проверяемых условий. Численную величину запаса, допустимую скорость или безопасную траекторию нельзя устанавливать без сведений о судне, глубинах и принятом способе расчёта.</w:t>
+        <w:t xml:space="preserve">Первый набор данных описывает собственное судно. Приёмник глобальной навигационной спутниковой системы (ГНСС) предоставляет навигационное решение о его положении и движении; гирокомпас — курс; лаг — скорость в соответствии с используемым принципом измерения; датчик угловой скорости — быстроту поворота. Эхолот даёт сведения о глубине под преобразователем, а датчики рулевой и энергетической установок показывают фактическое положение органов управления и состояние механизмов. В техническом составе, рассмотренном в учебном курсе, дополнительно предусмотрены инерциальная навигация, средства измерения ветра, качки и видимости [12, с. 3–4]. Для расчёта манёвра эти величины имеют разное назначение: координаты показывают, где находится судно, курс — куда направлена его диаметральная плоскость, скорость и угловая скорость — как оно движется в данный момент.</w:t>
       </w:r>
     </w:p>
     <w:p>
@@ -3361,7 +3423,7 @@
         <w:rPr>
           <w:b w:val="0"/>
         </w:rPr>
-        <w:t xml:space="preserve">Для обнаружения опасности важна не только точность положения цели, но и её отношение к доступному пути. При ограниченном пространстве встречное судно, пересекающая цель и неподвижная навигационная опасность требуют разных решений. Предполагаемое изменение курса следует проверять относительно других участников движения и границ безопасного пространства. Кодекс MASS предусматривает, чтобы действие против столкновения, навала или посадки на мель не создавало иной ситуации с неприемлемым риском [1, с. 40]. Поэтому в сценарном анализе необходимо оценивать последствия манёвра для всей рассматриваемой обстановки.</w:t>
+        <w:t xml:space="preserve">Второй набор данных относится к окружающим объектам. Радиолокационная станция (РЛС) и средства сопровождения целей дают наблюдения об обнаруженных объектах и их движении. Автоматическая идентификационная система (АИС) служит источником передаваемых участниками данных; её сообщения необходимо сопоставлять с другими наблюдениями. Оптические средства анализируют изображения видимого и инфракрасного диапазонов. В отдельных комплектациях предусматриваются лазерные дальномеры, лидары и средства приёма внешних звуковых сигналов [12, с. 3–4; 13, с. 39]. Различные каналы позволяют исследовать один объект с разных сторон: получить его положение относительно судна, признаки внешнего вида и доступные идентификационные сведения. Наличие одного канала не подтверждает полноту наблюдения всей акватории.</w:t>
       </w:r>
     </w:p>
     <w:p>
@@ -3372,7 +3434,7 @@
         <w:rPr>
           <w:b w:val="0"/>
         </w:rPr>
-        <w:t xml:space="preserve">Правило 9 связывает движение в узком проходе или фарватере с положением относительно правой внешней границы, насколько это безопасно и практически возможно. В нём также учитываются суда, способные безопасно двигаться только в пределах прохода, и ограничения для других участников, которые не должны препятствовать их движению [4]. Для автономной функции существенна способность определить не только направление движения, но и обстоятельства, от которых зависит применимое требование. Выбор правой стороны пути не заменяет проверки глубин, пространства для манёвра и взаимодействия с другими судами.</w:t>
+        <w:t xml:space="preserve">Работу оптической подсистемы можно проследить по конкретной последовательности обработки. В описанном учебном примере кадры нескольких камер собираются с общей временной привязкой, корректируются и объединяются в панорамное изображение. Затем программа выделяет объекты, определяет доступные признаки и связывает наблюдения на последовательных кадрах. Результатом становится формуляр цели: её идентификатор, тип и оценённые параметры. При достаточной продолжительности наблюдения определяются характеристики движения. На экран оператора передаётся изображение с обозначениями объектов, а в навигационную систему — формуляры в согласованном формате [13, с. 39–40]. Таким образом, видеопоток для человека и данные для расчёта манёвра являются разными выходами одной подсистемы.</w:t>
       </w:r>
     </w:p>
     <w:p>
@@ -3383,7 +3445,7 @@
         <w:rPr>
           <w:b w:val="0"/>
         </w:rPr>
-        <w:t xml:space="preserve">Гидрометеорологическая обстановка и видимость должны входить в описание сценария. В руководстве по планированию предусмотрен учёт течений, приливов, метеорологических условий, ночного прохождения опасных точек и надёжности определения места. При исполнении плана необходимо оценивать, не создают ли ожидаемые условия недопустимую опасность [5, п. 2.1.7, 4.2–4.3]. Для MASS эти сведения связаны с эксплуатационными границами судна и проектной областью работы отдельных функций. Кодекс предусматривает обнаружение выхода функции за такую область и заранее определённую реакцию судна при выходе за общие эксплуатационные границы [1, с. 20–21].</w:t>
+        <w:t xml:space="preserve">Согласование наблюдений требуется потому, что одна цель может присутствовать сразу в нескольких источниках. Если объект обнаружен камерой и РЛС и одновременно передаёт данные АИС, вычислительная система должна установить, относятся ли эти записи к одному судну. В учебном описании предусмотрено сопоставление информации оптической подсистемы, АИС и РЛС [13, с. 40]. Для анализа такой функции существенны система координат, момент наблюдения и погрешность: сравнивать необработанные числа без их приведения к сопоставимому виду недостаточно. Например, после изменения движения цели прежнее сообщение и новое измерение могут расходиться без отказа датчика. Это объясняет, почему в исследовании наряду с координатами необходимо учитывать возраст данных и качество сопровождения. Конкретный алгоритм объединения наблюдений и его параметры должны устанавливаться по документации рассматриваемого комплекса.</w:t>
       </w:r>
     </w:p>
     <w:p>
@@ -3394,7 +3456,7 @@
         <w:rPr>
           <w:b w:val="0"/>
         </w:rPr>
-        <w:t xml:space="preserve">Взаимодействие с берегом и другими участниками следует включать в анализ наряду с работой бортовой системы. Руководство ММО предусматривает использование сведений о системах управления движением судов, лоцманской проводке, обмене информацией между капитаном и лоцманом и береговых возможностях реагирования на аварийные ситуации [5, п. 2.1.7.5–2.1.7.8]. В дальнейшем необходимо установить, какие сообщения должна получать рассматриваемая система, кто подтверждает их понимание и кто принимает решение при изменении согласованного порядка движения. Наличие канала связи ещё не описывает содержание такого взаимодействия.</w:t>
+        <w:t xml:space="preserve">Навигационная модель связывает сведения о целях с положением собственного судна и ограничениями акватории. Для плоского описания движения используются координаты положения, курс, продольная и поперечная скорости и угловая скорость рыскания. В модели морского судна Фоссена эти величины разделены на положение и ориентацию относительно неподвижной системы координат и скорости в системе, связанной с корпусом. Динамическая часть учитывает инерцию, присоединённые массы, гидродинамическое сопротивление, управляющие силы и внешние воздействия [17, разделы Mathematical Formulation и 3-DOF Surface Craft]. Практический смысл такого разделения состоит в том, что намеченная линия движения должна быть достижима судном с его текущей скоростью и управляемостью. Геометрически свободный поворот ещё требует проверки по динамике движения.</w:t>
       </w:r>
     </w:p>
     <w:p>
@@ -3405,7 +3467,7 @@
         <w:rPr>
           <w:b w:val="0"/>
         </w:rPr>
-        <w:t xml:space="preserve">В анализе узкостей особенно важен момент обнаружения опасности. Для условного сценария необходимо указать, когда цель становится доступной наблюдению, какие сведения нужны для определения её движения и какие действия доступны собственному судну. Затем следует проверить, достаточно ли имеющейся информации для решения и остаётся ли возможность его исполнения. Эти вопросы организуют оценку проекта; они не задают универсальное допустимое время реакции. Если в источнике отсутствуют сведения о моментах обнаружения, принятия решения и манёвра, вывод о пригодности системы для соответствующего сценария остаётся ограниченным.</w:t>
+        <w:t xml:space="preserve">При оценке опасности рассчитывается взаимное положение судна и целей относительно планируемого движения. В учебном описании модуля предупреждения столкновений используются координаты, путевые углы и скорости целей, сведения о собственном судне, маршрут, береговые границы, мели и другие ограничения. По этим данным модуль выделяет опасные цели и нарушения ограничений, после чего рассчитывает варианты расхождения [14, с. 55–56]. Здесь прослеживается переход от наблюдения к решению: отметка цели становится основанием для манёвра только после оценки её движения и связи с доступным путём. Для узкости этот этап особенно важен, поскольку действие, увеличивающее расстояние до одного судна, может приблизить собственное судно к границе безопасных глубин.</w:t>
       </w:r>
     </w:p>
     <w:p>
@@ -3416,11 +3478,595 @@
         <w:rPr>
           <w:b w:val="0"/>
         </w:rPr>
-        <w:t xml:space="preserve">Таким образом, описание узкости для настоящего исследования включает геометрию пути и глубины, характеристики судна, движение других участников, видимость и гидрометеорологические условия, связь с берегом и доступные действия при ухудшении обстановки. Дальнейшее сравнение будет строиться по этим условиям. Прохождение маршрута в открытом море, подтверждённое источником, необходимо отличать от выполнения навигационных задач в узкости, даже если оба участка входят в один рейс.</w:t>
+        <w:t xml:space="preserve">Построитель движения формирует последовательность допустимых положений судна и изменения скорости. Исходный маршрут задаёт общий путь, а локальный манёвр уточняет его с учётом текущей обстановки. При проверке варианта должны учитываться другие суда, неподвижные опасности и возможность его исполнения. Кодекс MASS требует, чтобы действия по предотвращению столкновения, навала или посадки на мель не создавали иной ситуации с неприемлемым риском [1, с. 39–40]. Поэтому результат работы этого модуля нельзя описывать только командой «повернуть вправо». Требуется определить, где начинается поворот, как изменяется движение, остаётся ли судно в допустимом пространстве и как оно продолжает переход после расхождения.</w:t>
+      </w:r>
+    </w:p>
+    <w:p>
+      <w:pPr>
+        <w:pStyle w:val="BodyText"/>
+      </w:pPr>
+      <w:r>
+        <w:rPr>
+          <w:b w:val="0"/>
+        </w:rPr>
+        <w:t xml:space="preserve">Следующий уровень отвечает за движение по выбранному пути. Система управления маршрутом сравнивает положение судна с активным участком и рассчитывает задание для авторулевого. В режиме удержания линии пути регулируемой величиной является боковое отклонение от этой линии. В другом режиме система направляет судно к путевой точке; возвращение на исходную линию при этом может не быть целью управления [14, с. 58–59]. Различие существенно для узкости: направление к одной и той же точке не означает одинаковую траекторию подхода. Следовательно, проверять нужно и координаты конечной точки, и путь, по которому система собирается к ней прийти.</w:t>
+      </w:r>
+    </w:p>
+    <w:p>
+      <w:pPr>
+        <w:pStyle w:val="BodyText"/>
+      </w:pPr>
+      <w:r>
+        <w:rPr>
+          <w:b w:val="0"/>
+        </w:rPr>
+        <w:t xml:space="preserve">Авторулевой работает с заданием курса. Он сопоставляет его с измеренным курсом и формирует управляющее воздействие, изменяющее движение судна. В рассмотренной схеме контур управления маршрутом задаёт курс, а внутренний контур курса участвует в устранении бокового отклонения [14, с. 58]. Исполнительный уровень реализует команды через имеющиеся на судне средства: рулевую машину, управление главным двигателем, винторулевыми колонками либо другими движителями. Их объединение с мостиковыми средствами описывается как взаимодействие подсистем интегрированной системы управления [15, с. 5–6]. После воздействия вновь измеряются движение судна и состояние механизмов. Если фактический поворот не соответствует ожидаемому, следующая команда формируется уже с учётом этого расхождения.</w:t>
+      </w:r>
+    </w:p>
+    <w:p>
+      <w:pPr>
+        <w:pStyle w:val="BodyText"/>
+      </w:pPr>
+      <w:r>
+        <w:rPr>
+          <w:b w:val="0"/>
+        </w:rPr>
+        <w:t xml:space="preserve">Разделение уровней объясняет отличие авторулевого от автономного судовождения. Удержание заданного курса является задачей исполнения. Выбор самого курса с учётом встречного судна, глубин и применимых требований относится к более высоким уровням. Система может точно вести судно по заданной линии, но для безопасного автономного прохода дополнительно требуются обнаружение объектов, оценка ситуации и изменение плана движения. В таблице 1.2 приведена функциональная схема, составленная по рассмотренным источникам; она не задаёт обязательную комплектацию любого автономного судна.</w:t>
+      </w:r>
+    </w:p>
+    <w:p>
+      <w:pPr>
+        <w:pStyle w:val="BodyText"/>
+        <w:keepNext/>
+        <w:ind w:firstLine="0"/>
+        <w:jc w:val="left"/>
+      </w:pPr>
+      <w:r>
+        <w:rPr>
+          <w:rFonts w:ascii="Times New Roman" w:hAnsi="Times New Roman"/>
+          <w:b w:val="0"/>
+          <w:sz w:val="24"/>
+        </w:rPr>
+        <w:t xml:space="preserve">Таблица 1.2 — Передача данных и команд в системе автономного судовождения</w:t>
+      </w:r>
+    </w:p>
+    <w:tbl>
+      <w:tblPr>
+        <w:tblStyle w:val="TableGrid"/>
+        <w:tblW w:type="pct" w:w="5000"/>
+        <w:jc w:val="left"/>
+        <w:tblLayout w:type="fixed"/>
+        <w:tblLook w:firstRow="1" w:lastRow="0" w:firstColumn="0" w:lastColumn="0" w:noHBand="0" w:noVBand="0" w:val="0020"/>
+      </w:tblPr>
+      <w:tblGrid>
+        <w:gridCol w:w="2381"/>
+        <w:gridCol w:w="3288"/>
+        <w:gridCol w:w="3685"/>
+      </w:tblGrid>
+      <w:tr>
+        <w:trPr>
+          <w:tblHeader w:val="true"/>
+          <w:cantSplit/>
+        </w:trPr>
+        <w:tc>
+          <w:tcPr>
+            <w:tcW w:type="dxa" w:w="2381"/>
+          </w:tcPr>
+          <w:p>
+            <w:pPr>
+              <w:keepNext/>
+              <w:spacing w:line="240" w:lineRule="auto" w:before="0" w:after="0"/>
+              <w:ind w:firstLine="0"/>
+              <w:jc w:val="left"/>
+            </w:pPr>
+            <w:r>
+              <w:rPr>
+                <w:rFonts w:ascii="Times New Roman" w:hAnsi="Times New Roman"/>
+                <w:b w:val="0"/>
+                <w:sz w:val="24"/>
+              </w:rPr>
+              <w:t xml:space="preserve">Звено системы</w:t>
+            </w:r>
+          </w:p>
+        </w:tc>
+        <w:tc>
+          <w:tcPr>
+            <w:tcW w:type="dxa" w:w="3288"/>
+          </w:tcPr>
+          <w:p>
+            <w:pPr>
+              <w:keepNext/>
+              <w:spacing w:line="240" w:lineRule="auto" w:before="0" w:after="0"/>
+              <w:ind w:firstLine="0"/>
+              <w:jc w:val="left"/>
+            </w:pPr>
+            <w:r>
+              <w:rPr>
+                <w:rFonts w:ascii="Times New Roman" w:hAnsi="Times New Roman"/>
+                <w:b w:val="0"/>
+                <w:sz w:val="24"/>
+              </w:rPr>
+              <w:t xml:space="preserve">Входные данные</w:t>
+            </w:r>
+          </w:p>
+        </w:tc>
+        <w:tc>
+          <w:tcPr>
+            <w:tcW w:type="dxa" w:w="3685"/>
+          </w:tcPr>
+          <w:p>
+            <w:pPr>
+              <w:keepNext/>
+              <w:spacing w:line="240" w:lineRule="auto" w:before="0" w:after="0"/>
+              <w:ind w:firstLine="0"/>
+              <w:jc w:val="left"/>
+            </w:pPr>
+            <w:r>
+              <w:rPr>
+                <w:rFonts w:ascii="Times New Roman" w:hAnsi="Times New Roman"/>
+                <w:b w:val="0"/>
+                <w:sz w:val="24"/>
+              </w:rPr>
+              <w:t xml:space="preserve">Обработка и выход</w:t>
+            </w:r>
+          </w:p>
+        </w:tc>
+      </w:tr>
+      <w:tr>
+        <w:trPr>
+          <w:cantSplit/>
+        </w:trPr>
+        <w:tc>
+          <w:tcPr>
+            <w:tcW w:type="dxa" w:w="2381"/>
+          </w:tcPr>
+          <w:p>
+            <w:pPr>
+              <w:keepNext/>
+              <w:spacing w:line="240" w:lineRule="auto" w:before="0" w:after="0"/>
+              <w:ind w:firstLine="0"/>
+              <w:jc w:val="left"/>
+            </w:pPr>
+            <w:r>
+              <w:rPr>
+                <w:rFonts w:ascii="Times New Roman" w:hAnsi="Times New Roman"/>
+                <w:b w:val="0"/>
+                <w:sz w:val="24"/>
+              </w:rPr>
+              <w:t xml:space="preserve">Оценка собственного состояния</w:t>
+            </w:r>
+          </w:p>
+        </w:tc>
+        <w:tc>
+          <w:tcPr>
+            <w:tcW w:type="dxa" w:w="3288"/>
+          </w:tcPr>
+          <w:p>
+            <w:pPr>
+              <w:keepNext/>
+              <w:spacing w:line="240" w:lineRule="auto" w:before="0" w:after="0"/>
+              <w:ind w:firstLine="0"/>
+              <w:jc w:val="left"/>
+            </w:pPr>
+            <w:r>
+              <w:rPr>
+                <w:rFonts w:ascii="Times New Roman" w:hAnsi="Times New Roman"/>
+                <w:b w:val="0"/>
+                <w:sz w:val="24"/>
+              </w:rPr>
+              <w:t xml:space="preserve">Измерения положения, курса, скорости, поворота</w:t>
+            </w:r>
+          </w:p>
+        </w:tc>
+        <w:tc>
+          <w:tcPr>
+            <w:tcW w:type="dxa" w:w="3685"/>
+          </w:tcPr>
+          <w:p>
+            <w:pPr>
+              <w:keepNext/>
+              <w:spacing w:line="240" w:lineRule="auto" w:before="0" w:after="0"/>
+              <w:ind w:firstLine="0"/>
+              <w:jc w:val="left"/>
+            </w:pPr>
+            <w:r>
+              <w:rPr>
+                <w:rFonts w:ascii="Times New Roman" w:hAnsi="Times New Roman"/>
+                <w:b w:val="0"/>
+                <w:sz w:val="24"/>
+              </w:rPr>
+              <w:t xml:space="preserve">Оценка положения и движения своего судна</w:t>
+            </w:r>
+          </w:p>
+        </w:tc>
+      </w:tr>
+      <w:tr>
+        <w:trPr>
+          <w:cantSplit/>
+        </w:trPr>
+        <w:tc>
+          <w:tcPr>
+            <w:tcW w:type="dxa" w:w="2381"/>
+          </w:tcPr>
+          <w:p>
+            <w:pPr>
+              <w:keepNext/>
+              <w:spacing w:line="240" w:lineRule="auto" w:before="0" w:after="0"/>
+              <w:ind w:firstLine="0"/>
+              <w:jc w:val="left"/>
+            </w:pPr>
+            <w:r>
+              <w:rPr>
+                <w:rFonts w:ascii="Times New Roman" w:hAnsi="Times New Roman"/>
+                <w:b w:val="0"/>
+                <w:sz w:val="24"/>
+              </w:rPr>
+              <w:t xml:space="preserve">Наблюдение за объектами</w:t>
+            </w:r>
+          </w:p>
+        </w:tc>
+        <w:tc>
+          <w:tcPr>
+            <w:tcW w:type="dxa" w:w="3288"/>
+          </w:tcPr>
+          <w:p>
+            <w:pPr>
+              <w:keepNext/>
+              <w:spacing w:line="240" w:lineRule="auto" w:before="0" w:after="0"/>
+              <w:ind w:firstLine="0"/>
+              <w:jc w:val="left"/>
+            </w:pPr>
+            <w:r>
+              <w:rPr>
+                <w:rFonts w:ascii="Times New Roman" w:hAnsi="Times New Roman"/>
+                <w:b w:val="0"/>
+                <w:sz w:val="24"/>
+              </w:rPr>
+              <w:t xml:space="preserve">Радиолокационные и оптические наблюдения, сообщения АИС</w:t>
+            </w:r>
+          </w:p>
+        </w:tc>
+        <w:tc>
+          <w:tcPr>
+            <w:tcW w:type="dxa" w:w="3685"/>
+          </w:tcPr>
+          <w:p>
+            <w:pPr>
+              <w:keepNext/>
+              <w:spacing w:line="240" w:lineRule="auto" w:before="0" w:after="0"/>
+              <w:ind w:firstLine="0"/>
+              <w:jc w:val="left"/>
+            </w:pPr>
+            <w:r>
+              <w:rPr>
+                <w:rFonts w:ascii="Times New Roman" w:hAnsi="Times New Roman"/>
+                <w:b w:val="0"/>
+                <w:sz w:val="24"/>
+              </w:rPr>
+              <w:t xml:space="preserve">Обнаруженные цели, доступные признаки и параметры</w:t>
+            </w:r>
+          </w:p>
+        </w:tc>
+      </w:tr>
+      <w:tr>
+        <w:trPr>
+          <w:cantSplit/>
+        </w:trPr>
+        <w:tc>
+          <w:tcPr>
+            <w:tcW w:type="dxa" w:w="2381"/>
+          </w:tcPr>
+          <w:p>
+            <w:pPr>
+              <w:keepNext/>
+              <w:spacing w:line="240" w:lineRule="auto" w:before="0" w:after="0"/>
+              <w:ind w:firstLine="0"/>
+              <w:jc w:val="left"/>
+            </w:pPr>
+            <w:r>
+              <w:rPr>
+                <w:rFonts w:ascii="Times New Roman" w:hAnsi="Times New Roman"/>
+                <w:b w:val="0"/>
+                <w:sz w:val="24"/>
+              </w:rPr>
+              <w:t xml:space="preserve">Согласование наблюдений</w:t>
+            </w:r>
+          </w:p>
+        </w:tc>
+        <w:tc>
+          <w:tcPr>
+            <w:tcW w:type="dxa" w:w="3288"/>
+          </w:tcPr>
+          <w:p>
+            <w:pPr>
+              <w:keepNext/>
+              <w:spacing w:line="240" w:lineRule="auto" w:before="0" w:after="0"/>
+              <w:ind w:firstLine="0"/>
+              <w:jc w:val="left"/>
+            </w:pPr>
+            <w:r>
+              <w:rPr>
+                <w:rFonts w:ascii="Times New Roman" w:hAnsi="Times New Roman"/>
+                <w:b w:val="0"/>
+                <w:sz w:val="24"/>
+              </w:rPr>
+              <w:t xml:space="preserve">Записи разных источников и моменты измерений</w:t>
+            </w:r>
+          </w:p>
+        </w:tc>
+        <w:tc>
+          <w:tcPr>
+            <w:tcW w:type="dxa" w:w="3685"/>
+          </w:tcPr>
+          <w:p>
+            <w:pPr>
+              <w:keepNext/>
+              <w:spacing w:line="240" w:lineRule="auto" w:before="0" w:after="0"/>
+              <w:ind w:firstLine="0"/>
+              <w:jc w:val="left"/>
+            </w:pPr>
+            <w:r>
+              <w:rPr>
+                <w:rFonts w:ascii="Times New Roman" w:hAnsi="Times New Roman"/>
+                <w:b w:val="0"/>
+                <w:sz w:val="24"/>
+              </w:rPr>
+              <w:t xml:space="preserve">Сопоставленные формуляры целей, выявленные расхождения</w:t>
+            </w:r>
+          </w:p>
+        </w:tc>
+      </w:tr>
+      <w:tr>
+        <w:trPr>
+          <w:cantSplit/>
+        </w:trPr>
+        <w:tc>
+          <w:tcPr>
+            <w:tcW w:type="dxa" w:w="2381"/>
+          </w:tcPr>
+          <w:p>
+            <w:pPr>
+              <w:keepNext/>
+              <w:spacing w:line="240" w:lineRule="auto" w:before="0" w:after="0"/>
+              <w:ind w:firstLine="0"/>
+              <w:jc w:val="left"/>
+            </w:pPr>
+            <w:r>
+              <w:rPr>
+                <w:rFonts w:ascii="Times New Roman" w:hAnsi="Times New Roman"/>
+                <w:b w:val="0"/>
+                <w:sz w:val="24"/>
+              </w:rPr>
+              <w:t xml:space="preserve">Оценка опасности и планирование</w:t>
+            </w:r>
+          </w:p>
+        </w:tc>
+        <w:tc>
+          <w:tcPr>
+            <w:tcW w:type="dxa" w:w="3288"/>
+          </w:tcPr>
+          <w:p>
+            <w:pPr>
+              <w:keepNext/>
+              <w:spacing w:line="240" w:lineRule="auto" w:before="0" w:after="0"/>
+              <w:ind w:firstLine="0"/>
+              <w:jc w:val="left"/>
+            </w:pPr>
+            <w:r>
+              <w:rPr>
+                <w:rFonts w:ascii="Times New Roman" w:hAnsi="Times New Roman"/>
+                <w:b w:val="0"/>
+                <w:sz w:val="24"/>
+              </w:rPr>
+              <w:t xml:space="preserve">Цели, маршрут, ограничения акватории, характеристики судна</w:t>
+            </w:r>
+          </w:p>
+        </w:tc>
+        <w:tc>
+          <w:tcPr>
+            <w:tcW w:type="dxa" w:w="3685"/>
+          </w:tcPr>
+          <w:p>
+            <w:pPr>
+              <w:keepNext/>
+              <w:spacing w:line="240" w:lineRule="auto" w:before="0" w:after="0"/>
+              <w:ind w:firstLine="0"/>
+              <w:jc w:val="left"/>
+            </w:pPr>
+            <w:r>
+              <w:rPr>
+                <w:rFonts w:ascii="Times New Roman" w:hAnsi="Times New Roman"/>
+                <w:b w:val="0"/>
+                <w:sz w:val="24"/>
+              </w:rPr>
+              <w:t xml:space="preserve">Допустимый вариант движения или выявленное ограничение</w:t>
+            </w:r>
+          </w:p>
+        </w:tc>
+      </w:tr>
+      <w:tr>
+        <w:trPr>
+          <w:cantSplit/>
+        </w:trPr>
+        <w:tc>
+          <w:tcPr>
+            <w:tcW w:type="dxa" w:w="2381"/>
+          </w:tcPr>
+          <w:p>
+            <w:pPr>
+              <w:keepNext/>
+              <w:spacing w:line="240" w:lineRule="auto" w:before="0" w:after="0"/>
+              <w:ind w:firstLine="0"/>
+              <w:jc w:val="left"/>
+            </w:pPr>
+            <w:r>
+              <w:rPr>
+                <w:rFonts w:ascii="Times New Roman" w:hAnsi="Times New Roman"/>
+                <w:b w:val="0"/>
+                <w:sz w:val="24"/>
+              </w:rPr>
+              <w:t xml:space="preserve">Управление маршрутом и курсом</w:t>
+            </w:r>
+          </w:p>
+        </w:tc>
+        <w:tc>
+          <w:tcPr>
+            <w:tcW w:type="dxa" w:w="3288"/>
+          </w:tcPr>
+          <w:p>
+            <w:pPr>
+              <w:keepNext/>
+              <w:spacing w:line="240" w:lineRule="auto" w:before="0" w:after="0"/>
+              <w:ind w:firstLine="0"/>
+              <w:jc w:val="left"/>
+            </w:pPr>
+            <w:r>
+              <w:rPr>
+                <w:rFonts w:ascii="Times New Roman" w:hAnsi="Times New Roman"/>
+                <w:b w:val="0"/>
+                <w:sz w:val="24"/>
+              </w:rPr>
+              <w:t xml:space="preserve">План движения и фактическое состояние судна</w:t>
+            </w:r>
+          </w:p>
+        </w:tc>
+        <w:tc>
+          <w:tcPr>
+            <w:tcW w:type="dxa" w:w="3685"/>
+          </w:tcPr>
+          <w:p>
+            <w:pPr>
+              <w:keepNext/>
+              <w:spacing w:line="240" w:lineRule="auto" w:before="0" w:after="0"/>
+              <w:ind w:firstLine="0"/>
+              <w:jc w:val="left"/>
+            </w:pPr>
+            <w:r>
+              <w:rPr>
+                <w:rFonts w:ascii="Times New Roman" w:hAnsi="Times New Roman"/>
+                <w:b w:val="0"/>
+                <w:sz w:val="24"/>
+              </w:rPr>
+              <w:t xml:space="preserve">Задания курса и скорости, управляющие воздействия</w:t>
+            </w:r>
+          </w:p>
+        </w:tc>
+      </w:tr>
+      <w:tr>
+        <w:trPr>
+          <w:cantSplit/>
+        </w:trPr>
+        <w:tc>
+          <w:tcPr>
+            <w:tcW w:type="dxa" w:w="2381"/>
+          </w:tcPr>
+          <w:p>
+            <w:pPr>
+              <w:keepNext w:val="0"/>
+              <w:spacing w:line="240" w:lineRule="auto" w:before="0" w:after="0"/>
+              <w:ind w:firstLine="0"/>
+              <w:jc w:val="left"/>
+            </w:pPr>
+            <w:r>
+              <w:rPr>
+                <w:rFonts w:ascii="Times New Roman" w:hAnsi="Times New Roman"/>
+                <w:b w:val="0"/>
+                <w:sz w:val="24"/>
+              </w:rPr>
+              <w:t xml:space="preserve">Исполнение и контроль</w:t>
+            </w:r>
+          </w:p>
+        </w:tc>
+        <w:tc>
+          <w:tcPr>
+            <w:tcW w:type="dxa" w:w="3288"/>
+          </w:tcPr>
+          <w:p>
+            <w:pPr>
+              <w:keepNext w:val="0"/>
+              <w:spacing w:line="240" w:lineRule="auto" w:before="0" w:after="0"/>
+              <w:ind w:firstLine="0"/>
+              <w:jc w:val="left"/>
+            </w:pPr>
+            <w:r>
+              <w:rPr>
+                <w:rFonts w:ascii="Times New Roman" w:hAnsi="Times New Roman"/>
+                <w:b w:val="0"/>
+                <w:sz w:val="24"/>
+              </w:rPr>
+              <w:t xml:space="preserve">Команды, состояние рулевой и энергетической установок</w:t>
+            </w:r>
+          </w:p>
+        </w:tc>
+        <w:tc>
+          <w:tcPr>
+            <w:tcW w:type="dxa" w:w="3685"/>
+          </w:tcPr>
+          <w:p>
+            <w:pPr>
+              <w:keepNext w:val="0"/>
+              <w:spacing w:line="240" w:lineRule="auto" w:before="0" w:after="0"/>
+              <w:ind w:firstLine="0"/>
+              <w:jc w:val="left"/>
+            </w:pPr>
+            <w:r>
+              <w:rPr>
+                <w:rFonts w:ascii="Times New Roman" w:hAnsi="Times New Roman"/>
+                <w:b w:val="0"/>
+                <w:sz w:val="24"/>
+              </w:rPr>
+              <w:t xml:space="preserve">Изменение движения, обратная связь и сигналы отклонений</w:t>
+            </w:r>
+          </w:p>
+        </w:tc>
+      </w:tr>
+    </w:tbl>
+    <w:p>
+      <w:pPr>
+        <w:pStyle w:val="BodyText"/>
+      </w:pPr>
+      <w:r>
+        <w:rPr>
+          <w:b w:val="0"/>
+        </w:rPr>
+        <w:t xml:space="preserve">Связи между звеньями определяют, какую причину ошибки следует искать. Пропущенная цель относится к наблюдению; неверное сопоставление записей — к обработке данных; опасная траектория при правильно обнаруженной цели — к оценке и планированию; невыполненный поворот при правильном задании — к управлению или исполнению. Такое разделение позволяет проверять конкретную функцию, вместо того чтобы оценивать весь комплекс по общему обозначению «автономный» [1, с. 24, 39–40; 13, с. 39–40; 14, с. 55–59; 15, с. 5–6].</w:t>
+      </w:r>
+    </w:p>
+    <w:p>
+      <w:pPr>
+        <w:pStyle w:val="BodyText"/>
+      </w:pPr>
+      <w:r>
+        <w:rPr>
+          <w:b w:val="0"/>
+        </w:rPr>
+        <w:t xml:space="preserve">Береговой центр добавляет канал наблюдения и управления. В учебном примере комплекса «БЭС-КФ» отдельно выделены автономная навигационная система, оптические средства, пульт дистанционного управления, обмен данными и диагностика [11, с. 11–13]. В автономном режиме действия формируются соответствующими судовыми функциями; при дистанционном управлении в принятии решений участвует удалённый оператор. Для анализа необходимо установить, какие данные передаются на берег, какие команды допускаются и как подтверждается их исполнение. Кодекс MASS предусматривает определение характеристик каналов связи с учётом потребностей выполняемых функций [1, с. 41–42]. Поэтому один факт наличия связи не описывает возможности дистанционного управления в конкретной ситуации.</w:t>
+      </w:r>
+    </w:p>
+    <w:p>
+      <w:pPr>
+        <w:pStyle w:val="BodyText"/>
+      </w:pPr>
+      <w:r>
+        <w:rPr>
+          <w:b w:val="0"/>
+        </w:rPr>
+        <w:t xml:space="preserve">Передача управления человеку требует отдельной процедуры. В рассмотренном комплексе механический переключатель на мостике позволяет отключить автономную навигационную систему от средств управления исполнительными устройствами [15, с. 9]. Организационная часть перехода должна определять, кто принимает управление и какая информация ему доступна. При выходе за эксплуатационные границы Кодекс предусматривает заранее определённое резервное состояние и оценённые действия перехода к нему [1, с. 21–22]. Для узкости нельзя заранее выбрать универсальную реакцию: остановка, продолжение движения с ограничениями или передача управления оцениваются с учётом оставшегося пространства, течения и других судов.</w:t>
+      </w:r>
+    </w:p>
+    <w:p>
+      <w:pPr>
+        <w:pStyle w:val="BodyText"/>
+      </w:pPr>
+      <w:r>
+        <w:rPr>
+          <w:b w:val="0"/>
+        </w:rPr>
+        <w:t xml:space="preserve">Диагностика и регистрация данных замыкают проверку системы. Неполные наблюдения, прерывание связи и расхождение модели с фактической обстановкой являются основаниями выяснять причину нарушения; сами по себе такие симптомы не устанавливают кибератаку [16, с. 23–24]. Записи исходных данных, решений и команд позволяют восстановить, на каком звене возникла ошибка. Кодекс предусматривает регистрацию операций и проверку технических систем, включая интеграционные и системные испытания [1, с. 24]. В дальнейшем эти сведения используются для оценки того, какие функции российского или зарубежного проекта подтверждены именно в условиях, существенных для плавания в узкостях.</w:t>
       </w:r>
     </w:p>
     <w:bookmarkEnd w:id="23"/>
-    <w:bookmarkStart w:id="24" w:name="Xe5e5bc2f85bda039cae810321abad93f268cc24"/>
+    <w:bookmarkStart w:id="24" w:name="Xdf1b120d09c46bd257b0f81b78a36e02e7173f6"/>
     <w:p>
       <w:pPr>
         <w:pStyle w:val="Heading2"/>
@@ -3432,7 +4078,7 @@
           <w:color w:val="000000"/>
           <w:sz w:val="28"/>
         </w:rPr>
-        <w:t xml:space="preserve">1.4 Нормативные требования и границы разрешённых режимов</w:t>
+        <w:t xml:space="preserve">1.4 Основные навигационные проблемы при плавании в узкостях</w:t>
       </w:r>
       <w:bookmarkEnd w:id="1006"/>
     </w:p>
@@ -3444,7 +4090,7 @@
         <w:rPr>
           <w:b w:val="0"/>
         </w:rPr>
-        <w:t xml:space="preserve">Нормативная оценка MASS требует установления того, какие документы применимы к судну, его функциям и району плавания. Кодекс 2026 года дополняет существующие инструменты, имеет необязательный статус и предусматривает определённую область применения. В части безопасности навигации он связывает функциональные требования с Международной конвенцией по охране человеческой жизни на море и МППСС-72 [1, с. 7–8, 38]. Поэтому использование автономного режима не следует представлять как основание для исключения общих обязанностей по безопасному судовождению.</w:t>
+        <w:t xml:space="preserve">Исходной задачей является определение пространства, в котором судно может двигаться безопасно. При этом одной ширины прохода недостаточно. Руководство ММО по планированию рейса предусматривает учёт допустимой осадки, маневренных характеристик судна, глубин, опасных участков и актуальной навигационной информации. План должен охватывать переход от причала до причала, включая участки лоцманской проводки [5, п. 2.1, 3.1]. Для анализа MASS это означает необходимость связывать геометрию маршрута с характеристиками определённого судна и условиями конкретного перехода.</w:t>
       </w:r>
     </w:p>
     <w:p>
@@ -3455,7 +4101,7 @@
         <w:rPr>
           <w:b w:val="0"/>
         </w:rPr>
-        <w:t xml:space="preserve">В официальном обзоре ММО правило 5 связано с надлежащим наблюдением всеми подходящими средствами, правило 6 — с безопасной скоростью, правило 7 — с оценкой риска столкновения по достаточной информации, правило 8 — с действиями для его предотвращения. Правило 9 относится к движению в узком проходе или фарватере [4]. Для технического анализа эти положения задают разные вопросы: как система получает сведения, как оценивает их достаточность, как выбирает скорость и как обосновывает действие. Полную проверку конкретного манёвра необходимо проводить по применимому тексту правил и условиям ситуации; обзорная страница служит ориентиром, а не заменой такой проверки.</w:t>
+        <w:t xml:space="preserve">Ограничение по глубине следует рассматривать вместе с выбранной скоростью и манёвром. Руководство предусматривает определение минимального запаса воды под килем на критических участках, учёт увеличения осадки из-за просадки и крена при повороте, а также положения точек изменения курса с учётом циркуляции и течений [5, п. 3.2.2.1–3.2.2.5]. В работе эти положения задают перечень проверяемых условий. Численную величину запаса, допустимую скорость или безопасную траекторию нельзя устанавливать без сведений о судне, глубинах и принятом способе расчёта.</w:t>
       </w:r>
     </w:p>
     <w:p>
@@ -3466,7 +4112,7 @@
         <w:rPr>
           <w:b w:val="0"/>
         </w:rPr>
-        <w:t xml:space="preserve">Связь между общими правилами и техническими функциями раскрывается в Кодексе MASS. Поддержание ситуационной осведомлённости предполагает непрерывное наблюдение и анализ информации, понимание текущей ситуации и прогноз её развития. При предотвращении столкновения или посадки на мель изменение курса и скорости должно быть своевременным и соответствовать безопасным эксплуатационным пределам. Исполнение маршрута требует наблюдения за фактическим продвижением судна [1, с. 39–41]. Такая структура позволяет проверять не только наличие алгоритма, но и назначение каждой его функции в безопасном судовождении.</w:t>
+        <w:t xml:space="preserve">Для обнаружения опасности важна не только точность положения цели, но и её отношение к доступному пути. При ограниченном пространстве встречное судно, пересекающая цель и неподвижная навигационная опасность требуют разных решений. Предполагаемое изменение курса следует проверять относительно других участников движения и границ безопасного пространства. Кодекс MASS предусматривает, чтобы действие против столкновения, навала или посадки на мель не создавало иной ситуации с неприемлемым риском [1, с. 40]. Поэтому в сценарном анализе необходимо оценивать последствия манёвра для всей рассматриваемой обстановки.</w:t>
       </w:r>
     </w:p>
     <w:p>
@@ -3477,7 +4123,7 @@
         <w:rPr>
           <w:b w:val="0"/>
         </w:rPr>
-        <w:t xml:space="preserve">Планирование рейса также не сводится к прокладке линии пути. Руководство ММО A.893(21) выделяет сбор и оценку информации, подробное планирование, исполнение и непрерывное наблюдение за выполнением. План включает критические глубины, ограничения судна, условия определения места и варианты действий при обстоятельствах, требующих его изменения [5, п. 1.3, 2.1, 3.2, 5.2]. Для автономной системы необходимо установить, какие сведения она использует из плана, как принимает его изменения и каким образом капитан участвует в их утверждении [1, с. 39–40].</w:t>
+        <w:t xml:space="preserve">Правило 9 связывает движение в узком проходе или фарватере с положением относительно правой внешней границы, насколько это безопасно и практически возможно. В нём также учитываются суда, способные безопасно двигаться только в пределах прохода, и ограничения для других участников, которые не должны препятствовать их движению [4]. Для автономной функции существенна способность определить не только направление движения, но и обстоятельства, от которых зависит применимое требование. Выбор правой стороны пути не заменяет проверки глубин, пространства для манёвра и взаимодействия с другими судами.</w:t>
       </w:r>
     </w:p>
     <w:p>
@@ -3488,7 +4134,7 @@
         <w:rPr>
           <w:b w:val="0"/>
         </w:rPr>
-        <w:t xml:space="preserve">Вопрос человеческого контроля относится к нормативной оценке независимо от степени автоматизации. Кодекс предусматривает ответственное лицо — капитана — и возможность вмешательства. Средства принятия управления навигацией должны быть простыми в использовании, независимыми от контролируемых систем и позволять немедленно принять управление [1, с. 22, 41]. В сценариях узкостей эти положения необходимо рассматривать вместе с предоставлением человеку времени и информации для понимания ситуации. Техническая возможность переключения режима и готовность оператора продолжить управление представляют связанные, но разные условия.</w:t>
+        <w:t xml:space="preserve">Гидрометеорологическая обстановка и видимость должны входить в описание сценария. В руководстве по планированию предусмотрен учёт течений, приливов, метеорологических условий, ночного прохождения опасных точек и надёжности определения места. При исполнении плана необходимо оценивать, не создают ли ожидаемые условия недопустимую опасность [5, п. 2.1.7, 4.2–4.3]. Для MASS эти сведения связаны с эксплуатационными границами судна и проектной областью работы отдельных функций. Кодекс предусматривает обнаружение выхода функции за такую область и заранее определённую реакцию судна при выходе за общие эксплуатационные границы [1, с. 20–21].</w:t>
       </w:r>
     </w:p>
     <w:p>
@@ -3499,7 +4145,7 @@
         <w:rPr>
           <w:b w:val="0"/>
         </w:rPr>
-        <w:t xml:space="preserve">Режим проведения испытания следует отличать от обычной эксплуатации. Временное руководство MSC.1/Circ.1604 от 14 июня 2019 года определяет испытание как ограниченный по времени эксперимент для оценки альтернативного выполнения функций или соблюдения требований. Оно предусматривает разрешение администрации государства флага, а при необходимости — прибрежного государства или портовых властей. Для испытаний рассматриваются оценка риска, аварийные меры, подготовка участников и условия остановки при выходе за параметры безопасности [6, п. 1.2.2–1.2.3, 2.1–2.3]. Этот документ объясняет требования к испытательному режиму; сам по себе он не подтверждает одобрение определённой системы или завершение её проверки.</w:t>
+        <w:t xml:space="preserve">Взаимодействие с берегом и другими участниками следует включать в анализ наряду с работой бортовой системы. Руководство ММО предусматривает использование сведений о системах управления движением судов, лоцманской проводке, обмене информацией между капитаном и лоцманом и береговых возможностях реагирования на аварийные ситуации [5, п. 2.1.7.5–2.1.7.8]. В дальнейшем необходимо установить, какие сообщения должна получать рассматриваемая система, кто подтверждает их понимание и кто принимает решение при изменении согласованного порядка движения. Наличие канала связи ещё не описывает содержание такого взаимодействия.</w:t>
       </w:r>
     </w:p>
     <w:p>
@@ -3510,7 +4156,7 @@
         <w:rPr>
           <w:b w:val="0"/>
         </w:rPr>
-        <w:t xml:space="preserve">Для российских проектов необходимо отдельно устанавливать содержание выданных документов и разрешённых режимов. Показателен опубликованный разработчиком пример паромов «Маршал Рокоссовский» и «Генерал Черняховский». В сообщении Sitronics от 3 октября 2023 года дистанционное управление описано применительно к движению в море, а прохождение узкостей и вход в порт — как ручное управление с поддержкой принятия решений [7]. Это датированное сообщение о конкретном проекте; оно не устанавливает общую норму для российского флота и не подтверждает неизменность условий в 2026 году. Для правовой оценки проекта требуются документы Регистра, эксплуатанта и применимые национальные акты.</w:t>
+        <w:t xml:space="preserve">В анализе узкостей особенно важен момент обнаружения опасности. Для условного сценария необходимо указать, когда цель становится доступной наблюдению, какие сведения нужны для определения её движения и какие действия доступны собственному судну. Затем следует проверить, достаточно ли имеющейся информации для решения и остаётся ли возможность его исполнения. Эти вопросы организуют оценку проекта; они не задают универсальное допустимое время реакции. Если в источнике отсутствуют сведения о моментах обнаружения, принятия решения и манёвра, вывод о пригодности системы для соответствующего сценария остаётся ограниченным.</w:t>
       </w:r>
     </w:p>
     <w:p>
@@ -3521,16 +4167,14 @@
         <w:rPr>
           <w:b w:val="0"/>
         </w:rPr>
-        <w:t xml:space="preserve">В дальнейшем нормативный анализ будет оформлен как связь между требованием, навигационной функцией, условиями её использования и подтверждением. Такая связь нужна, чтобы не смешивать наличие разработки, разрешение испытания, сертификацию отдельного режима и доказательство пригодности для узкости. При отсутствии первичного документа об условиях одобрения соответствующее утверждение будет обозначаться как сообщение участника проекта. Окончательная оценка российского нормативного блока должна учитывать действующие национальные документы и ограничения разрешённых режимов.</w:t>
+        <w:t xml:space="preserve">Таким образом, описание узкости для настоящего исследования включает геометрию пути и глубины, характеристики судна, движение других участников, видимость и гидрометеорологические условия, связь с берегом и доступные действия при ухудшении обстановки. Дальнейшее сравнение будет строиться по этим условиям. Прохождение маршрута в открытом море, подтверждённое источником, необходимо отличать от выполнения навигационных задач в узкости, даже если оба участка входят в один рейс.</w:t>
       </w:r>
     </w:p>
     <w:bookmarkEnd w:id="24"/>
-    <w:bookmarkEnd w:id="25"/>
-    <w:bookmarkStart w:id="29" w:name="X7d461e5545e37f02f20229538d89742f1704e62"/>
+    <w:bookmarkStart w:id="25" w:name="X6b846899848c399b3f450104d757d889aba5580"/>
     <w:p>
       <w:pPr>
-        <w:pStyle w:val="Heading1"/>
-        <w:pageBreakBefore/>
+        <w:pStyle w:val="Heading2"/>
       </w:pPr>
       <w:bookmarkStart w:id="1007" w:name="VKRSection7"/>
       <w:r>
@@ -3539,14 +4183,105 @@
           <w:color w:val="000000"/>
           <w:sz w:val="28"/>
         </w:rPr>
-        <w:t>2 РОССИЙСКИЙ И ЗАРУБЕЖНЫЙ ОПЫТ ПРИМЕНЕНИЯ ТЕХНОЛОГИЙ АВТОНОМНОГО СУДОВОЖДЕНИЯ</w:t>
+        <w:t xml:space="preserve">1.5 Международные требования к безопасности автономного судовождения</w:t>
       </w:r>
       <w:bookmarkEnd w:id="1007"/>
     </w:p>
-    <w:bookmarkStart w:id="26" w:name="X276ba426ad5c9154452377aee069e1ec895b2e6"/>
     <w:p>
       <w:pPr>
-        <w:pStyle w:val="Heading2"/>
+        <w:pStyle w:val="FirstParagraph"/>
+      </w:pPr>
+      <w:r>
+        <w:rPr>
+          <w:b w:val="0"/>
+        </w:rPr>
+        <w:t xml:space="preserve">Нормативная оценка MASS требует установления того, какие документы применимы к судну, его функциям и району плавания. Кодекс 2026 года дополняет существующие инструменты, имеет необязательный статус и предусматривает определённую область применения. В части безопасности навигации он связывает функциональные требования с Международной конвенцией по охране человеческой жизни на море и МППСС-72 [1, с. 7–8, 38]. Поэтому использование автономного режима не следует представлять как основание для исключения общих обязанностей по безопасному судовождению.</w:t>
+      </w:r>
+    </w:p>
+    <w:p>
+      <w:pPr>
+        <w:pStyle w:val="BodyText"/>
+      </w:pPr>
+      <w:r>
+        <w:rPr>
+          <w:b w:val="0"/>
+        </w:rPr>
+        <w:t xml:space="preserve">В официальном обзоре ММО правило 5 связано с надлежащим наблюдением всеми подходящими средствами, правило 6 — с безопасной скоростью, правило 7 — с оценкой риска столкновения по достаточной информации, правило 8 — с действиями для его предотвращения. Правило 9 относится к движению в узком проходе или фарватере [4]. Для технического анализа эти положения задают разные вопросы: как система получает сведения, как оценивает их достаточность, как выбирает скорость и как обосновывает действие. Полную проверку конкретного манёвра необходимо проводить по применимому тексту правил и условиям ситуации; обзорная страница служит ориентиром, а не заменой такой проверки.</w:t>
+      </w:r>
+    </w:p>
+    <w:p>
+      <w:pPr>
+        <w:pStyle w:val="BodyText"/>
+      </w:pPr>
+      <w:r>
+        <w:rPr>
+          <w:b w:val="0"/>
+        </w:rPr>
+        <w:t xml:space="preserve">Связь между общими правилами и техническими функциями раскрывается в Кодексе MASS. Поддержание ситуационной осведомлённости предполагает непрерывное наблюдение и анализ информации, понимание текущей ситуации и прогноз её развития. При предотвращении столкновения или посадки на мель изменение курса и скорости должно быть своевременным и соответствовать безопасным эксплуатационным пределам. Исполнение маршрута требует наблюдения за фактическим продвижением судна [1, с. 39–41]. Такая структура позволяет проверять не только наличие алгоритма, но и назначение каждой его функции в безопасном судовождении.</w:t>
+      </w:r>
+    </w:p>
+    <w:p>
+      <w:pPr>
+        <w:pStyle w:val="BodyText"/>
+      </w:pPr>
+      <w:r>
+        <w:rPr>
+          <w:b w:val="0"/>
+        </w:rPr>
+        <w:t xml:space="preserve">Планирование рейса также не сводится к прокладке линии пути. Руководство ММО A.893(21) выделяет сбор и оценку информации, подробное планирование, исполнение и непрерывное наблюдение за выполнением. План включает критические глубины, ограничения судна, условия определения места и варианты действий при обстоятельствах, требующих его изменения [5, п. 1.3, 2.1, 3.2, 5.2]. Для автономной системы необходимо установить, какие сведения она использует из плана, как принимает его изменения и каким образом капитан участвует в их утверждении [1, с. 39–40].</w:t>
+      </w:r>
+    </w:p>
+    <w:p>
+      <w:pPr>
+        <w:pStyle w:val="BodyText"/>
+      </w:pPr>
+      <w:r>
+        <w:rPr>
+          <w:b w:val="0"/>
+        </w:rPr>
+        <w:t xml:space="preserve">Вопрос человеческого контроля относится к нормативной оценке независимо от степени автоматизации. Кодекс предусматривает ответственное лицо — капитана — и возможность вмешательства. Средства принятия управления навигацией должны быть простыми в использовании, независимыми от контролируемых систем и позволять немедленно принять управление [1, с. 22, 41]. В сценариях узкостей эти положения необходимо рассматривать вместе с предоставлением человеку времени и информации для понимания ситуации. Техническая возможность переключения режима и готовность оператора продолжить управление представляют связанные, но разные условия.</w:t>
+      </w:r>
+    </w:p>
+    <w:p>
+      <w:pPr>
+        <w:pStyle w:val="BodyText"/>
+      </w:pPr>
+      <w:r>
+        <w:rPr>
+          <w:b w:val="0"/>
+        </w:rPr>
+        <w:t xml:space="preserve">Режим проведения испытания следует отличать от обычной эксплуатации. Временное руководство MSC.1/Circ.1604 от 14 июня 2019 года определяет испытание как ограниченный по времени эксперимент для оценки альтернативного выполнения функций или соблюдения требований. Оно предусматривает разрешение администрации государства флага, а при необходимости — прибрежного государства или портовых властей. Для испытаний рассматриваются оценка риска, аварийные меры, подготовка участников и условия остановки при выходе за параметры безопасности [6, п. 1.2.2–1.2.3, 2.1–2.3]. Этот документ объясняет требования к испытательному режиму; сам по себе он не подтверждает одобрение определённой системы или завершение её проверки.</w:t>
+      </w:r>
+    </w:p>
+    <w:p>
+      <w:pPr>
+        <w:pStyle w:val="BodyText"/>
+      </w:pPr>
+      <w:r>
+        <w:rPr>
+          <w:b w:val="0"/>
+        </w:rPr>
+        <w:t xml:space="preserve">Для российских проектов необходимо отдельно устанавливать содержание выданных документов и разрешённых режимов. Показателен опубликованный разработчиком пример паромов «Маршал Рокоссовский» и «Генерал Черняховский». В сообщении Sitronics от 3 октября 2023 года дистанционное управление описано применительно к движению в море, а прохождение узкостей и вход в порт — как ручное управление с поддержкой принятия решений [7]. Это датированное сообщение о конкретном проекте; оно не устанавливает общую норму для российского флота и не подтверждает неизменность условий в 2026 году. Для правовой оценки проекта требуются документы Регистра, эксплуатанта и применимые национальные акты.</w:t>
+      </w:r>
+    </w:p>
+    <w:p>
+      <w:pPr>
+        <w:pStyle w:val="BodyText"/>
+      </w:pPr>
+      <w:r>
+        <w:rPr>
+          <w:b w:val="0"/>
+        </w:rPr>
+        <w:t xml:space="preserve">В дальнейшем нормативный анализ будет оформлен как связь между требованием, навигационной функцией, условиями её использования и подтверждением. Такая связь нужна, чтобы не смешивать наличие разработки, разрешение испытания, сертификацию отдельного режима и доказательство пригодности для узкости. При отсутствии первичного документа об условиях одобрения соответствующее утверждение будет обозначаться как сообщение участника проекта. Окончательная оценка российского нормативного блока должна учитывать действующие национальные документы и ограничения разрешённых режимов.</w:t>
+      </w:r>
+    </w:p>
+    <w:bookmarkEnd w:id="25"/>
+    <w:bookmarkEnd w:id="26"/>
+    <w:bookmarkStart w:id="30" w:name="Xecb2f83da9f9d6c6e101603d0090d8ab0d185de"/>
+    <w:p>
+      <w:pPr>
+        <w:pStyle w:val="Heading1"/>
+        <w:pageBreakBefore/>
       </w:pPr>
       <w:bookmarkStart w:id="1008" w:name="VKRSection8"/>
       <w:r>
@@ -3555,67 +4290,11 @@
           <w:color w:val="000000"/>
           <w:sz w:val="28"/>
         </w:rPr>
-        <w:t xml:space="preserve">2.1 Документированные этапы российских проектов</w:t>
+        <w:t>2 РОССИЙСКИЙ ОПЫТ РАЗРАБОТКИ И ПРИМЕНЕНИЯ ТЕХНОЛОГИЙ АВТОНОМНОГО СУДОВОЖДЕНИЯ</w:t>
       </w:r>
       <w:bookmarkEnd w:id="1008"/>
     </w:p>
-    <w:p>
-      <w:pPr>
-        <w:pStyle w:val="FirstParagraph"/>
-      </w:pPr>
-      <w:r>
-        <w:rPr>
-          <w:b w:val="0"/>
-        </w:rPr>
-        <w:t xml:space="preserve">Рассмотрение российских разработок начинается с опубликованных материалов об испытаниях и применении комплекса а-Навигации Sitronics KT. На данном этапе выделены три группы примеров: испытание на сухогрузе «Пола Анфиса», внедрение на паромах «Маршал Рокоссовский» и «Генерал Черняховский», а также применение безэкипажного катера «Странник 575». Эти примеры относятся к одному разработчику и не образуют полного обзора российского рынка. Они дают исходный материал для проверки того, какие функции передавались системе или дистанционному оператору и в каких условиях это происходило [7–10].</w:t>
-      </w:r>
-    </w:p>
-    <w:p>
-      <w:pPr>
-        <w:pStyle w:val="BodyText"/>
-      </w:pPr>
-      <w:r>
-        <w:rPr>
-          <w:b w:val="0"/>
-        </w:rPr>
-        <w:t xml:space="preserve">В публикации от 11 мая 2021 года Sitronics сообщила об испытании комплекса на сухогрузе «Пола Анфиса» в Азовском море. По описанию компании, управление осуществляли специалисты из офиса «Пола Райз» в Санкт-Петербурге; были проверены дистанционный режим и автономное движение, после чего управление вернули на борт. Сообщение указывает продолжительность испытания в один час [8]. Это свидетельство участника проекта о проведённом испытании. Для оценки прохождения узкости дополнительно нужны программа испытаний, характеристики участка и сведения о конкретных манёврах.</w:t>
-      </w:r>
-    </w:p>
-    <w:p>
-      <w:pPr>
-        <w:pStyle w:val="BodyText"/>
-      </w:pPr>
-      <w:r>
-        <w:rPr>
-          <w:b w:val="0"/>
-        </w:rPr>
-        <w:t xml:space="preserve">Следующий рассматриваемый этап связан с паромами «Маршал Рокоссовский» и «Генерал Черняховский». В октябре 2023 года разработчик сообщил о получении удостоверений автономных и дистанционно управляемых надводных судов. Декабрьская публикация того же года описывает начало эксплуатации «Генерала Черняховского» в дистанционном режиме с использованием средств а-Навигации и управление на части маршрута в открытом море из берегового центра [7; 9]. Сообщение о запуске описывает начало рейса и запланированное прибытие; оно не заменяет отчёт о завершённом переходе.</w:t>
-      </w:r>
-    </w:p>
-    <w:p>
-      <w:pPr>
-        <w:pStyle w:val="BodyText"/>
-      </w:pPr>
-      <w:r>
-        <w:rPr>
-          <w:b w:val="0"/>
-        </w:rPr>
-        <w:t xml:space="preserve">В сентябре 2026 года компания опубликовала сообщение о доставке документов катером «Странник 575» в населённые пункты в дельте Северной Двины. Согласно публикации, катер прошёл маршрут длиной более 40 км без людей на борту, с возможностью перехода на дистанционное управление; вмешательства инженеров во время рейса не потребовалось [10]. Эти сведения рассматриваются как сообщение разработчика о конкретной операции. Их нельзя переносить на морской паром или считать доказательством работы при любых условиях в дельте.</w:t>
-      </w:r>
-    </w:p>
-    <w:p>
-      <w:pPr>
-        <w:pStyle w:val="BodyText"/>
-      </w:pPr>
-      <w:r>
-        <w:rPr>
-          <w:b w:val="0"/>
-        </w:rPr>
-        <w:t xml:space="preserve">Перечисленные этапы позволяют выделить разные предметы проверки: отдельное испытание режима, внедрение комплекса на морских грузопассажирских паромах и конкретную операцию маломерного безэкипажного судна. Для исследования узкостей важно сохранить это различие. Само увеличение числа применений технологии не показывает, что одна и та же система получила одинаковые возможности и разрешения для всех типов судов и участков плавания.</w:t>
-      </w:r>
-    </w:p>
-    <w:bookmarkEnd w:id="26"/>
-    <w:bookmarkStart w:id="27" w:name="X31f499202676bc2e662c48b99c6ec9e69a7adc9"/>
+    <w:bookmarkStart w:id="27" w:name="X2ce18eb0c42c913ff508877abd916c5d0bf3082"/>
     <w:p>
       <w:pPr>
         <w:pStyle w:val="Heading2"/>
@@ -3627,7 +4306,7 @@
           <w:color w:val="000000"/>
           <w:sz w:val="28"/>
         </w:rPr>
-        <w:t xml:space="preserve">2.2 Функции комплекса и распределение управления</w:t>
+        <w:t xml:space="preserve">2.1 Развитие автономного судовождения в России и основные проекты</w:t>
       </w:r>
       <w:bookmarkEnd w:id="1009"/>
     </w:p>
@@ -3639,7 +4318,7 @@
         <w:rPr>
           <w:b w:val="0"/>
         </w:rPr>
-        <w:t xml:space="preserve">В опубликованном описании оборудования паромов выделены автономная навигационная система, оптическая система анализа обстановки и состояния судна, управление движением и маневрированием, контроль и наблюдение за судовыми системами. Там же описан береговой центр в Санкт-Петербурге, который обеспечивал наблюдение за навигационной обстановкой, параметрами движения и дистанционное управление в открытом море [7]. Такой перечень позволяет связать проект с функциональной схемой главы 1: данные об обстановке, оценка, решение, воздействие на движение и наблюдение за состоянием.</w:t>
+        <w:t xml:space="preserve">Рассмотрение российских разработок начинается с опубликованных материалов об испытаниях и применении комплекса а-Навигации Sitronics KT. На данном этапе выделены три группы примеров: испытание на сухогрузе «Пола Анфиса», внедрение на паромах «Маршал Рокоссовский» и «Генерал Черняховский», а также применение безэкипажного катера «Странник 575». Эти примеры относятся к одному разработчику и не образуют полного обзора российского рынка. Они дают исходный материал для проверки того, какие функции передавались системе или дистанционному оператору и в каких условиях это происходило [7–10].</w:t>
       </w:r>
     </w:p>
     <w:p>
@@ -3650,7 +4329,7 @@
         <w:rPr>
           <w:b w:val="0"/>
         </w:rPr>
-        <w:t xml:space="preserve">Наличие в перечне оптической системы подтверждает, что соответствующая функция заявлена в описании комплекса. Однако из этого сообщения нельзя определить дальность обнаружения, частоту пропуска целей, условия освещения или результаты распознавания. Поэтому способность обнаруживать опасность в узкости следует оценивать по отдельным техническим документам и испытаниям. В частности, нужны сведения о типах целей, условиях их наблюдения и передаче полученной информации системе принятия решений или человеку.</w:t>
+        <w:t xml:space="preserve">В публикации от 11 мая 2021 года Sitronics сообщила об испытании комплекса на сухогрузе «Пола Анфиса» в Азовском море. По описанию компании, управление осуществляли специалисты из офиса «Пола Райз» в Санкт-Петербурге; были проверены дистанционный режим и автономное движение, после чего управление вернули на борт. Сообщение указывает продолжительность испытания в один час [8]. Это свидетельство участника проекта о проведённом испытании. Для оценки прохождения узкости дополнительно нужны программа испытаний, характеристики участка и сведения о конкретных манёврах.</w:t>
       </w:r>
     </w:p>
     <w:p>
@@ -3661,7 +4340,7 @@
         <w:rPr>
           <w:b w:val="0"/>
         </w:rPr>
-        <w:t xml:space="preserve">Для рассматриваемой темы существеннее всего опубликованное распределение режимов. В сообщении 2023 года прохождение узкостей и вход в порт описаны как ручное управление совместно с поддержкой принятия решений, тогда как дистанционный режим отнесён к движению в море [7]. Таким образом, этот источник позволяет изучать применение автономных технологий в составе судовождения, но не подтверждает самостоятельное выполнение системой полного прохода через узкость. Перечень разрешённых режимов необходимо сверить с самими выданными документами и актуальными условиями эксплуатации.</w:t>
+        <w:t xml:space="preserve">Следующий рассматриваемый этап связан с паромами «Маршал Рокоссовский» и «Генерал Черняховский». В октябре 2023 года разработчик сообщил о получении удостоверений автономных и дистанционно управляемых надводных судов. Декабрьская публикация того же года описывает начало эксплуатации «Генерала Черняховского» в дистанционном режиме с использованием средств а-Навигации и управление на части маршрута в открытом море из берегового центра [7; 9]. Сообщение о запуске описывает начало рейса и запланированное прибытие; оно не заменяет отчёт о завершённом переходе.</w:t>
       </w:r>
     </w:p>
     <w:p>
@@ -3672,11 +4351,22 @@
         <w:rPr>
           <w:b w:val="0"/>
         </w:rPr>
-        <w:t xml:space="preserve">Маломерный катер представляет иной вариант распределения задач. В сентябрьской публикации 2026 года основной режим описан как автономный, а дистанционное управление — как доступный вариант при нештатной ситуации [10]. При дальнейшем анализе необходимо установить, как контролировалась навигационная обстановка, какие события должны были вызывать вмешательство и какие ограничения были предусмотрены для рейса. Поскольку опубликованное сообщение не раскрывает полный протокол операции, эти вопросы пока нельзя считать проверенными.</w:t>
+        <w:t xml:space="preserve">В сентябре 2026 года компания опубликовала сообщение о доставке документов катером «Странник 575» в населённые пункты в дельте Северной Двины. Согласно публикации, катер прошёл маршрут длиной более 40 км без людей на борту, с возможностью перехода на дистанционное управление; вмешательства инженеров во время рейса не потребовалось [10]. Эти сведения рассматриваются как сообщение разработчика о конкретной операции. Их нельзя переносить на морской паром или считать доказательством работы при любых условиях в дельте.</w:t>
+      </w:r>
+    </w:p>
+    <w:p>
+      <w:pPr>
+        <w:pStyle w:val="BodyText"/>
+      </w:pPr>
+      <w:r>
+        <w:rPr>
+          <w:b w:val="0"/>
+        </w:rPr>
+        <w:t xml:space="preserve">Перечисленные этапы позволяют выделить разные предметы проверки: отдельное испытание режима, внедрение комплекса на морских грузопассажирских паромах и конкретную операцию маломерного безэкипажного судна. Для исследования узкостей важно сохранить это различие. Само увеличение числа применений технологии не показывает, что одна и та же система получила одинаковые возможности и разрешения для всех типов судов и участков плавания.</w:t>
       </w:r>
     </w:p>
     <w:bookmarkEnd w:id="27"/>
-    <w:bookmarkStart w:id="28" w:name="X57c16efd36f69961fb85aca4e5ad3b831522765"/>
+    <w:bookmarkStart w:id="28" w:name="X6f42e4463c3294bf94bd1adc143a11dc4800b8e"/>
     <w:p>
       <w:pPr>
         <w:pStyle w:val="Heading2"/>
@@ -3688,9 +4378,70 @@
           <w:color w:val="000000"/>
           <w:sz w:val="28"/>
         </w:rPr>
-        <w:t xml:space="preserve">2.3 Условия проверки и значение для плавания в узкостях</w:t>
+        <w:t xml:space="preserve">2.2 Российские технические решения и реализованные навигационные функции</w:t>
       </w:r>
       <w:bookmarkEnd w:id="1010"/>
+    </w:p>
+    <w:p>
+      <w:pPr>
+        <w:pStyle w:val="FirstParagraph"/>
+      </w:pPr>
+      <w:r>
+        <w:rPr>
+          <w:b w:val="0"/>
+        </w:rPr>
+        <w:t xml:space="preserve">В опубликованном описании оборудования паромов выделены автономная навигационная система, оптическая система анализа обстановки и состояния судна, управление движением и маневрированием, контроль и наблюдение за судовыми системами. Там же описан береговой центр в Санкт-Петербурге, который обеспечивал наблюдение за навигационной обстановкой, параметрами движения и дистанционное управление в открытом море [7]. Такой перечень позволяет связать проект с функциональной схемой главы 1: данные об обстановке, оценка, решение, воздействие на движение и наблюдение за состоянием.</w:t>
+      </w:r>
+    </w:p>
+    <w:p>
+      <w:pPr>
+        <w:pStyle w:val="BodyText"/>
+      </w:pPr>
+      <w:r>
+        <w:rPr>
+          <w:b w:val="0"/>
+        </w:rPr>
+        <w:t xml:space="preserve">Наличие в перечне оптической системы подтверждает, что соответствующая функция заявлена в описании комплекса. Однако из этого сообщения нельзя определить дальность обнаружения, частоту пропуска целей, условия освещения или результаты распознавания. Поэтому способность обнаруживать опасность в узкости следует оценивать по отдельным техническим документам и испытаниям. В частности, нужны сведения о типах целей, условиях их наблюдения и передаче полученной информации системе принятия решений или человеку.</w:t>
+      </w:r>
+    </w:p>
+    <w:p>
+      <w:pPr>
+        <w:pStyle w:val="BodyText"/>
+      </w:pPr>
+      <w:r>
+        <w:rPr>
+          <w:b w:val="0"/>
+        </w:rPr>
+        <w:t xml:space="preserve">Для рассматриваемой темы существеннее всего опубликованное распределение режимов. В сообщении 2023 года прохождение узкостей и вход в порт описаны как ручное управление совместно с поддержкой принятия решений, тогда как дистанционный режим отнесён к движению в море [7]. Таким образом, этот источник позволяет изучать применение автономных технологий в составе судовождения, но не подтверждает самостоятельное выполнение системой полного прохода через узкость. Перечень разрешённых режимов необходимо сверить с самими выданными документами и актуальными условиями эксплуатации.</w:t>
+      </w:r>
+    </w:p>
+    <w:p>
+      <w:pPr>
+        <w:pStyle w:val="BodyText"/>
+      </w:pPr>
+      <w:r>
+        <w:rPr>
+          <w:b w:val="0"/>
+        </w:rPr>
+        <w:t xml:space="preserve">Маломерный катер представляет иной вариант распределения задач. В сентябрьской публикации 2026 года основной режим описан как автономный, а дистанционное управление — как доступный вариант при нештатной ситуации [10]. При дальнейшем анализе необходимо установить, как контролировалась навигационная обстановка, какие события должны были вызывать вмешательство и какие ограничения были предусмотрены для рейса. Поскольку опубликованное сообщение не раскрывает полный протокол операции, эти вопросы пока нельзя считать проверенными.</w:t>
+      </w:r>
+    </w:p>
+    <w:bookmarkEnd w:id="28"/>
+    <w:bookmarkStart w:id="29" w:name="X7aaced6e59e806ba72c09880c13ba6a506bc702"/>
+    <w:p>
+      <w:pPr>
+        <w:pStyle w:val="Heading2"/>
+      </w:pPr>
+      <w:bookmarkStart w:id="1011" w:name="VKRSection11"/>
+      <w:r>
+        <w:rPr>
+          <w:rFonts w:ascii="Times New Roman" w:hAnsi="Times New Roman"/>
+          <w:color w:val="000000"/>
+          <w:sz w:val="28"/>
+        </w:rPr>
+        <w:t xml:space="preserve">2.3 Испытания и эксплуатация российских систем: результаты и ограничения</w:t>
+      </w:r>
+      <w:bookmarkEnd w:id="1011"/>
     </w:p>
     <w:p>
       <w:pPr>
@@ -3743,6 +4494,7 @@
           </w:tcPr>
           <w:p>
             <w:pPr>
+              <w:keepNext/>
               <w:spacing w:line="240" w:lineRule="auto" w:before="0" w:after="0"/>
               <w:ind w:firstLine="0"/>
               <w:jc w:val="left"/>
@@ -3763,6 +4515,7 @@
           </w:tcPr>
           <w:p>
             <w:pPr>
+              <w:keepNext/>
               <w:spacing w:line="240" w:lineRule="auto" w:before="0" w:after="0"/>
               <w:ind w:firstLine="0"/>
               <w:jc w:val="left"/>
@@ -3783,6 +4536,7 @@
           </w:tcPr>
           <w:p>
             <w:pPr>
+              <w:keepNext/>
               <w:spacing w:line="240" w:lineRule="auto" w:before="0" w:after="0"/>
               <w:ind w:firstLine="0"/>
               <w:jc w:val="left"/>
@@ -3808,6 +4562,7 @@
           </w:tcPr>
           <w:p>
             <w:pPr>
+              <w:keepNext/>
               <w:spacing w:line="240" w:lineRule="auto" w:before="0" w:after="0"/>
               <w:ind w:firstLine="0"/>
               <w:jc w:val="left"/>
@@ -3828,6 +4583,7 @@
           </w:tcPr>
           <w:p>
             <w:pPr>
+              <w:keepNext/>
               <w:spacing w:line="240" w:lineRule="auto" w:before="0" w:after="0"/>
               <w:ind w:firstLine="0"/>
               <w:jc w:val="left"/>
@@ -3848,6 +4604,7 @@
           </w:tcPr>
           <w:p>
             <w:pPr>
+              <w:keepNext/>
               <w:spacing w:line="240" w:lineRule="auto" w:before="0" w:after="0"/>
               <w:ind w:firstLine="0"/>
               <w:jc w:val="left"/>
@@ -3873,6 +4630,7 @@
           </w:tcPr>
           <w:p>
             <w:pPr>
+              <w:keepNext/>
               <w:spacing w:line="240" w:lineRule="auto" w:before="0" w:after="0"/>
               <w:ind w:firstLine="0"/>
               <w:jc w:val="left"/>
@@ -3893,6 +4651,7 @@
           </w:tcPr>
           <w:p>
             <w:pPr>
+              <w:keepNext/>
               <w:spacing w:line="240" w:lineRule="auto" w:before="0" w:after="0"/>
               <w:ind w:firstLine="0"/>
               <w:jc w:val="left"/>
@@ -3913,6 +4672,7 @@
           </w:tcPr>
           <w:p>
             <w:pPr>
+              <w:keepNext/>
               <w:spacing w:line="240" w:lineRule="auto" w:before="0" w:after="0"/>
               <w:ind w:firstLine="0"/>
               <w:jc w:val="left"/>
@@ -3938,6 +4698,7 @@
           </w:tcPr>
           <w:p>
             <w:pPr>
+              <w:keepNext w:val="0"/>
               <w:spacing w:line="240" w:lineRule="auto" w:before="0" w:after="0"/>
               <w:ind w:firstLine="0"/>
               <w:jc w:val="left"/>
@@ -3958,6 +4719,7 @@
           </w:tcPr>
           <w:p>
             <w:pPr>
+              <w:keepNext w:val="0"/>
               <w:spacing w:line="240" w:lineRule="auto" w:before="0" w:after="0"/>
               <w:ind w:firstLine="0"/>
               <w:jc w:val="left"/>
@@ -3978,6 +4740,7 @@
           </w:tcPr>
           <w:p>
             <w:pPr>
+              <w:keepNext w:val="0"/>
               <w:spacing w:line="240" w:lineRule="auto" w:before="0" w:after="0"/>
               <w:ind w:firstLine="0"/>
               <w:jc w:val="left"/>
@@ -4005,15 +4768,15 @@
         <w:t xml:space="preserve">Из рассмотренных материалов следует рабочий вывод: российские примеры требуют анализа по отдельным навигационным функциям и условиям, а не общего обозначения автономности. Для паромов опубликованный порядок управления прямо ограничивает вывод о самостоятельном прохождении узкостей. Для катера описанная операция представляет интерес как отдельный случай, однако её подробные технические условия ещё необходимо подтвердить. Эти ограничения определяют дальнейший поиск источников и не означают заранее установленной технической неспособности систем.</w:t>
       </w:r>
     </w:p>
-    <w:bookmarkEnd w:id="28"/>
     <w:bookmarkEnd w:id="29"/>
-    <w:bookmarkStart w:id="40" w:name="список-использованных-источников"/>
+    <w:bookmarkEnd w:id="30"/>
+    <w:bookmarkStart w:id="44" w:name="список-использованных-источников"/>
     <w:p>
       <w:pPr>
         <w:pStyle w:val="VKRStructuralHeading"/>
         <w:pageBreakBefore/>
       </w:pPr>
-      <w:bookmarkStart w:id="1011" w:name="VKRSection11"/>
+      <w:bookmarkStart w:id="1012" w:name="VKRSection12"/>
       <w:r>
         <w:rPr>
           <w:rFonts w:ascii="Times New Roman" w:hAnsi="Times New Roman"/>
@@ -4022,7 +4785,7 @@
         </w:rPr>
         <w:t>СПИСОК ИСПОЛЬЗОВАННЫХ ИСТОЧНИКОВ</w:t>
       </w:r>
-      <w:bookmarkEnd w:id="1011"/>
+      <w:bookmarkEnd w:id="1012"/>
     </w:p>
     <w:p>
       <w:pPr>
@@ -4040,7 +4803,7 @@
         </w:rPr>
         <w:t xml:space="preserve"> </w:t>
       </w:r>
-      <w:hyperlink r:id="rId15">
+      <w:hyperlink r:id="rId18">
         <w:r>
           <w:rPr>
             <w:rStyle w:val="Hyperlink"/>
@@ -4077,7 +4840,7 @@
         </w:rPr>
         <w:t xml:space="preserve"> </w:t>
       </w:r>
-      <w:hyperlink r:id="rId16">
+      <w:hyperlink r:id="rId19">
         <w:r>
           <w:rPr>
             <w:rStyle w:val="Hyperlink"/>
@@ -4114,7 +4877,7 @@
         </w:rPr>
         <w:t xml:space="preserve"> </w:t>
       </w:r>
-      <w:hyperlink r:id="rId9">
+      <w:hyperlink r:id="rId10">
         <w:r>
           <w:rPr>
             <w:rStyle w:val="Hyperlink"/>
@@ -4151,7 +4914,7 @@
         </w:rPr>
         <w:t xml:space="preserve"> </w:t>
       </w:r>
-      <w:hyperlink r:id="rId8">
+      <w:hyperlink r:id="rId9">
         <w:r>
           <w:rPr>
             <w:rStyle w:val="Hyperlink"/>
@@ -4188,7 +4951,7 @@
         </w:rPr>
         <w:t xml:space="preserve"> </w:t>
       </w:r>
-      <w:hyperlink r:id="rId14">
+      <w:hyperlink r:id="rId17">
         <w:r>
           <w:rPr>
             <w:rStyle w:val="Hyperlink"/>
@@ -4225,7 +4988,7 @@
         </w:rPr>
         <w:t xml:space="preserve"> </w:t>
       </w:r>
-      <w:hyperlink r:id="rId17">
+      <w:hyperlink r:id="rId20">
         <w:r>
           <w:rPr>
             <w:rStyle w:val="Hyperlink"/>
@@ -4262,7 +5025,7 @@
         </w:rPr>
         <w:t xml:space="preserve"> </w:t>
       </w:r>
-      <w:hyperlink r:id="rId10">
+      <w:hyperlink r:id="rId13">
         <w:r>
           <w:rPr>
             <w:rStyle w:val="Hyperlink"/>
@@ -4299,7 +5062,7 @@
         </w:rPr>
         <w:t xml:space="preserve"> </w:t>
       </w:r>
-      <w:hyperlink r:id="rId13">
+      <w:hyperlink r:id="rId16">
         <w:r>
           <w:rPr>
             <w:rStyle w:val="Hyperlink"/>
@@ -4336,7 +5099,7 @@
         </w:rPr>
         <w:t xml:space="preserve"> </w:t>
       </w:r>
-      <w:hyperlink r:id="rId11">
+      <w:hyperlink r:id="rId14">
         <w:r>
           <w:rPr>
             <w:rStyle w:val="Hyperlink"/>
@@ -4373,7 +5136,7 @@
         </w:rPr>
         <w:t xml:space="preserve"> </w:t>
       </w:r>
-      <w:hyperlink r:id="rId12">
+      <w:hyperlink r:id="rId15">
         <w:r>
           <w:rPr>
             <w:rStyle w:val="Hyperlink"/>
@@ -4402,7 +5165,7 @@
         <w:rPr>
           <w:b w:val="0"/>
         </w:rPr>
-        <w:t xml:space="preserve">11 Раздел 2. Принципы организации структуры МАНС : учебный материал [Электронный ресурс]. — [Б. м. : б. и.], [б. г.]. — 24 с. — PDF-файл, предоставленный автором ВКР 09.10.2026.</w:t>
+        <w:t xml:space="preserve">11 Раздел 2. Принципы организации структуры МАНС : учебный материал [Электронный ресурс] // СДО «Фарватер». — [Б. г.]. — 24 с.</w:t>
       </w:r>
     </w:p>
     <w:p>
@@ -4413,7 +5176,7 @@
         <w:rPr>
           <w:b w:val="0"/>
         </w:rPr>
-        <w:t xml:space="preserve">12 Раздел 4. Технические средства судовождения МАНС : учебный материал [Электронный ресурс]. — [Б. м. : б. и.], [б. г.]. — 25 с. — PDF-файл, предоставленный автором ВКР 09.10.2026.</w:t>
+        <w:t xml:space="preserve">12 Раздел 4. Технические средства судовождения МАНС : учебный материал [Электронный ресурс] // СДО «Фарватер». — [Б. г.]. — 25 с.</w:t>
       </w:r>
     </w:p>
     <w:p>
@@ -4424,7 +5187,7 @@
         <w:rPr>
           <w:b w:val="0"/>
         </w:rPr>
-        <w:t xml:space="preserve">13 Раздел 5. Информационные потоки МАНС : учебный материал [Электронный ресурс]. — [Б. м. : б. и.], [б. г.]. — 49 с. — PDF-файл, предоставленный автором ВКР 09.10.2026.</w:t>
+        <w:t xml:space="preserve">13 Раздел 5. Информационные потоки МАНС : учебный материал [Электронный ресурс] // СДО «Фарватер». — [Б. г.]. — 49 с.</w:t>
       </w:r>
     </w:p>
     <w:p>
@@ -4435,7 +5198,7 @@
         <w:rPr>
           <w:b w:val="0"/>
         </w:rPr>
-        <w:t xml:space="preserve">14 Раздел 3. Математические основы средств автономности судна : учебный материал [Электронный ресурс]. — [Б. м. : б. и.], [б. г.]. — 69 с. — PDF-файл, предоставленный автором ВКР 09.10.2026.</w:t>
+        <w:t xml:space="preserve">14 Раздел 3. Математические основы средств автономности судна : учебный материал [Электронный ресурс] // СДО «Фарватер». — [Б. г.]. — 69 с.</w:t>
       </w:r>
     </w:p>
     <w:p>
@@ -4446,7 +5209,7 @@
         <w:rPr>
           <w:b w:val="0"/>
         </w:rPr>
-        <w:t xml:space="preserve">15 Раздел 8. Управление МАНС : учебный материал [Электронный ресурс]. — [Б. м. : б. и.], [б. г.]. — 18 с. — PDF-файл, предоставленный автором ВКР 09.10.2026.</w:t>
+        <w:t xml:space="preserve">15 Раздел 8. Управление МАНС : учебный материал [Электронный ресурс] // СДО «Фарватер». — [Б. г.]. — 18 с.</w:t>
       </w:r>
     </w:p>
     <w:p>
@@ -4457,15 +5220,126 @@
         <w:rPr>
           <w:b w:val="0"/>
         </w:rPr>
-        <w:t xml:space="preserve">16 Раздел 7. Кибербезопасность : учебный материал [Электронный ресурс]. — [Б. м. : б. и.], [б. г.]. — 35 с. — PDF-файл, предоставленный автором ВКР 09.10.2026.</w:t>
+        <w:t xml:space="preserve">16 Раздел 7. Кибербезопасность : учебный материал [Электронный ресурс] // СДО «Фарватер». — [Б. г.]. — 35 с.</w:t>
       </w:r>
     </w:p>
-    <w:bookmarkEnd w:id="40"/>
+    <w:p>
+      <w:pPr>
+        <w:pStyle w:val="BodyText"/>
+      </w:pPr>
+      <w:r>
+        <w:rPr>
+          <w:b w:val="0"/>
+        </w:rPr>
+        <w:t xml:space="preserve">17 Fossen T. I. Fossen’s Marine Craft Model [Электронный ресурс]. — URL:</w:t>
+      </w:r>
+      <w:r>
+        <w:rPr>
+          <w:b w:val="0"/>
+        </w:rPr>
+        <w:t xml:space="preserve"> </w:t>
+      </w:r>
+      <w:hyperlink r:id="rId8">
+        <w:r>
+          <w:rPr>
+            <w:rStyle w:val="Hyperlink"/>
+          </w:rPr>
+          <w:t xml:space="preserve">https://www.fossen.biz/html/marineCraftModel.html</w:t>
+        </w:r>
+      </w:hyperlink>
+      <w:r>
+        <w:rPr>
+          <w:b w:val="0"/>
+        </w:rPr>
+        <w:t xml:space="preserve"> </w:t>
+      </w:r>
+      <w:r>
+        <w:rPr>
+          <w:b w:val="0"/>
+        </w:rPr>
+        <w:t xml:space="preserve">(дата обращения: 09.10.2026).</w:t>
+      </w:r>
+    </w:p>
+    <w:p>
+      <w:pPr>
+        <w:pStyle w:val="BodyText"/>
+      </w:pPr>
+      <w:r>
+        <w:rPr>
+          <w:b w:val="0"/>
+        </w:rPr>
+        <w:t xml:space="preserve">18 United States Coast Guard Navigation Center. Navigation Rules: Amalgamated [Электронный ресурс] : международные положения правил 3 и 9. — URL:</w:t>
+      </w:r>
+      <w:r>
+        <w:rPr>
+          <w:b w:val="0"/>
+        </w:rPr>
+        <w:t xml:space="preserve"> </w:t>
+      </w:r>
+      <w:hyperlink r:id="rId12">
+        <w:r>
+          <w:rPr>
+            <w:rStyle w:val="Hyperlink"/>
+          </w:rPr>
+          <w:t xml:space="preserve">https://www.navcen.uscg.gov/navigation-rules-amalgamated</w:t>
+        </w:r>
+      </w:hyperlink>
+      <w:r>
+        <w:rPr>
+          <w:b w:val="0"/>
+        </w:rPr>
+        <w:t xml:space="preserve"> </w:t>
+      </w:r>
+      <w:r>
+        <w:rPr>
+          <w:b w:val="0"/>
+        </w:rPr>
+        <w:t xml:space="preserve">(дата обращения: 09.10.2026).</w:t>
+      </w:r>
+    </w:p>
+    <w:p>
+      <w:pPr>
+        <w:pStyle w:val="BodyText"/>
+      </w:pPr>
+      <w:r>
+        <w:rPr>
+          <w:b w:val="0"/>
+        </w:rPr>
+        <w:t xml:space="preserve">19 Alamoush A. S., Ölçer A. I. Maritime Autonomous Surface Ships: Architecture for Autonomous Navigation Systems // Journal of Marine Science and Engineering. — 2025. — Vol. 13, no. 1. — Art. 122. — DOI: 10.3390/jmse13010122. — URL:</w:t>
+      </w:r>
+      <w:r>
+        <w:rPr>
+          <w:b w:val="0"/>
+        </w:rPr>
+        <w:t xml:space="preserve"> </w:t>
+      </w:r>
+      <w:hyperlink r:id="rId11">
+        <w:r>
+          <w:rPr>
+            <w:rStyle w:val="Hyperlink"/>
+          </w:rPr>
+          <w:t xml:space="preserve">https://www.mdpi.com/2077-1312/13/1/122</w:t>
+        </w:r>
+      </w:hyperlink>
+      <w:r>
+        <w:rPr>
+          <w:b w:val="0"/>
+        </w:rPr>
+        <w:t xml:space="preserve"> </w:t>
+      </w:r>
+      <w:r>
+        <w:rPr>
+          <w:b w:val="0"/>
+        </w:rPr>
+        <w:t xml:space="preserve">(дата обращения: 09.10.2026).</w:t>
+      </w:r>
+    </w:p>
+    <w:bookmarkEnd w:id="44"/>
     <w:sectPr>
-      <w:headerReference w:type="default" r:id="rId18"/>
-      <w:headerReference w:type="first" r:id="rId19"/>
-      <w:footerReference w:type="default" r:id="rId20"/>
-      <w:footerReference w:type="first" r:id="rId21"/>
+      <w:headerReference w:type="default" r:id="rId21"/>
+      <w:headerReference w:type="first" r:id="rId22"/>
+      <w:footerReference w:type="default" r:id="rId23"/>
+      <w:footerReference w:type="first" r:id="rId24"/>
       <w:pgSz w:w="11906" w:h="16838"/>
       <w:pgMar w:top="1134" w:right="850" w:bottom="1134" w:left="1701" w:header="567" w:footer="567" w:gutter="0"/>
       <w:cols w:space="708"/>

--- a/research/drafts/working-draft.docx
+++ b/research/drafts/working-draft.docx
@@ -2256,7 +2256,7 @@
       </w:r>
       <w:fldSimple w:instr="PAGEREF VKRSection6 \h">
         <w:r>
-          <w:t>19</w:t>
+          <w:t>23</w:t>
         </w:r>
       </w:fldSimple>
     </w:p>
@@ -2279,7 +2279,7 @@
       </w:r>
       <w:fldSimple w:instr="PAGEREF VKRSection7 \h">
         <w:r>
-          <w:t>22</w:t>
+          <w:t>26</w:t>
         </w:r>
       </w:fldSimple>
     </w:p>
@@ -2299,7 +2299,7 @@
       </w:r>
       <w:fldSimple w:instr="PAGEREF VKRSection8 \h">
         <w:r>
-          <w:t>25</w:t>
+          <w:t>29</w:t>
         </w:r>
       </w:fldSimple>
     </w:p>
@@ -2322,7 +2322,7 @@
       </w:r>
       <w:fldSimple w:instr="PAGEREF VKRSection9 \h">
         <w:r>
-          <w:t>25</w:t>
+          <w:t>29</w:t>
         </w:r>
       </w:fldSimple>
     </w:p>
@@ -2345,7 +2345,7 @@
       </w:r>
       <w:fldSimple w:instr="PAGEREF VKRSection10 \h">
         <w:r>
-          <w:t>26</w:t>
+          <w:t>30</w:t>
         </w:r>
       </w:fldSimple>
     </w:p>
@@ -2368,7 +2368,7 @@
       </w:r>
       <w:fldSimple w:instr="PAGEREF VKRSection11 \h">
         <w:r>
-          <w:t>27</w:t>
+          <w:t>31</w:t>
         </w:r>
       </w:fldSimple>
     </w:p>
@@ -2520,7 +2520,7 @@
       </w:r>
       <w:fldSimple w:instr="PAGEREF VKRSection12 \h">
         <w:r>
-          <w:t>29</w:t>
+          <w:t>33</w:t>
         </w:r>
       </w:fldSimple>
     </w:p>
@@ -2547,7 +2547,7 @@
         <w:pStyle w:val="VKRAbbreviation"/>
       </w:pPr>
       <w:r>
-        <w:t>ММО</w:t>
+        <w:t>ИМО</w:t>
         <w:tab/>
         <w:t>Международная морская организация</w:t>
       </w:r>
@@ -2597,11 +2597,61 @@
         <w:pStyle w:val="VKRAbbreviation"/>
       </w:pPr>
       <w:r>
+        <w:t>САРП</w:t>
+        <w:tab/>
+        <w:t>средства автоматической радиолокационной прокладки</w:t>
+      </w:r>
+    </w:p>
+    <w:p>
+      <w:pPr>
+        <w:pStyle w:val="VKRAbbreviation"/>
+      </w:pPr>
+      <w:r>
         <w:t>АИС</w:t>
         <w:tab/>
         <w:t>автоматическая идентификационная система</w:t>
       </w:r>
     </w:p>
+    <w:p>
+      <w:pPr>
+        <w:pStyle w:val="VKRAbbreviation"/>
+      </w:pPr>
+      <w:r>
+        <w:t>ЭКНИС</w:t>
+        <w:tab/>
+        <w:t>электронная картографическая навигационно-информационная система</w:t>
+      </w:r>
+    </w:p>
+    <w:p>
+      <w:pPr>
+        <w:pStyle w:val="VKRAbbreviation"/>
+      </w:pPr>
+      <w:r>
+        <w:t>CAS</w:t>
+        <w:tab/>
+        <w:t>Collision Avoidance System — система предотвращения столкновений</w:t>
+      </w:r>
+    </w:p>
+    <w:p>
+      <w:pPr>
+        <w:pStyle w:val="VKRAbbreviation"/>
+      </w:pPr>
+      <w:r>
+        <w:t>АНС</w:t>
+        <w:tab/>
+        <w:t>автономная навигационная система</w:t>
+      </w:r>
+    </w:p>
+    <w:p>
+      <w:pPr>
+        <w:pStyle w:val="VKRAbbreviation"/>
+      </w:pPr>
+      <w:r>
+        <w:t>ПИД</w:t>
+        <w:tab/>
+        <w:t>пропорционально-интегрально-дифференциальный</w:t>
+      </w:r>
+    </w:p>
     <w:bookmarkStart w:id="20" w:name="введение"/>
     <w:p>
       <w:pPr>
@@ -2627,7 +2677,7 @@
         <w:rPr>
           <w:b w:val="0"/>
         </w:rPr>
-        <w:t xml:space="preserve">Развитие автономного судовождения ставит перед морским флотом вопрос о том, какие задачи управления судном могут выполняться технической системой и при каких условиях сохраняется безопасность плавания. Международная морская организация (ММО) рассматривает морское автономное надводное судно — Maritime Autonomous Surface Ship (MASS) — как судно, способное в различной степени действовать независимо от участия человека. Принятый в 2026 году Кодекс безопасности MASS связывает применение автономных функций с установленными эксплуатационными границами, возможностью контроля и заранее определёнными действиями при нарушении условий работы [1, с. 9, 20–24]. Поэтому анализ автономности требует рассматривать не только состав оборудования, но и распределение задач между судовой системой, экипажем и береговым оператором.</w:t>
+        <w:t xml:space="preserve">Развитие автономного судовождения ставит перед морским флотом вопрос о том, какие задачи управления судном могут выполняться технической системой и при каких условиях сохраняется безопасность плавания. Международная морская организация (ИМО) рассматривает морское автономное надводное судно — Maritime Autonomous Surface Ship (MASS) — как судно, способное в различной степени действовать независимо от участия человека. Принятый в 2026 году Кодекс безопасности MASS связывает применение автономных функций с установленными эксплуатационными границами, возможностью контроля и заранее определёнными действиями при нарушении условий работы [1, с. 9, 20–24; 20]. Поэтому анализ автономности требует рассматривать не только состав оборудования, но и распределение задач между судовой системой, экипажем и береговым оператором.</w:t>
       </w:r>
     </w:p>
     <w:p>
@@ -2638,7 +2688,7 @@
         <w:rPr>
           <w:b w:val="0"/>
         </w:rPr>
-        <w:t xml:space="preserve">Особое значение эта задача приобретает при плавании в узкостях. Ограниченное пространство связывает выбор траектории с глубинами, маневренными характеристиками судна и движением других участников. Согласно Руководству ММО по планированию рейса, на критических участках необходимо учитывать минимальный запас воды под килем, увеличение осадки из-за просадки и крена, особенности циркуляции и влияние течений [5, п. 3.2.2.1–3.2.2.5]. Для автономной системы эти условия образуют взаимосвязанную задачу: обнаружить опасность, определить её значение для дальнейшего движения и выбрать действие, допустимое в имеющемся пространстве.</w:t>
+        <w:t xml:space="preserve">Особое значение эта задача приобретает при плавании в узкостях. Ограниченное пространство связывает выбор траектории с глубинами, маневренными характеристиками судна и движением других участников. Согласно Руководству ИМО по планированию рейса, на критических участках необходимо учитывать минимальный запас воды под килем, увеличение осадки из-за просадки и крена, особенности циркуляции и влияние течений [5, п. 3.2.2.1–3.2.2.5]. Для автономной системы эти условия образуют взаимосвязанную задачу: обнаружить опасность, определить её значение для дальнейшего движения и выбрать действие, допустимое в имеющемся пространстве.</w:t>
       </w:r>
     </w:p>
     <w:p>
@@ -2831,7 +2881,7 @@
         <w:rPr>
           <w:b w:val="0"/>
         </w:rPr>
-        <w:t xml:space="preserve">Международная морская организация (ММО) определяет автономное надводное судно — Maritime Autonomous Surface Ship (MASS) — как судно, способное в различной степени действовать независимо от взаимодействия с человеком. Это определение не устанавливает обязательного отсутствия экипажа. В Кодексе отдельно предусмотрено применение автономных и дистанционно управляемых функций при наличии людей на борту, выполняющих другие задачи [1, с. 8–9]. Поэтому в рамках исследования необходимо устанавливать, какие именно функции переданы технической системе или оператору за пределами судна, а также кто контролирует их выполнение.</w:t>
+        <w:t xml:space="preserve">Международная морская организация (ИМО) определяет автономное надводное судно — Maritime Autonomous Surface Ship (MASS) — как судно, способное в различной степени действовать независимо от взаимодействия с человеком. Это определение не устанавливает обязательного отсутствия экипажа. В Кодексе отдельно предусмотрено применение автономных и дистанционно управляемых функций при наличии людей на борту, выполняющих другие задачи [1, с. 8–9]. Поэтому в рамках исследования необходимо устанавливать, какие именно функции переданы технической системе или оператору за пределами судна, а также кто контролирует их выполнение.</w:t>
       </w:r>
     </w:p>
     <w:p>
@@ -2842,7 +2892,7 @@
         <w:rPr>
           <w:b w:val="0"/>
         </w:rPr>
-        <w:t xml:space="preserve">В мае 2026 года ММО приняла Кодекс безопасности MASS резолюцией MSC.595(111); начало его применения предусмотрено с 1 июля 2026 года [1, с. 1; 3]. Кодекс имеет необязательный статус и дополняет применимые международные инструменты. Согласно разделу об области применения, он относится к грузовым судам, на которые распространяется глава I Международной конвенции по охране человеческой жизни на море 1974 года, и связанным с ними центрам дистанционного управления при указанных в Кодексе условиях. Его положения нельзя автоматически представлять как универсальные обязательные правила для любого автономного плавсредства [1, с. 7–8].</w:t>
+        <w:t xml:space="preserve">В мае 2026 года ИМО приняла Кодекс безопасности MASS резолюцией MSC.595(111); начало его применения предусмотрено с 1 июля 2026 года [1, с. 1; 3]. Кодекс имеет необязательный статус и дополняет применимые международные инструменты. Согласно разделу об области применения, он относится к грузовым судам, на которые распространяется глава I Международной конвенции по охране человеческой жизни на море 1974 года, и связанным с ними центрам дистанционного управления при указанных в Кодексе условиях. Его положения нельзя автоматически представлять как универсальные обязательные правила для любого автономного плавсредства [1, с. 7–8].</w:t>
       </w:r>
     </w:p>
     <w:p>
@@ -2864,7 +2914,7 @@
         <w:rPr>
           <w:b w:val="0"/>
         </w:rPr>
-        <w:t xml:space="preserve">Для понимания развития терминологии необходимо учитывать классификацию, использованную ММО при исследовании применимости существующей нормативной базы к MASS. Итоги этого исследования опубликованы в циркуляре MSC.1/Circ.1638 от 3 июня 2021 года. В нём выделены четыре степени автономности, приведённые в таблице 1.1. Эта классификация описывает подход, применённый для нормативного исследования, и должна читаться с учётом его назначения [2, п. 3.3–3.5].</w:t>
+        <w:t xml:space="preserve">Для понимания развития терминологии необходимо учитывать классификацию, использованную ИМО при исследовании применимости существующей нормативной базы к MASS. Итоги этого исследования опубликованы в циркуляре MSC.1/Circ.1638 от 3 июня 2021 года. В нём выделены четыре степени автономности, приведённые в таблице 1.1. Эта классификация описывает подход, применённый для нормативного исследования, и должна читаться с учётом его назначения [2, п. 3.3–3.5].</w:t>
       </w:r>
     </w:p>
     <w:p>
@@ -2880,7 +2930,7 @@
           <w:b w:val="0"/>
           <w:sz w:val="24"/>
         </w:rPr>
-        <w:t xml:space="preserve">Таблица 1.1 — Степени автономности в нормативном исследовании ММО 2021 года</w:t>
+        <w:t xml:space="preserve">Таблица 1.1 — Степени автономности в нормативном исследовании ИМО 2021 года</w:t>
       </w:r>
     </w:p>
     <w:tbl>
@@ -3318,7 +3368,7 @@
         <w:rPr>
           <w:b w:val="0"/>
         </w:rPr>
-        <w:t xml:space="preserve">В настоящей работе узкостью называется участок плавания, на котором доступное для судна пространство ограничивает выбор пути и манёвра. Это рабочее определение задаёт предмет технического анализа: система должна вести судно в допустимых границах и учитывать, какое пространство остаётся для расхождения, поворота или изменения скорости. При оценке участка ширину водной поверхности необходимо сопоставлять с глубинами, осадкой, размерами и маневренными характеристиками судна. Руководство ММО по планированию рейса предусматривает учёт этих характеристик, минимального запаса воды под килем, просадки, крена на повороте и течений [5, п. 2.1, 3.2.2.1–3.2.2.5].</w:t>
+        <w:t xml:space="preserve">В настоящей работе узкостью называется участок плавания, на котором доступное для судна пространство ограничивает выбор пути и манёвра. Это рабочее определение задаёт предмет технического анализа: система должна вести судно в допустимых границах и учитывать, какое пространство остаётся для расхождения, поворота или изменения скорости. При оценке участка ширину водной поверхности необходимо сопоставлять с глубинами, осадкой, размерами и маневренными характеристиками судна. Руководство ИМО по планированию рейса предусматривает учёт этих характеристик, минимального запаса воды под килем, просадки, крена на повороте и течений [5, п. 2.1, 3.2.2.1–3.2.2.5].</w:t>
       </w:r>
     </w:p>
     <w:p>
@@ -3412,6 +3462,17 @@
         <w:rPr>
           <w:b w:val="0"/>
         </w:rPr>
+        <w:t xml:space="preserve">В составе комплекса необходимо различать прибор, программный модуль и алгоритм. Прибор получает физическое измерение: например, гирокомпас определяет курс. Программный модуль принимает данные, проверяет их и решает выделенную задачу, например оценивает движение цели. Алгоритм задаёт способ расчёта внутри этого модуля. Нейронная сеть является одним из возможных вычислительных методов, а не названием всей системы автономного судовождения. В архитектурном обзоре отдельно рассматриваются средства наблюдения, обработка информации, предотвращение столкновений и управление движением; для этих задач приведены разные методы [19, разд. 3.1, 3.6–3.7].</w:t>
+      </w:r>
+    </w:p>
+    <w:p>
+      <w:pPr>
+        <w:pStyle w:val="BodyText"/>
+      </w:pPr>
+      <w:r>
+        <w:rPr>
+          <w:b w:val="0"/>
+        </w:rPr>
         <w:t xml:space="preserve">Первый набор данных описывает собственное судно. Приёмник глобальной навигационной спутниковой системы (ГНСС) предоставляет навигационное решение о его положении и движении; гирокомпас — курс; лаг — скорость в соответствии с используемым принципом измерения; датчик угловой скорости — быстроту поворота. Эхолот даёт сведения о глубине под преобразователем, а датчики рулевой и энергетической установок показывают фактическое положение органов управления и состояние механизмов. В техническом составе, рассмотренном в учебном курсе, дополнительно предусмотрены инерциальная навигация, средства измерения ветра, качки и видимости [12, с. 3–4]. Для расчёта манёвра эти величины имеют разное назначение: координаты показывают, где находится судно, курс — куда направлена его диаметральная плоскость, скорость и угловая скорость — как оно движется в данный момент.</w:t>
       </w:r>
     </w:p>
@@ -3423,7 +3484,7 @@
         <w:rPr>
           <w:b w:val="0"/>
         </w:rPr>
-        <w:t xml:space="preserve">Второй набор данных относится к окружающим объектам. Радиолокационная станция (РЛС) и средства сопровождения целей дают наблюдения об обнаруженных объектах и их движении. Автоматическая идентификационная система (АИС) служит источником передаваемых участниками данных; её сообщения необходимо сопоставлять с другими наблюдениями. Оптические средства анализируют изображения видимого и инфракрасного диапазонов. В отдельных комплектациях предусматриваются лазерные дальномеры, лидары и средства приёма внешних звуковых сигналов [12, с. 3–4; 13, с. 39]. Различные каналы позволяют исследовать один объект с разных сторон: получить его положение относительно судна, признаки внешнего вида и доступные идентификационные сведения. Наличие одного канала не подтверждает полноту наблюдения всей акватории.</w:t>
+        <w:t xml:space="preserve">Второй набор данных относится к окружающим объектам. Радиолокационная станция (РЛС) обнаруживает отражающие объекты и определяет их положение относительно судна. Средства автоматической радиолокационной прокладки (САРП) обрабатывают последовательные радиолокационные наблюдения для сопровождения целей и оценки их движения. Автоматическая идентификационная система (АИС) служит источником передаваемых участниками данных; её сообщения необходимо сопоставлять с другими наблюдениями. Оптические средства анализируют изображения видимого и инфракрасного диапазонов. В отдельных комплектациях предусматриваются лазерные дальномеры, лидары и средства приёма внешних звуковых сигналов [12, с. 3–4; 13, с. 39]. Различные каналы позволяют исследовать один объект с разных сторон: получить его положение относительно судна, признаки внешнего вида и доступные идентификационные сведения. Наличие одного канала не подтверждает полноту наблюдения всей акватории.</w:t>
       </w:r>
     </w:p>
     <w:p>
@@ -3434,6 +3495,28 @@
         <w:rPr>
           <w:b w:val="0"/>
         </w:rPr>
+        <w:t xml:space="preserve">Картографическая информация поступает из другого источника. Электронная картографическая навигационно-информационная система (ЭКНИС; англ. ECDIS) обеспечивает работу с электронной навигационной картой и навигационными данными; для автономного планирования нужны доступные программе сведения о береговых границах, глубинах и ограничениях района [13, с. 19; 19, разд. 3.3.1, 3.6.1–3.6.2]. Камера не определяет безопасную глубину по изображению воды, а текущий отсчёт эхолота не описывает глубины на всём будущем пути. Поэтому сведения о целях должны сопоставляться с картографическими ограничениями. Наличие изображения карты на экране само по себе ещё не показывает, какие данные получает модуль автоматического планирования.</w:t>
+      </w:r>
+    </w:p>
+    <w:p>
+      <w:pPr>
+        <w:pStyle w:val="BodyText"/>
+      </w:pPr>
+      <w:r>
+        <w:rPr>
+          <w:b w:val="0"/>
+        </w:rPr>
+        <w:t xml:space="preserve">Программное обеспечение связывает перечисленные источники. Входные модули принимают измерения и сообщения, средства контроля выявляют недоступность или несогласованность данных, модули обработки формируют описание обстановки, а планировщик передаёт задание системе управления. Эти функции могут быть распределены между устройствами и вычислителями; функциональная схема не означает, что все они выполняются одной программой на одном компьютере [11, с. 11–13; 19, разд. 3.1]. Для конкретного проекта необходимо различать название продукта, его программные модули и состав фактически установленного оборудования.</w:t>
+      </w:r>
+    </w:p>
+    <w:p>
+      <w:pPr>
+        <w:pStyle w:val="BodyText"/>
+      </w:pPr>
+      <w:r>
+        <w:rPr>
+          <w:b w:val="0"/>
+        </w:rPr>
         <w:t xml:space="preserve">Работу оптической подсистемы можно проследить по конкретной последовательности обработки. В описанном учебном примере кадры нескольких камер собираются с общей временной привязкой, корректируются и объединяются в панорамное изображение. Затем программа выделяет объекты, определяет доступные признаки и связывает наблюдения на последовательных кадрах. Результатом становится формуляр цели: её идентификатор, тип и оценённые параметры. При достаточной продолжительности наблюдения определяются характеристики движения. На экран оператора передаётся изображение с обозначениями объектов, а в навигационную систему — формуляры в согласованном формате [13, с. 39–40]. Таким образом, видеопоток для человека и данные для расчёта манёвра являются разными выходами одной подсистемы.</w:t>
       </w:r>
     </w:p>
@@ -3445,6 +3528,28 @@
         <w:rPr>
           <w:b w:val="0"/>
         </w:rPr>
+        <w:t xml:space="preserve">Пример применения нейросети — распознавание объектов на изображении. В обзоре рассматриваются свёрточные нейронные сети, которые обрабатывают изображения и используются для распознавания и классификации морских объектов [19, разд. 3.6.1]. При машинном обучении модель настраивается по обучающим данным, а при эксплуатации применяет полученные параметры к новым наблюдениям. В рассматриваемом учебном описании поиск объектов использует загруженные образы и данные, сформированные в результате машинного обучения [13, с. 39–40]. Из этого описания не следует, что система непрерывно переобучается во время рейса.</w:t>
+      </w:r>
+    </w:p>
+    <w:p>
+      <w:pPr>
+        <w:pStyle w:val="BodyText"/>
+      </w:pPr>
+      <w:r>
+        <w:rPr>
+          <w:b w:val="0"/>
+        </w:rPr>
+        <w:t xml:space="preserve">Результат распознавания имеет ограниченное назначение: обнаруженный участок изображения, признаки или предполагаемый тип объекта ещё не являются командой рулевой машине. Далее нужны сопровождение цели, оценка её положения и движения, проверка риска и допустимости манёвра. Ошибка распознавания способна перейти на следующий уровень, поэтому наличие нейросети не устраняет необходимость проверять качество наблюдения и условия применения. Точное семейство сети, её версия, обучающие данные и ошибки конкретного комплекса в использованных описаниях не раскрыты; приписывать ему определённую модель без документации нельзя [13, с. 39–40; 19, разд. 3.6.1].</w:t>
+      </w:r>
+    </w:p>
+    <w:p>
+      <w:pPr>
+        <w:pStyle w:val="BodyText"/>
+      </w:pPr>
+      <w:r>
+        <w:rPr>
+          <w:b w:val="0"/>
+        </w:rPr>
         <w:t xml:space="preserve">Согласование наблюдений требуется потому, что одна цель может присутствовать сразу в нескольких источниках. Если объект обнаружен камерой и РЛС и одновременно передаёт данные АИС, вычислительная система должна установить, относятся ли эти записи к одному судну. В учебном описании предусмотрено сопоставление информации оптической подсистемы, АИС и РЛС [13, с. 40]. Для анализа такой функции существенны система координат, момент наблюдения и погрешность: сравнивать необработанные числа без их приведения к сопоставимому виду недостаточно. Например, после изменения движения цели прежнее сообщение и новое измерение могут расходиться без отказа датчика. Это объясняет, почему в исследовании наряду с координатами необходимо учитывать возраст данных и качество сопровождения. Конкретный алгоритм объединения наблюдений и его параметры должны устанавливаться по документации рассматриваемого комплекса.</w:t>
       </w:r>
     </w:p>
@@ -3478,7 +3583,7 @@
         <w:rPr>
           <w:b w:val="0"/>
         </w:rPr>
-        <w:t xml:space="preserve">Построитель движения формирует последовательность допустимых положений судна и изменения скорости. Исходный маршрут задаёт общий путь, а локальный манёвр уточняет его с учётом текущей обстановки. При проверке варианта должны учитываться другие суда, неподвижные опасности и возможность его исполнения. Кодекс MASS требует, чтобы действия по предотвращению столкновения, навала или посадки на мель не создавали иной ситуации с неприемлемым риском [1, с. 39–40]. Поэтому результат работы этого модуля нельзя описывать только командой «повернуть вправо». Требуется определить, где начинается поворот, как изменяется движение, остаётся ли судно в допустимом пространстве и как оно продолжает переход после расхождения.</w:t>
+        <w:t xml:space="preserve">В учебном материале этот этап представлен конкретным программным модулем Collision Avoidance System (CAS), включённым в программное обеспечение автономной навигационной системы (АНС) и подсистему автоматического маневрирования и расхождения. На вход подаются координаты, путевые углы и скорости целей, состояние своего судна, навигационные опасности и настройки расхождения. При обнаружении опасной цели или нарушения ограничений модуль строит варианты манёвра; судоводитель может просматривать предложенное расхождение на экране [14, с. 55–56]. CAS в данном источнике — название модуля конкретного описания. Оно не доказывает одинаковую реализацию всех систем предотвращения столкновений и не устанавливает используемую нейросетевую архитектуру.</w:t>
       </w:r>
     </w:p>
     <w:p>
@@ -3489,6 +3594,28 @@
         <w:rPr>
           <w:b w:val="0"/>
         </w:rPr>
+        <w:t xml:space="preserve">Модуль планирования движения формирует последовательность допустимых положений судна и изменения скорости. Исходный маршрут задаёт общий путь, а локальный манёвр уточняет его с учётом текущей обстановки. При проверке варианта должны учитываться другие суда, неподвижные опасности и возможность его исполнения. Кодекс MASS требует, чтобы действия по предотвращению столкновения, навала или посадки на мель не создавали иной ситуации с неприемлемым риском [1, с. 39–40]. Поэтому результат работы этого модуля нельзя описывать только командой «повернуть вправо». Требуется определить, где начинается поворот, как изменяется движение, остаётся ли судно в допустимом пространстве и как оно продолжает переход после расхождения.</w:t>
+      </w:r>
+    </w:p>
+    <w:p>
+      <w:pPr>
+        <w:pStyle w:val="BodyText"/>
+      </w:pPr>
+      <w:r>
+        <w:rPr>
+          <w:b w:val="0"/>
+        </w:rPr>
+        <w:t xml:space="preserve">Для поиска пути могут использоваться алгоритмы, которые не относятся к нейронным сетям. В обзоре среди методов планирования названы поиск A* и его варианты; в описании представления среды упоминается алгоритм Дейкстры [19, разд. 3.6.1–3.6.2]. Такие методы ищут путь между допустимыми положениями по заданному правилу оценки переходов. Чтобы применить результат к судну, в постановке задачи необходимо учесть запретные области и выполнимость движения. Название алгоритма само по себе не подтверждает, что найденный путь соответствует маневренным характеристикам судна и всем применимым требованиям МППСС-72. В этой работе перечисленные методы рассматриваются как варианты реализации, а не как подтверждённое оснащение российских паромов.</w:t>
+      </w:r>
+    </w:p>
+    <w:p>
+      <w:pPr>
+        <w:pStyle w:val="BodyText"/>
+      </w:pPr>
+      <w:r>
+        <w:rPr>
+          <w:b w:val="0"/>
+        </w:rPr>
         <w:t xml:space="preserve">Следующий уровень отвечает за движение по выбранному пути. Система управления маршрутом сравнивает положение судна с активным участком и рассчитывает задание для авторулевого. В режиме удержания линии пути регулируемой величиной является боковое отклонение от этой линии. В другом режиме система направляет судно к путевой точке; возвращение на исходную линию при этом может не быть целью управления [14, с. 58–59]. Различие существенно для узкости: направление к одной и той же точке не означает одинаковую траекторию подхода. Следовательно, проверять нужно и координаты конечной точки, и путь, по которому система собирается к ней прийти.</w:t>
       </w:r>
     </w:p>
@@ -3511,7 +3638,62 @@
         <w:rPr>
           <w:b w:val="0"/>
         </w:rPr>
+        <w:t xml:space="preserve">Работу программного регулятора можно проследить в открытом проекте Python Vehicle Simulator Т. И. Фоссена. Это средство моделирования судов и других морских аппаратов, дополняющее набор MATLAB Marine Systems Simulator. В исследованной версии класс frigate содержит метод headingAutopilot: он получает текущие курс и угловую скорость рыскания, вычисляет их отклонения от заданного движения и вызывает функцию PIDpolePlacement из файла control.py. Результатом является команда угла перекладки руля [21, README; frigate.py, headingAutopilot; control.py, PIDpolePlacement].</w:t>
+      </w:r>
+    </w:p>
+    <w:p>
+      <w:pPr>
+        <w:pStyle w:val="BodyText"/>
+      </w:pPr>
+      <w:r>
+        <w:rPr>
+          <w:b w:val="0"/>
+        </w:rPr>
+        <w:t xml:space="preserve">Пропорционально-интегрально-дифференциальный регулятор (ПИД-регулятор) в этом примере использует текущую ошибку, накопленную ошибку и отклонение скорости изменения управляемой величины. Эти составляющие позволяют реагировать на отклонение, учитывать его сохранение во времени и характер изменения движения. Вычисление выполняется по заданным формулам и коэффициентам; нейронная сеть в рассмотренной функции не используется [21, control.py, PIDpolePlacement]. Этот пример показывает именно способ исполнения задания курса. Он не является установленной на рассматриваемых судах программой и не заменяет обнаружение целей, выбор безопасного пути или одобрение системы для эксплуатации.</w:t>
+      </w:r>
+    </w:p>
+    <w:p>
+      <w:pPr>
+        <w:pStyle w:val="BodyText"/>
+      </w:pPr>
+      <w:r>
+        <w:rPr>
+          <w:b w:val="0"/>
+        </w:rPr>
         <w:t xml:space="preserve">Разделение уровней объясняет отличие авторулевого от автономного судовождения. Удержание заданного курса является задачей исполнения. Выбор самого курса с учётом встречного судна, глубин и применимых требований относится к более высоким уровням. Система может точно вести судно по заданной линии, но для безопасного автономного прохода дополнительно требуются обнаружение объектов, оценка ситуации и изменение плана движения. В таблице 1.2 приведена функциональная схема, составленная по рассмотренным источникам; она не задаёт обязательную комплектацию любого автономного судна.</w:t>
+      </w:r>
+    </w:p>
+    <w:p>
+      <w:pPr>
+        <w:pStyle w:val="BodyText"/>
+      </w:pPr>
+      <w:r>
+        <w:rPr>
+          <w:b w:val="0"/>
+        </w:rPr>
+        <w:t xml:space="preserve">Нормативные требования определяют, какие условия должны обеспечивать эти функции. Правило 5 МППСС-72 требует надлежащего наблюдения всеми подходящими средствами; правило 6 связывает безопасную скорость с видимостью, плотностью движения, маневренностью и другими обстоятельствами; правило 7 относится к оценке опасности столкновения; правило 8 — к своевременности, характеру и проверке результата действия; правило 9 устанавливает требования для узких проходов и фарватеров [18, международные правила 5–9]. Поэтому система не может ограничиться правилом вида «обнаружено судно — повернуть вправо». Она должна учитывать применимую ситуацию, доступное пространство, другие опасности и последствия своего действия.</w:t>
+      </w:r>
+    </w:p>
+    <w:p>
+      <w:pPr>
+        <w:pStyle w:val="BodyText"/>
+      </w:pPr>
+      <w:r>
+        <w:rPr>
+          <w:b w:val="0"/>
+        </w:rPr>
+        <w:t xml:space="preserve">Перевод правового требования в программную проверку является инженерной задачей. Например, требование безопасной скорости требует оценки условий и возможностей судна, а требование проверить эффективность манёвра — повторного наблюдения после выдачи команды. Эти связи представляют функциональный разбор требований, а не доказательство соответствия конкретной программы МППСС-72. Сам текст правил не предписывает нейросеть или определённый язык программирования. Для автономных функций Кодекс MASS дополнительно рассматривает эксплуатационные границы, резервные действия, взаимодействие с человеком и проверку технических систем [1, с. 20–24, 39–42].</w:t>
+      </w:r>
+    </w:p>
+    <w:p>
+      <w:pPr>
+        <w:pStyle w:val="BodyText"/>
+      </w:pPr>
+      <w:r>
+        <w:rPr>
+          <w:b w:val="0"/>
+        </w:rPr>
+        <w:t xml:space="preserve">Последовательность удобно показать на условном примере, который не является описанием проведённого испытания. При следовании по узкости средства наблюдения обнаружили малое судно, от которого не поступает сообщение АИС. Радиолокационные и оптические наблюдения передаются на обработку; программа связывает последовательные обнаружения и оценивает движение цели. Модуль оценки опасности сопоставляет прогноз с собственным путём. Затем планировщик проверяет возможные изменения движения с учётом правил, границ безопасных глубин и динамики судна. Допустимое задание передаётся системе управления маршрутом и авторулевому, которые формируют команды исполнительным механизмам. Новые измерения показывают, выполняется ли манёвр и уменьшается ли опасность. При недостатке данных или выходе за предусмотренные условия требуется установленная процедура резервного управления, а не предположение о том, что нейросеть сама найдёт безопасный выход [1, с. 21–24, 39–40; 14, с. 55–59].</w:t>
       </w:r>
     </w:p>
     <w:p>
@@ -4090,7 +4272,7 @@
         <w:rPr>
           <w:b w:val="0"/>
         </w:rPr>
-        <w:t xml:space="preserve">Исходной задачей является определение пространства, в котором судно может двигаться безопасно. При этом одной ширины прохода недостаточно. Руководство ММО по планированию рейса предусматривает учёт допустимой осадки, маневренных характеристик судна, глубин, опасных участков и актуальной навигационной информации. План должен охватывать переход от причала до причала, включая участки лоцманской проводки [5, п. 2.1, 3.1]. Для анализа MASS это означает необходимость связывать геометрию маршрута с характеристиками определённого судна и условиями конкретного перехода.</w:t>
+        <w:t xml:space="preserve">Исходной задачей является определение пространства, в котором судно может двигаться безопасно. При этом одной ширины прохода недостаточно. Руководство ИМО по планированию рейса предусматривает учёт допустимой осадки, маневренных характеристик судна, глубин, опасных участков и актуальной навигационной информации. План должен охватывать переход от причала до причала, включая участки лоцманской проводки [5, п. 2.1, 3.1]. Для анализа MASS это означает необходимость связывать геометрию маршрута с характеристиками определённого судна и условиями конкретного перехода.</w:t>
       </w:r>
     </w:p>
     <w:p>
@@ -4145,7 +4327,7 @@
         <w:rPr>
           <w:b w:val="0"/>
         </w:rPr>
-        <w:t xml:space="preserve">Взаимодействие с берегом и другими участниками следует включать в анализ наряду с работой бортовой системы. Руководство ММО предусматривает использование сведений о системах управления движением судов, лоцманской проводке, обмене информацией между капитаном и лоцманом и береговых возможностях реагирования на аварийные ситуации [5, п. 2.1.7.5–2.1.7.8]. В дальнейшем необходимо установить, какие сообщения должна получать рассматриваемая система, кто подтверждает их понимание и кто принимает решение при изменении согласованного порядка движения. Наличие канала связи ещё не описывает содержание такого взаимодействия.</w:t>
+        <w:t xml:space="preserve">Взаимодействие с берегом и другими участниками следует включать в анализ наряду с работой бортовой системы. Руководство ИМО предусматривает использование сведений о системах управления движением судов, лоцманской проводке, обмене информацией между капитаном и лоцманом и береговых возможностях реагирования на аварийные ситуации [5, п. 2.1.7.5–2.1.7.8]. В дальнейшем необходимо установить, какие сообщения должна получать рассматриваемая система, кто подтверждает их понимание и кто принимает решение при изменении согласованного порядка движения. Наличие канала связи ещё не описывает содержание такого взаимодействия.</w:t>
       </w:r>
     </w:p>
     <w:p>
@@ -4206,7 +4388,7 @@
         <w:rPr>
           <w:b w:val="0"/>
         </w:rPr>
-        <w:t xml:space="preserve">В официальном обзоре ММО правило 5 связано с надлежащим наблюдением всеми подходящими средствами, правило 6 — с безопасной скоростью, правило 7 — с оценкой риска столкновения по достаточной информации, правило 8 — с действиями для его предотвращения. Правило 9 относится к движению в узком проходе или фарватере [4]. Для технического анализа эти положения задают разные вопросы: как система получает сведения, как оценивает их достаточность, как выбирает скорость и как обосновывает действие. Полную проверку конкретного манёвра необходимо проводить по применимому тексту правил и условиям ситуации; обзорная страница служит ориентиром, а не заменой такой проверки.</w:t>
+        <w:t xml:space="preserve">В официальном обзоре ИМО правило 5 связано с надлежащим наблюдением всеми подходящими средствами, правило 6 — с безопасной скоростью, правило 7 — с оценкой риска столкновения по достаточной информации, правило 8 — с действиями для его предотвращения. Правило 9 относится к движению в узком проходе или фарватере [4]. Для технического анализа эти положения задают разные вопросы: как система получает сведения, как оценивает их достаточность, как выбирает скорость и как обосновывает действие. Полную проверку конкретного манёвра необходимо проводить по применимому тексту правил и условиям ситуации; обзорная страница служит ориентиром, а не заменой такой проверки.</w:t>
       </w:r>
     </w:p>
     <w:p>
@@ -4228,7 +4410,7 @@
         <w:rPr>
           <w:b w:val="0"/>
         </w:rPr>
-        <w:t xml:space="preserve">Планирование рейса также не сводится к прокладке линии пути. Руководство ММО A.893(21) выделяет сбор и оценку информации, подробное планирование, исполнение и непрерывное наблюдение за выполнением. План включает критические глубины, ограничения судна, условия определения места и варианты действий при обстоятельствах, требующих его изменения [5, п. 1.3, 2.1, 3.2, 5.2]. Для автономной системы необходимо установить, какие сведения она использует из плана, как принимает его изменения и каким образом капитан участвует в их утверждении [1, с. 39–40].</w:t>
+        <w:t xml:space="preserve">Планирование рейса также не сводится к прокладке линии пути. Руководство ИМО A.893(21) выделяет сбор и оценку информации, подробное планирование, исполнение и непрерывное наблюдение за выполнением. План включает критические глубины, ограничения судна, условия определения места и варианты действий при обстоятельствах, требующих его изменения [5, п. 1.3, 2.1, 3.2, 5.2]. Для автономной системы необходимо установить, какие сведения она использует из плана, как принимает его изменения и каким образом капитан участвует в их утверждении [1, с. 39–40].</w:t>
       </w:r>
     </w:p>
     <w:p>
@@ -4770,7 +4952,7 @@
     </w:p>
     <w:bookmarkEnd w:id="29"/>
     <w:bookmarkEnd w:id="30"/>
-    <w:bookmarkStart w:id="44" w:name="список-использованных-источников"/>
+    <w:bookmarkStart w:id="46" w:name="список-использованных-источников"/>
     <w:p>
       <w:pPr>
         <w:pStyle w:val="VKRStructuralHeading"/>
@@ -4803,7 +4985,7 @@
         </w:rPr>
         <w:t xml:space="preserve"> </w:t>
       </w:r>
-      <w:hyperlink r:id="rId18">
+      <w:hyperlink r:id="rId20">
         <w:r>
           <w:rPr>
             <w:rStyle w:val="Hyperlink"/>
@@ -4840,7 +5022,7 @@
         </w:rPr>
         <w:t xml:space="preserve"> </w:t>
       </w:r>
-      <w:hyperlink r:id="rId19">
+      <w:hyperlink r:id="rId21">
         <w:r>
           <w:rPr>
             <w:rStyle w:val="Hyperlink"/>
@@ -4877,7 +5059,7 @@
         </w:rPr>
         <w:t xml:space="preserve"> </w:t>
       </w:r>
-      <w:hyperlink r:id="rId10">
+      <w:hyperlink r:id="rId11">
         <w:r>
           <w:rPr>
             <w:rStyle w:val="Hyperlink"/>
@@ -4914,7 +5096,7 @@
         </w:rPr>
         <w:t xml:space="preserve"> </w:t>
       </w:r>
-      <w:hyperlink r:id="rId9">
+      <w:hyperlink r:id="rId10">
         <w:r>
           <w:rPr>
             <w:rStyle w:val="Hyperlink"/>
@@ -4951,7 +5133,7 @@
         </w:rPr>
         <w:t xml:space="preserve"> </w:t>
       </w:r>
-      <w:hyperlink r:id="rId17">
+      <w:hyperlink r:id="rId19">
         <w:r>
           <w:rPr>
             <w:rStyle w:val="Hyperlink"/>
@@ -4988,7 +5170,7 @@
         </w:rPr>
         <w:t xml:space="preserve"> </w:t>
       </w:r>
-      <w:hyperlink r:id="rId20">
+      <w:hyperlink r:id="rId22">
         <w:r>
           <w:rPr>
             <w:rStyle w:val="Hyperlink"/>
@@ -5025,7 +5207,7 @@
         </w:rPr>
         <w:t xml:space="preserve"> </w:t>
       </w:r>
-      <w:hyperlink r:id="rId13">
+      <w:hyperlink r:id="rId15">
         <w:r>
           <w:rPr>
             <w:rStyle w:val="Hyperlink"/>
@@ -5062,7 +5244,7 @@
         </w:rPr>
         <w:t xml:space="preserve"> </w:t>
       </w:r>
-      <w:hyperlink r:id="rId16">
+      <w:hyperlink r:id="rId18">
         <w:r>
           <w:rPr>
             <w:rStyle w:val="Hyperlink"/>
@@ -5099,7 +5281,7 @@
         </w:rPr>
         <w:t xml:space="preserve"> </w:t>
       </w:r>
-      <w:hyperlink r:id="rId14">
+      <w:hyperlink r:id="rId16">
         <w:r>
           <w:rPr>
             <w:rStyle w:val="Hyperlink"/>
@@ -5136,7 +5318,7 @@
         </w:rPr>
         <w:t xml:space="preserve"> </w:t>
       </w:r>
-      <w:hyperlink r:id="rId15">
+      <w:hyperlink r:id="rId17">
         <w:r>
           <w:rPr>
             <w:rStyle w:val="Hyperlink"/>
@@ -5239,7 +5421,7 @@
         </w:rPr>
         <w:t xml:space="preserve"> </w:t>
       </w:r>
-      <w:hyperlink r:id="rId8">
+      <w:hyperlink r:id="rId9">
         <w:r>
           <w:rPr>
             <w:rStyle w:val="Hyperlink"/>
@@ -5268,7 +5450,7 @@
         <w:rPr>
           <w:b w:val="0"/>
         </w:rPr>
-        <w:t xml:space="preserve">18 United States Coast Guard Navigation Center. Navigation Rules: Amalgamated [Электронный ресурс] : международные положения правил 3 и 9. — URL:</w:t>
+        <w:t xml:space="preserve">18 United States Coast Guard Navigation Center. Navigation Rules: Amalgamated [Электронный ресурс] : международные положения правил 3 и 5–9. — URL:</w:t>
       </w:r>
       <w:r>
         <w:rPr>
@@ -5276,7 +5458,7 @@
         </w:rPr>
         <w:t xml:space="preserve"> </w:t>
       </w:r>
-      <w:hyperlink r:id="rId12">
+      <w:hyperlink r:id="rId14">
         <w:r>
           <w:rPr>
             <w:rStyle w:val="Hyperlink"/>
@@ -5313,7 +5495,7 @@
         </w:rPr>
         <w:t xml:space="preserve"> </w:t>
       </w:r>
-      <w:hyperlink r:id="rId11">
+      <w:hyperlink r:id="rId13">
         <w:r>
           <w:rPr>
             <w:rStyle w:val="Hyperlink"/>
@@ -5334,12 +5516,86 @@
         <w:t xml:space="preserve">(дата обращения: 09.10.2026).</w:t>
       </w:r>
     </w:p>
-    <w:bookmarkEnd w:id="44"/>
+    <w:p>
+      <w:pPr>
+        <w:pStyle w:val="BodyText"/>
+      </w:pPr>
+      <w:r>
+        <w:rPr>
+          <w:b w:val="0"/>
+        </w:rPr>
+        <w:t xml:space="preserve">20 Международная морская организация. Введение в ИМО [Электронный ресурс]. — URL:</w:t>
+      </w:r>
+      <w:r>
+        <w:rPr>
+          <w:b w:val="0"/>
+        </w:rPr>
+        <w:t xml:space="preserve"> </w:t>
+      </w:r>
+      <w:hyperlink r:id="rId12">
+        <w:r>
+          <w:rPr>
+            <w:rStyle w:val="Hyperlink"/>
+          </w:rPr>
+          <w:t xml:space="preserve">https://www.imo.org/ru/About/Pages/Default.aspx</w:t>
+        </w:r>
+      </w:hyperlink>
+      <w:r>
+        <w:rPr>
+          <w:b w:val="0"/>
+        </w:rPr>
+        <w:t xml:space="preserve"> </w:t>
+      </w:r>
+      <w:r>
+        <w:rPr>
+          <w:b w:val="0"/>
+        </w:rPr>
+        <w:t xml:space="preserve">(дата обращения: 11.10.2026).</w:t>
+      </w:r>
+    </w:p>
+    <w:p>
+      <w:pPr>
+        <w:pStyle w:val="BodyText"/>
+      </w:pPr>
+      <w:r>
+        <w:rPr>
+          <w:b w:val="0"/>
+        </w:rPr>
+        <w:t xml:space="preserve">21 Fossen T. I. Python Vehicle Simulator : README и исходный код [Электронный ресурс]. — Версия a93d1938ba1f, 26.09.2026. — URL:</w:t>
+      </w:r>
+      <w:r>
+        <w:rPr>
+          <w:b w:val="0"/>
+        </w:rPr>
+        <w:t xml:space="preserve"> </w:t>
+      </w:r>
+      <w:hyperlink r:id="rId8">
+        <w:r>
+          <w:rPr>
+            <w:rStyle w:val="Hyperlink"/>
+          </w:rPr>
+          <w:t xml:space="preserve">https://github.com/cybergalactic/PythonVehicleSimulator/tree/a93d1938ba1f78f2580c24c73f003091b2f03cd0</w:t>
+        </w:r>
+      </w:hyperlink>
+      <w:r>
+        <w:rPr>
+          <w:b w:val="0"/>
+        </w:rPr>
+        <w:t xml:space="preserve"> </w:t>
+      </w:r>
+      <w:r>
+        <w:rPr>
+          <w:b w:val="0"/>
+        </w:rPr>
+        <w:t xml:space="preserve">(дата обращения: 11.10.2026).</w:t>
+      </w:r>
+    </w:p>
+    <w:bookmarkEnd w:id="46"/>
     <w:sectPr>
-      <w:headerReference w:type="default" r:id="rId21"/>
-      <w:headerReference w:type="first" r:id="rId22"/>
-      <w:footerReference w:type="default" r:id="rId23"/>
-      <w:footerReference w:type="first" r:id="rId24"/>
+      <w:headerReference w:type="default" r:id="rId23"/>
+      <w:headerReference w:type="first" r:id="rId24"/>
+      <w:footerReference w:type="default" r:id="rId25"/>
+      <w:footerReference w:type="first" r:id="rId26"/>
       <w:pgSz w:w="11906" w:h="16838"/>
       <w:pgMar w:top="1134" w:right="850" w:bottom="1134" w:left="1701" w:header="567" w:footer="567" w:gutter="0"/>
       <w:cols w:space="708"/>

--- a/research/drafts/working-draft.docx
+++ b/research/drafts/working-draft.docx
@@ -2256,7 +2256,7 @@
       </w:r>
       <w:fldSimple w:instr="PAGEREF VKRSection6 \h">
         <w:r>
-          <w:t>23</w:t>
+          <w:t>24</w:t>
         </w:r>
       </w:fldSimple>
     </w:p>
@@ -2299,7 +2299,7 @@
       </w:r>
       <w:fldSimple w:instr="PAGEREF VKRSection8 \h">
         <w:r>
-          <w:t>29</w:t>
+          <w:t>30</w:t>
         </w:r>
       </w:fldSimple>
     </w:p>
@@ -2322,7 +2322,7 @@
       </w:r>
       <w:fldSimple w:instr="PAGEREF VKRSection9 \h">
         <w:r>
-          <w:t>29</w:t>
+          <w:t>30</w:t>
         </w:r>
       </w:fldSimple>
     </w:p>
@@ -2345,7 +2345,7 @@
       </w:r>
       <w:fldSimple w:instr="PAGEREF VKRSection10 \h">
         <w:r>
-          <w:t>30</w:t>
+          <w:t>31</w:t>
         </w:r>
       </w:fldSimple>
     </w:p>
@@ -2368,7 +2368,7 @@
       </w:r>
       <w:fldSimple w:instr="PAGEREF VKRSection11 \h">
         <w:r>
-          <w:t>31</w:t>
+          <w:t>32</w:t>
         </w:r>
       </w:fldSimple>
     </w:p>
@@ -2520,7 +2520,7 @@
       </w:r>
       <w:fldSimple w:instr="PAGEREF VKRSection12 \h">
         <w:r>
-          <w:t>33</w:t>
+          <w:t>34</w:t>
         </w:r>
       </w:fldSimple>
     </w:p>
@@ -2559,7 +2559,7 @@
       <w:r>
         <w:t>MASS</w:t>
         <w:tab/>
-        <w:t>Maritime Autonomous Surface Ship — морское автономное надводное судно</w:t>
+        <w:t>Maritime Autonomous Surface Ship (морское автономное надводное судно)</w:t>
       </w:r>
     </w:p>
     <w:p>
@@ -2629,7 +2629,7 @@
       <w:r>
         <w:t>CAS</w:t>
         <w:tab/>
-        <w:t>Collision Avoidance System — система предотвращения столкновений</w:t>
+        <w:t>Collision Avoidance System (система предотвращения столкновений)</w:t>
       </w:r>
     </w:p>
     <w:p>
@@ -2677,7 +2677,7 @@
         <w:rPr>
           <w:b w:val="0"/>
         </w:rPr>
-        <w:t xml:space="preserve">Развитие автономного судовождения ставит перед морским флотом вопрос о том, какие задачи управления судном могут выполняться технической системой и при каких условиях сохраняется безопасность плавания. Международная морская организация (ИМО) рассматривает морское автономное надводное судно — Maritime Autonomous Surface Ship (MASS) — как судно, способное в различной степени действовать независимо от участия человека. Принятый в 2026 году Кодекс безопасности MASS связывает применение автономных функций с установленными эксплуатационными границами, возможностью контроля и заранее определёнными действиями при нарушении условий работы [1, с. 9, 20–24; 20]. Поэтому анализ автономности требует рассматривать не только состав оборудования, но и распределение задач между судовой системой, экипажем и береговым оператором.</w:t>
+        <w:t xml:space="preserve">Развитие автономного судовождения ставит перед морским флотом вопрос о том, какие задачи управления судном могут выполняться технической системой и при каких условиях сохраняется безопасность плавания. Международная морская организация (ИМО) рассматривает морское автономное надводное судно (Maritime Autonomous Surface Ship, MASS) как судно, способное в различной степени действовать независимо от участия человека. Принятый в 2026 году Кодекс безопасности MASS связывает применение автономных функций с установленными эксплуатационными границами, возможностью контроля и заранее определёнными действиями при нарушении условий работы [1, с. 9, 20–24; 20]. Поэтому анализ автономности требует рассматривать не только состав оборудования, но и распределение задач между судовой системой, экипажем и береговым оператором.</w:t>
       </w:r>
     </w:p>
     <w:p>
@@ -2721,7 +2721,7 @@
         <w:rPr>
           <w:b w:val="0"/>
         </w:rPr>
-        <w:t xml:space="preserve">Цель выпускной квалификационной работы — определить условия и ограничения применения технологий автономного судовождения при плавании в узкостях и обосновать направления их внедрения на морском флоте на основе анализа нормативных требований, документированных проектов и навигационных ситуаций.</w:t>
+        <w:t xml:space="preserve">Цель выпускной квалификационной работы состоит в том, чтобы определить условия и ограничения применения технологий автономного судовождения при плавании в узкостях и обосновать направления их внедрения на морском флоте на основе анализа нормативных требований, документированных проектов и навигационных ситуаций.</w:t>
       </w:r>
     </w:p>
     <w:p>
@@ -2732,7 +2732,7 @@
         <w:rPr>
           <w:b w:val="0"/>
         </w:rPr>
-        <w:t xml:space="preserve">Объект исследования — применение технологий автономного судовождения на морских судах. Предмет исследования — функции обнаружения опасности, оценки навигационной обстановки и управления движением в условиях ограниченного пространства, а также условия распределения управления между системой и человеком.</w:t>
+        <w:t xml:space="preserve">Объектом исследования является применение технологий автономного судовождения на морских судах. Предмет исследования включает функции обнаружения опасности, оценки навигационной обстановки и управления движением в условиях ограниченного пространства, а также условия распределения управления между системой и человеком.</w:t>
       </w:r>
     </w:p>
     <w:p>
@@ -2825,7 +2825,7 @@
         <w:rPr>
           <w:b w:val="0"/>
         </w:rPr>
-        <w:t xml:space="preserve">Исследование строится от общих принципов к условиям применения. Первый раздел формирует терминологическую, техническую и нормативную основу. Второй посвящён российским проектам. В третьем разделе предусматривается сопоставление с зарубежным опытом и анализ навигационных ситуаций в узкостях; в четвёртом — рассмотрение перспектив внедрения и районного примера. Практическая направленность работы состоит в систематизации условий, которые необходимо проверить при оценке пригодности автономных функций для конкретного участка плавания.</w:t>
+        <w:t xml:space="preserve">Исследование строится от общих принципов к условиям применения. Первый раздел формирует терминологическую, техническую и нормативную основу. Второй посвящён российским проектам. В третьем разделе предусматривается сопоставление с зарубежным опытом и анализ навигационных ситуаций в узкостях; в четвёртом планируется рассмотрение перспектив внедрения и районного примера. Практическая направленность работы состоит в систематизации условий, которые необходимо проверить при оценке пригодности автономных функций для конкретного участка плавания.</w:t>
       </w:r>
     </w:p>
     <w:bookmarkEnd w:id="20"/>
@@ -2881,7 +2881,7 @@
         <w:rPr>
           <w:b w:val="0"/>
         </w:rPr>
-        <w:t xml:space="preserve">Международная морская организация (ИМО) определяет автономное надводное судно — Maritime Autonomous Surface Ship (MASS) — как судно, способное в различной степени действовать независимо от взаимодействия с человеком. Это определение не устанавливает обязательного отсутствия экипажа. В Кодексе отдельно предусмотрено применение автономных и дистанционно управляемых функций при наличии людей на борту, выполняющих другие задачи [1, с. 8–9]. Поэтому в рамках исследования необходимо устанавливать, какие именно функции переданы технической системе или оператору за пределами судна, а также кто контролирует их выполнение.</w:t>
+        <w:t xml:space="preserve">Международная морская организация (ИМО) определяет автономное надводное судно (Maritime Autonomous Surface Ship, MASS) как судно, способное в различной степени действовать независимо от взаимодействия с человеком. Это определение не устанавливает обязательного отсутствия экипажа. В Кодексе отдельно предусмотрено применение автономных и дистанционно управляемых функций при наличии людей на борту, выполняющих другие задачи [1, с. 8–9]. Поэтому в рамках исследования необходимо устанавливать, какие именно функции переданы технической системе или оператору за пределами судна, а также кто контролирует их выполнение.</w:t>
       </w:r>
     </w:p>
     <w:p>
@@ -2903,7 +2903,7 @@
         <w:rPr>
           <w:b w:val="0"/>
         </w:rPr>
-        <w:t xml:space="preserve">Кодекс разграничивает повышенную автоматизацию обычного судна и использование автономных либо дистанционно управляемых функций, которые дополняют или заменяют работу экипажа. Автономность процесса или оборудования определяется способностью в заданных условиях выбирать управляющие действия без вмешательства человека; такие свойства должны быть предусмотрены проектом и проверены. Дистанционное управление означает выполнение управления функциями и системами из места за пределами судна [1, с. 6, 9–10]. Следовательно, при дистанционном судовождении решение может принимать береговой оператор, а при автономном выполнении функции — система. Наличие дистанционного канала управления само по себе не показывает, что система самостоятельно оценивает навигационную ситуацию.</w:t>
+        <w:t xml:space="preserve">Кодекс разграничивает повышенную автоматизацию обычного судна и использование автономных либо дистанционно управляемых функций, которые дополняют или заменяют работу экипажа. Автономность процесса или оборудования определяется способностью в заданных условиях выбирать управляющие действия без вмешательства человека; такие свойства должны быть предусмотрены проектом и проверены. Дистанционное управление означает выполнение управления функциями и системами из места за пределами судна [1, с. 6, 9–10]. Следовательно, при дистанционном судовождении решение может принимать береговой оператор, а при автономном выполнении функции решение формирует система. Наличие дистанционного канала управления само по себе не показывает, что система самостоятельно оценивает навигационную ситуацию.</w:t>
       </w:r>
     </w:p>
     <w:p>
@@ -2930,7 +2930,7 @@
           <w:b w:val="0"/>
           <w:sz w:val="24"/>
         </w:rPr>
-        <w:t xml:space="preserve">Таблица 1.1 — Степени автономности в нормативном исследовании ИМО 2021 года</w:t>
+        <w:t xml:space="preserve">Таблица 1.1 – Степени автономности в нормативном исследовании ИМО 2021 года</w:t>
       </w:r>
     </w:p>
     <w:tbl>
@@ -3329,7 +3329,7 @@
         <w:rPr>
           <w:b w:val="0"/>
         </w:rPr>
-        <w:t xml:space="preserve">Допустимость работы системы связана с её эксплуатационными границами. Кодекс различает эксплуатационные возможности и ограничения судна в целом — Operational Envelope — и проектную область работы отдельной системы или функции — Operational Design Domain. В первое описание входят, в частности, район плавания, условия движения, связь и ограничения среды. Для отдельных функций учитываются безопасные условия применения, возможные неисправности и степень взаимодействия с человеком [1, с. 10, 20–21]. Таким образом, характеристика «автономное судно» требует уточнения условий, в которых предусмотрено выполнение конкретной задачи.</w:t>
+        <w:t xml:space="preserve">Допустимость работы системы связана с её эксплуатационными границами. Кодекс различает эксплуатационные возможности и ограничения судна в целом (Operational Envelope) и предусмотренную проектом область условий работы отдельной системы или функции (Operational Design Domain). В первое описание входят, в частности, район плавания, условия движения, связь и ограничения среды. Для отдельных функций учитываются безопасные условия применения, возможные неисправности и степень взаимодействия с человеком [1, с. 10, 20–21]. Таким образом, характеристика «автономное судно» требует уточнения условий, в которых предусмотрено выполнение конкретной задачи.</w:t>
       </w:r>
     </w:p>
     <w:p>
@@ -3401,7 +3401,7 @@
         <w:rPr>
           <w:b w:val="0"/>
         </w:rPr>
-        <w:t xml:space="preserve">Отдельно следует различать экранирование цели препятствием и ограниченную видимость. При подходе к изгибу другое судно может быть закрыто берегом или сооружением; правило 9(f) предусматривает для таких участков особую осторожность и соответствующий звуковой сигнал. Ограниченная видимость определяется правилом 3(l) через такие условия, как туман, мгла, снегопад, сильный дождь и аналогичные причины [18, правила 3(l), 9(f), международная редакция]. Для автономной системы эти случаи задают разные условия наблюдения: в одном случае необходимо учитывать геометрически закрытый сектор, в другом — возможности средств наблюдения при ухудшении видимости.</w:t>
+        <w:t xml:space="preserve">Отдельно следует различать экранирование цели препятствием и ограниченную видимость. При подходе к изгибу другое судно может быть закрыто берегом или сооружением; правило 9(f) предусматривает для таких участков особую осторожность и соответствующий звуковой сигнал. Ограниченная видимость определяется правилом 3(l) через такие условия, как туман, дымка, снегопад, сильный ливень, песчаная буря и другие подобные причины [18, правила 3(l), 9(f), международная редакция]. Для автономной системы эти случаи задают разные условия наблюдения: в одном случае необходимо учитывать геометрически закрытый сектор, в другом следует оценивать возможности средств наблюдения при ухудшении видимости.</w:t>
       </w:r>
     </w:p>
     <w:p>
@@ -3451,7 +3451,7 @@
         <w:rPr>
           <w:b w:val="0"/>
         </w:rPr>
-        <w:t xml:space="preserve">Такое разделение согласуется с обзором архитектуры автономной навигации, опубликованным в 2025 году. Авторы связывают ситуационную осведомлённость и объединение данных датчиков с предотвращением столкновений, а принятые решения — с управлением движением и исполнительными механизмами [19, разд. 3.1, 3.4]. Обзор служит основанием для описания функциональных связей; фактическая точность и надёжность конкретного комплекса устанавливаются по его испытаниям.</w:t>
+        <w:t xml:space="preserve">Такое разделение согласуется с обзором архитектуры автономной навигации, опубликованным в 2025 году. Авторы связывают ситуационную осведомлённость и объединение данных датчиков с предотвращением столкновений, а принятые решения связывают с управлением движением и исполнительными механизмами [19, разд. 3.1, 3.4]. Обзор служит основанием для описания функциональных связей; фактическая точность и надёжность конкретного комплекса устанавливаются по его испытаниям.</w:t>
       </w:r>
     </w:p>
     <w:p>
@@ -3473,7 +3473,7 @@
         <w:rPr>
           <w:b w:val="0"/>
         </w:rPr>
-        <w:t xml:space="preserve">Первый набор данных описывает собственное судно. Приёмник глобальной навигационной спутниковой системы (ГНСС) предоставляет навигационное решение о его положении и движении; гирокомпас — курс; лаг — скорость в соответствии с используемым принципом измерения; датчик угловой скорости — быстроту поворота. Эхолот даёт сведения о глубине под преобразователем, а датчики рулевой и энергетической установок показывают фактическое положение органов управления и состояние механизмов. В техническом составе, рассмотренном в учебном курсе, дополнительно предусмотрены инерциальная навигация, средства измерения ветра, качки и видимости [12, с. 3–4]. Для расчёта манёвра эти величины имеют разное назначение: координаты показывают, где находится судно, курс — куда направлена его диаметральная плоскость, скорость и угловая скорость — как оно движется в данный момент.</w:t>
+        <w:t xml:space="preserve">Первый набор данных описывает собственное судно. Приёмник глобальной навигационной спутниковой системы (ГНСС) предоставляет навигационное решение о его положении и движении; гирокомпас измеряет курс; лаг определяет скорость в соответствии с используемым принципом измерения; датчик угловой скорости измеряет быстроту поворота. Эхолот даёт сведения о глубине под преобразователем, а датчики рулевой и энергетической установок показывают фактическое положение органов управления и состояние механизмов. В техническом составе, рассмотренном в учебном курсе, дополнительно предусмотрены инерциальная навигация, средства измерения ветра, качки и видимости [12, с. 3–4]. Для расчёта манёвра эти величины имеют разное назначение: координаты показывают положение судна, курс характеризует направление его диаметральной плоскости, а скорость и угловая скорость описывают поступательное движение и поворот.</w:t>
       </w:r>
     </w:p>
     <w:p>
@@ -3517,7 +3517,7 @@
         <w:rPr>
           <w:b w:val="0"/>
         </w:rPr>
-        <w:t xml:space="preserve">Работу оптической подсистемы можно проследить по конкретной последовательности обработки. В описанном учебном примере кадры нескольких камер собираются с общей временной привязкой, корректируются и объединяются в панорамное изображение. Затем программа выделяет объекты, определяет доступные признаки и связывает наблюдения на последовательных кадрах. Результатом становится формуляр цели: её идентификатор, тип и оценённые параметры. При достаточной продолжительности наблюдения определяются характеристики движения. На экран оператора передаётся изображение с обозначениями объектов, а в навигационную систему — формуляры в согласованном формате [13, с. 39–40]. Таким образом, видеопоток для человека и данные для расчёта манёвра являются разными выходами одной подсистемы.</w:t>
+        <w:t xml:space="preserve">Работу оптической подсистемы можно проследить по конкретной последовательности обработки. В описанном учебном примере кадры нескольких камер собираются с общей временной привязкой, корректируются и объединяются в панорамное изображение. Затем программа выделяет объекты, определяет доступные признаки и связывает наблюдения на последовательных кадрах. Результатом становится формуляр цели: её идентификатор, тип и оценённые параметры. При достаточной продолжительности наблюдения определяются характеристики движения. На экран оператора передаётся изображение с обозначениями объектов, а в навигационную систему поступают формуляры в согласованном формате [13, с. 39–40]. Таким образом, видеопоток для человека и данные для расчёта манёвра являются разными выходами одной подсистемы.</w:t>
       </w:r>
     </w:p>
     <w:p>
@@ -3528,7 +3528,7 @@
         <w:rPr>
           <w:b w:val="0"/>
         </w:rPr>
-        <w:t xml:space="preserve">Пример применения нейросети — распознавание объектов на изображении. В обзоре рассматриваются свёрточные нейронные сети, которые обрабатывают изображения и используются для распознавания и классификации морских объектов [19, разд. 3.6.1]. При машинном обучении модель настраивается по обучающим данным, а при эксплуатации применяет полученные параметры к новым наблюдениям. В рассматриваемом учебном описании поиск объектов использует загруженные образы и данные, сформированные в результате машинного обучения [13, с. 39–40]. Из этого описания не следует, что система непрерывно переобучается во время рейса.</w:t>
+        <w:t xml:space="preserve">Одним из применений нейросети является распознавание объектов на изображении. В обзоре рассматриваются свёрточные нейронные сети, которые обрабатывают изображения и используются для распознавания и классификации морских объектов [19, разд. 3.6.1]. При машинном обучении модель настраивается по обучающим данным, а при эксплуатации применяет полученные параметры к новым наблюдениям. В рассматриваемом учебном описании поиск объектов использует загруженные образы и данные, сформированные в результате машинного обучения [13, с. 39–40]. Из этого описания не следует, что система непрерывно переобучается во время рейса.</w:t>
       </w:r>
     </w:p>
     <w:p>
@@ -3583,7 +3583,7 @@
         <w:rPr>
           <w:b w:val="0"/>
         </w:rPr>
-        <w:t xml:space="preserve">В учебном материале этот этап представлен конкретным программным модулем Collision Avoidance System (CAS), включённым в программное обеспечение автономной навигационной системы (АНС) и подсистему автоматического маневрирования и расхождения. На вход подаются координаты, путевые углы и скорости целей, состояние своего судна, навигационные опасности и настройки расхождения. При обнаружении опасной цели или нарушения ограничений модуль строит варианты манёвра; судоводитель может просматривать предложенное расхождение на экране [14, с. 55–56]. CAS в данном источнике — название модуля конкретного описания. Оно не доказывает одинаковую реализацию всех систем предотвращения столкновений и не устанавливает используемую нейросетевую архитектуру.</w:t>
+        <w:t xml:space="preserve">В учебном материале этот этап представлен конкретным программным модулем Collision Avoidance System (CAS), включённым в программное обеспечение автономной навигационной системы (АНС) и подсистему автоматического маневрирования и расхождения. На вход подаются координаты, путевые углы и скорости целей, состояние своего судна, навигационные опасности и настройки расхождения. При обнаружении опасной цели или нарушения ограничений модуль строит варианты манёвра; судоводитель может просматривать предложенное расхождение на экране [14, с. 55–56]. Обозначение CAS в данном источнике относится к описанному программному модулю. Оно не доказывает одинаковую реализацию всех систем предотвращения столкновений и не устанавливает используемую нейросетевую архитектуру.</w:t>
       </w:r>
     </w:p>
     <w:p>
@@ -3649,7 +3649,7 @@
         <w:rPr>
           <w:b w:val="0"/>
         </w:rPr>
-        <w:t xml:space="preserve">Пропорционально-интегрально-дифференциальный регулятор (ПИД-регулятор) в этом примере использует текущую ошибку, накопленную ошибку и отклонение скорости изменения управляемой величины. Эти составляющие позволяют реагировать на отклонение, учитывать его сохранение во времени и характер изменения движения. Вычисление выполняется по заданным формулам и коэффициентам; нейронная сеть в рассмотренной функции не используется [21, control.py, PIDpolePlacement]. Этот пример показывает именно способ исполнения задания курса. Он не является установленной на рассматриваемых судах программой и не заменяет обнаружение целей, выбор безопасного пути или одобрение системы для эксплуатации.</w:t>
+        <w:t xml:space="preserve">Пропорционально-интегрально-дифференциальный регулятор (ПИД-регулятор) в этом примере использует текущую ошибку, накопленную ошибку и отклонение скорости изменения управляемой величины. Эти составляющие позволяют реагировать на отклонение, учитывать его сохранение во времени и характер изменения движения. Вычисление выполняется по заданным формулам и коэффициентам; нейронная сеть в рассмотренной функции не используется [21, control.py, PIDpolePlacement]. Этот пример показывает именно способ исполнения задания курса. Этот исходный код не подтверждает применение такого регулятора на рассматриваемых российских судах. Регулирование курса само по себе не обеспечивает обнаружение целей и выбор безопасного пути; пример кода также не подтверждает одобрение системы для эксплуатации.</w:t>
       </w:r>
     </w:p>
     <w:p>
@@ -3660,7 +3660,7 @@
         <w:rPr>
           <w:b w:val="0"/>
         </w:rPr>
-        <w:t xml:space="preserve">Разделение уровней объясняет отличие авторулевого от автономного судовождения. Удержание заданного курса является задачей исполнения. Выбор самого курса с учётом встречного судна, глубин и применимых требований относится к более высоким уровням. Система может точно вести судно по заданной линии, но для безопасного автономного прохода дополнительно требуются обнаружение объектов, оценка ситуации и изменение плана движения. В таблице 1.2 приведена функциональная схема, составленная по рассмотренным источникам; она не задаёт обязательную комплектацию любого автономного судна.</w:t>
+        <w:t xml:space="preserve">Разделение уровней объясняет отличие авторулевого от автономного судовождения. Удержание заданного курса является задачей исполнения. Выбор самого курса с учётом встречного судна, глубин и применимых требований относится к более высоким уровням. Система может точно вести судно по заданной линии, но для безопасного автономного прохода дополнительно требуются обнаружение объектов, оценка ситуации и изменение плана движения.</w:t>
       </w:r>
     </w:p>
     <w:p>
@@ -3671,7 +3671,7 @@
         <w:rPr>
           <w:b w:val="0"/>
         </w:rPr>
-        <w:t xml:space="preserve">Нормативные требования определяют, какие условия должны обеспечивать эти функции. Правило 5 МППСС-72 требует надлежащего наблюдения всеми подходящими средствами; правило 6 связывает безопасную скорость с видимостью, плотностью движения, маневренностью и другими обстоятельствами; правило 7 относится к оценке опасности столкновения; правило 8 — к своевременности, характеру и проверке результата действия; правило 9 устанавливает требования для узких проходов и фарватеров [18, международные правила 5–9]. Поэтому система не может ограничиться правилом вида «обнаружено судно — повернуть вправо». Она должна учитывать применимую ситуацию, доступное пространство, другие опасности и последствия своего действия.</w:t>
+        <w:t xml:space="preserve">Нормативные требования определяют, какие условия должны обеспечивать эти функции. Правило 5 МППСС-72 требует постоянного надлежащего визуального и слухового наблюдения, а также использования всех доступных средств, подходящих для существующих обстоятельств и условий; правило 6 связывает безопасную скорость с видимостью, плотностью движения, маневренностью и другими обстоятельствами; правило 7 относится к оценке опасности столкновения; правило 8 определяет требования к своевременности, характеру и проверке результата действия; правило 9 устанавливает требования для узких проходов и фарватеров [18, международные правила 5–9]. Поэтому система не может ограничиться правилом вида «если обнаружено судно, повернуть вправо». Она должна учитывать применимую ситуацию, доступное пространство, другие опасности и последствия своего действия.</w:t>
       </w:r>
     </w:p>
     <w:p>
@@ -3682,7 +3682,7 @@
         <w:rPr>
           <w:b w:val="0"/>
         </w:rPr>
-        <w:t xml:space="preserve">Перевод правового требования в программную проверку является инженерной задачей. Например, требование безопасной скорости требует оценки условий и возможностей судна, а требование проверить эффективность манёвра — повторного наблюдения после выдачи команды. Эти связи представляют функциональный разбор требований, а не доказательство соответствия конкретной программы МППСС-72. Сам текст правил не предписывает нейросеть или определённый язык программирования. Для автономных функций Кодекс MASS дополнительно рассматривает эксплуатационные границы, резервные действия, взаимодействие с человеком и проверку технических систем [1, с. 20–24, 39–42].</w:t>
+        <w:t xml:space="preserve">Перевод правового требования в программную проверку является инженерной задачей. Например, требование безопасной скорости требует оценки условий и возможностей судна, а проверка эффективности манёвра требует повторного наблюдения после выдачи команды. Эти связи представляют функциональный разбор требований, а не доказательство соответствия конкретной программы МППСС-72. Сам текст правил не предписывает нейросеть или определённый язык программирования. Для автономных функций Кодекс MASS дополнительно рассматривает эксплуатационные границы, резервные действия, взаимодействие с человеком и проверку технических систем [1, с. 20–24, 39–42].</w:t>
       </w:r>
     </w:p>
     <w:p>
@@ -3694,6 +3694,17 @@
           <w:b w:val="0"/>
         </w:rPr>
         <w:t xml:space="preserve">Последовательность удобно показать на условном примере, который не является описанием проведённого испытания. При следовании по узкости средства наблюдения обнаружили малое судно, от которого не поступает сообщение АИС. Радиолокационные и оптические наблюдения передаются на обработку; программа связывает последовательные обнаружения и оценивает движение цели. Модуль оценки опасности сопоставляет прогноз с собственным путём. Затем планировщик проверяет возможные изменения движения с учётом правил, границ безопасных глубин и динамики судна. Допустимое задание передаётся системе управления маршрутом и авторулевому, которые формируют команды исполнительным механизмам. Новые измерения показывают, выполняется ли манёвр и уменьшается ли опасность. При недостатке данных или выходе за предусмотренные условия требуется установленная процедура резервного управления, а не предположение о том, что нейросеть сама найдёт безопасный выход [1, с. 21–24, 39–40; 14, с. 55–59].</w:t>
+      </w:r>
+    </w:p>
+    <w:p>
+      <w:pPr>
+        <w:pStyle w:val="BodyText"/>
+      </w:pPr>
+      <w:r>
+        <w:rPr>
+          <w:b w:val="0"/>
+        </w:rPr>
+        <w:t xml:space="preserve">В таблице 1.2 приведена функциональная схема, составленная по рассмотренным источникам; она не задаёт обязательную комплектацию любого автономного судна.</w:t>
       </w:r>
     </w:p>
     <w:p>
@@ -3709,7 +3720,7 @@
           <w:b w:val="0"/>
           <w:sz w:val="24"/>
         </w:rPr>
-        <w:t xml:space="preserve">Таблица 1.2 — Передача данных и команд в системе автономного судовождения</w:t>
+        <w:t xml:space="preserve">Таблица 1.2 – Передача данных и команд в системе автономного судовождения</w:t>
       </w:r>
     </w:p>
     <w:tbl>
@@ -4211,7 +4222,7 @@
         <w:rPr>
           <w:b w:val="0"/>
         </w:rPr>
-        <w:t xml:space="preserve">Связи между звеньями определяют, какую причину ошибки следует искать. Пропущенная цель относится к наблюдению; неверное сопоставление записей — к обработке данных; опасная траектория при правильно обнаруженной цели — к оценке и планированию; невыполненный поворот при правильном задании — к управлению или исполнению. Такое разделение позволяет проверять конкретную функцию, вместо того чтобы оценивать весь комплекс по общему обозначению «автономный» [1, с. 24, 39–40; 13, с. 39–40; 14, с. 55–59; 15, с. 5–6].</w:t>
+        <w:t xml:space="preserve">Связи между звеньями помогают определить направление проверки при нарушении работы. При пропуске цели проверяют средства наблюдения и обработку их данных; при неверном сопоставлении записей проверяют объединение наблюдений; при опасной траектории проверяют оценку обстановки и планирование; при невыполненном повороте проверяют управление и исполнительные механизмы. Это исходные направления диагностики: по одному внешнему признаку нельзя однозначно установить неисправное звено. Такое разделение позволяет проверять конкретную функцию, вместо того чтобы оценивать весь комплекс по общему обозначению «автономный» [1, с. 24, 39–40; 13, с. 39–40; 14, с. 55–59; 15, с. 5–6].</w:t>
       </w:r>
     </w:p>
     <w:p>
@@ -4305,7 +4316,7 @@
         <w:rPr>
           <w:b w:val="0"/>
         </w:rPr>
-        <w:t xml:space="preserve">Правило 9 связывает движение в узком проходе или фарватере с положением относительно правой внешней границы, насколько это безопасно и практически возможно. В нём также учитываются суда, способные безопасно двигаться только в пределах прохода, и ограничения для других участников, которые не должны препятствовать их движению [4]. Для автономной функции существенна способность определить не только направление движения, но и обстоятельства, от которых зависит применимое требование. Выбор правой стороны пути не заменяет проверки глубин, пространства для манёвра и взаимодействия с другими судами.</w:t>
+        <w:t xml:space="preserve">Правило 9 связывает движение в узком проходе или фарватере с положением относительно правой внешней границы, насколько это безопасно и практически возможно. В нём также учитываются суда, способные безопасно двигаться только в пределах прохода, и ограничения для других участников, которые не должны препятствовать их движению [18, международное правило 9(a)–(d)]. Для автономной функции существенна способность определить не только направление движения, но и обстоятельства, от которых зависит применимое требование. Выбор правой стороны пути не заменяет проверки глубин, пространства для манёвра и взаимодействия с другими судами.</w:t>
       </w:r>
     </w:p>
     <w:p>
@@ -4316,7 +4327,7 @@
         <w:rPr>
           <w:b w:val="0"/>
         </w:rPr>
-        <w:t xml:space="preserve">Гидрометеорологическая обстановка и видимость должны входить в описание сценария. В руководстве по планированию предусмотрен учёт течений, приливов, метеорологических условий, ночного прохождения опасных точек и надёжности определения места. При исполнении плана необходимо оценивать, не создают ли ожидаемые условия недопустимую опасность [5, п. 2.1.7, 4.2–4.3]. Для MASS эти сведения связаны с эксплуатационными границами судна и проектной областью работы отдельных функций. Кодекс предусматривает обнаружение выхода функции за такую область и заранее определённую реакцию судна при выходе за общие эксплуатационные границы [1, с. 20–21].</w:t>
+        <w:t xml:space="preserve">Гидрометеорологическая обстановка и видимость должны входить в описание сценария. В руководстве по планированию предусмотрен учёт течений, приливов, метеорологических условий, ночного прохождения опасных точек и надёжности определения места. При исполнении плана необходимо оценивать, не создают ли ожидаемые условия недопустимую опасность [5, п. 2.1.7, 4.2–4.3]. Для MASS эти сведения связаны с эксплуатационными границами судна и предусмотренной проектом областью условий работы отдельных функций. Кодекс предусматривает обнаружение выхода функции за такую область и заранее определённую реакцию судна при выходе за общие эксплуатационные границы [1, с. 20–21].</w:t>
       </w:r>
     </w:p>
     <w:p>
@@ -4388,7 +4399,7 @@
         <w:rPr>
           <w:b w:val="0"/>
         </w:rPr>
-        <w:t xml:space="preserve">В официальном обзоре ИМО правило 5 связано с надлежащим наблюдением всеми подходящими средствами, правило 6 — с безопасной скоростью, правило 7 — с оценкой риска столкновения по достаточной информации, правило 8 — с действиями для его предотвращения. Правило 9 относится к движению в узком проходе или фарватере [4]. Для технического анализа эти положения задают разные вопросы: как система получает сведения, как оценивает их достаточность, как выбирает скорость и как обосновывает действие. Полную проверку конкретного манёвра необходимо проводить по применимому тексту правил и условиям ситуации; обзорная страница служит ориентиром, а не заменой такой проверки.</w:t>
+        <w:t xml:space="preserve">В официальном обзоре ИМО перечислены требования к наблюдению, безопасной скорости, оценке опасности столкновения и действиям для его предотвращения [4]. В тексте международных правил правило 5 предусматривает постоянное визуальное и слуховое наблюдение с использованием всех доступных подходящих средств; правило 6 устанавливает требования к безопасной скорости; правило 7 определяет порядок оценки опасности столкновения; правило 8 относится к действиям для его предотвращения. Правило 9 регулирует движение в узком проходе или фарватере [18, международные правила 5–9]. Для технического анализа эти положения задают разные вопросы: как система получает сведения, как оценивает их достаточность, как выбирает скорость и как обосновывает действие. Полную проверку конкретного манёвра необходимо проводить по применимому тексту правил и условиям ситуации; обзорная страница служит ориентиром, а не заменой такой проверки.</w:t>
       </w:r>
     </w:p>
     <w:p>
@@ -4421,7 +4432,7 @@
         <w:rPr>
           <w:b w:val="0"/>
         </w:rPr>
-        <w:t xml:space="preserve">Вопрос человеческого контроля относится к нормативной оценке независимо от степени автоматизации. Кодекс предусматривает ответственное лицо — капитана — и возможность вмешательства. Средства принятия управления навигацией должны быть простыми в использовании, независимыми от контролируемых систем и позволять немедленно принять управление [1, с. 22, 41]. В сценариях узкостей эти положения необходимо рассматривать вместе с предоставлением человеку времени и информации для понимания ситуации. Техническая возможность переключения режима и готовность оператора продолжить управление представляют связанные, но разные условия.</w:t>
+        <w:t xml:space="preserve">Вопрос человеческого контроля относится к нормативной оценке независимо от степени автоматизации. Кодекс предусматривает ответственность капитана за MASS и возможность вмешательства в управление. Средства принятия управления навигацией должны быть простыми в использовании, независимыми от контролируемых систем и позволять немедленно принять управление [1, с. 22, 41]. В сценариях узкостей эти положения необходимо рассматривать вместе с предоставлением человеку времени и информации для понимания ситуации. Техническая возможность переключения режима и готовность оператора продолжить управление представляют связанные, но разные условия.</w:t>
       </w:r>
     </w:p>
     <w:p>
@@ -4432,7 +4443,7 @@
         <w:rPr>
           <w:b w:val="0"/>
         </w:rPr>
-        <w:t xml:space="preserve">Режим проведения испытания следует отличать от обычной эксплуатации. Временное руководство MSC.1/Circ.1604 от 14 июня 2019 года определяет испытание как ограниченный по времени эксперимент для оценки альтернативного выполнения функций или соблюдения требований. Оно предусматривает разрешение администрации государства флага, а при необходимости — прибрежного государства или портовых властей. Для испытаний рассматриваются оценка риска, аварийные меры, подготовка участников и условия остановки при выходе за параметры безопасности [6, п. 1.2.2–1.2.3, 2.1–2.3]. Этот документ объясняет требования к испытательному режиму; сам по себе он не подтверждает одобрение определённой системы или завершение её проверки.</w:t>
+        <w:t xml:space="preserve">Режим проведения испытания следует отличать от обычной эксплуатации. Временное руководство MSC.1/Circ.1604 от 14 июня 2019 года определяет испытание как ограниченный по времени эксперимент для оценки альтернативного выполнения функций или соблюдения требований. Оно предусматривает разрешение администрации государства флага, а при необходимости также прибрежного государства или портовых властей. Для испытаний рассматриваются оценка риска, аварийные меры, подготовка участников и условия остановки при выходе за параметры безопасности [6, п. 1.2.2–1.2.3, 2.1–2.3]. Этот документ объясняет требования к испытательному режиму; сам по себе он не подтверждает одобрение определённой системы или завершение её проверки.</w:t>
       </w:r>
     </w:p>
     <w:p>
@@ -4443,7 +4454,7 @@
         <w:rPr>
           <w:b w:val="0"/>
         </w:rPr>
-        <w:t xml:space="preserve">Для российских проектов необходимо отдельно устанавливать содержание выданных документов и разрешённых режимов. Показателен опубликованный разработчиком пример паромов «Маршал Рокоссовский» и «Генерал Черняховский». В сообщении Sitronics от 3 октября 2023 года дистанционное управление описано применительно к движению в море, а прохождение узкостей и вход в порт — как ручное управление с поддержкой принятия решений [7]. Это датированное сообщение о конкретном проекте; оно не устанавливает общую норму для российского флота и не подтверждает неизменность условий в 2026 году. Для правовой оценки проекта требуются документы Регистра, эксплуатанта и применимые национальные акты.</w:t>
+        <w:t xml:space="preserve">Для российских проектов необходимо отдельно устанавливать содержание выданных документов и разрешённых режимов. Показателен опубликованный разработчиком пример паромов «Маршал Рокоссовский» и «Генерал Черняховский». В сообщении Sitronics от 3 октября 2023 года дистанционное управление описано применительно к движению в море, а для прохождения узкостей и входа в порт указано ручное управление с поддержкой принятия решений [7]. Это датированное сообщение о конкретном проекте; оно не устанавливает общую норму для российского флота и не подтверждает неизменность условий в 2026 году. Для правовой оценки проекта требуются документы Регистра, эксплуатанта и применимые национальные акты.</w:t>
       </w:r>
     </w:p>
     <w:p>
@@ -4605,7 +4616,7 @@
         <w:rPr>
           <w:b w:val="0"/>
         </w:rPr>
-        <w:t xml:space="preserve">Маломерный катер представляет иной вариант распределения задач. В сентябрьской публикации 2026 года основной режим описан как автономный, а дистанционное управление — как доступный вариант при нештатной ситуации [10]. При дальнейшем анализе необходимо установить, как контролировалась навигационная обстановка, какие события должны были вызывать вмешательство и какие ограничения были предусмотрены для рейса. Поскольку опубликованное сообщение не раскрывает полный протокол операции, эти вопросы пока нельзя считать проверенными.</w:t>
+        <w:t xml:space="preserve">Маломерный катер представляет иной вариант распределения задач. В сентябрьской публикации 2026 года основной режим описан как автономный, а дистанционное управление предусмотрено как доступный вариант при нештатной ситуации [10]. При дальнейшем анализе необходимо установить, как контролировалась навигационная обстановка, какие события должны были вызывать вмешательство и какие ограничения были предусмотрены для рейса. Поскольку опубликованное сообщение не раскрывает полный протокол операции, эти вопросы пока нельзя считать проверенными.</w:t>
       </w:r>
     </w:p>
     <w:bookmarkEnd w:id="28"/>
@@ -4649,7 +4660,7 @@
           <w:b w:val="0"/>
           <w:sz w:val="24"/>
         </w:rPr>
-        <w:t xml:space="preserve">Таблица 2.1 — Первоначальная оценка российских примеров по опубликованным сведениям</w:t>
+        <w:t xml:space="preserve">Таблица 2.1 – Первоначальная оценка российских примеров по опубликованным сведениям</w:t>
       </w:r>
     </w:p>
     <w:tbl>
@@ -4977,7 +4988,7 @@
         <w:rPr>
           <w:b w:val="0"/>
         </w:rPr>
-        <w:t xml:space="preserve">1 International Maritime Organization. International Code of Safety for Maritime Autonomous Surface Ships (MASS Code) : resolution MSC.595(111) // MSC 111/22. Annex 16. — 2026. — 87 p. — URL:</w:t>
+        <w:t xml:space="preserve">1 International Maritime Organization. International Code of Safety for Maritime Autonomous Surface Ships (MASS Code) : resolution MSC.595(111) // MSC 111/22. Annex 16. – 2026. – 87 p. – URL:</w:t>
       </w:r>
       <w:r>
         <w:rPr>
@@ -5014,7 +5025,7 @@
         <w:rPr>
           <w:b w:val="0"/>
         </w:rPr>
-        <w:t xml:space="preserve">2 International Maritime Organization. Outcome of the Regulatory Scoping Exercise for the Use of Maritime Autonomous Surface Ships (MASS) : MSC.1/Circ.1638, 3 June 2021. — 2021. — URL:</w:t>
+        <w:t xml:space="preserve">2 International Maritime Organization. Outcome of the Regulatory Scoping Exercise for the Use of Maritime Autonomous Surface Ships (MASS) : MSC.1/Circ.1638, 3 June 2021. – 2021. – URL:</w:t>
       </w:r>
       <w:r>
         <w:rPr>
@@ -5051,7 +5062,7 @@
         <w:rPr>
           <w:b w:val="0"/>
         </w:rPr>
-        <w:t xml:space="preserve">3 International Maritime Organization. FAQ — Autonomous shipping. — URL:</w:t>
+        <w:t xml:space="preserve">3 International Maritime Organization. FAQ – Autonomous shipping. – URL:</w:t>
       </w:r>
       <w:r>
         <w:rPr>
@@ -5088,7 +5099,7 @@
         <w:rPr>
           <w:b w:val="0"/>
         </w:rPr>
-        <w:t xml:space="preserve">4 International Maritime Organization. Convention on the International Regulations for Preventing Collisions at Sea, 1972 (COLREGs) : official overview. — URL:</w:t>
+        <w:t xml:space="preserve">4 International Maritime Organization. Convention on the International Regulations for Preventing Collisions at Sea, 1972 (COLREGs) : official overview. – URL:</w:t>
       </w:r>
       <w:r>
         <w:rPr>
@@ -5125,7 +5136,7 @@
         <w:rPr>
           <w:b w:val="0"/>
         </w:rPr>
-        <w:t xml:space="preserve">5 International Maritime Organization. Guidelines for Voyage Planning : resolution A.893(21), adopted on 25 November 1999. — URL:</w:t>
+        <w:t xml:space="preserve">5 International Maritime Organization. Guidelines for Voyage Planning : resolution A.893(21), adopted on 25 November 1999. – URL:</w:t>
       </w:r>
       <w:r>
         <w:rPr>
@@ -5162,7 +5173,7 @@
         <w:rPr>
           <w:b w:val="0"/>
         </w:rPr>
-        <w:t xml:space="preserve">6 International Maritime Organization. Interim Guidelines for MASS Trials : MSC.1/Circ.1604, 14 June 2019. — URL:</w:t>
+        <w:t xml:space="preserve">6 International Maritime Organization. Interim Guidelines for MASS Trials : MSC.1/Circ.1604, 14 June 2019. – URL:</w:t>
       </w:r>
       <w:r>
         <w:rPr>
@@ -5199,7 +5210,7 @@
         <w:rPr>
           <w:b w:val="0"/>
         </w:rPr>
-        <w:t xml:space="preserve">7 Sitronics Group. Паромы ФГУП «Росморпорт» получили первые в России удостоверения морских автономных и дистанционно управляемых надводных судов. — 03.10.2023. — URL:</w:t>
+        <w:t xml:space="preserve">7 Sitronics Group. Паромы ФГУП «Росморпорт» получили первые в России удостоверения морских автономных и дистанционно управляемых надводных судов. – 03.10.2023. – URL:</w:t>
       </w:r>
       <w:r>
         <w:rPr>
@@ -5236,7 +5247,7 @@
         <w:rPr>
           <w:b w:val="0"/>
         </w:rPr>
-        <w:t xml:space="preserve">8 Sitronics Group. Компания Sitronics KT продемонстрировала автономное судовождение в реальных условиях. — 11.05.2021. — URL:</w:t>
+        <w:t xml:space="preserve">8 Sitronics Group. Компания Sitronics KT продемонстрировала автономное судовождение в реальных условиях. – 11.05.2021. – URL:</w:t>
       </w:r>
       <w:r>
         <w:rPr>
@@ -5273,7 +5284,7 @@
         <w:rPr>
           <w:b w:val="0"/>
         </w:rPr>
-        <w:t xml:space="preserve">9 Sitronics Group. В России началась коммерческая эксплуатация первого морского судна в режиме дистанционного управления: паром «Генерал Черняховский» начал автономный рейс. — 19.12.2023. — URL:</w:t>
+        <w:t xml:space="preserve">9 Sitronics Group. В России началась коммерческая эксплуатация первого морского судна в режиме дистанционного управления: паром «Генерал Черняховский» начал автономный рейс. – 19.12.2023. – URL:</w:t>
       </w:r>
       <w:r>
         <w:rPr>
@@ -5310,7 +5321,7 @@
         <w:rPr>
           <w:b w:val="0"/>
         </w:rPr>
-        <w:t xml:space="preserve">10 Sitronics Group. Безэкипажный катер Sitronics KT доставил бюллетени для голосования и избирательную документацию на островные территории Архангельской области. — 15.09.2026. — URL:</w:t>
+        <w:t xml:space="preserve">10 Sitronics Group. Безэкипажный катер Sitronics KT доставил бюллетени для голосования и избирательную документацию на островные территории Архангельской области. – 15.09.2026. – URL:</w:t>
       </w:r>
       <w:r>
         <w:rPr>
@@ -5347,7 +5358,7 @@
         <w:rPr>
           <w:b w:val="0"/>
         </w:rPr>
-        <w:t xml:space="preserve">11 Раздел 2. Принципы организации структуры МАНС : учебный материал [Электронный ресурс] // СДО «Фарватер». — [Б. г.]. — 24 с.</w:t>
+        <w:t xml:space="preserve">11 Раздел 2. Принципы организации структуры МАНС : учебный материал [Электронный ресурс] // СДО «Фарватер». – [Б. г.]. – 24 с.</w:t>
       </w:r>
     </w:p>
     <w:p>
@@ -5358,7 +5369,7 @@
         <w:rPr>
           <w:b w:val="0"/>
         </w:rPr>
-        <w:t xml:space="preserve">12 Раздел 4. Технические средства судовождения МАНС : учебный материал [Электронный ресурс] // СДО «Фарватер». — [Б. г.]. — 25 с.</w:t>
+        <w:t xml:space="preserve">12 Раздел 4. Технические средства судовождения МАНС : учебный материал [Электронный ресурс] // СДО «Фарватер». – [Б. г.]. – 25 с.</w:t>
       </w:r>
     </w:p>
     <w:p>
@@ -5369,7 +5380,7 @@
         <w:rPr>
           <w:b w:val="0"/>
         </w:rPr>
-        <w:t xml:space="preserve">13 Раздел 5. Информационные потоки МАНС : учебный материал [Электронный ресурс] // СДО «Фарватер». — [Б. г.]. — 49 с.</w:t>
+        <w:t xml:space="preserve">13 Раздел 5. Информационные потоки МАНС : учебный материал [Электронный ресурс] // СДО «Фарватер». – [Б. г.]. – 49 с.</w:t>
       </w:r>
     </w:p>
     <w:p>
@@ -5380,7 +5391,7 @@
         <w:rPr>
           <w:b w:val="0"/>
         </w:rPr>
-        <w:t xml:space="preserve">14 Раздел 3. Математические основы средств автономности судна : учебный материал [Электронный ресурс] // СДО «Фарватер». — [Б. г.]. — 69 с.</w:t>
+        <w:t xml:space="preserve">14 Раздел 3. Математические основы средств автономности судна : учебный материал [Электронный ресурс] // СДО «Фарватер». – [Б. г.]. – 69 с.</w:t>
       </w:r>
     </w:p>
     <w:p>
@@ -5391,7 +5402,7 @@
         <w:rPr>
           <w:b w:val="0"/>
         </w:rPr>
-        <w:t xml:space="preserve">15 Раздел 8. Управление МАНС : учебный материал [Электронный ресурс] // СДО «Фарватер». — [Б. г.]. — 18 с.</w:t>
+        <w:t xml:space="preserve">15 Раздел 8. Управление МАНС : учебный материал [Электронный ресурс] // СДО «Фарватер». – [Б. г.]. – 18 с.</w:t>
       </w:r>
     </w:p>
     <w:p>
@@ -5402,7 +5413,7 @@
         <w:rPr>
           <w:b w:val="0"/>
         </w:rPr>
-        <w:t xml:space="preserve">16 Раздел 7. Кибербезопасность : учебный материал [Электронный ресурс] // СДО «Фарватер». — [Б. г.]. — 35 с.</w:t>
+        <w:t xml:space="preserve">16 Раздел 7. Кибербезопасность : учебный материал [Электронный ресурс] // СДО «Фарватер». – [Б. г.]. – 35 с.</w:t>
       </w:r>
     </w:p>
     <w:p>
@@ -5413,7 +5424,7 @@
         <w:rPr>
           <w:b w:val="0"/>
         </w:rPr>
-        <w:t xml:space="preserve">17 Fossen T. I. Fossen’s Marine Craft Model [Электронный ресурс]. — URL:</w:t>
+        <w:t xml:space="preserve">17 Fossen T. I. Fossen’s Marine Craft Model [Электронный ресурс]. – URL:</w:t>
       </w:r>
       <w:r>
         <w:rPr>
@@ -5450,7 +5461,7 @@
         <w:rPr>
           <w:b w:val="0"/>
         </w:rPr>
-        <w:t xml:space="preserve">18 United States Coast Guard Navigation Center. Navigation Rules: Amalgamated [Электронный ресурс] : международные положения правил 3 и 5–9. — URL:</w:t>
+        <w:t xml:space="preserve">18 United States Coast Guard Navigation Center. Navigation Rules: Amalgamated [Электронный ресурс] : международные положения правил 3 и 5–9. – URL:</w:t>
       </w:r>
       <w:r>
         <w:rPr>
@@ -5487,7 +5498,7 @@
         <w:rPr>
           <w:b w:val="0"/>
         </w:rPr>
-        <w:t xml:space="preserve">19 Alamoush A. S., Ölçer A. I. Maritime Autonomous Surface Ships: Architecture for Autonomous Navigation Systems // Journal of Marine Science and Engineering. — 2025. — Vol. 13, no. 1. — Art. 122. — DOI: 10.3390/jmse13010122. — URL:</w:t>
+        <w:t xml:space="preserve">19 Alamoush A. S., Ölçer A. I. Maritime Autonomous Surface Ships: Architecture for Autonomous Navigation Systems // Journal of Marine Science and Engineering. – 2025. – Vol. 13, no. 1. – Art. 122. – DOI: 10.3390/jmse13010122. – URL:</w:t>
       </w:r>
       <w:r>
         <w:rPr>
@@ -5524,7 +5535,7 @@
         <w:rPr>
           <w:b w:val="0"/>
         </w:rPr>
-        <w:t xml:space="preserve">20 Международная морская организация. Введение в ИМО [Электронный ресурс]. — URL:</w:t>
+        <w:t xml:space="preserve">20 Международная морская организация. Введение в ИМО [Электронный ресурс]. – URL:</w:t>
       </w:r>
       <w:r>
         <w:rPr>
@@ -5561,7 +5572,7 @@
         <w:rPr>
           <w:b w:val="0"/>
         </w:rPr>
-        <w:t xml:space="preserve">21 Fossen T. I. Python Vehicle Simulator : README и исходный код [Электронный ресурс]. — Версия a93d1938ba1f, 26.09.2026. — URL:</w:t>
+        <w:t xml:space="preserve">21 Fossen T. I. Python Vehicle Simulator : README и исходный код [Электронный ресурс]. – Версия a93d1938ba1f, 26.09.2026. – URL:</w:t>
       </w:r>
       <w:r>
         <w:rPr>
